--- a/dokumentacija/MB_PR_33_2022_Katarina_Veljkovic_Bsch_Rad.docx
+++ b/dokumentacija/MB_PR_33_2022_Katarina_Veljkovic_Bsch_Rad.docx
@@ -62,10 +62,10 @@
                   <v:path o:extrusionok="f" gradientshapeok="t" o:connecttype="rect"/>
                   <o:lock v:ext="edit" aspectratio="t"/>
                 </v:shapetype>
-                <v:shape id="_x0000_i1025" type="#_x0000_t75" alt="" style="width:63.75pt;height:65.25pt;mso-width-percent:0;mso-height-percent:0;mso-width-percent:0;mso-height-percent:0" o:ole="" fillcolor="window">
+                <v:shape id="_x0000_i1025" type="#_x0000_t75" alt="" style="width:63.8pt;height:65.45pt;mso-width-percent:0;mso-height-percent:0;mso-width-percent:0;mso-height-percent:0" o:ole="" fillcolor="window">
                   <v:imagedata r:id="rId8" o:title=""/>
                 </v:shape>
-                <o:OLEObject Type="Embed" ProgID="CorelDraw.Graphic.7" ShapeID="_x0000_i1025" DrawAspect="Content" ObjectID="_1849023973" r:id="rId9"/>
+                <o:OLEObject Type="Embed" ProgID="CorelDraw.Graphic.7" ShapeID="_x0000_i1025" DrawAspect="Content" ObjectID="_1849069005" r:id="rId9"/>
               </w:object>
             </w:r>
           </w:p>
@@ -1942,7 +1942,17 @@
                 <w:spacing w:val="-4"/>
                 <w:sz w:val="13"/>
               </w:rPr>
-              <w:t>а/страна/ цитата/табела/слика/графика/прилога)</w:t>
+              <w:t>а/страна/</w:t>
+            </w:r>
+            <w:bookmarkStart w:id="0" w:name="_GoBack"/>
+            <w:bookmarkEnd w:id="0"/>
+            <w:r>
+              <w:rPr>
+                <w:rFonts w:ascii="Arial" w:hAnsi="Arial"/>
+                <w:spacing w:val="-4"/>
+                <w:sz w:val="13"/>
+              </w:rPr>
+              <w:t>цитата/табела/слика/графика/прилога)</w:t>
             </w:r>
           </w:p>
         </w:tc>
@@ -6417,6 +6427,7 @@
           <w:tab w:val="left" w:pos="6237"/>
         </w:tabs>
         <w:spacing w:before="120" w:after="60"/>
+        <w:ind w:left="-794"/>
         <w:jc w:val="left"/>
         <w:rPr>
           <w:rFonts w:ascii="Arial" w:hAnsi="Arial"/>
@@ -6559,6 +6570,7 @@
           <w:tab w:val="left" w:pos="6237"/>
         </w:tabs>
         <w:spacing w:before="120" w:after="60"/>
+        <w:ind w:left="-794"/>
         <w:rPr>
           <w:rFonts w:ascii="Arial" w:hAnsi="Arial"/>
           <w:b/>
@@ -7468,7 +7480,6 @@
           <w:docPartUnique/>
         </w:docPartObj>
       </w:sdtPr>
-      <w:sdtEndPr/>
       <w:sdtContent>
         <w:p>
           <w:pPr>
@@ -7513,7 +7524,7 @@
             </w:rPr>
             <w:fldChar w:fldCharType="separate"/>
           </w:r>
-          <w:hyperlink w:anchor="_Toc238411224" w:history="1">
+          <w:hyperlink w:anchor="_Toc238456185" w:history="1">
             <w:r>
               <w:rPr>
                 <w:rStyle w:val="Hyperlink"/>
@@ -7550,7 +7561,7 @@
               <w:rPr>
                 <w:webHidden/>
               </w:rPr>
-              <w:instrText xml:space="preserve"> PAGEREF _Toc238411224 \h </w:instrText>
+              <w:instrText xml:space="preserve"> PAGEREF _Toc238456185 \h </w:instrText>
             </w:r>
             <w:r>
               <w:rPr>
@@ -7586,7 +7597,7 @@
               <w:bCs w:val="0"/>
             </w:rPr>
           </w:pPr>
-          <w:hyperlink w:anchor="_Toc238411225" w:history="1">
+          <w:hyperlink w:anchor="_Toc238456186" w:history="1">
             <w:r>
               <w:rPr>
                 <w:rStyle w:val="Hyperlink"/>
@@ -7623,7 +7634,7 @@
               <w:rPr>
                 <w:webHidden/>
               </w:rPr>
-              <w:instrText xml:space="preserve"> PAGEREF _Toc238411225 \h </w:instrText>
+              <w:instrText xml:space="preserve"> PAGEREF _Toc238456186 \h </w:instrText>
             </w:r>
             <w:r>
               <w:rPr>
@@ -7657,7 +7668,7 @@
               <w:rFonts w:asciiTheme="minorHAnsi" w:eastAsiaTheme="minorEastAsia" w:hAnsiTheme="minorHAnsi" w:cstheme="minorBidi"/>
             </w:rPr>
           </w:pPr>
-          <w:hyperlink w:anchor="_Toc238411226" w:history="1">
+          <w:hyperlink w:anchor="_Toc238456187" w:history="1">
             <w:r>
               <w:rPr>
                 <w:rStyle w:val="Hyperlink"/>
@@ -7706,7 +7717,7 @@
               <w:rPr>
                 <w:webHidden/>
               </w:rPr>
-              <w:instrText xml:space="preserve"> PAGEREF _Toc238411226 \h </w:instrText>
+              <w:instrText xml:space="preserve"> PAGEREF _Toc238456187 \h </w:instrText>
             </w:r>
             <w:r>
               <w:rPr>
@@ -7740,7 +7751,7 @@
               <w:rFonts w:asciiTheme="minorHAnsi" w:eastAsiaTheme="minorEastAsia" w:hAnsiTheme="minorHAnsi" w:cstheme="minorBidi"/>
             </w:rPr>
           </w:pPr>
-          <w:hyperlink w:anchor="_Toc238411227" w:history="1">
+          <w:hyperlink w:anchor="_Toc238456188" w:history="1">
             <w:r>
               <w:rPr>
                 <w:rStyle w:val="Hyperlink"/>
@@ -7777,80 +7788,7 @@
               <w:rPr>
                 <w:webHidden/>
               </w:rPr>
-              <w:instrText xml:space="preserve"> PAGEREF _Toc238411227 \h </w:instrText>
-            </w:r>
-            <w:r>
-              <w:rPr>
-                <w:webHidden/>
-              </w:rPr>
-            </w:r>
-            <w:r>
-              <w:rPr>
-                <w:webHidden/>
-              </w:rPr>
-              <w:fldChar w:fldCharType="separate"/>
-            </w:r>
-            <w:r>
-              <w:rPr>
-                <w:webHidden/>
-              </w:rPr>
-              <w:t>4</w:t>
-            </w:r>
-            <w:r>
-              <w:rPr>
-                <w:webHidden/>
-              </w:rPr>
-              <w:fldChar w:fldCharType="end"/>
-            </w:r>
-          </w:hyperlink>
-          <w:bookmarkStart w:id="0" w:name="_GoBack"/>
-          <w:bookmarkEnd w:id="0"/>
-        </w:p>
-        <w:p>
-          <w:pPr>
-            <w:pStyle w:val="TOC3"/>
-            <w:rPr>
-              <w:rFonts w:asciiTheme="minorHAnsi" w:eastAsiaTheme="minorEastAsia" w:hAnsiTheme="minorHAnsi" w:cstheme="minorBidi"/>
-            </w:rPr>
-          </w:pPr>
-          <w:hyperlink w:anchor="_Toc238411228" w:history="1">
-            <w:r>
-              <w:rPr>
-                <w:rStyle w:val="Hyperlink"/>
-                <w:lang w:val="sr-Cyrl-RS"/>
-              </w:rPr>
-              <w:t xml:space="preserve">2.1.2 </w:t>
-            </w:r>
-            <w:r>
-              <w:rPr>
-                <w:rStyle w:val="Hyperlink"/>
-              </w:rPr>
-              <w:t xml:space="preserve">TCP </w:t>
-            </w:r>
-            <w:r>
-              <w:rPr>
-                <w:rStyle w:val="Hyperlink"/>
-                <w:i/>
-              </w:rPr>
-              <w:t>(Transmission Control Protocol)</w:t>
-            </w:r>
-            <w:r>
-              <w:rPr>
-                <w:webHidden/>
-              </w:rPr>
-              <w:tab/>
-            </w:r>
-            <w:r>
-              <w:rPr>
-                <w:webHidden/>
-              </w:rPr>
-              <w:fldChar w:fldCharType="begin"/>
-            </w:r>
-            <w:r>
-              <w:rPr>
-                <w:webHidden/>
-              </w:rPr>
-              <w:instrText xml:space="preserve"> PAGEREF _Toc238411228 \h </w:instrText>
+              <w:instrText xml:space="preserve"> PAGEREF _Toc238456188 \h </w:instrText>
             </w:r>
             <w:r>
               <w:rPr>
@@ -7884,19 +7822,26 @@
               <w:rFonts w:asciiTheme="minorHAnsi" w:eastAsiaTheme="minorEastAsia" w:hAnsiTheme="minorHAnsi" w:cstheme="minorBidi"/>
             </w:rPr>
           </w:pPr>
-          <w:hyperlink w:anchor="_Toc238411229" w:history="1">
+          <w:hyperlink w:anchor="_Toc238456189" w:history="1">
             <w:r>
               <w:rPr>
                 <w:rStyle w:val="Hyperlink"/>
                 <w:lang w:val="sr-Cyrl-RS"/>
               </w:rPr>
-              <w:t xml:space="preserve">2.1.3  </w:t>
+              <w:t xml:space="preserve">2.1.2 </w:t>
             </w:r>
             <w:r>
               <w:rPr>
                 <w:rStyle w:val="Hyperlink"/>
               </w:rPr>
-              <w:t>Сличнoсти и разлике између TCP и UDP</w:t>
+              <w:t xml:space="preserve">TCP </w:t>
+            </w:r>
+            <w:r>
+              <w:rPr>
+                <w:rStyle w:val="Hyperlink"/>
+                <w:i/>
+              </w:rPr>
+              <w:t>(Transmission Control Protocol)</w:t>
             </w:r>
             <w:r>
               <w:rPr>
@@ -7914,7 +7859,7 @@
               <w:rPr>
                 <w:webHidden/>
               </w:rPr>
-              <w:instrText xml:space="preserve"> PAGEREF _Toc238411229 \h </w:instrText>
+              <w:instrText xml:space="preserve"> PAGEREF _Toc238456189 \h </w:instrText>
             </w:r>
             <w:r>
               <w:rPr>
@@ -7931,7 +7876,7 @@
               <w:rPr>
                 <w:webHidden/>
               </w:rPr>
-              <w:t>5</w:t>
+              <w:t>4</w:t>
             </w:r>
             <w:r>
               <w:rPr>
@@ -7948,19 +7893,19 @@
               <w:rFonts w:asciiTheme="minorHAnsi" w:eastAsiaTheme="minorEastAsia" w:hAnsiTheme="minorHAnsi" w:cstheme="minorBidi"/>
             </w:rPr>
           </w:pPr>
-          <w:hyperlink w:anchor="_Toc238411230" w:history="1">
-            <w:r>
-              <w:rPr>
-                <w:rStyle w:val="Hyperlink"/>
-              </w:rPr>
-              <w:t>2.2</w:t>
-            </w:r>
+          <w:hyperlink w:anchor="_Toc238456190" w:history="1">
             <w:r>
               <w:rPr>
                 <w:rStyle w:val="Hyperlink"/>
                 <w:lang w:val="sr-Cyrl-RS"/>
               </w:rPr>
-              <w:t xml:space="preserve"> Криптографска заштита порука: AES-256</w:t>
+              <w:t xml:space="preserve">2.1.3 </w:t>
+            </w:r>
+            <w:r>
+              <w:rPr>
+                <w:rStyle w:val="Hyperlink"/>
+              </w:rPr>
+              <w:t>Сличнoсти и разлике између TCP и UDP</w:t>
             </w:r>
             <w:r>
               <w:rPr>
@@ -7978,7 +7923,7 @@
               <w:rPr>
                 <w:webHidden/>
               </w:rPr>
-              <w:instrText xml:space="preserve"> PAGEREF _Toc238411230 \h </w:instrText>
+              <w:instrText xml:space="preserve"> PAGEREF _Toc238456190 \h </w:instrText>
             </w:r>
             <w:r>
               <w:rPr>
@@ -8012,19 +7957,19 @@
               <w:rFonts w:asciiTheme="minorHAnsi" w:eastAsiaTheme="minorEastAsia" w:hAnsiTheme="minorHAnsi" w:cstheme="minorBidi"/>
             </w:rPr>
           </w:pPr>
-          <w:hyperlink w:anchor="_Toc238411231" w:history="1">
+          <w:hyperlink w:anchor="_Toc238456191" w:history="1">
+            <w:r>
+              <w:rPr>
+                <w:rStyle w:val="Hyperlink"/>
+              </w:rPr>
+              <w:t>2.2</w:t>
+            </w:r>
             <w:r>
               <w:rPr>
                 <w:rStyle w:val="Hyperlink"/>
                 <w:lang w:val="sr-Cyrl-RS"/>
               </w:rPr>
-              <w:t xml:space="preserve">2.2.1 </w:t>
-            </w:r>
-            <w:r>
-              <w:rPr>
-                <w:rStyle w:val="Hyperlink"/>
-              </w:rPr>
-              <w:t>Принцип рада AES алгоритма</w:t>
+              <w:t xml:space="preserve"> Криптографска заштита порука: AES-256</w:t>
             </w:r>
             <w:r>
               <w:rPr>
@@ -8042,7 +7987,7 @@
               <w:rPr>
                 <w:webHidden/>
               </w:rPr>
-              <w:instrText xml:space="preserve"> PAGEREF _Toc238411231 \h </w:instrText>
+              <w:instrText xml:space="preserve"> PAGEREF _Toc238456191 \h </w:instrText>
             </w:r>
             <w:r>
               <w:rPr>
@@ -8076,12 +8021,76 @@
               <w:rFonts w:asciiTheme="minorHAnsi" w:eastAsiaTheme="minorEastAsia" w:hAnsiTheme="minorHAnsi" w:cstheme="minorBidi"/>
             </w:rPr>
           </w:pPr>
-          <w:hyperlink w:anchor="_Toc238411232" w:history="1">
+          <w:hyperlink w:anchor="_Toc238456192" w:history="1">
             <w:r>
               <w:rPr>
                 <w:rStyle w:val="Hyperlink"/>
                 <w:lang w:val="sr-Cyrl-RS"/>
               </w:rPr>
+              <w:t xml:space="preserve">2.2.1 </w:t>
+            </w:r>
+            <w:r>
+              <w:rPr>
+                <w:rStyle w:val="Hyperlink"/>
+              </w:rPr>
+              <w:t>Принцип рада AES алгоритма</w:t>
+            </w:r>
+            <w:r>
+              <w:rPr>
+                <w:webHidden/>
+              </w:rPr>
+              <w:tab/>
+            </w:r>
+            <w:r>
+              <w:rPr>
+                <w:webHidden/>
+              </w:rPr>
+              <w:fldChar w:fldCharType="begin"/>
+            </w:r>
+            <w:r>
+              <w:rPr>
+                <w:webHidden/>
+              </w:rPr>
+              <w:instrText xml:space="preserve"> PAGEREF _Toc238456192 \h </w:instrText>
+            </w:r>
+            <w:r>
+              <w:rPr>
+                <w:webHidden/>
+              </w:rPr>
+            </w:r>
+            <w:r>
+              <w:rPr>
+                <w:webHidden/>
+              </w:rPr>
+              <w:fldChar w:fldCharType="separate"/>
+            </w:r>
+            <w:r>
+              <w:rPr>
+                <w:webHidden/>
+              </w:rPr>
+              <w:t>5</w:t>
+            </w:r>
+            <w:r>
+              <w:rPr>
+                <w:webHidden/>
+              </w:rPr>
+              <w:fldChar w:fldCharType="end"/>
+            </w:r>
+          </w:hyperlink>
+        </w:p>
+        <w:p>
+          <w:pPr>
+            <w:pStyle w:val="TOC3"/>
+            <w:rPr>
+              <w:rFonts w:asciiTheme="minorHAnsi" w:eastAsiaTheme="minorEastAsia" w:hAnsiTheme="minorHAnsi" w:cstheme="minorBidi"/>
+            </w:rPr>
+          </w:pPr>
+          <w:hyperlink w:anchor="_Toc238456193" w:history="1">
+            <w:r>
+              <w:rPr>
+                <w:rStyle w:val="Hyperlink"/>
+                <w:lang w:val="sr-Cyrl-RS"/>
+              </w:rPr>
               <w:t xml:space="preserve">2.2.2 </w:t>
             </w:r>
             <w:r>
@@ -8106,7 +8115,7 @@
               <w:rPr>
                 <w:webHidden/>
               </w:rPr>
-              <w:instrText xml:space="preserve"> PAGEREF _Toc238411232 \h </w:instrText>
+              <w:instrText xml:space="preserve"> PAGEREF _Toc238456193 \h </w:instrText>
             </w:r>
             <w:r>
               <w:rPr>
@@ -8142,7 +8151,7 @@
               <w:bCs w:val="0"/>
             </w:rPr>
           </w:pPr>
-          <w:hyperlink w:anchor="_Toc238411233" w:history="1">
+          <w:hyperlink w:anchor="_Toc238456194" w:history="1">
             <w:r>
               <w:rPr>
                 <w:rStyle w:val="Hyperlink"/>
@@ -8180,7 +8189,7 @@
               <w:rPr>
                 <w:webHidden/>
               </w:rPr>
-              <w:instrText xml:space="preserve"> PAGEREF _Toc238411233 \h </w:instrText>
+              <w:instrText xml:space="preserve"> PAGEREF _Toc238456194 \h </w:instrText>
             </w:r>
             <w:r>
               <w:rPr>
@@ -8214,7 +8223,7 @@
               <w:rFonts w:asciiTheme="minorHAnsi" w:eastAsiaTheme="minorEastAsia" w:hAnsiTheme="minorHAnsi" w:cstheme="minorBidi"/>
             </w:rPr>
           </w:pPr>
-          <w:hyperlink w:anchor="_Toc238411234" w:history="1">
+          <w:hyperlink w:anchor="_Toc238456195" w:history="1">
             <w:r>
               <w:rPr>
                 <w:rStyle w:val="Hyperlink"/>
@@ -8244,7 +8253,7 @@
               <w:rPr>
                 <w:webHidden/>
               </w:rPr>
-              <w:instrText xml:space="preserve"> PAGEREF _Toc238411234 \h </w:instrText>
+              <w:instrText xml:space="preserve"> PAGEREF _Toc238456195 \h </w:instrText>
             </w:r>
             <w:r>
               <w:rPr>
@@ -8278,7 +8287,7 @@
               <w:rFonts w:asciiTheme="minorHAnsi" w:eastAsiaTheme="minorEastAsia" w:hAnsiTheme="minorHAnsi" w:cstheme="minorBidi"/>
             </w:rPr>
           </w:pPr>
-          <w:hyperlink w:anchor="_Toc238411235" w:history="1">
+          <w:hyperlink w:anchor="_Toc238456196" w:history="1">
             <w:r>
               <w:rPr>
                 <w:rStyle w:val="Hyperlink"/>
@@ -8302,7 +8311,7 @@
               <w:rPr>
                 <w:webHidden/>
               </w:rPr>
-              <w:instrText xml:space="preserve"> PAGEREF _Toc238411235 \h </w:instrText>
+              <w:instrText xml:space="preserve"> PAGEREF _Toc238456196 \h </w:instrText>
             </w:r>
             <w:r>
               <w:rPr>
@@ -8336,7 +8345,7 @@
               <w:rFonts w:asciiTheme="minorHAnsi" w:eastAsiaTheme="minorEastAsia" w:hAnsiTheme="minorHAnsi" w:cstheme="minorBidi"/>
             </w:rPr>
           </w:pPr>
-          <w:hyperlink w:anchor="_Toc238411236" w:history="1">
+          <w:hyperlink w:anchor="_Toc238456197" w:history="1">
             <w:r>
               <w:rPr>
                 <w:rStyle w:val="Hyperlink"/>
@@ -8360,7 +8369,7 @@
               <w:rPr>
                 <w:webHidden/>
               </w:rPr>
-              <w:instrText xml:space="preserve"> PAGEREF _Toc238411236 \h </w:instrText>
+              <w:instrText xml:space="preserve"> PAGEREF _Toc238456197 \h </w:instrText>
             </w:r>
             <w:r>
               <w:rPr>
@@ -8394,7 +8403,7 @@
               <w:rFonts w:asciiTheme="minorHAnsi" w:eastAsiaTheme="minorEastAsia" w:hAnsiTheme="minorHAnsi" w:cstheme="minorBidi"/>
             </w:rPr>
           </w:pPr>
-          <w:hyperlink w:anchor="_Toc238411237" w:history="1">
+          <w:hyperlink w:anchor="_Toc238456198" w:history="1">
             <w:r>
               <w:rPr>
                 <w:rStyle w:val="Hyperlink"/>
@@ -8424,7 +8433,7 @@
               <w:rPr>
                 <w:webHidden/>
               </w:rPr>
-              <w:instrText xml:space="preserve"> PAGEREF _Toc238411237 \h </w:instrText>
+              <w:instrText xml:space="preserve"> PAGEREF _Toc238456198 \h </w:instrText>
             </w:r>
             <w:r>
               <w:rPr>
@@ -8458,7 +8467,7 @@
               <w:rFonts w:asciiTheme="minorHAnsi" w:eastAsiaTheme="minorEastAsia" w:hAnsiTheme="minorHAnsi" w:cstheme="minorBidi"/>
             </w:rPr>
           </w:pPr>
-          <w:hyperlink w:anchor="_Toc238411238" w:history="1">
+          <w:hyperlink w:anchor="_Toc238456199" w:history="1">
             <w:r>
               <w:rPr>
                 <w:rStyle w:val="Hyperlink"/>
@@ -8488,7 +8497,7 @@
               <w:rPr>
                 <w:webHidden/>
               </w:rPr>
-              <w:instrText xml:space="preserve"> PAGEREF _Toc238411238 \h </w:instrText>
+              <w:instrText xml:space="preserve"> PAGEREF _Toc238456199 \h </w:instrText>
             </w:r>
             <w:r>
               <w:rPr>
@@ -8522,7 +8531,7 @@
               <w:rFonts w:asciiTheme="minorHAnsi" w:eastAsiaTheme="minorEastAsia" w:hAnsiTheme="minorHAnsi" w:cstheme="minorBidi"/>
             </w:rPr>
           </w:pPr>
-          <w:hyperlink w:anchor="_Toc238411239" w:history="1">
+          <w:hyperlink w:anchor="_Toc238456200" w:history="1">
             <w:r>
               <w:rPr>
                 <w:rStyle w:val="Hyperlink"/>
@@ -8552,7 +8561,7 @@
               <w:rPr>
                 <w:webHidden/>
               </w:rPr>
-              <w:instrText xml:space="preserve"> PAGEREF _Toc238411239 \h </w:instrText>
+              <w:instrText xml:space="preserve"> PAGEREF _Toc238456200 \h </w:instrText>
             </w:r>
             <w:r>
               <w:rPr>
@@ -8586,7 +8595,7 @@
               <w:rFonts w:asciiTheme="minorHAnsi" w:eastAsiaTheme="minorEastAsia" w:hAnsiTheme="minorHAnsi" w:cstheme="minorBidi"/>
             </w:rPr>
           </w:pPr>
-          <w:hyperlink w:anchor="_Toc238411240" w:history="1">
+          <w:hyperlink w:anchor="_Toc238456201" w:history="1">
             <w:r>
               <w:rPr>
                 <w:rStyle w:val="Hyperlink"/>
@@ -8629,7 +8638,7 @@
               <w:rPr>
                 <w:webHidden/>
               </w:rPr>
-              <w:instrText xml:space="preserve"> PAGEREF _Toc238411240 \h </w:instrText>
+              <w:instrText xml:space="preserve"> PAGEREF _Toc238456201 \h </w:instrText>
             </w:r>
             <w:r>
               <w:rPr>
@@ -8663,7 +8672,7 @@
               <w:rFonts w:asciiTheme="minorHAnsi" w:eastAsiaTheme="minorEastAsia" w:hAnsiTheme="minorHAnsi" w:cstheme="minorBidi"/>
             </w:rPr>
           </w:pPr>
-          <w:hyperlink w:anchor="_Toc238411241" w:history="1">
+          <w:hyperlink w:anchor="_Toc238456202" w:history="1">
             <w:r>
               <w:rPr>
                 <w:rStyle w:val="Hyperlink"/>
@@ -8693,7 +8702,7 @@
               <w:rPr>
                 <w:webHidden/>
               </w:rPr>
-              <w:instrText xml:space="preserve"> PAGEREF _Toc238411241 \h </w:instrText>
+              <w:instrText xml:space="preserve"> PAGEREF _Toc238456202 \h </w:instrText>
             </w:r>
             <w:r>
               <w:rPr>
@@ -8727,7 +8736,7 @@
               <w:rFonts w:asciiTheme="minorHAnsi" w:eastAsiaTheme="minorEastAsia" w:hAnsiTheme="minorHAnsi" w:cstheme="minorBidi"/>
             </w:rPr>
           </w:pPr>
-          <w:hyperlink w:anchor="_Toc238411242" w:history="1">
+          <w:hyperlink w:anchor="_Toc238456203" w:history="1">
             <w:r>
               <w:rPr>
                 <w:rStyle w:val="Hyperlink"/>
@@ -8757,7 +8766,7 @@
               <w:rPr>
                 <w:webHidden/>
               </w:rPr>
-              <w:instrText xml:space="preserve"> PAGEREF _Toc238411242 \h </w:instrText>
+              <w:instrText xml:space="preserve"> PAGEREF _Toc238456203 \h </w:instrText>
             </w:r>
             <w:r>
               <w:rPr>
@@ -8793,7 +8802,7 @@
               <w:bCs w:val="0"/>
             </w:rPr>
           </w:pPr>
-          <w:hyperlink w:anchor="_Toc238411243" w:history="1">
+          <w:hyperlink w:anchor="_Toc238456204" w:history="1">
             <w:r>
               <w:rPr>
                 <w:rStyle w:val="Hyperlink"/>
@@ -8832,7 +8841,7 @@
               <w:rPr>
                 <w:webHidden/>
               </w:rPr>
-              <w:instrText xml:space="preserve"> PAGEREF _Toc238411243 \h </w:instrText>
+              <w:instrText xml:space="preserve"> PAGEREF _Toc238456204 \h </w:instrText>
             </w:r>
             <w:r>
               <w:rPr>
@@ -8866,7 +8875,7 @@
               <w:rFonts w:asciiTheme="minorHAnsi" w:eastAsiaTheme="minorEastAsia" w:hAnsiTheme="minorHAnsi" w:cstheme="minorBidi"/>
             </w:rPr>
           </w:pPr>
-          <w:hyperlink w:anchor="_Toc238411244" w:history="1">
+          <w:hyperlink w:anchor="_Toc238456205" w:history="1">
             <w:r>
               <w:rPr>
                 <w:rStyle w:val="Hyperlink"/>
@@ -8896,7 +8905,7 @@
               <w:rPr>
                 <w:webHidden/>
               </w:rPr>
-              <w:instrText xml:space="preserve"> PAGEREF _Toc238411244 \h </w:instrText>
+              <w:instrText xml:space="preserve"> PAGEREF _Toc238456205 \h </w:instrText>
             </w:r>
             <w:r>
               <w:rPr>
@@ -8930,7 +8939,7 @@
               <w:rFonts w:asciiTheme="minorHAnsi" w:eastAsiaTheme="minorEastAsia" w:hAnsiTheme="minorHAnsi" w:cstheme="minorBidi"/>
             </w:rPr>
           </w:pPr>
-          <w:hyperlink w:anchor="_Toc238411245" w:history="1">
+          <w:hyperlink w:anchor="_Toc238456206" w:history="1">
             <w:r>
               <w:rPr>
                 <w:rStyle w:val="Hyperlink"/>
@@ -8954,7 +8963,7 @@
               <w:rPr>
                 <w:webHidden/>
               </w:rPr>
-              <w:instrText xml:space="preserve"> PAGEREF _Toc238411245 \h </w:instrText>
+              <w:instrText xml:space="preserve"> PAGEREF _Toc238456206 \h </w:instrText>
             </w:r>
             <w:r>
               <w:rPr>
@@ -8988,7 +8997,7 @@
               <w:rFonts w:asciiTheme="minorHAnsi" w:eastAsiaTheme="minorEastAsia" w:hAnsiTheme="minorHAnsi" w:cstheme="minorBidi"/>
             </w:rPr>
           </w:pPr>
-          <w:hyperlink w:anchor="_Toc238411246" w:history="1">
+          <w:hyperlink w:anchor="_Toc238456207" w:history="1">
             <w:r>
               <w:rPr>
                 <w:rStyle w:val="Hyperlink"/>
@@ -9025,7 +9034,7 @@
               <w:rPr>
                 <w:webHidden/>
               </w:rPr>
-              <w:instrText xml:space="preserve"> PAGEREF _Toc238411246 \h </w:instrText>
+              <w:instrText xml:space="preserve"> PAGEREF _Toc238456207 \h </w:instrText>
             </w:r>
             <w:r>
               <w:rPr>
@@ -9059,7 +9068,7 @@
               <w:rFonts w:asciiTheme="minorHAnsi" w:eastAsiaTheme="minorEastAsia" w:hAnsiTheme="minorHAnsi" w:cstheme="minorBidi"/>
             </w:rPr>
           </w:pPr>
-          <w:hyperlink w:anchor="_Toc238411247" w:history="1">
+          <w:hyperlink w:anchor="_Toc238456208" w:history="1">
             <w:r>
               <w:rPr>
                 <w:rStyle w:val="Hyperlink"/>
@@ -9096,7 +9105,7 @@
               <w:rPr>
                 <w:webHidden/>
               </w:rPr>
-              <w:instrText xml:space="preserve"> PAGEREF _Toc238411247 \h </w:instrText>
+              <w:instrText xml:space="preserve"> PAGEREF _Toc238456208 \h </w:instrText>
             </w:r>
             <w:r>
               <w:rPr>
@@ -9130,7 +9139,7 @@
               <w:rFonts w:asciiTheme="minorHAnsi" w:eastAsiaTheme="minorEastAsia" w:hAnsiTheme="minorHAnsi" w:cstheme="minorBidi"/>
             </w:rPr>
           </w:pPr>
-          <w:hyperlink w:anchor="_Toc238411248" w:history="1">
+          <w:hyperlink w:anchor="_Toc238456209" w:history="1">
             <w:r>
               <w:rPr>
                 <w:rStyle w:val="Hyperlink"/>
@@ -9167,7 +9176,7 @@
               <w:rPr>
                 <w:webHidden/>
               </w:rPr>
-              <w:instrText xml:space="preserve"> PAGEREF _Toc238411248 \h </w:instrText>
+              <w:instrText xml:space="preserve"> PAGEREF _Toc238456209 \h </w:instrText>
             </w:r>
             <w:r>
               <w:rPr>
@@ -9201,7 +9210,7 @@
               <w:rFonts w:asciiTheme="minorHAnsi" w:eastAsiaTheme="minorEastAsia" w:hAnsiTheme="minorHAnsi" w:cstheme="minorBidi"/>
             </w:rPr>
           </w:pPr>
-          <w:hyperlink w:anchor="_Toc238411249" w:history="1">
+          <w:hyperlink w:anchor="_Toc238456210" w:history="1">
             <w:r>
               <w:rPr>
                 <w:rStyle w:val="Hyperlink"/>
@@ -9244,7 +9253,7 @@
               <w:rPr>
                 <w:webHidden/>
               </w:rPr>
-              <w:instrText xml:space="preserve"> PAGEREF _Toc238411249 \h </w:instrText>
+              <w:instrText xml:space="preserve"> PAGEREF _Toc238456210 \h </w:instrText>
             </w:r>
             <w:r>
               <w:rPr>
@@ -9278,7 +9287,7 @@
               <w:rFonts w:asciiTheme="minorHAnsi" w:eastAsiaTheme="minorEastAsia" w:hAnsiTheme="minorHAnsi" w:cstheme="minorBidi"/>
             </w:rPr>
           </w:pPr>
-          <w:hyperlink w:anchor="_Toc238411250" w:history="1">
+          <w:hyperlink w:anchor="_Toc238456211" w:history="1">
             <w:r>
               <w:rPr>
                 <w:rStyle w:val="Hyperlink"/>
@@ -9302,7 +9311,7 @@
               <w:rPr>
                 <w:webHidden/>
               </w:rPr>
-              <w:instrText xml:space="preserve"> PAGEREF _Toc238411250 \h </w:instrText>
+              <w:instrText xml:space="preserve"> PAGEREF _Toc238456211 \h </w:instrText>
             </w:r>
             <w:r>
               <w:rPr>
@@ -9336,7 +9345,7 @@
               <w:rFonts w:asciiTheme="minorHAnsi" w:eastAsiaTheme="minorEastAsia" w:hAnsiTheme="minorHAnsi" w:cstheme="minorBidi"/>
             </w:rPr>
           </w:pPr>
-          <w:hyperlink w:anchor="_Toc238411251" w:history="1">
+          <w:hyperlink w:anchor="_Toc238456212" w:history="1">
             <w:r>
               <w:rPr>
                 <w:rStyle w:val="Hyperlink"/>
@@ -9366,7 +9375,7 @@
               <w:rPr>
                 <w:webHidden/>
               </w:rPr>
-              <w:instrText xml:space="preserve"> PAGEREF _Toc238411251 \h </w:instrText>
+              <w:instrText xml:space="preserve"> PAGEREF _Toc238456212 \h </w:instrText>
             </w:r>
             <w:r>
               <w:rPr>
@@ -9400,7 +9409,7 @@
               <w:rFonts w:asciiTheme="minorHAnsi" w:eastAsiaTheme="minorEastAsia" w:hAnsiTheme="minorHAnsi" w:cstheme="minorBidi"/>
             </w:rPr>
           </w:pPr>
-          <w:hyperlink w:anchor="_Toc238411252" w:history="1">
+          <w:hyperlink w:anchor="_Toc238456213" w:history="1">
             <w:r>
               <w:rPr>
                 <w:rStyle w:val="Hyperlink"/>
@@ -9430,7 +9439,7 @@
               <w:rPr>
                 <w:webHidden/>
               </w:rPr>
-              <w:instrText xml:space="preserve"> PAGEREF _Toc238411252 \h </w:instrText>
+              <w:instrText xml:space="preserve"> PAGEREF _Toc238456213 \h </w:instrText>
             </w:r>
             <w:r>
               <w:rPr>
@@ -9464,7 +9473,7 @@
               <w:rFonts w:asciiTheme="minorHAnsi" w:eastAsiaTheme="minorEastAsia" w:hAnsiTheme="minorHAnsi" w:cstheme="minorBidi"/>
             </w:rPr>
           </w:pPr>
-          <w:hyperlink w:anchor="_Toc238411253" w:history="1">
+          <w:hyperlink w:anchor="_Toc238456214" w:history="1">
             <w:r>
               <w:rPr>
                 <w:rStyle w:val="Hyperlink"/>
@@ -9488,7 +9497,7 @@
               <w:rPr>
                 <w:webHidden/>
               </w:rPr>
-              <w:instrText xml:space="preserve"> PAGEREF _Toc238411253 \h </w:instrText>
+              <w:instrText xml:space="preserve"> PAGEREF _Toc238456214 \h </w:instrText>
             </w:r>
             <w:r>
               <w:rPr>
@@ -9522,7 +9531,7 @@
               <w:rFonts w:asciiTheme="minorHAnsi" w:eastAsiaTheme="minorEastAsia" w:hAnsiTheme="minorHAnsi" w:cstheme="minorBidi"/>
             </w:rPr>
           </w:pPr>
-          <w:hyperlink w:anchor="_Toc238411254" w:history="1">
+          <w:hyperlink w:anchor="_Toc238456215" w:history="1">
             <w:r>
               <w:rPr>
                 <w:rStyle w:val="Hyperlink"/>
@@ -9558,7 +9567,7 @@
               <w:rPr>
                 <w:webHidden/>
               </w:rPr>
-              <w:instrText xml:space="preserve"> PAGEREF _Toc238411254 \h </w:instrText>
+              <w:instrText xml:space="preserve"> PAGEREF _Toc238456215 \h </w:instrText>
             </w:r>
             <w:r>
               <w:rPr>
@@ -9592,7 +9601,7 @@
               <w:rFonts w:asciiTheme="minorHAnsi" w:eastAsiaTheme="minorEastAsia" w:hAnsiTheme="minorHAnsi" w:cstheme="minorBidi"/>
             </w:rPr>
           </w:pPr>
-          <w:hyperlink w:anchor="_Toc238411255" w:history="1">
+          <w:hyperlink w:anchor="_Toc238456216" w:history="1">
             <w:r>
               <w:rPr>
                 <w:rStyle w:val="Hyperlink"/>
@@ -9635,7 +9644,7 @@
               <w:rPr>
                 <w:webHidden/>
               </w:rPr>
-              <w:instrText xml:space="preserve"> PAGEREF _Toc238411255 \h </w:instrText>
+              <w:instrText xml:space="preserve"> PAGEREF _Toc238456216 \h </w:instrText>
             </w:r>
             <w:r>
               <w:rPr>
@@ -9671,7 +9680,7 @@
               <w:bCs w:val="0"/>
             </w:rPr>
           </w:pPr>
-          <w:hyperlink w:anchor="_Toc238411256" w:history="1">
+          <w:hyperlink w:anchor="_Toc238456217" w:history="1">
             <w:r>
               <w:rPr>
                 <w:rStyle w:val="Hyperlink"/>
@@ -9709,7 +9718,7 @@
               <w:rPr>
                 <w:webHidden/>
               </w:rPr>
-              <w:instrText xml:space="preserve"> PAGEREF _Toc238411256 \h </w:instrText>
+              <w:instrText xml:space="preserve"> PAGEREF _Toc238456217 \h </w:instrText>
             </w:r>
             <w:r>
               <w:rPr>
@@ -9743,7 +9752,7 @@
               <w:rFonts w:asciiTheme="minorHAnsi" w:eastAsiaTheme="minorEastAsia" w:hAnsiTheme="minorHAnsi" w:cstheme="minorBidi"/>
             </w:rPr>
           </w:pPr>
-          <w:hyperlink w:anchor="_Toc238411257" w:history="1">
+          <w:hyperlink w:anchor="_Toc238456218" w:history="1">
             <w:r>
               <w:rPr>
                 <w:rStyle w:val="Hyperlink"/>
@@ -9780,7 +9789,7 @@
               <w:rPr>
                 <w:webHidden/>
               </w:rPr>
-              <w:instrText xml:space="preserve"> PAGEREF _Toc238411257 \h </w:instrText>
+              <w:instrText xml:space="preserve"> PAGEREF _Toc238456218 \h </w:instrText>
             </w:r>
             <w:r>
               <w:rPr>
@@ -9814,7 +9823,7 @@
               <w:rFonts w:asciiTheme="minorHAnsi" w:eastAsiaTheme="minorEastAsia" w:hAnsiTheme="minorHAnsi" w:cstheme="minorBidi"/>
             </w:rPr>
           </w:pPr>
-          <w:hyperlink w:anchor="_Toc238411258" w:history="1">
+          <w:hyperlink w:anchor="_Toc238456219" w:history="1">
             <w:r>
               <w:rPr>
                 <w:rStyle w:val="Hyperlink"/>
@@ -9838,7 +9847,7 @@
               <w:rPr>
                 <w:webHidden/>
               </w:rPr>
-              <w:instrText xml:space="preserve"> PAGEREF _Toc238411258 \h </w:instrText>
+              <w:instrText xml:space="preserve"> PAGEREF _Toc238456219 \h </w:instrText>
             </w:r>
             <w:r>
               <w:rPr>
@@ -9872,7 +9881,7 @@
               <w:rFonts w:asciiTheme="minorHAnsi" w:eastAsiaTheme="minorEastAsia" w:hAnsiTheme="minorHAnsi" w:cstheme="minorBidi"/>
             </w:rPr>
           </w:pPr>
-          <w:hyperlink w:anchor="_Toc238411259" w:history="1">
+          <w:hyperlink w:anchor="_Toc238456220" w:history="1">
             <w:r>
               <w:rPr>
                 <w:rStyle w:val="Hyperlink"/>
@@ -9896,7 +9905,7 @@
               <w:rPr>
                 <w:webHidden/>
               </w:rPr>
-              <w:instrText xml:space="preserve"> PAGEREF _Toc238411259 \h </w:instrText>
+              <w:instrText xml:space="preserve"> PAGEREF _Toc238456220 \h </w:instrText>
             </w:r>
             <w:r>
               <w:rPr>
@@ -9930,7 +9939,7 @@
               <w:rFonts w:asciiTheme="minorHAnsi" w:eastAsiaTheme="minorEastAsia" w:hAnsiTheme="minorHAnsi" w:cstheme="minorBidi"/>
             </w:rPr>
           </w:pPr>
-          <w:hyperlink w:anchor="_Toc238411260" w:history="1">
+          <w:hyperlink w:anchor="_Toc238456221" w:history="1">
             <w:r>
               <w:rPr>
                 <w:rStyle w:val="Hyperlink"/>
@@ -9960,7 +9969,7 @@
               <w:rPr>
                 <w:webHidden/>
               </w:rPr>
-              <w:instrText xml:space="preserve"> PAGEREF _Toc238411260 \h </w:instrText>
+              <w:instrText xml:space="preserve"> PAGEREF _Toc238456221 \h </w:instrText>
             </w:r>
             <w:r>
               <w:rPr>
@@ -9994,7 +10003,7 @@
               <w:rFonts w:asciiTheme="minorHAnsi" w:eastAsiaTheme="minorEastAsia" w:hAnsiTheme="minorHAnsi" w:cstheme="minorBidi"/>
             </w:rPr>
           </w:pPr>
-          <w:hyperlink w:anchor="_Toc238411261" w:history="1">
+          <w:hyperlink w:anchor="_Toc238456222" w:history="1">
             <w:r>
               <w:rPr>
                 <w:rStyle w:val="Hyperlink"/>
@@ -10018,7 +10027,7 @@
               <w:rPr>
                 <w:webHidden/>
               </w:rPr>
-              <w:instrText xml:space="preserve"> PAGEREF _Toc238411261 \h </w:instrText>
+              <w:instrText xml:space="preserve"> PAGEREF _Toc238456222 \h </w:instrText>
             </w:r>
             <w:r>
               <w:rPr>
@@ -10054,7 +10063,7 @@
               <w:bCs w:val="0"/>
             </w:rPr>
           </w:pPr>
-          <w:hyperlink w:anchor="_Toc238411262" w:history="1">
+          <w:hyperlink w:anchor="_Toc238456223" w:history="1">
             <w:r>
               <w:rPr>
                 <w:rStyle w:val="Hyperlink"/>
@@ -10093,7 +10102,7 @@
               <w:rPr>
                 <w:webHidden/>
               </w:rPr>
-              <w:instrText xml:space="preserve"> PAGEREF _Toc238411262 \h </w:instrText>
+              <w:instrText xml:space="preserve"> PAGEREF _Toc238456223 \h </w:instrText>
             </w:r>
             <w:r>
               <w:rPr>
@@ -10127,7 +10136,7 @@
               <w:rFonts w:asciiTheme="minorHAnsi" w:eastAsiaTheme="minorEastAsia" w:hAnsiTheme="minorHAnsi" w:cstheme="minorBidi"/>
             </w:rPr>
           </w:pPr>
-          <w:hyperlink w:anchor="_Toc238411263" w:history="1">
+          <w:hyperlink w:anchor="_Toc238456224" w:history="1">
             <w:r>
               <w:rPr>
                 <w:rStyle w:val="Hyperlink"/>
@@ -10151,7 +10160,7 @@
               <w:rPr>
                 <w:webHidden/>
               </w:rPr>
-              <w:instrText xml:space="preserve"> PAGEREF _Toc238411263 \h </w:instrText>
+              <w:instrText xml:space="preserve"> PAGEREF _Toc238456224 \h </w:instrText>
             </w:r>
             <w:r>
               <w:rPr>
@@ -10187,7 +10196,7 @@
               <w:bCs w:val="0"/>
             </w:rPr>
           </w:pPr>
-          <w:hyperlink w:anchor="_Toc238411264" w:history="1">
+          <w:hyperlink w:anchor="_Toc238456225" w:history="1">
             <w:r>
               <w:rPr>
                 <w:rStyle w:val="Hyperlink"/>
@@ -10212,7 +10221,7 @@
               <w:rPr>
                 <w:webHidden/>
               </w:rPr>
-              <w:instrText xml:space="preserve"> PAGEREF _Toc238411264 \h </w:instrText>
+              <w:instrText xml:space="preserve"> PAGEREF _Toc238456225 \h </w:instrText>
             </w:r>
             <w:r>
               <w:rPr>
@@ -10248,7 +10257,7 @@
               <w:bCs w:val="0"/>
             </w:rPr>
           </w:pPr>
-          <w:hyperlink w:anchor="_Toc238411265" w:history="1">
+          <w:hyperlink w:anchor="_Toc238456226" w:history="1">
             <w:r>
               <w:rPr>
                 <w:rStyle w:val="Hyperlink"/>
@@ -10272,7 +10281,7 @@
               <w:rPr>
                 <w:webHidden/>
               </w:rPr>
-              <w:instrText xml:space="preserve"> PAGEREF _Toc238411265 \h </w:instrText>
+              <w:instrText xml:space="preserve"> PAGEREF _Toc238456226 \h </w:instrText>
             </w:r>
             <w:r>
               <w:rPr>
@@ -10349,7 +10358,7 @@
           <w:szCs w:val="24"/>
         </w:rPr>
       </w:pPr>
-      <w:bookmarkStart w:id="1" w:name="_Toc238411224"/>
+      <w:bookmarkStart w:id="1" w:name="_Toc238456185"/>
       <w:r>
         <w:rPr>
           <w:rFonts w:ascii="Aptos" w:hAnsi="Aptos"/>
@@ -10471,7 +10480,21 @@
           <w:rFonts w:ascii="Aptos" w:hAnsi="Aptos" w:cs="Calibri"/>
           <w:lang w:val="sr-Cyrl-RS"/>
         </w:rPr>
-        <w:t>Код оваквих система, поред чисте имплементације правила игре и корисничког интерфејса, од суштинског је значаја успоставити робусну инфраструктуру за комуникацију. Комуникациони изазови у мрежним играма</w:t>
+        <w:t xml:space="preserve">Код оваквих система, поред чисте имплементације правила игре и корисничког интерфејса, од суштинског је значаја успоставити </w:t>
+      </w:r>
+      <w:r>
+        <w:rPr>
+          <w:rFonts w:ascii="Aptos" w:hAnsi="Aptos" w:cs="Calibri"/>
+          <w:lang w:val="sr-Cyrl-RS"/>
+        </w:rPr>
+        <w:t xml:space="preserve">правилну </w:t>
+      </w:r>
+      <w:r>
+        <w:rPr>
+          <w:rFonts w:ascii="Aptos" w:hAnsi="Aptos" w:cs="Calibri"/>
+          <w:lang w:val="sr-Cyrl-RS"/>
+        </w:rPr>
+        <w:t>инфраструктуру за комуникацију. Комуникациони изазови у мрежним играма</w:t>
       </w:r>
       <w:r>
         <w:rPr>
@@ -10681,14 +10704,32 @@
           <w:bdr w:val="none" w:sz="0" w:space="0" w:color="auto" w:frame="1"/>
           <w:lang w:val="en-US" w:eastAsia="en-US"/>
         </w:rPr>
-        <w:t>Циљ овог рада је развој комплетног система за мрежну игру „Потапање подморница” која демонстрира примену напредних концепата софтверског инжењерства. Систем подржава интерактивну игру за два играча, уз криптографску заштиту, ефикасну синхронизацију преко хибридних мрежних модела и врхунско корисничко искуство. Кроз поглавља која следе биће детаљно приказани анализа захтева, архитектонско решење, избор протокола и имплементациони детаљи целокупног решења.</w:t>
+        <w:t xml:space="preserve">Циљ овог рада је развој комплетног система за мрежну игру „Потапање подморница” која демонстрира примену напредних концепата софтверског инжењерства. Систем подржава интерактивну игру за два играча, уз криптографску заштиту, ефикасну синхронизацију преко хибридних мрежних модела и </w:t>
+      </w:r>
+      <w:r>
+        <w:rPr>
+          <w:rFonts w:cs="Courier New"/>
+          <w:color w:val="auto"/>
+          <w:bdr w:val="none" w:sz="0" w:space="0" w:color="auto" w:frame="1"/>
+          <w:lang w:val="sr-Cyrl-RS" w:eastAsia="en-US"/>
+        </w:rPr>
+        <w:t>добро</w:t>
+      </w:r>
+      <w:r>
+        <w:rPr>
+          <w:rFonts w:cs="Courier New"/>
+          <w:color w:val="auto"/>
+          <w:bdr w:val="none" w:sz="0" w:space="0" w:color="auto" w:frame="1"/>
+          <w:lang w:val="en-US" w:eastAsia="en-US"/>
+        </w:rPr>
+        <w:t xml:space="preserve"> корисничко искуство. Кроз поглавља која следе биће детаљно приказани анализа захтева, архитектонско решење, избор протокола и имплементациони детаљи целокупног решења.</w:t>
       </w:r>
     </w:p>
     <w:p>
       <w:pPr>
         <w:pStyle w:val="H1stil"/>
       </w:pPr>
-      <w:bookmarkStart w:id="2" w:name="_Toc238411225"/>
+      <w:bookmarkStart w:id="2" w:name="_Toc238456186"/>
       <w:r>
         <w:lastRenderedPageBreak/>
         <w:t>Теоријске основе рада</w:t>
@@ -10739,7 +10780,7 @@
           <w:lang w:val="sr-Cyrl-RS"/>
         </w:rPr>
       </w:pPr>
-      <w:bookmarkStart w:id="3" w:name="_Toc238411226"/>
+      <w:bookmarkStart w:id="3" w:name="_Toc238456187"/>
       <w:r>
         <w:t>2</w:t>
       </w:r>
@@ -10827,7 +10868,7 @@
           <w:lang w:val="sr-Cyrl-RS"/>
         </w:rPr>
       </w:pPr>
-      <w:bookmarkStart w:id="4" w:name="_Toc238411227"/>
+      <w:bookmarkStart w:id="4" w:name="_Toc238456188"/>
       <w:r>
         <w:rPr>
           <w:lang w:val="sr-Cyrl-RS"/>
@@ -10937,7 +10978,14 @@
           <w:rFonts w:ascii="Aptos" w:hAnsi="Aptos" w:cs="Calibri"/>
           <w:lang w:val="sr-Cyrl-RS"/>
         </w:rPr>
-        <w:t xml:space="preserve">ревизија и чекања потврда (ACK) </w:t>
+        <w:t>механизама</w:t>
+      </w:r>
+      <w:r>
+        <w:rPr>
+          <w:rFonts w:ascii="Aptos" w:hAnsi="Aptos" w:cs="Calibri"/>
+          <w:lang w:val="sr-Cyrl-RS"/>
+        </w:rPr>
+        <w:t xml:space="preserve"> и чекања потврда (ACK) </w:t>
       </w:r>
       <w:r>
         <w:rPr>
@@ -10984,7 +11032,7 @@
           <w:lang w:val="sr-Cyrl-RS"/>
         </w:rPr>
       </w:pPr>
-      <w:bookmarkStart w:id="5" w:name="_Toc238411228"/>
+      <w:bookmarkStart w:id="5" w:name="_Toc238456189"/>
       <w:r>
         <w:rPr>
           <w:lang w:val="sr-Cyrl-RS"/>
@@ -11174,13 +11222,13 @@
         <w:ind w:left="0" w:firstLine="360"/>
         <w:jc w:val="both"/>
       </w:pPr>
-      <w:bookmarkStart w:id="6" w:name="_Toc238411229"/>
+      <w:bookmarkStart w:id="6" w:name="_Toc238456190"/>
       <w:r>
         <w:rPr>
           <w:lang w:val="sr-Cyrl-RS"/>
         </w:rPr>
         <w:lastRenderedPageBreak/>
-        <w:t xml:space="preserve">2.1.3  </w:t>
+        <w:t xml:space="preserve">2.1.3 </w:t>
       </w:r>
       <w:r>
         <w:t>Сличнoсти и разлике између TCP и UDP</w:t>
@@ -12057,7 +12105,7 @@
           <w:sz w:val="18"/>
           <w:lang w:val="sr-Cyrl-RS"/>
         </w:rPr>
-        <w:t>Табела 2</w:t>
+        <w:t xml:space="preserve">Табела 2.1. Приказ сличности и разлика између </w:t>
       </w:r>
       <w:r>
         <w:rPr>
@@ -12065,9 +12113,8 @@
           <w:i/>
           <w:noProof/>
           <w:sz w:val="18"/>
-          <w:lang w:val="sr-Cyrl-RS"/>
-        </w:rPr>
-        <w:t xml:space="preserve">.1. </w:t>
+        </w:rPr>
+        <w:t xml:space="preserve">TCP </w:t>
       </w:r>
       <w:r>
         <w:rPr>
@@ -12077,7 +12124,7 @@
           <w:sz w:val="18"/>
           <w:lang w:val="sr-Cyrl-RS"/>
         </w:rPr>
-        <w:t xml:space="preserve">Приказ сличности и разлика између </w:t>
+        <w:t xml:space="preserve">и </w:t>
       </w:r>
       <w:r>
         <w:rPr>
@@ -12086,7 +12133,7 @@
           <w:noProof/>
           <w:sz w:val="18"/>
         </w:rPr>
-        <w:t xml:space="preserve">TCP </w:t>
+        <w:t xml:space="preserve">UDP </w:t>
       </w:r>
       <w:r>
         <w:rPr>
@@ -12096,7 +12143,7 @@
           <w:sz w:val="18"/>
           <w:lang w:val="sr-Cyrl-RS"/>
         </w:rPr>
-        <w:t xml:space="preserve">и </w:t>
+        <w:t>протокола</w:t>
       </w:r>
       <w:r>
         <w:rPr>
@@ -12104,25 +12151,6 @@
           <w:i/>
           <w:noProof/>
           <w:sz w:val="18"/>
-        </w:rPr>
-        <w:t xml:space="preserve">UDP </w:t>
-      </w:r>
-      <w:r>
-        <w:rPr>
-          <w:rFonts w:ascii="Aptos" w:hAnsi="Aptos"/>
-          <w:i/>
-          <w:noProof/>
-          <w:sz w:val="18"/>
-          <w:lang w:val="sr-Cyrl-RS"/>
-        </w:rPr>
-        <w:t>протокола</w:t>
-      </w:r>
-      <w:r>
-        <w:rPr>
-          <w:rFonts w:ascii="Aptos" w:hAnsi="Aptos"/>
-          <w:i/>
-          <w:noProof/>
-          <w:sz w:val="18"/>
           <w:lang w:val="sr-Cyrl-RS"/>
         </w:rPr>
         <w:br/>
@@ -12135,7 +12163,7 @@
           <w:lang w:val="sr-Cyrl-RS"/>
         </w:rPr>
       </w:pPr>
-      <w:bookmarkStart w:id="7" w:name="_Toc238411230"/>
+      <w:bookmarkStart w:id="7" w:name="_Toc238456191"/>
       <w:r>
         <w:t>2</w:t>
       </w:r>
@@ -12236,7 +12264,7 @@
           <w:lang w:val="sr-Cyrl-RS"/>
         </w:rPr>
       </w:pPr>
-      <w:bookmarkStart w:id="8" w:name="_Toc238411231"/>
+      <w:bookmarkStart w:id="8" w:name="_Toc238456192"/>
       <w:r>
         <w:rPr>
           <w:lang w:val="sr-Cyrl-RS"/>
@@ -12268,7 +12296,21 @@
           <w:rFonts w:ascii="Aptos" w:hAnsi="Aptos" w:cs="Calibri"/>
           <w:lang w:val="sr-Cyrl-RS"/>
         </w:rPr>
-        <w:t xml:space="preserve">AES је симетрични блок-цифар, што значи да се исти тајни кључ користи и за процесе шифровања (претварања читљивог текста у шифрат) и за процесе дешифровања (враћања шифрата у првобитни читљив облик). </w:t>
+        <w:t xml:space="preserve">AES је симетрични </w:t>
+      </w:r>
+      <w:r>
+        <w:rPr>
+          <w:rFonts w:ascii="Aptos" w:hAnsi="Aptos" w:cs="Calibri"/>
+          <w:lang w:val="sr-Cyrl-RS"/>
+        </w:rPr>
+        <w:t>блоковски шифарски алгоритам</w:t>
+      </w:r>
+      <w:r>
+        <w:rPr>
+          <w:rFonts w:ascii="Aptos" w:hAnsi="Aptos" w:cs="Calibri"/>
+          <w:lang w:val="sr-Cyrl-RS"/>
+        </w:rPr>
+        <w:t xml:space="preserve">, што значи да се исти тајни кључ користи и за процесе шифровања (претварања читљивог текста у шифрат) и за процесе дешифровања (враћања шифрата у првобитни читљив облик). </w:t>
       </w:r>
     </w:p>
     <w:p>
@@ -12284,7 +12326,21 @@
           <w:rFonts w:ascii="Aptos" w:hAnsi="Aptos" w:cs="Calibri"/>
           <w:lang w:val="sr-Cyrl-RS"/>
         </w:rPr>
-        <w:t>Алгоритми из AES породице оперативно раде над фиксним блоковима података величине 128 битова, док дужина тајног кључа може варирати (128, 192 или 256 битова). Варијанта AES-256 користи кључ дужине 256 битова, што јој даје највећи ниво сигурности.</w:t>
+        <w:t xml:space="preserve">Алгоритми из AES породице оперативно раде над фиксним блоковима података величине 128 битова, док дужина тајног кључа може варирати (128, 192 или 256 битова). Варијанта AES-256 користи кључ </w:t>
+      </w:r>
+      <w:r>
+        <w:rPr>
+          <w:rFonts w:ascii="Aptos" w:hAnsi="Aptos" w:cs="Calibri"/>
+          <w:lang w:val="sr-Cyrl-RS"/>
+        </w:rPr>
+        <w:t xml:space="preserve">дужине 256 битова, што јој пружа веома висок </w:t>
+      </w:r>
+      <w:r>
+        <w:rPr>
+          <w:rFonts w:ascii="Aptos" w:hAnsi="Aptos" w:cs="Calibri"/>
+          <w:lang w:val="sr-Cyrl-RS"/>
+        </w:rPr>
+        <w:t>ниво сигурности.</w:t>
       </w:r>
       <w:r>
         <w:rPr>
@@ -12320,7 +12376,35 @@
           <w:rFonts w:ascii="Aptos" w:hAnsi="Aptos" w:cs="Calibri"/>
           <w:lang w:val="sr-Cyrl-RS"/>
         </w:rPr>
-        <w:t xml:space="preserve"> (SPN) архитектури и састоји се од више итеративних рунди трансформација (за 256-битни кључ извршава се укупно 14 рунди). Свака стандардна рунда обухвата четири основне математичке операције над матрицом података (бајтовима блока):</w:t>
+        <w:t xml:space="preserve"> (SPN) архитектури и састоји се од више итеративних рунди трансформација (за 256-битни кључ извршава се укупно 14 рунди). Свака стандардна рунда обухвата четири основне </w:t>
+      </w:r>
+      <w:r>
+        <w:rPr>
+          <w:rFonts w:ascii="Aptos" w:hAnsi="Aptos" w:cs="Calibri"/>
+          <w:lang w:val="sr-Cyrl-RS"/>
+        </w:rPr>
+        <w:t>трансформације</w:t>
+      </w:r>
+      <w:r>
+        <w:rPr>
+          <w:rFonts w:ascii="Aptos" w:hAnsi="Aptos" w:cs="Calibri"/>
+          <w:lang w:val="sr-Cyrl-RS"/>
+        </w:rPr>
+        <w:t xml:space="preserve"> над </w:t>
+      </w:r>
+      <w:r>
+        <w:rPr>
+          <w:rFonts w:ascii="Aptos" w:hAnsi="Aptos" w:cs="Calibri"/>
+          <w:lang w:val="sr-Cyrl-RS"/>
+        </w:rPr>
+        <w:t>блоком</w:t>
+      </w:r>
+      <w:r>
+        <w:rPr>
+          <w:rFonts w:ascii="Aptos" w:hAnsi="Aptos" w:cs="Calibri"/>
+          <w:lang w:val="sr-Cyrl-RS"/>
+        </w:rPr>
+        <w:t xml:space="preserve"> података (бајтовима блока):</w:t>
       </w:r>
     </w:p>
     <w:p>
@@ -12378,7 +12462,21 @@
           <w:lang w:val="sr-Cyrl-RS"/>
         </w:rPr>
         <w:lastRenderedPageBreak/>
-        <w:t>ShiftRows (Померање редова): Циклично померане бајтова у редовима матрице за одређени број места, чиме се постиже ширење утицаја појединачних бајтова по целом блоку (дифузија).</w:t>
+        <w:t>ShiftRows (По</w:t>
+      </w:r>
+      <w:r>
+        <w:rPr>
+          <w:rFonts w:ascii="Aptos" w:hAnsi="Aptos" w:cs="Calibri"/>
+          <w:lang w:val="sr-Cyrl-RS"/>
+        </w:rPr>
+        <w:t>мерање редова): Циклично померањ</w:t>
+      </w:r>
+      <w:r>
+        <w:rPr>
+          <w:rFonts w:ascii="Aptos" w:hAnsi="Aptos" w:cs="Calibri"/>
+          <w:lang w:val="sr-Cyrl-RS"/>
+        </w:rPr>
+        <w:t>е бајтова у редовима матрице за одређени број места, чиме се постиже ширење утицаја појединачних бајтова по целом блоку (дифузија).</w:t>
       </w:r>
     </w:p>
     <w:p>
@@ -12406,7 +12504,14 @@
           <w:rFonts w:ascii="Aptos" w:hAnsi="Aptos" w:cs="Calibri"/>
           <w:lang w:val="sr-Cyrl-RS"/>
         </w:rPr>
-        <w:t xml:space="preserve">тричног множења у Галоовом пољу, </w:t>
+        <w:t>тричног множења у Галоао</w:t>
+      </w:r>
+      <w:r>
+        <w:rPr>
+          <w:rFonts w:ascii="Aptos" w:hAnsi="Aptos" w:cs="Calibri"/>
+          <w:lang w:val="sr-Cyrl-RS"/>
+        </w:rPr>
+        <w:t xml:space="preserve">вом пољу, </w:t>
       </w:r>
       <w:r>
         <w:rPr>
@@ -12563,7 +12668,7 @@
           <w:lang w:val="sr-Cyrl-RS"/>
         </w:rPr>
       </w:pPr>
-      <w:bookmarkStart w:id="9" w:name="_Toc238411232"/>
+      <w:bookmarkStart w:id="9" w:name="_Toc238456193"/>
       <w:r>
         <w:rPr>
           <w:lang w:val="sr-Cyrl-RS"/>
@@ -12629,14 +12734,7 @@
           <w:rFonts w:ascii="Aptos" w:hAnsi="Aptos" w:cs="Calibri"/>
           <w:lang w:val="sr-Cyrl-RS"/>
         </w:rPr>
-        <w:t>Изузетна сигурност: Са кључем дужине 256 битова, AES тренутно представља стандард који је практично немогу</w:t>
-      </w:r>
-      <w:r>
-        <w:rPr>
-          <w:rFonts w:ascii="Aptos" w:hAnsi="Aptos" w:cs="Calibri"/>
-          <w:lang w:val="sr-Cyrl-RS"/>
-        </w:rPr>
-        <w:t>ће пробити методама грубе силе.</w:t>
+        <w:t>Висок ниво сигурности: AES са кључем дужине 256 бита пружа веома висок ниво криптографске сигурности и сматра се отпорним на нападе грубом силом уз тренутно доступну рачунарску технологију.</w:t>
       </w:r>
     </w:p>
     <w:p>
@@ -12657,21 +12755,7 @@
           <w:rFonts w:ascii="Aptos" w:hAnsi="Aptos" w:cs="Calibri"/>
           <w:lang w:val="sr-Cyrl-RS"/>
         </w:rPr>
-        <w:t>Хар</w:t>
-      </w:r>
-      <w:r>
-        <w:rPr>
-          <w:rFonts w:ascii="Aptos" w:hAnsi="Aptos" w:cs="Calibri"/>
-          <w:lang w:val="sr-Cyrl-RS"/>
-        </w:rPr>
-        <w:t>д</w:t>
-      </w:r>
-      <w:r>
-        <w:rPr>
-          <w:rFonts w:ascii="Aptos" w:hAnsi="Aptos" w:cs="Calibri"/>
-          <w:lang w:val="sr-Cyrl-RS"/>
-        </w:rPr>
-        <w:t>верска оптимизација: Већина савремених процесора има уграђену хардверску подршку (AES-NI инструкције), што омогућава да се шифровање и дешифровање изводе изузетно брзо, уз занемарљив утицај на перформансе апликације.</w:t>
+        <w:t>Хардверска оптимизација: Велики број савремених процесора подржава хардверску реализацију AES операција, као што су AES-NI инструкције, што омогућава брзо шифровање и дешифровање уз минимално оптерећење процесора.</w:t>
       </w:r>
     </w:p>
     <w:p>
@@ -12684,6 +12768,7 @@
         <w:jc w:val="both"/>
         <w:rPr>
           <w:rFonts w:ascii="Aptos" w:hAnsi="Aptos" w:cs="Calibri"/>
+          <w:b/>
           <w:lang w:val="sr-Cyrl-RS"/>
         </w:rPr>
       </w:pPr>
@@ -12692,7 +12777,7 @@
           <w:rFonts w:ascii="Aptos" w:hAnsi="Aptos" w:cs="Calibri"/>
           <w:lang w:val="sr-Cyrl-RS"/>
         </w:rPr>
-        <w:t>Стандардизација: Као званични NIST стандард, детаљно је математички анализиран и широко прихваћен у свим индустријама.</w:t>
+        <w:t>Стандардизација и широка примена: AES је стандардизован од стране америчког Националног института за стандарде и технологију (NIST) и подржан је у великом броју система, протокола и апликација.</w:t>
       </w:r>
     </w:p>
     <w:p>
@@ -12736,7 +12821,7 @@
           <w:rFonts w:ascii="Aptos" w:hAnsi="Aptos" w:cs="Calibri"/>
           <w:lang w:val="sr-Cyrl-RS"/>
         </w:rPr>
-        <w:t>Проблем дистрибуције кључева: Као код свих симетричних алгоритама, главни изазов је како безбедно доставити тајни кључ обема странама пре него што почне комуникација преко несигурне мреже.</w:t>
+        <w:t>Проблем дистрибуције кључева: Као и код свих симетричних криптографских алгоритама, један од основних проблема представља безбедна размена тајног кључа између комуникационих страна пре успостављања заштићене комуникације.</w:t>
       </w:r>
     </w:p>
     <w:p>
@@ -12757,17 +12842,23 @@
           <w:rFonts w:ascii="Aptos" w:hAnsi="Aptos" w:cs="Calibri"/>
           <w:lang w:val="sr-Cyrl-RS"/>
         </w:rPr>
-        <w:t>Фиксна величина блока: Рад са блоковима фиксиране величине захтева правилно руковање допуњавањем, што у случају лоше имплементације може отворити простор за специфичне нападе (попут padding oracle напада).</w:t>
-      </w:r>
-    </w:p>
-    <w:p>
-      <w:pPr>
-        <w:jc w:val="both"/>
+        <w:t xml:space="preserve">Фиксна величина блока: AES користи блокове фиксне величине од 128 бита, што може захтевати додатно руковање подацима у зависности од изабраног режима рада. Неадекватна имплементација режима рада и руковања допуњавањем може довести до безбедносних пропуста, укључујући нападе типа </w:t>
+      </w:r>
+      <w:r>
         <w:rPr>
           <w:rFonts w:ascii="Aptos" w:hAnsi="Aptos" w:cs="Calibri"/>
-          <w:lang w:val="sr-Cyrl-RS"/>
-        </w:rPr>
-      </w:pPr>
+          <w:i/>
+          <w:lang w:val="sr-Cyrl-RS"/>
+        </w:rPr>
+        <w:t>padding oracle</w:t>
+      </w:r>
+      <w:r>
+        <w:rPr>
+          <w:rFonts w:ascii="Aptos" w:hAnsi="Aptos" w:cs="Calibri"/>
+          <w:lang w:val="sr-Cyrl-RS"/>
+        </w:rPr>
+        <w:t>.</w:t>
+      </w:r>
     </w:p>
     <w:p>
       <w:pPr>
@@ -12793,7 +12884,7 @@
           <w:szCs w:val="24"/>
         </w:rPr>
       </w:pPr>
-      <w:bookmarkStart w:id="10" w:name="_Toc238411233"/>
+      <w:bookmarkStart w:id="10" w:name="_Toc238456194"/>
       <w:r>
         <w:rPr>
           <w:rFonts w:ascii="Aptos" w:hAnsi="Aptos"/>
@@ -12931,7 +13022,7 @@
           <w:lang w:val="sr-Cyrl-RS"/>
         </w:rPr>
       </w:pPr>
-      <w:bookmarkStart w:id="11" w:name="_Toc238411234"/>
+      <w:bookmarkStart w:id="11" w:name="_Toc238456195"/>
       <w:r>
         <w:t>3.</w:t>
       </w:r>
@@ -13042,7 +13133,23 @@
           <w:noProof/>
           <w:lang w:val="sr-Cyrl-RS"/>
         </w:rPr>
-        <w:t>Дијаграм приказује комплетну интеракцију између актера и система. Систем је моделиран као јединствена целина која управља логиком игре, а актери су играчи који интерактивно комуницирају са системом кроз различите операције.</w:t>
+        <w:t xml:space="preserve">Дијаграм приказује комплетну интеракцију између актера и система. Систем је </w:t>
+      </w:r>
+      <w:r>
+        <w:rPr>
+          <w:rFonts w:ascii="Aptos" w:hAnsi="Aptos"/>
+          <w:noProof/>
+          <w:lang w:val="sr-Cyrl-RS"/>
+        </w:rPr>
+        <w:t>моделован</w:t>
+      </w:r>
+      <w:r>
+        <w:rPr>
+          <w:rFonts w:ascii="Aptos" w:hAnsi="Aptos"/>
+          <w:noProof/>
+          <w:lang w:val="sr-Cyrl-RS"/>
+        </w:rPr>
+        <w:t xml:space="preserve"> као јединствена целина која управља логиком игре, а актери су играчи који интерактивно комуницирају са системом кроз различите операције.</w:t>
       </w:r>
     </w:p>
     <w:p>
@@ -13061,7 +13168,7 @@
           <w:lang w:val="sr-Cyrl-RS"/>
         </w:rPr>
       </w:pPr>
-      <w:bookmarkStart w:id="12" w:name="_Toc238411235"/>
+      <w:bookmarkStart w:id="12" w:name="_Toc238456196"/>
       <w:r>
         <w:rPr>
           <w:lang w:val="sr-Cyrl-RS"/>
@@ -13311,7 +13418,7 @@
           <w:lang w:val="sr-Cyrl-RS"/>
         </w:rPr>
       </w:pPr>
-      <w:bookmarkStart w:id="13" w:name="_Toc238411236"/>
+      <w:bookmarkStart w:id="13" w:name="_Toc238456197"/>
       <w:r>
         <w:rPr>
           <w:lang w:val="sr-Cyrl-RS"/>
@@ -13926,7 +14033,7 @@
           <w:lang w:val="sr-Cyrl-RS"/>
         </w:rPr>
       </w:pPr>
-      <w:bookmarkStart w:id="14" w:name="_Toc238411237"/>
+      <w:bookmarkStart w:id="14" w:name="_Toc238456198"/>
       <w:r>
         <w:lastRenderedPageBreak/>
         <w:t>3.2</w:t>
@@ -14102,7 +14209,7 @@
           <w:lang w:val="sr-Cyrl-RS"/>
         </w:rPr>
       </w:pPr>
-      <w:bookmarkStart w:id="15" w:name="_Toc238411238"/>
+      <w:bookmarkStart w:id="15" w:name="_Toc238456199"/>
       <w:r>
         <w:t>3.2.1</w:t>
       </w:r>
@@ -14597,7 +14704,7 @@
           <w:lang w:val="sr-Cyrl-RS"/>
         </w:rPr>
       </w:pPr>
-      <w:bookmarkStart w:id="16" w:name="_Toc238411239"/>
+      <w:bookmarkStart w:id="16" w:name="_Toc238456200"/>
       <w:r>
         <w:t>3.2</w:t>
       </w:r>
@@ -14969,7 +15076,7 @@
           <w:lang w:val="sr-Cyrl-RS"/>
         </w:rPr>
       </w:pPr>
-      <w:bookmarkStart w:id="17" w:name="_Toc238411240"/>
+      <w:bookmarkStart w:id="17" w:name="_Toc238456201"/>
       <w:r>
         <w:t>3</w:t>
       </w:r>
@@ -15488,7 +15595,7 @@
         </w:rPr>
         <w:br/>
       </w:r>
-      <w:bookmarkStart w:id="18" w:name="_Toc238411241"/>
+      <w:bookmarkStart w:id="18" w:name="_Toc238456202"/>
       <w:r>
         <w:t>3.</w:t>
       </w:r>
@@ -15615,7 +15722,7 @@
           <w:lang w:val="sr-Cyrl-RS"/>
         </w:rPr>
       </w:pPr>
-      <w:bookmarkStart w:id="19" w:name="_Toc238411242"/>
+      <w:bookmarkStart w:id="19" w:name="_Toc238456203"/>
       <w:r>
         <w:t>3.</w:t>
       </w:r>
@@ -15789,7 +15896,7 @@
           <w:rFonts w:ascii="Aptos" w:hAnsi="Aptos"/>
         </w:rPr>
       </w:pPr>
-      <w:bookmarkStart w:id="20" w:name="_Toc238411243"/>
+      <w:bookmarkStart w:id="20" w:name="_Toc238456204"/>
       <w:r>
         <w:rPr>
           <w:rFonts w:ascii="Aptos" w:hAnsi="Aptos" w:cs="Arial"/>
@@ -15811,7 +15918,7 @@
           <w:lang w:val="sr-Cyrl-RS"/>
         </w:rPr>
       </w:pPr>
-      <w:bookmarkStart w:id="21" w:name="_Toc238411244"/>
+      <w:bookmarkStart w:id="21" w:name="_Toc238456205"/>
       <w:r>
         <w:t xml:space="preserve">4.1 </w:t>
       </w:r>
@@ -15988,7 +16095,7 @@
           <w:lang w:val="sr-Cyrl-RS"/>
         </w:rPr>
       </w:pPr>
-      <w:bookmarkStart w:id="22" w:name="_Toc238411245"/>
+      <w:bookmarkStart w:id="22" w:name="_Toc238456206"/>
       <w:r>
         <w:rPr>
           <w:lang w:val="sr-Cyrl-RS"/>
@@ -16070,7 +16177,7 @@
         </w:rPr>
       </w:pPr>
       <w:bookmarkStart w:id="23" w:name="_Toc230707894"/>
-      <w:bookmarkStart w:id="24" w:name="_Toc238411246"/>
+      <w:bookmarkStart w:id="24" w:name="_Toc238456207"/>
       <w:r>
         <w:rPr>
           <w:lang w:val="sr-Cyrl-RS"/>
@@ -16135,7 +16242,7 @@
           <w:lang w:val="sr-Cyrl-RS"/>
         </w:rPr>
       </w:pPr>
-      <w:bookmarkStart w:id="25" w:name="_Toc238411247"/>
+      <w:bookmarkStart w:id="25" w:name="_Toc238456208"/>
       <w:r>
         <w:rPr>
           <w:lang w:val="sr-Cyrl-RS"/>
@@ -17603,7 +17710,7 @@
           <w:lang w:val="sr-Cyrl-RS"/>
         </w:rPr>
       </w:pPr>
-      <w:bookmarkStart w:id="26" w:name="_Toc238411248"/>
+      <w:bookmarkStart w:id="26" w:name="_Toc238456209"/>
       <w:r>
         <w:rPr>
           <w:lang w:val="sr-Cyrl-RS"/>
@@ -21604,7 +21711,7 @@
           <w:lang w:val="sr-Cyrl-RS"/>
         </w:rPr>
       </w:pPr>
-      <w:bookmarkStart w:id="27" w:name="_Toc238411249"/>
+      <w:bookmarkStart w:id="27" w:name="_Toc238456210"/>
       <w:r>
         <w:t>4.3</w:t>
       </w:r>
@@ -21732,7 +21839,7 @@
           <w:lang w:val="sr-Cyrl-RS"/>
         </w:rPr>
       </w:pPr>
-      <w:bookmarkStart w:id="28" w:name="_Toc238411250"/>
+      <w:bookmarkStart w:id="28" w:name="_Toc238456211"/>
       <w:r>
         <w:rPr>
           <w:lang w:val="sr-Cyrl-RS"/>
@@ -21860,7 +21967,7 @@
         </w:rPr>
       </w:pPr>
       <w:bookmarkStart w:id="29" w:name="_Toc230707898"/>
-      <w:bookmarkStart w:id="30" w:name="_Toc238411251"/>
+      <w:bookmarkStart w:id="30" w:name="_Toc238456212"/>
       <w:r>
         <w:t>4.5</w:t>
       </w:r>
@@ -26250,7 +26357,7 @@
         </w:rPr>
       </w:pPr>
       <w:bookmarkStart w:id="31" w:name="_Toc230707899"/>
-      <w:bookmarkStart w:id="32" w:name="_Toc238411252"/>
+      <w:bookmarkStart w:id="32" w:name="_Toc238456213"/>
       <w:r>
         <w:t>4.6</w:t>
       </w:r>
@@ -26512,7 +26619,7 @@
         </w:rPr>
       </w:pPr>
       <w:bookmarkStart w:id="33" w:name="_Toc230707900"/>
-      <w:bookmarkStart w:id="34" w:name="_Toc238411253"/>
+      <w:bookmarkStart w:id="34" w:name="_Toc238456214"/>
       <w:r>
         <w:rPr>
           <w:lang w:val="sr-Cyrl-RS"/>
@@ -26740,7 +26847,7 @@
         <w:pStyle w:val="11heading"/>
       </w:pPr>
       <w:bookmarkStart w:id="35" w:name="_Toc230707901"/>
-      <w:bookmarkStart w:id="36" w:name="_Toc238411254"/>
+      <w:bookmarkStart w:id="36" w:name="_Toc238456215"/>
       <w:r>
         <w:t>4.8</w:t>
       </w:r>
@@ -27324,7 +27431,7 @@
           <w:lang w:val="sr-Cyrl-RS"/>
         </w:rPr>
       </w:pPr>
-      <w:bookmarkStart w:id="37" w:name="_Toc238411255"/>
+      <w:bookmarkStart w:id="37" w:name="_Toc238456216"/>
       <w:r>
         <w:t>4.</w:t>
       </w:r>
@@ -27478,7 +27585,7 @@
           <w:szCs w:val="24"/>
         </w:rPr>
       </w:pPr>
-      <w:bookmarkStart w:id="38" w:name="_Toc238411256"/>
+      <w:bookmarkStart w:id="38" w:name="_Toc238456217"/>
       <w:r>
         <w:rPr>
           <w:rFonts w:ascii="Aptos" w:hAnsi="Aptos"/>
@@ -27516,7 +27623,7 @@
           <w:lang w:val="sr-Cyrl-RS"/>
         </w:rPr>
       </w:pPr>
-      <w:bookmarkStart w:id="39" w:name="_Toc238411257"/>
+      <w:bookmarkStart w:id="39" w:name="_Toc238456218"/>
       <w:r>
         <w:rPr>
           <w:lang w:val="sr-Cyrl-RS"/>
@@ -28148,7 +28255,7 @@
           <w:lang w:val="sr-Cyrl-RS"/>
         </w:rPr>
       </w:pPr>
-      <w:bookmarkStart w:id="40" w:name="_Toc238411258"/>
+      <w:bookmarkStart w:id="40" w:name="_Toc238456219"/>
       <w:r>
         <w:rPr>
           <w:lang w:val="sr-Cyrl-RS"/>
@@ -28516,7 +28623,7 @@
           <w:lang w:val="sr-Cyrl-RS"/>
         </w:rPr>
       </w:pPr>
-      <w:bookmarkStart w:id="41" w:name="_Toc238411259"/>
+      <w:bookmarkStart w:id="41" w:name="_Toc238456220"/>
       <w:r>
         <w:rPr>
           <w:lang w:val="sr-Cyrl-RS"/>
@@ -28964,7 +29071,7 @@
           <w:lang w:val="sr-Cyrl-RS"/>
         </w:rPr>
       </w:pPr>
-      <w:bookmarkStart w:id="42" w:name="_Toc238411260"/>
+      <w:bookmarkStart w:id="42" w:name="_Toc238456221"/>
       <w:r>
         <w:rPr>
           <w:lang w:val="sr-Cyrl-RS"/>
@@ -29384,7 +29491,7 @@
           <w:lang w:val="sr-Cyrl-RS"/>
         </w:rPr>
       </w:pPr>
-      <w:bookmarkStart w:id="43" w:name="_Toc238411261"/>
+      <w:bookmarkStart w:id="43" w:name="_Toc238456222"/>
       <w:r>
         <w:rPr>
           <w:lang w:val="sr-Cyrl-RS"/>
@@ -29773,7 +29880,7 @@
           <w:lang w:val="sr-Cyrl-RS"/>
         </w:rPr>
       </w:pPr>
-      <w:bookmarkStart w:id="44" w:name="_Toc238411262"/>
+      <w:bookmarkStart w:id="44" w:name="_Toc238456223"/>
       <w:r>
         <w:rPr>
           <w:rFonts w:ascii="Aptos" w:hAnsi="Aptos"/>
@@ -29899,7 +30006,7 @@
           <w:lang w:val="sr-Cyrl-RS"/>
         </w:rPr>
       </w:pPr>
-      <w:bookmarkStart w:id="45" w:name="_Toc238411263"/>
+      <w:bookmarkStart w:id="45" w:name="_Toc238456224"/>
       <w:r>
         <w:rPr>
           <w:lang w:val="sr-Cyrl-RS"/>
@@ -30123,7 +30230,7 @@
           <w:lang w:val="sr-Cyrl-RS"/>
         </w:rPr>
       </w:pPr>
-      <w:bookmarkStart w:id="46" w:name="_Toc238411264"/>
+      <w:bookmarkStart w:id="46" w:name="_Toc238456225"/>
       <w:r>
         <w:rPr>
           <w:rFonts w:ascii="Aptos" w:hAnsi="Aptos" w:cs="Arial"/>
@@ -30647,7 +30754,7 @@
           <w:lang w:val="sr-Latn-RS"/>
         </w:rPr>
       </w:pPr>
-      <w:bookmarkStart w:id="55" w:name="_Toc238411265"/>
+      <w:bookmarkStart w:id="55" w:name="_Toc238456226"/>
       <w:r>
         <w:rPr>
           <w:rFonts w:ascii="Aptos" w:hAnsi="Aptos"/>
@@ -31397,7 +31504,7 @@
         <w:szCs w:val="20"/>
         <w:lang w:val="sr-Latn-RS"/>
       </w:rPr>
-      <w:t>2</w:t>
+      <w:t>16</w:t>
     </w:r>
     <w:r>
       <w:rPr>
@@ -31623,7 +31730,7 @@
         <w:szCs w:val="20"/>
         <w:lang w:val="sr-Latn-RS"/>
       </w:rPr>
-      <w:t>28</w:t>
+      <w:t>21</w:t>
     </w:r>
     <w:r>
       <w:rPr>
@@ -33846,7 +33953,7 @@
   <w:abstractNum w:abstractNumId="5">
     <w:nsid w:val="1884284A"/>
     <w:multiLevelType w:val="hybridMultilevel"/>
-    <w:tmpl w:val="478645CC"/>
+    <w:tmpl w:val="2C6EC902"/>
     <w:lvl w:ilvl="0" w:tplc="04090001">
       <w:start w:val="1"/>
       <w:numFmt w:val="bullet"/>
@@ -34706,19 +34813,16 @@
     </w:lvl>
   </w:abstractNum>
   <w:abstractNum w:abstractNumId="12">
-    <w:nsid w:val="23E4276C"/>
+    <w:nsid w:val="204C332F"/>
     <w:multiLevelType w:val="hybridMultilevel"/>
-    <w:tmpl w:val="9AA88B94"/>
+    <w:tmpl w:val="8D3A86B6"/>
     <w:lvl w:ilvl="0" w:tplc="04090001">
       <w:start w:val="1"/>
       <w:numFmt w:val="bullet"/>
       <w:lvlText w:val=""/>
       <w:lvlJc w:val="left"/>
       <w:pPr>
-        <w:tabs>
-          <w:tab w:val="num" w:pos="1069"/>
-        </w:tabs>
-        <w:ind w:left="1069" w:hanging="360"/>
+        <w:ind w:left="720" w:hanging="360"/>
       </w:pPr>
       <w:rPr>
         <w:rFonts w:ascii="Symbol" w:hAnsi="Symbol" w:hint="default"/>
@@ -34730,7 +34834,7 @@
       <w:lvlText w:val="o"/>
       <w:lvlJc w:val="left"/>
       <w:pPr>
-        <w:ind w:left="1789" w:hanging="360"/>
+        <w:ind w:left="1440" w:hanging="360"/>
       </w:pPr>
       <w:rPr>
         <w:rFonts w:ascii="Courier New" w:hAnsi="Courier New" w:cs="Courier New" w:hint="default"/>
@@ -34742,7 +34846,7 @@
       <w:lvlText w:val=""/>
       <w:lvlJc w:val="left"/>
       <w:pPr>
-        <w:ind w:left="2509" w:hanging="360"/>
+        <w:ind w:left="2160" w:hanging="360"/>
       </w:pPr>
       <w:rPr>
         <w:rFonts w:ascii="Wingdings" w:hAnsi="Wingdings" w:hint="default"/>
@@ -34754,7 +34858,7 @@
       <w:lvlText w:val=""/>
       <w:lvlJc w:val="left"/>
       <w:pPr>
-        <w:ind w:left="3229" w:hanging="360"/>
+        <w:ind w:left="2880" w:hanging="360"/>
       </w:pPr>
       <w:rPr>
         <w:rFonts w:ascii="Symbol" w:hAnsi="Symbol" w:hint="default"/>
@@ -34766,7 +34870,7 @@
       <w:lvlText w:val="o"/>
       <w:lvlJc w:val="left"/>
       <w:pPr>
-        <w:ind w:left="3949" w:hanging="360"/>
+        <w:ind w:left="3600" w:hanging="360"/>
       </w:pPr>
       <w:rPr>
         <w:rFonts w:ascii="Courier New" w:hAnsi="Courier New" w:cs="Courier New" w:hint="default"/>
@@ -34778,7 +34882,7 @@
       <w:lvlText w:val=""/>
       <w:lvlJc w:val="left"/>
       <w:pPr>
-        <w:ind w:left="4669" w:hanging="360"/>
+        <w:ind w:left="4320" w:hanging="360"/>
       </w:pPr>
       <w:rPr>
         <w:rFonts w:ascii="Wingdings" w:hAnsi="Wingdings" w:hint="default"/>
@@ -34790,7 +34894,7 @@
       <w:lvlText w:val=""/>
       <w:lvlJc w:val="left"/>
       <w:pPr>
-        <w:ind w:left="5389" w:hanging="360"/>
+        <w:ind w:left="5040" w:hanging="360"/>
       </w:pPr>
       <w:rPr>
         <w:rFonts w:ascii="Symbol" w:hAnsi="Symbol" w:hint="default"/>
@@ -34802,7 +34906,7 @@
       <w:lvlText w:val="o"/>
       <w:lvlJc w:val="left"/>
       <w:pPr>
-        <w:ind w:left="6109" w:hanging="360"/>
+        <w:ind w:left="5760" w:hanging="360"/>
       </w:pPr>
       <w:rPr>
         <w:rFonts w:ascii="Courier New" w:hAnsi="Courier New" w:cs="Courier New" w:hint="default"/>
@@ -34814,7 +34918,7 @@
       <w:lvlText w:val=""/>
       <w:lvlJc w:val="left"/>
       <w:pPr>
-        <w:ind w:left="6829" w:hanging="360"/>
+        <w:ind w:left="6480" w:hanging="360"/>
       </w:pPr>
       <w:rPr>
         <w:rFonts w:ascii="Wingdings" w:hAnsi="Wingdings" w:hint="default"/>
@@ -34822,16 +34926,19 @@
     </w:lvl>
   </w:abstractNum>
   <w:abstractNum w:abstractNumId="13">
-    <w:nsid w:val="2C6151BE"/>
+    <w:nsid w:val="23E4276C"/>
     <w:multiLevelType w:val="hybridMultilevel"/>
-    <w:tmpl w:val="6A5A54DE"/>
+    <w:tmpl w:val="9AA88B94"/>
     <w:lvl w:ilvl="0" w:tplc="04090001">
       <w:start w:val="1"/>
       <w:numFmt w:val="bullet"/>
       <w:lvlText w:val=""/>
       <w:lvlJc w:val="left"/>
       <w:pPr>
-        <w:ind w:left="1429" w:hanging="360"/>
+        <w:tabs>
+          <w:tab w:val="num" w:pos="1069"/>
+        </w:tabs>
+        <w:ind w:left="1069" w:hanging="360"/>
       </w:pPr>
       <w:rPr>
         <w:rFonts w:ascii="Symbol" w:hAnsi="Symbol" w:hint="default"/>
@@ -34843,7 +34950,7 @@
       <w:lvlText w:val="o"/>
       <w:lvlJc w:val="left"/>
       <w:pPr>
-        <w:ind w:left="2149" w:hanging="360"/>
+        <w:ind w:left="1789" w:hanging="360"/>
       </w:pPr>
       <w:rPr>
         <w:rFonts w:ascii="Courier New" w:hAnsi="Courier New" w:cs="Courier New" w:hint="default"/>
@@ -34855,7 +34962,7 @@
       <w:lvlText w:val=""/>
       <w:lvlJc w:val="left"/>
       <w:pPr>
-        <w:ind w:left="2869" w:hanging="360"/>
+        <w:ind w:left="2509" w:hanging="360"/>
       </w:pPr>
       <w:rPr>
         <w:rFonts w:ascii="Wingdings" w:hAnsi="Wingdings" w:hint="default"/>
@@ -34867,7 +34974,7 @@
       <w:lvlText w:val=""/>
       <w:lvlJc w:val="left"/>
       <w:pPr>
-        <w:ind w:left="3589" w:hanging="360"/>
+        <w:ind w:left="3229" w:hanging="360"/>
       </w:pPr>
       <w:rPr>
         <w:rFonts w:ascii="Symbol" w:hAnsi="Symbol" w:hint="default"/>
@@ -34879,7 +34986,7 @@
       <w:lvlText w:val="o"/>
       <w:lvlJc w:val="left"/>
       <w:pPr>
-        <w:ind w:left="4309" w:hanging="360"/>
+        <w:ind w:left="3949" w:hanging="360"/>
       </w:pPr>
       <w:rPr>
         <w:rFonts w:ascii="Courier New" w:hAnsi="Courier New" w:cs="Courier New" w:hint="default"/>
@@ -34891,7 +34998,7 @@
       <w:lvlText w:val=""/>
       <w:lvlJc w:val="left"/>
       <w:pPr>
-        <w:ind w:left="5029" w:hanging="360"/>
+        <w:ind w:left="4669" w:hanging="360"/>
       </w:pPr>
       <w:rPr>
         <w:rFonts w:ascii="Wingdings" w:hAnsi="Wingdings" w:hint="default"/>
@@ -34903,7 +35010,7 @@
       <w:lvlText w:val=""/>
       <w:lvlJc w:val="left"/>
       <w:pPr>
-        <w:ind w:left="5749" w:hanging="360"/>
+        <w:ind w:left="5389" w:hanging="360"/>
       </w:pPr>
       <w:rPr>
         <w:rFonts w:ascii="Symbol" w:hAnsi="Symbol" w:hint="default"/>
@@ -34915,7 +35022,7 @@
       <w:lvlText w:val="o"/>
       <w:lvlJc w:val="left"/>
       <w:pPr>
-        <w:ind w:left="6469" w:hanging="360"/>
+        <w:ind w:left="6109" w:hanging="360"/>
       </w:pPr>
       <w:rPr>
         <w:rFonts w:ascii="Courier New" w:hAnsi="Courier New" w:cs="Courier New" w:hint="default"/>
@@ -34927,7 +35034,7 @@
       <w:lvlText w:val=""/>
       <w:lvlJc w:val="left"/>
       <w:pPr>
-        <w:ind w:left="7189" w:hanging="360"/>
+        <w:ind w:left="6829" w:hanging="360"/>
       </w:pPr>
       <w:rPr>
         <w:rFonts w:ascii="Wingdings" w:hAnsi="Wingdings" w:hint="default"/>
@@ -34935,16 +35042,16 @@
     </w:lvl>
   </w:abstractNum>
   <w:abstractNum w:abstractNumId="14">
-    <w:nsid w:val="2D9D1FED"/>
+    <w:nsid w:val="2C6151BE"/>
     <w:multiLevelType w:val="hybridMultilevel"/>
-    <w:tmpl w:val="CE24ED6A"/>
+    <w:tmpl w:val="6A5A54DE"/>
     <w:lvl w:ilvl="0" w:tplc="04090001">
       <w:start w:val="1"/>
       <w:numFmt w:val="bullet"/>
       <w:lvlText w:val=""/>
       <w:lvlJc w:val="left"/>
       <w:pPr>
-        <w:ind w:left="1004" w:hanging="360"/>
+        <w:ind w:left="1429" w:hanging="360"/>
       </w:pPr>
       <w:rPr>
         <w:rFonts w:ascii="Symbol" w:hAnsi="Symbol" w:hint="default"/>
@@ -34956,7 +35063,7 @@
       <w:lvlText w:val="o"/>
       <w:lvlJc w:val="left"/>
       <w:pPr>
-        <w:ind w:left="1724" w:hanging="360"/>
+        <w:ind w:left="2149" w:hanging="360"/>
       </w:pPr>
       <w:rPr>
         <w:rFonts w:ascii="Courier New" w:hAnsi="Courier New" w:cs="Courier New" w:hint="default"/>
@@ -34968,7 +35075,7 @@
       <w:lvlText w:val=""/>
       <w:lvlJc w:val="left"/>
       <w:pPr>
-        <w:ind w:left="2444" w:hanging="360"/>
+        <w:ind w:left="2869" w:hanging="360"/>
       </w:pPr>
       <w:rPr>
         <w:rFonts w:ascii="Wingdings" w:hAnsi="Wingdings" w:hint="default"/>
@@ -34980,7 +35087,7 @@
       <w:lvlText w:val=""/>
       <w:lvlJc w:val="left"/>
       <w:pPr>
-        <w:ind w:left="3164" w:hanging="360"/>
+        <w:ind w:left="3589" w:hanging="360"/>
       </w:pPr>
       <w:rPr>
         <w:rFonts w:ascii="Symbol" w:hAnsi="Symbol" w:hint="default"/>
@@ -34992,7 +35099,7 @@
       <w:lvlText w:val="o"/>
       <w:lvlJc w:val="left"/>
       <w:pPr>
-        <w:ind w:left="3884" w:hanging="360"/>
+        <w:ind w:left="4309" w:hanging="360"/>
       </w:pPr>
       <w:rPr>
         <w:rFonts w:ascii="Courier New" w:hAnsi="Courier New" w:cs="Courier New" w:hint="default"/>
@@ -35004,7 +35111,7 @@
       <w:lvlText w:val=""/>
       <w:lvlJc w:val="left"/>
       <w:pPr>
-        <w:ind w:left="4604" w:hanging="360"/>
+        <w:ind w:left="5029" w:hanging="360"/>
       </w:pPr>
       <w:rPr>
         <w:rFonts w:ascii="Wingdings" w:hAnsi="Wingdings" w:hint="default"/>
@@ -35016,7 +35123,7 @@
       <w:lvlText w:val=""/>
       <w:lvlJc w:val="left"/>
       <w:pPr>
-        <w:ind w:left="5324" w:hanging="360"/>
+        <w:ind w:left="5749" w:hanging="360"/>
       </w:pPr>
       <w:rPr>
         <w:rFonts w:ascii="Symbol" w:hAnsi="Symbol" w:hint="default"/>
@@ -35028,7 +35135,7 @@
       <w:lvlText w:val="o"/>
       <w:lvlJc w:val="left"/>
       <w:pPr>
-        <w:ind w:left="6044" w:hanging="360"/>
+        <w:ind w:left="6469" w:hanging="360"/>
       </w:pPr>
       <w:rPr>
         <w:rFonts w:ascii="Courier New" w:hAnsi="Courier New" w:cs="Courier New" w:hint="default"/>
@@ -35040,7 +35147,7 @@
       <w:lvlText w:val=""/>
       <w:lvlJc w:val="left"/>
       <w:pPr>
-        <w:ind w:left="6764" w:hanging="360"/>
+        <w:ind w:left="7189" w:hanging="360"/>
       </w:pPr>
       <w:rPr>
         <w:rFonts w:ascii="Wingdings" w:hAnsi="Wingdings" w:hint="default"/>
@@ -35048,16 +35155,16 @@
     </w:lvl>
   </w:abstractNum>
   <w:abstractNum w:abstractNumId="15">
-    <w:nsid w:val="2E047E24"/>
+    <w:nsid w:val="2D9D1FED"/>
     <w:multiLevelType w:val="hybridMultilevel"/>
-    <w:tmpl w:val="21A290E6"/>
+    <w:tmpl w:val="CE24ED6A"/>
     <w:lvl w:ilvl="0" w:tplc="04090001">
       <w:start w:val="1"/>
       <w:numFmt w:val="bullet"/>
       <w:lvlText w:val=""/>
       <w:lvlJc w:val="left"/>
       <w:pPr>
-        <w:ind w:left="1429" w:hanging="360"/>
+        <w:ind w:left="1004" w:hanging="360"/>
       </w:pPr>
       <w:rPr>
         <w:rFonts w:ascii="Symbol" w:hAnsi="Symbol" w:hint="default"/>
@@ -35069,7 +35176,7 @@
       <w:lvlText w:val="o"/>
       <w:lvlJc w:val="left"/>
       <w:pPr>
-        <w:ind w:left="2149" w:hanging="360"/>
+        <w:ind w:left="1724" w:hanging="360"/>
       </w:pPr>
       <w:rPr>
         <w:rFonts w:ascii="Courier New" w:hAnsi="Courier New" w:cs="Courier New" w:hint="default"/>
@@ -35081,7 +35188,7 @@
       <w:lvlText w:val=""/>
       <w:lvlJc w:val="left"/>
       <w:pPr>
-        <w:ind w:left="2869" w:hanging="360"/>
+        <w:ind w:left="2444" w:hanging="360"/>
       </w:pPr>
       <w:rPr>
         <w:rFonts w:ascii="Wingdings" w:hAnsi="Wingdings" w:hint="default"/>
@@ -35093,7 +35200,7 @@
       <w:lvlText w:val=""/>
       <w:lvlJc w:val="left"/>
       <w:pPr>
-        <w:ind w:left="3589" w:hanging="360"/>
+        <w:ind w:left="3164" w:hanging="360"/>
       </w:pPr>
       <w:rPr>
         <w:rFonts w:ascii="Symbol" w:hAnsi="Symbol" w:hint="default"/>
@@ -35105,7 +35212,7 @@
       <w:lvlText w:val="o"/>
       <w:lvlJc w:val="left"/>
       <w:pPr>
-        <w:ind w:left="4309" w:hanging="360"/>
+        <w:ind w:left="3884" w:hanging="360"/>
       </w:pPr>
       <w:rPr>
         <w:rFonts w:ascii="Courier New" w:hAnsi="Courier New" w:cs="Courier New" w:hint="default"/>
@@ -35117,7 +35224,7 @@
       <w:lvlText w:val=""/>
       <w:lvlJc w:val="left"/>
       <w:pPr>
-        <w:ind w:left="5029" w:hanging="360"/>
+        <w:ind w:left="4604" w:hanging="360"/>
       </w:pPr>
       <w:rPr>
         <w:rFonts w:ascii="Wingdings" w:hAnsi="Wingdings" w:hint="default"/>
@@ -35129,7 +35236,7 @@
       <w:lvlText w:val=""/>
       <w:lvlJc w:val="left"/>
       <w:pPr>
-        <w:ind w:left="5749" w:hanging="360"/>
+        <w:ind w:left="5324" w:hanging="360"/>
       </w:pPr>
       <w:rPr>
         <w:rFonts w:ascii="Symbol" w:hAnsi="Symbol" w:hint="default"/>
@@ -35141,7 +35248,7 @@
       <w:lvlText w:val="o"/>
       <w:lvlJc w:val="left"/>
       <w:pPr>
-        <w:ind w:left="6469" w:hanging="360"/>
+        <w:ind w:left="6044" w:hanging="360"/>
       </w:pPr>
       <w:rPr>
         <w:rFonts w:ascii="Courier New" w:hAnsi="Courier New" w:cs="Courier New" w:hint="default"/>
@@ -35153,7 +35260,7 @@
       <w:lvlText w:val=""/>
       <w:lvlJc w:val="left"/>
       <w:pPr>
-        <w:ind w:left="7189" w:hanging="360"/>
+        <w:ind w:left="6764" w:hanging="360"/>
       </w:pPr>
       <w:rPr>
         <w:rFonts w:ascii="Wingdings" w:hAnsi="Wingdings" w:hint="default"/>
@@ -35161,16 +35268,16 @@
     </w:lvl>
   </w:abstractNum>
   <w:abstractNum w:abstractNumId="16">
-    <w:nsid w:val="2EEB2C4A"/>
+    <w:nsid w:val="2E047E24"/>
     <w:multiLevelType w:val="hybridMultilevel"/>
-    <w:tmpl w:val="8E76CA4C"/>
+    <w:tmpl w:val="21A290E6"/>
     <w:lvl w:ilvl="0" w:tplc="04090001">
       <w:start w:val="1"/>
       <w:numFmt w:val="bullet"/>
       <w:lvlText w:val=""/>
       <w:lvlJc w:val="left"/>
       <w:pPr>
-        <w:ind w:left="1440" w:hanging="360"/>
+        <w:ind w:left="1429" w:hanging="360"/>
       </w:pPr>
       <w:rPr>
         <w:rFonts w:ascii="Symbol" w:hAnsi="Symbol" w:hint="default"/>
@@ -35182,7 +35289,7 @@
       <w:lvlText w:val="o"/>
       <w:lvlJc w:val="left"/>
       <w:pPr>
-        <w:ind w:left="2160" w:hanging="360"/>
+        <w:ind w:left="2149" w:hanging="360"/>
       </w:pPr>
       <w:rPr>
         <w:rFonts w:ascii="Courier New" w:hAnsi="Courier New" w:cs="Courier New" w:hint="default"/>
@@ -35194,7 +35301,7 @@
       <w:lvlText w:val=""/>
       <w:lvlJc w:val="left"/>
       <w:pPr>
-        <w:ind w:left="2880" w:hanging="360"/>
+        <w:ind w:left="2869" w:hanging="360"/>
       </w:pPr>
       <w:rPr>
         <w:rFonts w:ascii="Wingdings" w:hAnsi="Wingdings" w:hint="default"/>
@@ -35206,7 +35313,7 @@
       <w:lvlText w:val=""/>
       <w:lvlJc w:val="left"/>
       <w:pPr>
-        <w:ind w:left="3600" w:hanging="360"/>
+        <w:ind w:left="3589" w:hanging="360"/>
       </w:pPr>
       <w:rPr>
         <w:rFonts w:ascii="Symbol" w:hAnsi="Symbol" w:hint="default"/>
@@ -35218,7 +35325,7 @@
       <w:lvlText w:val="o"/>
       <w:lvlJc w:val="left"/>
       <w:pPr>
-        <w:ind w:left="4320" w:hanging="360"/>
+        <w:ind w:left="4309" w:hanging="360"/>
       </w:pPr>
       <w:rPr>
         <w:rFonts w:ascii="Courier New" w:hAnsi="Courier New" w:cs="Courier New" w:hint="default"/>
@@ -35230,7 +35337,7 @@
       <w:lvlText w:val=""/>
       <w:lvlJc w:val="left"/>
       <w:pPr>
-        <w:ind w:left="5040" w:hanging="360"/>
+        <w:ind w:left="5029" w:hanging="360"/>
       </w:pPr>
       <w:rPr>
         <w:rFonts w:ascii="Wingdings" w:hAnsi="Wingdings" w:hint="default"/>
@@ -35242,7 +35349,7 @@
       <w:lvlText w:val=""/>
       <w:lvlJc w:val="left"/>
       <w:pPr>
-        <w:ind w:left="5760" w:hanging="360"/>
+        <w:ind w:left="5749" w:hanging="360"/>
       </w:pPr>
       <w:rPr>
         <w:rFonts w:ascii="Symbol" w:hAnsi="Symbol" w:hint="default"/>
@@ -35254,7 +35361,7 @@
       <w:lvlText w:val="o"/>
       <w:lvlJc w:val="left"/>
       <w:pPr>
-        <w:ind w:left="6480" w:hanging="360"/>
+        <w:ind w:left="6469" w:hanging="360"/>
       </w:pPr>
       <w:rPr>
         <w:rFonts w:ascii="Courier New" w:hAnsi="Courier New" w:cs="Courier New" w:hint="default"/>
@@ -35266,7 +35373,7 @@
       <w:lvlText w:val=""/>
       <w:lvlJc w:val="left"/>
       <w:pPr>
-        <w:ind w:left="7200" w:hanging="360"/>
+        <w:ind w:left="7189" w:hanging="360"/>
       </w:pPr>
       <w:rPr>
         <w:rFonts w:ascii="Wingdings" w:hAnsi="Wingdings" w:hint="default"/>
@@ -35274,16 +35381,16 @@
     </w:lvl>
   </w:abstractNum>
   <w:abstractNum w:abstractNumId="17">
-    <w:nsid w:val="3034072D"/>
+    <w:nsid w:val="2EEB2C4A"/>
     <w:multiLevelType w:val="hybridMultilevel"/>
-    <w:tmpl w:val="610ED8B2"/>
+    <w:tmpl w:val="8E76CA4C"/>
     <w:lvl w:ilvl="0" w:tplc="04090001">
       <w:start w:val="1"/>
       <w:numFmt w:val="bullet"/>
       <w:lvlText w:val=""/>
       <w:lvlJc w:val="left"/>
       <w:pPr>
-        <w:ind w:left="720" w:hanging="360"/>
+        <w:ind w:left="1440" w:hanging="360"/>
       </w:pPr>
       <w:rPr>
         <w:rFonts w:ascii="Symbol" w:hAnsi="Symbol" w:hint="default"/>
@@ -35295,7 +35402,7 @@
       <w:lvlText w:val="o"/>
       <w:lvlJc w:val="left"/>
       <w:pPr>
-        <w:ind w:left="1440" w:hanging="360"/>
+        <w:ind w:left="2160" w:hanging="360"/>
       </w:pPr>
       <w:rPr>
         <w:rFonts w:ascii="Courier New" w:hAnsi="Courier New" w:cs="Courier New" w:hint="default"/>
@@ -35307,7 +35414,7 @@
       <w:lvlText w:val=""/>
       <w:lvlJc w:val="left"/>
       <w:pPr>
-        <w:ind w:left="2160" w:hanging="360"/>
+        <w:ind w:left="2880" w:hanging="360"/>
       </w:pPr>
       <w:rPr>
         <w:rFonts w:ascii="Wingdings" w:hAnsi="Wingdings" w:hint="default"/>
@@ -35319,7 +35426,7 @@
       <w:lvlText w:val=""/>
       <w:lvlJc w:val="left"/>
       <w:pPr>
-        <w:ind w:left="2880" w:hanging="360"/>
+        <w:ind w:left="3600" w:hanging="360"/>
       </w:pPr>
       <w:rPr>
         <w:rFonts w:ascii="Symbol" w:hAnsi="Symbol" w:hint="default"/>
@@ -35331,7 +35438,7 @@
       <w:lvlText w:val="o"/>
       <w:lvlJc w:val="left"/>
       <w:pPr>
-        <w:ind w:left="3600" w:hanging="360"/>
+        <w:ind w:left="4320" w:hanging="360"/>
       </w:pPr>
       <w:rPr>
         <w:rFonts w:ascii="Courier New" w:hAnsi="Courier New" w:cs="Courier New" w:hint="default"/>
@@ -35343,7 +35450,7 @@
       <w:lvlText w:val=""/>
       <w:lvlJc w:val="left"/>
       <w:pPr>
-        <w:ind w:left="4320" w:hanging="360"/>
+        <w:ind w:left="5040" w:hanging="360"/>
       </w:pPr>
       <w:rPr>
         <w:rFonts w:ascii="Wingdings" w:hAnsi="Wingdings" w:hint="default"/>
@@ -35355,7 +35462,7 @@
       <w:lvlText w:val=""/>
       <w:lvlJc w:val="left"/>
       <w:pPr>
-        <w:ind w:left="5040" w:hanging="360"/>
+        <w:ind w:left="5760" w:hanging="360"/>
       </w:pPr>
       <w:rPr>
         <w:rFonts w:ascii="Symbol" w:hAnsi="Symbol" w:hint="default"/>
@@ -35367,7 +35474,7 @@
       <w:lvlText w:val="o"/>
       <w:lvlJc w:val="left"/>
       <w:pPr>
-        <w:ind w:left="5760" w:hanging="360"/>
+        <w:ind w:left="6480" w:hanging="360"/>
       </w:pPr>
       <w:rPr>
         <w:rFonts w:ascii="Courier New" w:hAnsi="Courier New" w:cs="Courier New" w:hint="default"/>
@@ -35379,7 +35486,7 @@
       <w:lvlText w:val=""/>
       <w:lvlJc w:val="left"/>
       <w:pPr>
-        <w:ind w:left="6480" w:hanging="360"/>
+        <w:ind w:left="7200" w:hanging="360"/>
       </w:pPr>
       <w:rPr>
         <w:rFonts w:ascii="Wingdings" w:hAnsi="Wingdings" w:hint="default"/>
@@ -35387,16 +35494,16 @@
     </w:lvl>
   </w:abstractNum>
   <w:abstractNum w:abstractNumId="18">
-    <w:nsid w:val="335B69A9"/>
+    <w:nsid w:val="3034072D"/>
     <w:multiLevelType w:val="hybridMultilevel"/>
-    <w:tmpl w:val="D8B8A27C"/>
+    <w:tmpl w:val="610ED8B2"/>
     <w:lvl w:ilvl="0" w:tplc="04090001">
       <w:start w:val="1"/>
       <w:numFmt w:val="bullet"/>
       <w:lvlText w:val=""/>
       <w:lvlJc w:val="left"/>
       <w:pPr>
-        <w:ind w:left="1429" w:hanging="360"/>
+        <w:ind w:left="720" w:hanging="360"/>
       </w:pPr>
       <w:rPr>
         <w:rFonts w:ascii="Symbol" w:hAnsi="Symbol" w:hint="default"/>
@@ -35408,7 +35515,7 @@
       <w:lvlText w:val="o"/>
       <w:lvlJc w:val="left"/>
       <w:pPr>
-        <w:ind w:left="2149" w:hanging="360"/>
+        <w:ind w:left="1440" w:hanging="360"/>
       </w:pPr>
       <w:rPr>
         <w:rFonts w:ascii="Courier New" w:hAnsi="Courier New" w:cs="Courier New" w:hint="default"/>
@@ -35420,7 +35527,7 @@
       <w:lvlText w:val=""/>
       <w:lvlJc w:val="left"/>
       <w:pPr>
-        <w:ind w:left="2869" w:hanging="360"/>
+        <w:ind w:left="2160" w:hanging="360"/>
       </w:pPr>
       <w:rPr>
         <w:rFonts w:ascii="Wingdings" w:hAnsi="Wingdings" w:hint="default"/>
@@ -35432,7 +35539,7 @@
       <w:lvlText w:val=""/>
       <w:lvlJc w:val="left"/>
       <w:pPr>
-        <w:ind w:left="3589" w:hanging="360"/>
+        <w:ind w:left="2880" w:hanging="360"/>
       </w:pPr>
       <w:rPr>
         <w:rFonts w:ascii="Symbol" w:hAnsi="Symbol" w:hint="default"/>
@@ -35444,7 +35551,7 @@
       <w:lvlText w:val="o"/>
       <w:lvlJc w:val="left"/>
       <w:pPr>
-        <w:ind w:left="4309" w:hanging="360"/>
+        <w:ind w:left="3600" w:hanging="360"/>
       </w:pPr>
       <w:rPr>
         <w:rFonts w:ascii="Courier New" w:hAnsi="Courier New" w:cs="Courier New" w:hint="default"/>
@@ -35456,7 +35563,7 @@
       <w:lvlText w:val=""/>
       <w:lvlJc w:val="left"/>
       <w:pPr>
-        <w:ind w:left="5029" w:hanging="360"/>
+        <w:ind w:left="4320" w:hanging="360"/>
       </w:pPr>
       <w:rPr>
         <w:rFonts w:ascii="Wingdings" w:hAnsi="Wingdings" w:hint="default"/>
@@ -35468,7 +35575,7 @@
       <w:lvlText w:val=""/>
       <w:lvlJc w:val="left"/>
       <w:pPr>
-        <w:ind w:left="5749" w:hanging="360"/>
+        <w:ind w:left="5040" w:hanging="360"/>
       </w:pPr>
       <w:rPr>
         <w:rFonts w:ascii="Symbol" w:hAnsi="Symbol" w:hint="default"/>
@@ -35480,7 +35587,7 @@
       <w:lvlText w:val="o"/>
       <w:lvlJc w:val="left"/>
       <w:pPr>
-        <w:ind w:left="6469" w:hanging="360"/>
+        <w:ind w:left="5760" w:hanging="360"/>
       </w:pPr>
       <w:rPr>
         <w:rFonts w:ascii="Courier New" w:hAnsi="Courier New" w:cs="Courier New" w:hint="default"/>
@@ -35492,7 +35599,7 @@
       <w:lvlText w:val=""/>
       <w:lvlJc w:val="left"/>
       <w:pPr>
-        <w:ind w:left="7189" w:hanging="360"/>
+        <w:ind w:left="6480" w:hanging="360"/>
       </w:pPr>
       <w:rPr>
         <w:rFonts w:ascii="Wingdings" w:hAnsi="Wingdings" w:hint="default"/>
@@ -35500,16 +35607,16 @@
     </w:lvl>
   </w:abstractNum>
   <w:abstractNum w:abstractNumId="19">
-    <w:nsid w:val="39D73702"/>
+    <w:nsid w:val="335B69A9"/>
     <w:multiLevelType w:val="hybridMultilevel"/>
-    <w:tmpl w:val="635429B2"/>
+    <w:tmpl w:val="D8B8A27C"/>
     <w:lvl w:ilvl="0" w:tplc="04090001">
       <w:start w:val="1"/>
       <w:numFmt w:val="bullet"/>
       <w:lvlText w:val=""/>
       <w:lvlJc w:val="left"/>
       <w:pPr>
-        <w:ind w:left="720" w:hanging="360"/>
+        <w:ind w:left="1429" w:hanging="360"/>
       </w:pPr>
       <w:rPr>
         <w:rFonts w:ascii="Symbol" w:hAnsi="Symbol" w:hint="default"/>
@@ -35521,7 +35628,7 @@
       <w:lvlText w:val="o"/>
       <w:lvlJc w:val="left"/>
       <w:pPr>
-        <w:ind w:left="1440" w:hanging="360"/>
+        <w:ind w:left="2149" w:hanging="360"/>
       </w:pPr>
       <w:rPr>
         <w:rFonts w:ascii="Courier New" w:hAnsi="Courier New" w:cs="Courier New" w:hint="default"/>
@@ -35533,7 +35640,7 @@
       <w:lvlText w:val=""/>
       <w:lvlJc w:val="left"/>
       <w:pPr>
-        <w:ind w:left="2160" w:hanging="360"/>
+        <w:ind w:left="2869" w:hanging="360"/>
       </w:pPr>
       <w:rPr>
         <w:rFonts w:ascii="Wingdings" w:hAnsi="Wingdings" w:hint="default"/>
@@ -35545,7 +35652,7 @@
       <w:lvlText w:val=""/>
       <w:lvlJc w:val="left"/>
       <w:pPr>
-        <w:ind w:left="2880" w:hanging="360"/>
+        <w:ind w:left="3589" w:hanging="360"/>
       </w:pPr>
       <w:rPr>
         <w:rFonts w:ascii="Symbol" w:hAnsi="Symbol" w:hint="default"/>
@@ -35557,7 +35664,7 @@
       <w:lvlText w:val="o"/>
       <w:lvlJc w:val="left"/>
       <w:pPr>
-        <w:ind w:left="3600" w:hanging="360"/>
+        <w:ind w:left="4309" w:hanging="360"/>
       </w:pPr>
       <w:rPr>
         <w:rFonts w:ascii="Courier New" w:hAnsi="Courier New" w:cs="Courier New" w:hint="default"/>
@@ -35569,7 +35676,7 @@
       <w:lvlText w:val=""/>
       <w:lvlJc w:val="left"/>
       <w:pPr>
-        <w:ind w:left="4320" w:hanging="360"/>
+        <w:ind w:left="5029" w:hanging="360"/>
       </w:pPr>
       <w:rPr>
         <w:rFonts w:ascii="Wingdings" w:hAnsi="Wingdings" w:hint="default"/>
@@ -35581,7 +35688,7 @@
       <w:lvlText w:val=""/>
       <w:lvlJc w:val="left"/>
       <w:pPr>
-        <w:ind w:left="5040" w:hanging="360"/>
+        <w:ind w:left="5749" w:hanging="360"/>
       </w:pPr>
       <w:rPr>
         <w:rFonts w:ascii="Symbol" w:hAnsi="Symbol" w:hint="default"/>
@@ -35593,7 +35700,7 @@
       <w:lvlText w:val="o"/>
       <w:lvlJc w:val="left"/>
       <w:pPr>
-        <w:ind w:left="5760" w:hanging="360"/>
+        <w:ind w:left="6469" w:hanging="360"/>
       </w:pPr>
       <w:rPr>
         <w:rFonts w:ascii="Courier New" w:hAnsi="Courier New" w:cs="Courier New" w:hint="default"/>
@@ -35605,7 +35712,7 @@
       <w:lvlText w:val=""/>
       <w:lvlJc w:val="left"/>
       <w:pPr>
-        <w:ind w:left="6480" w:hanging="360"/>
+        <w:ind w:left="7189" w:hanging="360"/>
       </w:pPr>
       <w:rPr>
         <w:rFonts w:ascii="Wingdings" w:hAnsi="Wingdings" w:hint="default"/>
@@ -35613,16 +35720,16 @@
     </w:lvl>
   </w:abstractNum>
   <w:abstractNum w:abstractNumId="20">
-    <w:nsid w:val="3A7A254C"/>
+    <w:nsid w:val="39D73702"/>
     <w:multiLevelType w:val="hybridMultilevel"/>
-    <w:tmpl w:val="09A09F64"/>
+    <w:tmpl w:val="635429B2"/>
     <w:lvl w:ilvl="0" w:tplc="04090001">
       <w:start w:val="1"/>
       <w:numFmt w:val="bullet"/>
       <w:lvlText w:val=""/>
       <w:lvlJc w:val="left"/>
       <w:pPr>
-        <w:ind w:left="1429" w:hanging="360"/>
+        <w:ind w:left="720" w:hanging="360"/>
       </w:pPr>
       <w:rPr>
         <w:rFonts w:ascii="Symbol" w:hAnsi="Symbol" w:hint="default"/>
@@ -35634,7 +35741,7 @@
       <w:lvlText w:val="o"/>
       <w:lvlJc w:val="left"/>
       <w:pPr>
-        <w:ind w:left="2149" w:hanging="360"/>
+        <w:ind w:left="1440" w:hanging="360"/>
       </w:pPr>
       <w:rPr>
         <w:rFonts w:ascii="Courier New" w:hAnsi="Courier New" w:cs="Courier New" w:hint="default"/>
@@ -35646,7 +35753,7 @@
       <w:lvlText w:val=""/>
       <w:lvlJc w:val="left"/>
       <w:pPr>
-        <w:ind w:left="2869" w:hanging="360"/>
+        <w:ind w:left="2160" w:hanging="360"/>
       </w:pPr>
       <w:rPr>
         <w:rFonts w:ascii="Wingdings" w:hAnsi="Wingdings" w:hint="default"/>
@@ -35658,7 +35765,7 @@
       <w:lvlText w:val=""/>
       <w:lvlJc w:val="left"/>
       <w:pPr>
-        <w:ind w:left="3589" w:hanging="360"/>
+        <w:ind w:left="2880" w:hanging="360"/>
       </w:pPr>
       <w:rPr>
         <w:rFonts w:ascii="Symbol" w:hAnsi="Symbol" w:hint="default"/>
@@ -35670,7 +35777,7 @@
       <w:lvlText w:val="o"/>
       <w:lvlJc w:val="left"/>
       <w:pPr>
-        <w:ind w:left="4309" w:hanging="360"/>
+        <w:ind w:left="3600" w:hanging="360"/>
       </w:pPr>
       <w:rPr>
         <w:rFonts w:ascii="Courier New" w:hAnsi="Courier New" w:cs="Courier New" w:hint="default"/>
@@ -35682,7 +35789,7 @@
       <w:lvlText w:val=""/>
       <w:lvlJc w:val="left"/>
       <w:pPr>
-        <w:ind w:left="5029" w:hanging="360"/>
+        <w:ind w:left="4320" w:hanging="360"/>
       </w:pPr>
       <w:rPr>
         <w:rFonts w:ascii="Wingdings" w:hAnsi="Wingdings" w:hint="default"/>
@@ -35694,7 +35801,7 @@
       <w:lvlText w:val=""/>
       <w:lvlJc w:val="left"/>
       <w:pPr>
-        <w:ind w:left="5749" w:hanging="360"/>
+        <w:ind w:left="5040" w:hanging="360"/>
       </w:pPr>
       <w:rPr>
         <w:rFonts w:ascii="Symbol" w:hAnsi="Symbol" w:hint="default"/>
@@ -35706,7 +35813,7 @@
       <w:lvlText w:val="o"/>
       <w:lvlJc w:val="left"/>
       <w:pPr>
-        <w:ind w:left="6469" w:hanging="360"/>
+        <w:ind w:left="5760" w:hanging="360"/>
       </w:pPr>
       <w:rPr>
         <w:rFonts w:ascii="Courier New" w:hAnsi="Courier New" w:cs="Courier New" w:hint="default"/>
@@ -35718,7 +35825,7 @@
       <w:lvlText w:val=""/>
       <w:lvlJc w:val="left"/>
       <w:pPr>
-        <w:ind w:left="7189" w:hanging="360"/>
+        <w:ind w:left="6480" w:hanging="360"/>
       </w:pPr>
       <w:rPr>
         <w:rFonts w:ascii="Wingdings" w:hAnsi="Wingdings" w:hint="default"/>
@@ -35726,6 +35833,119 @@
     </w:lvl>
   </w:abstractNum>
   <w:abstractNum w:abstractNumId="21">
+    <w:nsid w:val="3A7A254C"/>
+    <w:multiLevelType w:val="hybridMultilevel"/>
+    <w:tmpl w:val="09A09F64"/>
+    <w:lvl w:ilvl="0" w:tplc="04090001">
+      <w:start w:val="1"/>
+      <w:numFmt w:val="bullet"/>
+      <w:lvlText w:val=""/>
+      <w:lvlJc w:val="left"/>
+      <w:pPr>
+        <w:ind w:left="1429" w:hanging="360"/>
+      </w:pPr>
+      <w:rPr>
+        <w:rFonts w:ascii="Symbol" w:hAnsi="Symbol" w:hint="default"/>
+      </w:rPr>
+    </w:lvl>
+    <w:lvl w:ilvl="1" w:tplc="04090003" w:tentative="1">
+      <w:start w:val="1"/>
+      <w:numFmt w:val="bullet"/>
+      <w:lvlText w:val="o"/>
+      <w:lvlJc w:val="left"/>
+      <w:pPr>
+        <w:ind w:left="2149" w:hanging="360"/>
+      </w:pPr>
+      <w:rPr>
+        <w:rFonts w:ascii="Courier New" w:hAnsi="Courier New" w:cs="Courier New" w:hint="default"/>
+      </w:rPr>
+    </w:lvl>
+    <w:lvl w:ilvl="2" w:tplc="04090005" w:tentative="1">
+      <w:start w:val="1"/>
+      <w:numFmt w:val="bullet"/>
+      <w:lvlText w:val=""/>
+      <w:lvlJc w:val="left"/>
+      <w:pPr>
+        <w:ind w:left="2869" w:hanging="360"/>
+      </w:pPr>
+      <w:rPr>
+        <w:rFonts w:ascii="Wingdings" w:hAnsi="Wingdings" w:hint="default"/>
+      </w:rPr>
+    </w:lvl>
+    <w:lvl w:ilvl="3" w:tplc="04090001" w:tentative="1">
+      <w:start w:val="1"/>
+      <w:numFmt w:val="bullet"/>
+      <w:lvlText w:val=""/>
+      <w:lvlJc w:val="left"/>
+      <w:pPr>
+        <w:ind w:left="3589" w:hanging="360"/>
+      </w:pPr>
+      <w:rPr>
+        <w:rFonts w:ascii="Symbol" w:hAnsi="Symbol" w:hint="default"/>
+      </w:rPr>
+    </w:lvl>
+    <w:lvl w:ilvl="4" w:tplc="04090003" w:tentative="1">
+      <w:start w:val="1"/>
+      <w:numFmt w:val="bullet"/>
+      <w:lvlText w:val="o"/>
+      <w:lvlJc w:val="left"/>
+      <w:pPr>
+        <w:ind w:left="4309" w:hanging="360"/>
+      </w:pPr>
+      <w:rPr>
+        <w:rFonts w:ascii="Courier New" w:hAnsi="Courier New" w:cs="Courier New" w:hint="default"/>
+      </w:rPr>
+    </w:lvl>
+    <w:lvl w:ilvl="5" w:tplc="04090005" w:tentative="1">
+      <w:start w:val="1"/>
+      <w:numFmt w:val="bullet"/>
+      <w:lvlText w:val=""/>
+      <w:lvlJc w:val="left"/>
+      <w:pPr>
+        <w:ind w:left="5029" w:hanging="360"/>
+      </w:pPr>
+      <w:rPr>
+        <w:rFonts w:ascii="Wingdings" w:hAnsi="Wingdings" w:hint="default"/>
+      </w:rPr>
+    </w:lvl>
+    <w:lvl w:ilvl="6" w:tplc="04090001" w:tentative="1">
+      <w:start w:val="1"/>
+      <w:numFmt w:val="bullet"/>
+      <w:lvlText w:val=""/>
+      <w:lvlJc w:val="left"/>
+      <w:pPr>
+        <w:ind w:left="5749" w:hanging="360"/>
+      </w:pPr>
+      <w:rPr>
+        <w:rFonts w:ascii="Symbol" w:hAnsi="Symbol" w:hint="default"/>
+      </w:rPr>
+    </w:lvl>
+    <w:lvl w:ilvl="7" w:tplc="04090003" w:tentative="1">
+      <w:start w:val="1"/>
+      <w:numFmt w:val="bullet"/>
+      <w:lvlText w:val="o"/>
+      <w:lvlJc w:val="left"/>
+      <w:pPr>
+        <w:ind w:left="6469" w:hanging="360"/>
+      </w:pPr>
+      <w:rPr>
+        <w:rFonts w:ascii="Courier New" w:hAnsi="Courier New" w:cs="Courier New" w:hint="default"/>
+      </w:rPr>
+    </w:lvl>
+    <w:lvl w:ilvl="8" w:tplc="04090005" w:tentative="1">
+      <w:start w:val="1"/>
+      <w:numFmt w:val="bullet"/>
+      <w:lvlText w:val=""/>
+      <w:lvlJc w:val="left"/>
+      <w:pPr>
+        <w:ind w:left="7189" w:hanging="360"/>
+      </w:pPr>
+      <w:rPr>
+        <w:rFonts w:ascii="Wingdings" w:hAnsi="Wingdings" w:hint="default"/>
+      </w:rPr>
+    </w:lvl>
+  </w:abstractNum>
+  <w:abstractNum w:abstractNumId="22">
     <w:nsid w:val="3CFB171A"/>
     <w:multiLevelType w:val="multilevel"/>
     <w:tmpl w:val="FE56D39C"/>
@@ -35848,7 +36068,7 @@
       </w:rPr>
     </w:lvl>
   </w:abstractNum>
-  <w:abstractNum w:abstractNumId="22">
+  <w:abstractNum w:abstractNumId="23">
     <w:nsid w:val="3E643407"/>
     <w:multiLevelType w:val="hybridMultilevel"/>
     <w:tmpl w:val="6EF651C4"/>
@@ -35937,7 +36157,7 @@
       </w:pPr>
     </w:lvl>
   </w:abstractNum>
-  <w:abstractNum w:abstractNumId="23">
+  <w:abstractNum w:abstractNumId="24">
     <w:nsid w:val="409C5370"/>
     <w:multiLevelType w:val="hybridMultilevel"/>
     <w:tmpl w:val="4CFCC368"/>
@@ -36050,7 +36270,7 @@
       </w:rPr>
     </w:lvl>
   </w:abstractNum>
-  <w:abstractNum w:abstractNumId="24">
+  <w:abstractNum w:abstractNumId="25">
     <w:nsid w:val="44535D73"/>
     <w:multiLevelType w:val="hybridMultilevel"/>
     <w:tmpl w:val="B3EA86F0"/>
@@ -36163,7 +36383,7 @@
       </w:rPr>
     </w:lvl>
   </w:abstractNum>
-  <w:abstractNum w:abstractNumId="25">
+  <w:abstractNum w:abstractNumId="26">
     <w:nsid w:val="44B92AD6"/>
     <w:multiLevelType w:val="multilevel"/>
     <w:tmpl w:val="3BB4F3A4"/>
@@ -36276,7 +36496,7 @@
       </w:rPr>
     </w:lvl>
   </w:abstractNum>
-  <w:abstractNum w:abstractNumId="26">
+  <w:abstractNum w:abstractNumId="27">
     <w:nsid w:val="49074F34"/>
     <w:multiLevelType w:val="hybridMultilevel"/>
     <w:tmpl w:val="B4C45A6E"/>
@@ -36389,7 +36609,7 @@
       </w:rPr>
     </w:lvl>
   </w:abstractNum>
-  <w:abstractNum w:abstractNumId="27">
+  <w:abstractNum w:abstractNumId="28">
     <w:nsid w:val="49766F1B"/>
     <w:multiLevelType w:val="hybridMultilevel"/>
     <w:tmpl w:val="86CCDC22"/>
@@ -36502,7 +36722,7 @@
       </w:rPr>
     </w:lvl>
   </w:abstractNum>
-  <w:abstractNum w:abstractNumId="28">
+  <w:abstractNum w:abstractNumId="29">
     <w:nsid w:val="4B8734E8"/>
     <w:multiLevelType w:val="hybridMultilevel"/>
     <w:tmpl w:val="22208200"/>
@@ -36615,7 +36835,7 @@
       </w:rPr>
     </w:lvl>
   </w:abstractNum>
-  <w:abstractNum w:abstractNumId="29">
+  <w:abstractNum w:abstractNumId="30">
     <w:nsid w:val="59AC574A"/>
     <w:multiLevelType w:val="multilevel"/>
     <w:tmpl w:val="0DC22AA0"/>
@@ -36728,7 +36948,7 @@
       </w:pPr>
     </w:lvl>
   </w:abstractNum>
-  <w:abstractNum w:abstractNumId="30">
+  <w:abstractNum w:abstractNumId="31">
     <w:nsid w:val="5DEE4385"/>
     <w:multiLevelType w:val="hybridMultilevel"/>
     <w:tmpl w:val="F0661B42"/>
@@ -36841,7 +37061,7 @@
       </w:rPr>
     </w:lvl>
   </w:abstractNum>
-  <w:abstractNum w:abstractNumId="31">
+  <w:abstractNum w:abstractNumId="32">
     <w:nsid w:val="62F52830"/>
     <w:multiLevelType w:val="hybridMultilevel"/>
     <w:tmpl w:val="CF521E8C"/>
@@ -36954,7 +37174,7 @@
       </w:rPr>
     </w:lvl>
   </w:abstractNum>
-  <w:abstractNum w:abstractNumId="32">
+  <w:abstractNum w:abstractNumId="33">
     <w:nsid w:val="65E4256B"/>
     <w:multiLevelType w:val="hybridMultilevel"/>
     <w:tmpl w:val="7A822CC2"/>
@@ -37066,7 +37286,7 @@
       </w:rPr>
     </w:lvl>
   </w:abstractNum>
-  <w:abstractNum w:abstractNumId="33">
+  <w:abstractNum w:abstractNumId="34">
     <w:nsid w:val="66A816E1"/>
     <w:multiLevelType w:val="hybridMultilevel"/>
     <w:tmpl w:val="12546322"/>
@@ -37179,7 +37399,7 @@
       </w:rPr>
     </w:lvl>
   </w:abstractNum>
-  <w:abstractNum w:abstractNumId="34">
+  <w:abstractNum w:abstractNumId="35">
     <w:nsid w:val="6D0F32AF"/>
     <w:multiLevelType w:val="hybridMultilevel"/>
     <w:tmpl w:val="22D21550"/>
@@ -37265,7 +37485,7 @@
       </w:pPr>
     </w:lvl>
   </w:abstractNum>
-  <w:abstractNum w:abstractNumId="35">
+  <w:abstractNum w:abstractNumId="36">
     <w:nsid w:val="70524DBC"/>
     <w:multiLevelType w:val="hybridMultilevel"/>
     <w:tmpl w:val="0346CCD2"/>
@@ -37384,7 +37604,7 @@
       </w:pPr>
     </w:lvl>
   </w:abstractNum>
-  <w:abstractNum w:abstractNumId="36">
+  <w:abstractNum w:abstractNumId="37">
     <w:nsid w:val="71DF59C2"/>
     <w:multiLevelType w:val="multilevel"/>
     <w:tmpl w:val="D8F24892"/>
@@ -37497,7 +37717,7 @@
       </w:rPr>
     </w:lvl>
   </w:abstractNum>
-  <w:abstractNum w:abstractNumId="37">
+  <w:abstractNum w:abstractNumId="38">
     <w:nsid w:val="76516046"/>
     <w:multiLevelType w:val="hybridMultilevel"/>
     <w:tmpl w:val="A6269834"/>
@@ -37610,7 +37830,7 @@
       </w:rPr>
     </w:lvl>
   </w:abstractNum>
-  <w:abstractNum w:abstractNumId="38">
+  <w:abstractNum w:abstractNumId="39">
     <w:nsid w:val="76876795"/>
     <w:multiLevelType w:val="hybridMultilevel"/>
     <w:tmpl w:val="E0BABEE0"/>
@@ -37696,7 +37916,7 @@
       </w:pPr>
     </w:lvl>
   </w:abstractNum>
-  <w:abstractNum w:abstractNumId="39">
+  <w:abstractNum w:abstractNumId="40">
     <w:nsid w:val="79701FEA"/>
     <w:multiLevelType w:val="hybridMultilevel"/>
     <w:tmpl w:val="9DC66558"/>
@@ -37810,25 +38030,25 @@
     </w:lvl>
   </w:abstractNum>
   <w:num w:numId="1">
-    <w:abstractNumId w:val="36"/>
+    <w:abstractNumId w:val="37"/>
   </w:num>
   <w:num w:numId="2">
-    <w:abstractNumId w:val="21"/>
+    <w:abstractNumId w:val="22"/>
   </w:num>
   <w:num w:numId="3">
     <w:abstractNumId w:val="0"/>
   </w:num>
   <w:num w:numId="4">
-    <w:abstractNumId w:val="22"/>
+    <w:abstractNumId w:val="23"/>
   </w:num>
   <w:num w:numId="5">
-    <w:abstractNumId w:val="21"/>
+    <w:abstractNumId w:val="22"/>
   </w:num>
   <w:num w:numId="6">
     <w:abstractNumId w:val="1"/>
   </w:num>
   <w:num w:numId="7">
-    <w:abstractNumId w:val="21"/>
+    <w:abstractNumId w:val="22"/>
     <w:lvlOverride w:ilvl="0">
       <w:startOverride w:val="1"/>
     </w:lvlOverride>
@@ -37858,67 +38078,67 @@
     </w:lvlOverride>
   </w:num>
   <w:num w:numId="8">
-    <w:abstractNumId w:val="21"/>
+    <w:abstractNumId w:val="22"/>
   </w:num>
   <w:num w:numId="9">
-    <w:abstractNumId w:val="21"/>
+    <w:abstractNumId w:val="22"/>
   </w:num>
   <w:num w:numId="10">
-    <w:abstractNumId w:val="35"/>
+    <w:abstractNumId w:val="36"/>
   </w:num>
   <w:num w:numId="11">
-    <w:abstractNumId w:val="36"/>
+    <w:abstractNumId w:val="37"/>
   </w:num>
   <w:num w:numId="12">
-    <w:abstractNumId w:val="13"/>
+    <w:abstractNumId w:val="14"/>
   </w:num>
   <w:num w:numId="13">
-    <w:abstractNumId w:val="35"/>
+    <w:abstractNumId w:val="36"/>
   </w:num>
   <w:num w:numId="14">
     <w:abstractNumId w:val="9"/>
   </w:num>
   <w:num w:numId="15">
-    <w:abstractNumId w:val="32"/>
+    <w:abstractNumId w:val="33"/>
   </w:num>
   <w:num w:numId="16">
     <w:abstractNumId w:val="4"/>
   </w:num>
   <w:num w:numId="17">
-    <w:abstractNumId w:val="23"/>
+    <w:abstractNumId w:val="24"/>
   </w:num>
   <w:num w:numId="18">
-    <w:abstractNumId w:val="12"/>
+    <w:abstractNumId w:val="13"/>
   </w:num>
   <w:num w:numId="19">
-    <w:abstractNumId w:val="38"/>
+    <w:abstractNumId w:val="39"/>
   </w:num>
   <w:num w:numId="20">
     <w:abstractNumId w:val="3"/>
   </w:num>
   <w:num w:numId="21">
-    <w:abstractNumId w:val="30"/>
+    <w:abstractNumId w:val="31"/>
   </w:num>
   <w:num w:numId="22">
-    <w:abstractNumId w:val="16"/>
+    <w:abstractNumId w:val="17"/>
   </w:num>
   <w:num w:numId="23">
-    <w:abstractNumId w:val="20"/>
+    <w:abstractNumId w:val="21"/>
   </w:num>
   <w:num w:numId="24">
-    <w:abstractNumId w:val="14"/>
+    <w:abstractNumId w:val="15"/>
   </w:num>
   <w:num w:numId="25">
-    <w:abstractNumId w:val="18"/>
+    <w:abstractNumId w:val="19"/>
   </w:num>
   <w:num w:numId="26">
-    <w:abstractNumId w:val="31"/>
+    <w:abstractNumId w:val="32"/>
   </w:num>
   <w:num w:numId="27">
-    <w:abstractNumId w:val="24"/>
+    <w:abstractNumId w:val="25"/>
   </w:num>
   <w:num w:numId="28">
-    <w:abstractNumId w:val="15"/>
+    <w:abstractNumId w:val="16"/>
   </w:num>
   <w:num w:numId="29">
     <w:abstractNumId w:val="6"/>
@@ -37927,10 +38147,10 @@
     <w:abstractNumId w:val="7"/>
   </w:num>
   <w:num w:numId="31">
-    <w:abstractNumId w:val="29"/>
+    <w:abstractNumId w:val="30"/>
   </w:num>
   <w:num w:numId="32">
-    <w:abstractNumId w:val="39"/>
+    <w:abstractNumId w:val="40"/>
   </w:num>
   <w:num w:numId="33">
     <w:abstractNumId w:val="2"/>
@@ -37939,40 +38159,43 @@
     <w:abstractNumId w:val="8"/>
   </w:num>
   <w:num w:numId="35">
-    <w:abstractNumId w:val="19"/>
+    <w:abstractNumId w:val="20"/>
   </w:num>
   <w:num w:numId="36">
     <w:abstractNumId w:val="10"/>
   </w:num>
   <w:num w:numId="37">
-    <w:abstractNumId w:val="28"/>
+    <w:abstractNumId w:val="29"/>
   </w:num>
   <w:num w:numId="38">
-    <w:abstractNumId w:val="25"/>
+    <w:abstractNumId w:val="26"/>
   </w:num>
   <w:num w:numId="39">
     <w:abstractNumId w:val="11"/>
   </w:num>
   <w:num w:numId="40">
-    <w:abstractNumId w:val="26"/>
+    <w:abstractNumId w:val="27"/>
   </w:num>
   <w:num w:numId="41">
-    <w:abstractNumId w:val="27"/>
+    <w:abstractNumId w:val="28"/>
   </w:num>
   <w:num w:numId="42">
-    <w:abstractNumId w:val="17"/>
+    <w:abstractNumId w:val="18"/>
   </w:num>
   <w:num w:numId="43">
-    <w:abstractNumId w:val="33"/>
+    <w:abstractNumId w:val="34"/>
   </w:num>
   <w:num w:numId="44">
-    <w:abstractNumId w:val="34"/>
+    <w:abstractNumId w:val="35"/>
   </w:num>
   <w:num w:numId="45">
-    <w:abstractNumId w:val="37"/>
+    <w:abstractNumId w:val="38"/>
   </w:num>
   <w:num w:numId="46">
     <w:abstractNumId w:val="5"/>
+  </w:num>
+  <w:num w:numId="47">
+    <w:abstractNumId w:val="12"/>
   </w:num>
 </w:numbering>
 </file>
@@ -39974,7 +40197,7 @@
 </file>
 
 <file path=customXml/itemProps1.xml><?xml version="1.0" encoding="utf-8"?>
-<ds:datastoreItem xmlns:ds="http://schemas.openxmlformats.org/officeDocument/2006/customXml" ds:itemID="{13E37B03-9B7E-4D01-B490-19809182C0E7}">
+<ds:datastoreItem xmlns:ds="http://schemas.openxmlformats.org/officeDocument/2006/customXml" ds:itemID="{5B0AF55A-3127-40E7-A2D7-267F5A400224}">
   <ds:schemaRefs>
     <ds:schemaRef ds:uri="http://schemas.openxmlformats.org/officeDocument/2006/bibliography"/>
   </ds:schemaRefs>

--- a/dokumentacija/MB_PR_33_2022_Katarina_Veljkovic_Bsch_Rad.docx
+++ b/dokumentacija/MB_PR_33_2022_Katarina_Veljkovic_Bsch_Rad.docx
@@ -62,10 +62,10 @@
                   <v:path o:extrusionok="f" gradientshapeok="t" o:connecttype="rect"/>
                   <o:lock v:ext="edit" aspectratio="t"/>
                 </v:shapetype>
-                <v:shape id="_x0000_i1025" type="#_x0000_t75" alt="" style="width:63.8pt;height:65.45pt;mso-width-percent:0;mso-height-percent:0;mso-width-percent:0;mso-height-percent:0" o:ole="" fillcolor="window">
+                <v:shape id="_x0000_i1025" type="#_x0000_t75" alt="" style="width:63.6pt;height:65.4pt;mso-width-percent:0;mso-height-percent:0;mso-width-percent:0;mso-height-percent:0" o:ole="" fillcolor="window">
                   <v:imagedata r:id="rId8" o:title=""/>
                 </v:shape>
-                <o:OLEObject Type="Embed" ProgID="CorelDraw.Graphic.7" ShapeID="_x0000_i1025" DrawAspect="Content" ObjectID="_1849069005" r:id="rId9"/>
+                <o:OLEObject Type="Embed" ProgID="CorelDraw.Graphic.7" ShapeID="_x0000_i1025" DrawAspect="Content" ObjectID="_1849251273" r:id="rId9"/>
               </w:object>
             </w:r>
           </w:p>
@@ -1944,8 +1944,6 @@
               </w:rPr>
               <w:t>а/страна/</w:t>
             </w:r>
-            <w:bookmarkStart w:id="0" w:name="_GoBack"/>
-            <w:bookmarkEnd w:id="0"/>
             <w:r>
               <w:rPr>
                 <w:rFonts w:ascii="Arial" w:hAnsi="Arial"/>
@@ -1984,7 +1982,7 @@
                 <w:szCs w:val="18"/>
                 <w:lang w:val="sr-Cyrl-RS"/>
               </w:rPr>
-              <w:t>6</w:t>
+              <w:t>7/30</w:t>
             </w:r>
             <w:r>
               <w:rPr>
@@ -1994,7 +1992,7 @@
                 <w:szCs w:val="18"/>
                 <w:lang w:val="sr-Cyrl-RS"/>
               </w:rPr>
-              <w:t>/28/0/1</w:t>
+              <w:t>/0/1</w:t>
             </w:r>
             <w:r>
               <w:rPr>
@@ -4565,7 +4563,7 @@
                 <w:szCs w:val="18"/>
                 <w:lang w:val="sr-Cyrl-RS"/>
               </w:rPr>
-              <w:t>6</w:t>
+              <w:t>7/30</w:t>
             </w:r>
             <w:r>
               <w:rPr>
@@ -4575,7 +4573,7 @@
                 <w:szCs w:val="18"/>
                 <w:lang w:val="sr-Cyrl-RS"/>
               </w:rPr>
-              <w:t>/28/0/1</w:t>
+              <w:t>/0/1</w:t>
             </w:r>
             <w:r>
               <w:rPr>
@@ -7480,6 +7478,7 @@
           <w:docPartUnique/>
         </w:docPartObj>
       </w:sdtPr>
+      <w:sdtEndPr/>
       <w:sdtContent>
         <w:p>
           <w:pPr>
@@ -7524,7 +7523,7 @@
             </w:rPr>
             <w:fldChar w:fldCharType="separate"/>
           </w:r>
-          <w:hyperlink w:anchor="_Toc238456185" w:history="1">
+          <w:hyperlink w:anchor="_Toc238637854" w:history="1">
             <w:r>
               <w:rPr>
                 <w:rStyle w:val="Hyperlink"/>
@@ -7561,7 +7560,7 @@
               <w:rPr>
                 <w:webHidden/>
               </w:rPr>
-              <w:instrText xml:space="preserve"> PAGEREF _Toc238456185 \h </w:instrText>
+              <w:instrText xml:space="preserve"> PAGEREF _Toc238637854 \h </w:instrText>
             </w:r>
             <w:r>
               <w:rPr>
@@ -7597,7 +7596,7 @@
               <w:bCs w:val="0"/>
             </w:rPr>
           </w:pPr>
-          <w:hyperlink w:anchor="_Toc238456186" w:history="1">
+          <w:hyperlink w:anchor="_Toc238637855" w:history="1">
             <w:r>
               <w:rPr>
                 <w:rStyle w:val="Hyperlink"/>
@@ -7634,7 +7633,7 @@
               <w:rPr>
                 <w:webHidden/>
               </w:rPr>
-              <w:instrText xml:space="preserve"> PAGEREF _Toc238456186 \h </w:instrText>
+              <w:instrText xml:space="preserve"> PAGEREF _Toc238637855 \h </w:instrText>
             </w:r>
             <w:r>
               <w:rPr>
@@ -7668,7 +7667,7 @@
               <w:rFonts w:asciiTheme="minorHAnsi" w:eastAsiaTheme="minorEastAsia" w:hAnsiTheme="minorHAnsi" w:cstheme="minorBidi"/>
             </w:rPr>
           </w:pPr>
-          <w:hyperlink w:anchor="_Toc238456187" w:history="1">
+          <w:hyperlink w:anchor="_Toc238637856" w:history="1">
             <w:r>
               <w:rPr>
                 <w:rStyle w:val="Hyperlink"/>
@@ -7717,7 +7716,7 @@
               <w:rPr>
                 <w:webHidden/>
               </w:rPr>
-              <w:instrText xml:space="preserve"> PAGEREF _Toc238456187 \h </w:instrText>
+              <w:instrText xml:space="preserve"> PAGEREF _Toc238637856 \h </w:instrText>
             </w:r>
             <w:r>
               <w:rPr>
@@ -7751,7 +7750,7 @@
               <w:rFonts w:asciiTheme="minorHAnsi" w:eastAsiaTheme="minorEastAsia" w:hAnsiTheme="minorHAnsi" w:cstheme="minorBidi"/>
             </w:rPr>
           </w:pPr>
-          <w:hyperlink w:anchor="_Toc238456188" w:history="1">
+          <w:hyperlink w:anchor="_Toc238637857" w:history="1">
             <w:r>
               <w:rPr>
                 <w:rStyle w:val="Hyperlink"/>
@@ -7788,7 +7787,7 @@
               <w:rPr>
                 <w:webHidden/>
               </w:rPr>
-              <w:instrText xml:space="preserve"> PAGEREF _Toc238456188 \h </w:instrText>
+              <w:instrText xml:space="preserve"> PAGEREF _Toc238637857 \h </w:instrText>
             </w:r>
             <w:r>
               <w:rPr>
@@ -7822,7 +7821,7 @@
               <w:rFonts w:asciiTheme="minorHAnsi" w:eastAsiaTheme="minorEastAsia" w:hAnsiTheme="minorHAnsi" w:cstheme="minorBidi"/>
             </w:rPr>
           </w:pPr>
-          <w:hyperlink w:anchor="_Toc238456189" w:history="1">
+          <w:hyperlink w:anchor="_Toc238637858" w:history="1">
             <w:r>
               <w:rPr>
                 <w:rStyle w:val="Hyperlink"/>
@@ -7859,7 +7858,7 @@
               <w:rPr>
                 <w:webHidden/>
               </w:rPr>
-              <w:instrText xml:space="preserve"> PAGEREF _Toc238456189 \h </w:instrText>
+              <w:instrText xml:space="preserve"> PAGEREF _Toc238637858 \h </w:instrText>
             </w:r>
             <w:r>
               <w:rPr>
@@ -7893,7 +7892,7 @@
               <w:rFonts w:asciiTheme="minorHAnsi" w:eastAsiaTheme="minorEastAsia" w:hAnsiTheme="minorHAnsi" w:cstheme="minorBidi"/>
             </w:rPr>
           </w:pPr>
-          <w:hyperlink w:anchor="_Toc238456190" w:history="1">
+          <w:hyperlink w:anchor="_Toc238637859" w:history="1">
             <w:r>
               <w:rPr>
                 <w:rStyle w:val="Hyperlink"/>
@@ -7923,7 +7922,7 @@
               <w:rPr>
                 <w:webHidden/>
               </w:rPr>
-              <w:instrText xml:space="preserve"> PAGEREF _Toc238456190 \h </w:instrText>
+              <w:instrText xml:space="preserve"> PAGEREF _Toc238637859 \h </w:instrText>
             </w:r>
             <w:r>
               <w:rPr>
@@ -7957,7 +7956,7 @@
               <w:rFonts w:asciiTheme="minorHAnsi" w:eastAsiaTheme="minorEastAsia" w:hAnsiTheme="minorHAnsi" w:cstheme="minorBidi"/>
             </w:rPr>
           </w:pPr>
-          <w:hyperlink w:anchor="_Toc238456191" w:history="1">
+          <w:hyperlink w:anchor="_Toc238637860" w:history="1">
             <w:r>
               <w:rPr>
                 <w:rStyle w:val="Hyperlink"/>
@@ -7987,7 +7986,7 @@
               <w:rPr>
                 <w:webHidden/>
               </w:rPr>
-              <w:instrText xml:space="preserve"> PAGEREF _Toc238456191 \h </w:instrText>
+              <w:instrText xml:space="preserve"> PAGEREF _Toc238637860 \h </w:instrText>
             </w:r>
             <w:r>
               <w:rPr>
@@ -8021,7 +8020,7 @@
               <w:rFonts w:asciiTheme="minorHAnsi" w:eastAsiaTheme="minorEastAsia" w:hAnsiTheme="minorHAnsi" w:cstheme="minorBidi"/>
             </w:rPr>
           </w:pPr>
-          <w:hyperlink w:anchor="_Toc238456192" w:history="1">
+          <w:hyperlink w:anchor="_Toc238637861" w:history="1">
             <w:r>
               <w:rPr>
                 <w:rStyle w:val="Hyperlink"/>
@@ -8051,7 +8050,7 @@
               <w:rPr>
                 <w:webHidden/>
               </w:rPr>
-              <w:instrText xml:space="preserve"> PAGEREF _Toc238456192 \h </w:instrText>
+              <w:instrText xml:space="preserve"> PAGEREF _Toc238637861 \h </w:instrText>
             </w:r>
             <w:r>
               <w:rPr>
@@ -8085,7 +8084,7 @@
               <w:rFonts w:asciiTheme="minorHAnsi" w:eastAsiaTheme="minorEastAsia" w:hAnsiTheme="minorHAnsi" w:cstheme="minorBidi"/>
             </w:rPr>
           </w:pPr>
-          <w:hyperlink w:anchor="_Toc238456193" w:history="1">
+          <w:hyperlink w:anchor="_Toc238637862" w:history="1">
             <w:r>
               <w:rPr>
                 <w:rStyle w:val="Hyperlink"/>
@@ -8115,7 +8114,7 @@
               <w:rPr>
                 <w:webHidden/>
               </w:rPr>
-              <w:instrText xml:space="preserve"> PAGEREF _Toc238456193 \h </w:instrText>
+              <w:instrText xml:space="preserve"> PAGEREF _Toc238637862 \h </w:instrText>
             </w:r>
             <w:r>
               <w:rPr>
@@ -8151,7 +8150,7 @@
               <w:bCs w:val="0"/>
             </w:rPr>
           </w:pPr>
-          <w:hyperlink w:anchor="_Toc238456194" w:history="1">
+          <w:hyperlink w:anchor="_Toc238637863" w:history="1">
             <w:r>
               <w:rPr>
                 <w:rStyle w:val="Hyperlink"/>
@@ -8169,9 +8168,8 @@
             <w:r>
               <w:rPr>
                 <w:rStyle w:val="Hyperlink"/>
-                <w:lang w:val="sr-Cyrl-RS"/>
-              </w:rPr>
-              <w:t>Мрежна игра „Потапање подморница“</w:t>
+              </w:rPr>
+              <w:t>Опис коришћених технологија и алата</w:t>
             </w:r>
             <w:r>
               <w:rPr>
@@ -8189,7 +8187,7 @@
               <w:rPr>
                 <w:webHidden/>
               </w:rPr>
-              <w:instrText xml:space="preserve"> PAGEREF _Toc238456194 \h </w:instrText>
+              <w:instrText xml:space="preserve"> PAGEREF _Toc238637863 \h </w:instrText>
             </w:r>
             <w:r>
               <w:rPr>
@@ -8223,19 +8221,12 @@
               <w:rFonts w:asciiTheme="minorHAnsi" w:eastAsiaTheme="minorEastAsia" w:hAnsiTheme="minorHAnsi" w:cstheme="minorBidi"/>
             </w:rPr>
           </w:pPr>
-          <w:hyperlink w:anchor="_Toc238456195" w:history="1">
+          <w:hyperlink w:anchor="_Toc238637864" w:history="1">
             <w:r>
               <w:rPr>
                 <w:rStyle w:val="Hyperlink"/>
               </w:rPr>
-              <w:t>3.</w:t>
-            </w:r>
-            <w:r>
-              <w:rPr>
-                <w:rStyle w:val="Hyperlink"/>
-                <w:lang w:val="sr-Cyrl-RS"/>
-              </w:rPr>
-              <w:t>1 Дијаграм случаја употребе игре</w:t>
+              <w:t>3.1. Технологије серверске стране</w:t>
             </w:r>
             <w:r>
               <w:rPr>
@@ -8253,7 +8244,7 @@
               <w:rPr>
                 <w:webHidden/>
               </w:rPr>
-              <w:instrText xml:space="preserve"> PAGEREF _Toc238456195 \h </w:instrText>
+              <w:instrText xml:space="preserve"> PAGEREF _Toc238637864 \h </w:instrText>
             </w:r>
             <w:r>
               <w:rPr>
@@ -8287,13 +8278,12 @@
               <w:rFonts w:asciiTheme="minorHAnsi" w:eastAsiaTheme="minorEastAsia" w:hAnsiTheme="minorHAnsi" w:cstheme="minorBidi"/>
             </w:rPr>
           </w:pPr>
-          <w:hyperlink w:anchor="_Toc238456196" w:history="1">
+          <w:hyperlink w:anchor="_Toc238637865" w:history="1">
             <w:r>
               <w:rPr>
                 <w:rStyle w:val="Hyperlink"/>
-                <w:lang w:val="sr-Cyrl-RS"/>
-              </w:rPr>
-              <w:t>3.1.1 Актери система</w:t>
+              </w:rPr>
+              <w:t>3.2. Криптографска заштита и апликативни протокол</w:t>
             </w:r>
             <w:r>
               <w:rPr>
@@ -8311,7 +8301,7 @@
               <w:rPr>
                 <w:webHidden/>
               </w:rPr>
-              <w:instrText xml:space="preserve"> PAGEREF _Toc238456196 \h </w:instrText>
+              <w:instrText xml:space="preserve"> PAGEREF _Toc238637865 \h </w:instrText>
             </w:r>
             <w:r>
               <w:rPr>
@@ -8345,13 +8335,12 @@
               <w:rFonts w:asciiTheme="minorHAnsi" w:eastAsiaTheme="minorEastAsia" w:hAnsiTheme="minorHAnsi" w:cstheme="minorBidi"/>
             </w:rPr>
           </w:pPr>
-          <w:hyperlink w:anchor="_Toc238456197" w:history="1">
+          <w:hyperlink w:anchor="_Toc238637866" w:history="1">
             <w:r>
               <w:rPr>
                 <w:rStyle w:val="Hyperlink"/>
-                <w:lang w:val="sr-Cyrl-RS"/>
-              </w:rPr>
-              <w:t>3.1.2 Случајеви употребе</w:t>
+              </w:rPr>
+              <w:t>3.3. Алати и окружење</w:t>
             </w:r>
             <w:r>
               <w:rPr>
@@ -8369,7 +8358,7 @@
               <w:rPr>
                 <w:webHidden/>
               </w:rPr>
-              <w:instrText xml:space="preserve"> PAGEREF _Toc238456197 \h </w:instrText>
+              <w:instrText xml:space="preserve"> PAGEREF _Toc238637866 \h </w:instrText>
             </w:r>
             <w:r>
               <w:rPr>
@@ -8387,403 +8376,6 @@
                 <w:webHidden/>
               </w:rPr>
               <w:t>8</w:t>
-            </w:r>
-            <w:r>
-              <w:rPr>
-                <w:webHidden/>
-              </w:rPr>
-              <w:fldChar w:fldCharType="end"/>
-            </w:r>
-          </w:hyperlink>
-        </w:p>
-        <w:p>
-          <w:pPr>
-            <w:pStyle w:val="TOC3"/>
-            <w:rPr>
-              <w:rFonts w:asciiTheme="minorHAnsi" w:eastAsiaTheme="minorEastAsia" w:hAnsiTheme="minorHAnsi" w:cstheme="minorBidi"/>
-            </w:rPr>
-          </w:pPr>
-          <w:hyperlink w:anchor="_Toc238456198" w:history="1">
-            <w:r>
-              <w:rPr>
-                <w:rStyle w:val="Hyperlink"/>
-              </w:rPr>
-              <w:t>3.2</w:t>
-            </w:r>
-            <w:r>
-              <w:rPr>
-                <w:rStyle w:val="Hyperlink"/>
-                <w:lang w:val="sr-Cyrl-RS"/>
-              </w:rPr>
-              <w:t xml:space="preserve"> Дизајн система мрежне игре</w:t>
-            </w:r>
-            <w:r>
-              <w:rPr>
-                <w:webHidden/>
-              </w:rPr>
-              <w:tab/>
-            </w:r>
-            <w:r>
-              <w:rPr>
-                <w:webHidden/>
-              </w:rPr>
-              <w:fldChar w:fldCharType="begin"/>
-            </w:r>
-            <w:r>
-              <w:rPr>
-                <w:webHidden/>
-              </w:rPr>
-              <w:instrText xml:space="preserve"> PAGEREF _Toc238456198 \h </w:instrText>
-            </w:r>
-            <w:r>
-              <w:rPr>
-                <w:webHidden/>
-              </w:rPr>
-            </w:r>
-            <w:r>
-              <w:rPr>
-                <w:webHidden/>
-              </w:rPr>
-              <w:fldChar w:fldCharType="separate"/>
-            </w:r>
-            <w:r>
-              <w:rPr>
-                <w:webHidden/>
-              </w:rPr>
-              <w:t>9</w:t>
-            </w:r>
-            <w:r>
-              <w:rPr>
-                <w:webHidden/>
-              </w:rPr>
-              <w:fldChar w:fldCharType="end"/>
-            </w:r>
-          </w:hyperlink>
-        </w:p>
-        <w:p>
-          <w:pPr>
-            <w:pStyle w:val="TOC3"/>
-            <w:rPr>
-              <w:rFonts w:asciiTheme="minorHAnsi" w:eastAsiaTheme="minorEastAsia" w:hAnsiTheme="minorHAnsi" w:cstheme="minorBidi"/>
-            </w:rPr>
-          </w:pPr>
-          <w:hyperlink w:anchor="_Toc238456199" w:history="1">
-            <w:r>
-              <w:rPr>
-                <w:rStyle w:val="Hyperlink"/>
-              </w:rPr>
-              <w:t>3.2.1</w:t>
-            </w:r>
-            <w:r>
-              <w:rPr>
-                <w:rStyle w:val="Hyperlink"/>
-                <w:lang w:val="sr-Cyrl-RS"/>
-              </w:rPr>
-              <w:t xml:space="preserve"> Компонентни дизајн</w:t>
-            </w:r>
-            <w:r>
-              <w:rPr>
-                <w:webHidden/>
-              </w:rPr>
-              <w:tab/>
-            </w:r>
-            <w:r>
-              <w:rPr>
-                <w:webHidden/>
-              </w:rPr>
-              <w:fldChar w:fldCharType="begin"/>
-            </w:r>
-            <w:r>
-              <w:rPr>
-                <w:webHidden/>
-              </w:rPr>
-              <w:instrText xml:space="preserve"> PAGEREF _Toc238456199 \h </w:instrText>
-            </w:r>
-            <w:r>
-              <w:rPr>
-                <w:webHidden/>
-              </w:rPr>
-            </w:r>
-            <w:r>
-              <w:rPr>
-                <w:webHidden/>
-              </w:rPr>
-              <w:fldChar w:fldCharType="separate"/>
-            </w:r>
-            <w:r>
-              <w:rPr>
-                <w:webHidden/>
-              </w:rPr>
-              <w:t>9</w:t>
-            </w:r>
-            <w:r>
-              <w:rPr>
-                <w:webHidden/>
-              </w:rPr>
-              <w:fldChar w:fldCharType="end"/>
-            </w:r>
-          </w:hyperlink>
-        </w:p>
-        <w:p>
-          <w:pPr>
-            <w:pStyle w:val="TOC3"/>
-            <w:rPr>
-              <w:rFonts w:asciiTheme="minorHAnsi" w:eastAsiaTheme="minorEastAsia" w:hAnsiTheme="minorHAnsi" w:cstheme="minorBidi"/>
-            </w:rPr>
-          </w:pPr>
-          <w:hyperlink w:anchor="_Toc238456200" w:history="1">
-            <w:r>
-              <w:rPr>
-                <w:rStyle w:val="Hyperlink"/>
-              </w:rPr>
-              <w:t>3.2</w:t>
-            </w:r>
-            <w:r>
-              <w:rPr>
-                <w:rStyle w:val="Hyperlink"/>
-                <w:lang w:val="sr-Cyrl-RS"/>
-              </w:rPr>
-              <w:t>.2 Комуникациони дизајн</w:t>
-            </w:r>
-            <w:r>
-              <w:rPr>
-                <w:webHidden/>
-              </w:rPr>
-              <w:tab/>
-            </w:r>
-            <w:r>
-              <w:rPr>
-                <w:webHidden/>
-              </w:rPr>
-              <w:fldChar w:fldCharType="begin"/>
-            </w:r>
-            <w:r>
-              <w:rPr>
-                <w:webHidden/>
-              </w:rPr>
-              <w:instrText xml:space="preserve"> PAGEREF _Toc238456200 \h </w:instrText>
-            </w:r>
-            <w:r>
-              <w:rPr>
-                <w:webHidden/>
-              </w:rPr>
-            </w:r>
-            <w:r>
-              <w:rPr>
-                <w:webHidden/>
-              </w:rPr>
-              <w:fldChar w:fldCharType="separate"/>
-            </w:r>
-            <w:r>
-              <w:rPr>
-                <w:webHidden/>
-              </w:rPr>
-              <w:t>10</w:t>
-            </w:r>
-            <w:r>
-              <w:rPr>
-                <w:webHidden/>
-              </w:rPr>
-              <w:fldChar w:fldCharType="end"/>
-            </w:r>
-          </w:hyperlink>
-        </w:p>
-        <w:p>
-          <w:pPr>
-            <w:pStyle w:val="TOC3"/>
-            <w:rPr>
-              <w:rFonts w:asciiTheme="minorHAnsi" w:eastAsiaTheme="minorEastAsia" w:hAnsiTheme="minorHAnsi" w:cstheme="minorBidi"/>
-            </w:rPr>
-          </w:pPr>
-          <w:hyperlink w:anchor="_Toc238456201" w:history="1">
-            <w:r>
-              <w:rPr>
-                <w:rStyle w:val="Hyperlink"/>
-              </w:rPr>
-              <w:t>3.</w:t>
-            </w:r>
-            <w:r>
-              <w:rPr>
-                <w:rStyle w:val="Hyperlink"/>
-                <w:lang w:val="sr-Cyrl-RS"/>
-              </w:rPr>
-              <w:t>2.</w:t>
-            </w:r>
-            <w:r>
-              <w:rPr>
-                <w:rStyle w:val="Hyperlink"/>
-              </w:rPr>
-              <w:t>3</w:t>
-            </w:r>
-            <w:r>
-              <w:rPr>
-                <w:rStyle w:val="Hyperlink"/>
-                <w:lang w:val="sr-Cyrl-RS"/>
-              </w:rPr>
-              <w:t xml:space="preserve"> Секвенца кључних сценарија</w:t>
-            </w:r>
-            <w:r>
-              <w:rPr>
-                <w:webHidden/>
-              </w:rPr>
-              <w:tab/>
-            </w:r>
-            <w:r>
-              <w:rPr>
-                <w:webHidden/>
-              </w:rPr>
-              <w:fldChar w:fldCharType="begin"/>
-            </w:r>
-            <w:r>
-              <w:rPr>
-                <w:webHidden/>
-              </w:rPr>
-              <w:instrText xml:space="preserve"> PAGEREF _Toc238456201 \h </w:instrText>
-            </w:r>
-            <w:r>
-              <w:rPr>
-                <w:webHidden/>
-              </w:rPr>
-            </w:r>
-            <w:r>
-              <w:rPr>
-                <w:webHidden/>
-              </w:rPr>
-              <w:fldChar w:fldCharType="separate"/>
-            </w:r>
-            <w:r>
-              <w:rPr>
-                <w:webHidden/>
-              </w:rPr>
-              <w:t>10</w:t>
-            </w:r>
-            <w:r>
-              <w:rPr>
-                <w:webHidden/>
-              </w:rPr>
-              <w:fldChar w:fldCharType="end"/>
-            </w:r>
-          </w:hyperlink>
-        </w:p>
-        <w:p>
-          <w:pPr>
-            <w:pStyle w:val="TOC3"/>
-            <w:rPr>
-              <w:rFonts w:asciiTheme="minorHAnsi" w:eastAsiaTheme="minorEastAsia" w:hAnsiTheme="minorHAnsi" w:cstheme="minorBidi"/>
-            </w:rPr>
-          </w:pPr>
-          <w:hyperlink w:anchor="_Toc238456202" w:history="1">
-            <w:r>
-              <w:rPr>
-                <w:rStyle w:val="Hyperlink"/>
-              </w:rPr>
-              <w:t>3.</w:t>
-            </w:r>
-            <w:r>
-              <w:rPr>
-                <w:rStyle w:val="Hyperlink"/>
-                <w:lang w:val="sr-Cyrl-RS"/>
-              </w:rPr>
-              <w:t>2.4 Дизајн одговорности и контрола стања</w:t>
-            </w:r>
-            <w:r>
-              <w:rPr>
-                <w:webHidden/>
-              </w:rPr>
-              <w:tab/>
-            </w:r>
-            <w:r>
-              <w:rPr>
-                <w:webHidden/>
-              </w:rPr>
-              <w:fldChar w:fldCharType="begin"/>
-            </w:r>
-            <w:r>
-              <w:rPr>
-                <w:webHidden/>
-              </w:rPr>
-              <w:instrText xml:space="preserve"> PAGEREF _Toc238456202 \h </w:instrText>
-            </w:r>
-            <w:r>
-              <w:rPr>
-                <w:webHidden/>
-              </w:rPr>
-            </w:r>
-            <w:r>
-              <w:rPr>
-                <w:webHidden/>
-              </w:rPr>
-              <w:fldChar w:fldCharType="separate"/>
-            </w:r>
-            <w:r>
-              <w:rPr>
-                <w:webHidden/>
-              </w:rPr>
-              <w:t>11</w:t>
-            </w:r>
-            <w:r>
-              <w:rPr>
-                <w:webHidden/>
-              </w:rPr>
-              <w:fldChar w:fldCharType="end"/>
-            </w:r>
-          </w:hyperlink>
-        </w:p>
-        <w:p>
-          <w:pPr>
-            <w:pStyle w:val="TOC3"/>
-            <w:rPr>
-              <w:rFonts w:asciiTheme="minorHAnsi" w:eastAsiaTheme="minorEastAsia" w:hAnsiTheme="minorHAnsi" w:cstheme="minorBidi"/>
-            </w:rPr>
-          </w:pPr>
-          <w:hyperlink w:anchor="_Toc238456203" w:history="1">
-            <w:r>
-              <w:rPr>
-                <w:rStyle w:val="Hyperlink"/>
-              </w:rPr>
-              <w:t>3.</w:t>
-            </w:r>
-            <w:r>
-              <w:rPr>
-                <w:rStyle w:val="Hyperlink"/>
-                <w:lang w:val="sr-Cyrl-RS"/>
-              </w:rPr>
-              <w:t>2.5 Дизајнерске предности изабраног решења</w:t>
-            </w:r>
-            <w:r>
-              <w:rPr>
-                <w:webHidden/>
-              </w:rPr>
-              <w:tab/>
-            </w:r>
-            <w:r>
-              <w:rPr>
-                <w:webHidden/>
-              </w:rPr>
-              <w:fldChar w:fldCharType="begin"/>
-            </w:r>
-            <w:r>
-              <w:rPr>
-                <w:webHidden/>
-              </w:rPr>
-              <w:instrText xml:space="preserve"> PAGEREF _Toc238456203 \h </w:instrText>
-            </w:r>
-            <w:r>
-              <w:rPr>
-                <w:webHidden/>
-              </w:rPr>
-            </w:r>
-            <w:r>
-              <w:rPr>
-                <w:webHidden/>
-              </w:rPr>
-              <w:fldChar w:fldCharType="separate"/>
-            </w:r>
-            <w:r>
-              <w:rPr>
-                <w:webHidden/>
-              </w:rPr>
-              <w:t>11</w:t>
             </w:r>
             <w:r>
               <w:rPr>
@@ -8802,7 +8394,7 @@
               <w:bCs w:val="0"/>
             </w:rPr>
           </w:pPr>
-          <w:hyperlink w:anchor="_Toc238456204" w:history="1">
+          <w:hyperlink w:anchor="_Toc238637867" w:history="1">
             <w:r>
               <w:rPr>
                 <w:rStyle w:val="Hyperlink"/>
@@ -8820,10 +8412,9 @@
             <w:r>
               <w:rPr>
                 <w:rStyle w:val="Hyperlink"/>
-                <w:rFonts w:cs="Arial"/>
                 <w:lang w:val="sr-Cyrl-RS"/>
               </w:rPr>
-              <w:t>Имплементација</w:t>
+              <w:t>Мрежна игра „Потапање подморница“</w:t>
             </w:r>
             <w:r>
               <w:rPr>
@@ -8841,7 +8432,7 @@
               <w:rPr>
                 <w:webHidden/>
               </w:rPr>
-              <w:instrText xml:space="preserve"> PAGEREF _Toc238456204 \h </w:instrText>
+              <w:instrText xml:space="preserve"> PAGEREF _Toc238637867 \h </w:instrText>
             </w:r>
             <w:r>
               <w:rPr>
@@ -8858,7 +8449,7 @@
               <w:rPr>
                 <w:webHidden/>
               </w:rPr>
-              <w:t>12</w:t>
+              <w:t>9</w:t>
             </w:r>
             <w:r>
               <w:rPr>
@@ -8875,19 +8466,19 @@
               <w:rFonts w:asciiTheme="minorHAnsi" w:eastAsiaTheme="minorEastAsia" w:hAnsiTheme="minorHAnsi" w:cstheme="minorBidi"/>
             </w:rPr>
           </w:pPr>
-          <w:hyperlink w:anchor="_Toc238456205" w:history="1">
+          <w:hyperlink w:anchor="_Toc238637868" w:history="1">
             <w:r>
               <w:rPr>
                 <w:rStyle w:val="Hyperlink"/>
               </w:rPr>
-              <w:t xml:space="preserve">4.1 </w:t>
+              <w:t>4.</w:t>
             </w:r>
             <w:r>
               <w:rPr>
                 <w:rStyle w:val="Hyperlink"/>
                 <w:lang w:val="sr-Cyrl-RS"/>
               </w:rPr>
-              <w:t>Архитектура решења</w:t>
+              <w:t>1 Дијаграм случаја употребе игре</w:t>
             </w:r>
             <w:r>
               <w:rPr>
@@ -8905,7 +8496,7 @@
               <w:rPr>
                 <w:webHidden/>
               </w:rPr>
-              <w:instrText xml:space="preserve"> PAGEREF _Toc238456205 \h </w:instrText>
+              <w:instrText xml:space="preserve"> PAGEREF _Toc238637868 \h </w:instrText>
             </w:r>
             <w:r>
               <w:rPr>
@@ -8922,7 +8513,7 @@
               <w:rPr>
                 <w:webHidden/>
               </w:rPr>
-              <w:t>12</w:t>
+              <w:t>9</w:t>
             </w:r>
             <w:r>
               <w:rPr>
@@ -8939,13 +8530,13 @@
               <w:rFonts w:asciiTheme="minorHAnsi" w:eastAsiaTheme="minorEastAsia" w:hAnsiTheme="minorHAnsi" w:cstheme="minorBidi"/>
             </w:rPr>
           </w:pPr>
-          <w:hyperlink w:anchor="_Toc238456206" w:history="1">
+          <w:hyperlink w:anchor="_Toc238637869" w:history="1">
             <w:r>
               <w:rPr>
                 <w:rStyle w:val="Hyperlink"/>
                 <w:lang w:val="sr-Cyrl-RS"/>
               </w:rPr>
-              <w:t>4.2 Структура података и заједнички модели</w:t>
+              <w:t>4.1.1 Актери система</w:t>
             </w:r>
             <w:r>
               <w:rPr>
@@ -8963,7 +8554,7 @@
               <w:rPr>
                 <w:webHidden/>
               </w:rPr>
-              <w:instrText xml:space="preserve"> PAGEREF _Toc238456206 \h </w:instrText>
+              <w:instrText xml:space="preserve"> PAGEREF _Toc238637869 \h </w:instrText>
             </w:r>
             <w:r>
               <w:rPr>
@@ -8980,7 +8571,7 @@
               <w:rPr>
                 <w:webHidden/>
               </w:rPr>
-              <w:t>12</w:t>
+              <w:t>10</w:t>
             </w:r>
             <w:r>
               <w:rPr>
@@ -8997,26 +8588,13 @@
               <w:rFonts w:asciiTheme="minorHAnsi" w:eastAsiaTheme="minorEastAsia" w:hAnsiTheme="minorHAnsi" w:cstheme="minorBidi"/>
             </w:rPr>
           </w:pPr>
-          <w:hyperlink w:anchor="_Toc238456207" w:history="1">
+          <w:hyperlink w:anchor="_Toc238637870" w:history="1">
             <w:r>
               <w:rPr>
                 <w:rStyle w:val="Hyperlink"/>
                 <w:lang w:val="sr-Cyrl-RS"/>
               </w:rPr>
-              <w:t xml:space="preserve">4.2.1 Класа </w:t>
-            </w:r>
-            <w:r>
-              <w:rPr>
-                <w:rStyle w:val="Hyperlink"/>
-              </w:rPr>
-              <w:t xml:space="preserve">Podmornica </w:t>
-            </w:r>
-            <w:r>
-              <w:rPr>
-                <w:rStyle w:val="Hyperlink"/>
-                <w:lang w:val="sr-Cyrl-RS"/>
-              </w:rPr>
-              <w:t>и структурирање флоте</w:t>
+              <w:t>4.1.2 Случајеви употребе</w:t>
             </w:r>
             <w:r>
               <w:rPr>
@@ -9034,7 +8612,7 @@
               <w:rPr>
                 <w:webHidden/>
               </w:rPr>
-              <w:instrText xml:space="preserve"> PAGEREF _Toc238456207 \h </w:instrText>
+              <w:instrText xml:space="preserve"> PAGEREF _Toc238637870 \h </w:instrText>
             </w:r>
             <w:r>
               <w:rPr>
@@ -9051,7 +8629,7 @@
               <w:rPr>
                 <w:webHidden/>
               </w:rPr>
-              <w:t>12</w:t>
+              <w:t>10</w:t>
             </w:r>
             <w:r>
               <w:rPr>
@@ -9068,26 +8646,19 @@
               <w:rFonts w:asciiTheme="minorHAnsi" w:eastAsiaTheme="minorEastAsia" w:hAnsiTheme="minorHAnsi" w:cstheme="minorBidi"/>
             </w:rPr>
           </w:pPr>
-          <w:hyperlink w:anchor="_Toc238456208" w:history="1">
+          <w:hyperlink w:anchor="_Toc238637871" w:history="1">
+            <w:r>
+              <w:rPr>
+                <w:rStyle w:val="Hyperlink"/>
+              </w:rPr>
+              <w:t>4.2</w:t>
+            </w:r>
             <w:r>
               <w:rPr>
                 <w:rStyle w:val="Hyperlink"/>
                 <w:lang w:val="sr-Cyrl-RS"/>
               </w:rPr>
-              <w:t xml:space="preserve">4.2.2 Класа </w:t>
-            </w:r>
-            <w:r>
-              <w:rPr>
-                <w:rStyle w:val="Hyperlink"/>
-              </w:rPr>
-              <w:t xml:space="preserve">Igrac </w:t>
-            </w:r>
-            <w:r>
-              <w:rPr>
-                <w:rStyle w:val="Hyperlink"/>
-                <w:lang w:val="sr-Cyrl-RS"/>
-              </w:rPr>
-              <w:t>и управљање меморијским стањем</w:t>
+              <w:t xml:space="preserve"> Дизајн система мрежне игре</w:t>
             </w:r>
             <w:r>
               <w:rPr>
@@ -9105,7 +8676,7 @@
               <w:rPr>
                 <w:webHidden/>
               </w:rPr>
-              <w:instrText xml:space="preserve"> PAGEREF _Toc238456208 \h </w:instrText>
+              <w:instrText xml:space="preserve"> PAGEREF _Toc238637871 \h </w:instrText>
             </w:r>
             <w:r>
               <w:rPr>
@@ -9122,7 +8693,7 @@
               <w:rPr>
                 <w:webHidden/>
               </w:rPr>
-              <w:t>12</w:t>
+              <w:t>11</w:t>
             </w:r>
             <w:r>
               <w:rPr>
@@ -9139,26 +8710,19 @@
               <w:rFonts w:asciiTheme="minorHAnsi" w:eastAsiaTheme="minorEastAsia" w:hAnsiTheme="minorHAnsi" w:cstheme="minorBidi"/>
             </w:rPr>
           </w:pPr>
-          <w:hyperlink w:anchor="_Toc238456209" w:history="1">
+          <w:hyperlink w:anchor="_Toc238637872" w:history="1">
+            <w:r>
+              <w:rPr>
+                <w:rStyle w:val="Hyperlink"/>
+              </w:rPr>
+              <w:t>4.2.1</w:t>
+            </w:r>
             <w:r>
               <w:rPr>
                 <w:rStyle w:val="Hyperlink"/>
                 <w:lang w:val="sr-Cyrl-RS"/>
               </w:rPr>
-              <w:t xml:space="preserve">4.2.3 Класа </w:t>
-            </w:r>
-            <w:r>
-              <w:rPr>
-                <w:rStyle w:val="Hyperlink"/>
-              </w:rPr>
-              <w:t xml:space="preserve">Poruka </w:t>
-            </w:r>
-            <w:r>
-              <w:rPr>
-                <w:rStyle w:val="Hyperlink"/>
-                <w:lang w:val="sr-Cyrl-RS"/>
-              </w:rPr>
-              <w:t>као апликативни мрежни протокол</w:t>
+              <w:t xml:space="preserve"> Компонентни дизајн</w:t>
             </w:r>
             <w:r>
               <w:rPr>
@@ -9176,7 +8740,7 @@
               <w:rPr>
                 <w:webHidden/>
               </w:rPr>
-              <w:instrText xml:space="preserve"> PAGEREF _Toc238456209 \h </w:instrText>
+              <w:instrText xml:space="preserve"> PAGEREF _Toc238637872 \h </w:instrText>
             </w:r>
             <w:r>
               <w:rPr>
@@ -9193,7 +8757,7 @@
               <w:rPr>
                 <w:webHidden/>
               </w:rPr>
-              <w:t>13</w:t>
+              <w:t>11</w:t>
             </w:r>
             <w:r>
               <w:rPr>
@@ -9210,32 +8774,19 @@
               <w:rFonts w:asciiTheme="minorHAnsi" w:eastAsiaTheme="minorEastAsia" w:hAnsiTheme="minorHAnsi" w:cstheme="minorBidi"/>
             </w:rPr>
           </w:pPr>
-          <w:hyperlink w:anchor="_Toc238456210" w:history="1">
+          <w:hyperlink w:anchor="_Toc238637873" w:history="1">
             <w:r>
               <w:rPr>
                 <w:rStyle w:val="Hyperlink"/>
               </w:rPr>
-              <w:t xml:space="preserve">4.3 </w:t>
+              <w:t>4.2</w:t>
             </w:r>
             <w:r>
               <w:rPr>
                 <w:rStyle w:val="Hyperlink"/>
                 <w:lang w:val="sr-Cyrl-RS"/>
               </w:rPr>
-              <w:t>Клијентска апликација</w:t>
-            </w:r>
-            <w:r>
-              <w:rPr>
-                <w:rStyle w:val="Hyperlink"/>
-              </w:rPr>
-              <w:t xml:space="preserve"> (WPF </w:t>
-            </w:r>
-            <w:r>
-              <w:rPr>
-                <w:rStyle w:val="Hyperlink"/>
-                <w:lang w:val="sr-Cyrl-RS"/>
-              </w:rPr>
-              <w:t>специфичности)</w:t>
+              <w:t>.2 Комуникациони дизајн</w:t>
             </w:r>
             <w:r>
               <w:rPr>
@@ -9253,7 +8804,7 @@
               <w:rPr>
                 <w:webHidden/>
               </w:rPr>
-              <w:instrText xml:space="preserve"> PAGEREF _Toc238456210 \h </w:instrText>
+              <w:instrText xml:space="preserve"> PAGEREF _Toc238637873 \h </w:instrText>
             </w:r>
             <w:r>
               <w:rPr>
@@ -9270,7 +8821,7 @@
               <w:rPr>
                 <w:webHidden/>
               </w:rPr>
-              <w:t>15</w:t>
+              <w:t>12</w:t>
             </w:r>
             <w:r>
               <w:rPr>
@@ -9287,13 +8838,32 @@
               <w:rFonts w:asciiTheme="minorHAnsi" w:eastAsiaTheme="minorEastAsia" w:hAnsiTheme="minorHAnsi" w:cstheme="minorBidi"/>
             </w:rPr>
           </w:pPr>
-          <w:hyperlink w:anchor="_Toc238456211" w:history="1">
+          <w:hyperlink w:anchor="_Toc238637874" w:history="1">
+            <w:r>
+              <w:rPr>
+                <w:rStyle w:val="Hyperlink"/>
+              </w:rPr>
+              <w:t>4.</w:t>
+            </w:r>
             <w:r>
               <w:rPr>
                 <w:rStyle w:val="Hyperlink"/>
                 <w:lang w:val="sr-Cyrl-RS"/>
               </w:rPr>
-              <w:t>4.4 Логика иницијализације и регистрације играча</w:t>
+              <w:t>2.</w:t>
+            </w:r>
+            <w:r>
+              <w:rPr>
+                <w:rStyle w:val="Hyperlink"/>
+              </w:rPr>
+              <w:t>3</w:t>
+            </w:r>
+            <w:r>
+              <w:rPr>
+                <w:rStyle w:val="Hyperlink"/>
+                <w:lang w:val="sr-Cyrl-RS"/>
+              </w:rPr>
+              <w:t xml:space="preserve"> Секвенца кључних сценарија</w:t>
             </w:r>
             <w:r>
               <w:rPr>
@@ -9311,7 +8881,7 @@
               <w:rPr>
                 <w:webHidden/>
               </w:rPr>
-              <w:instrText xml:space="preserve"> PAGEREF _Toc238456211 \h </w:instrText>
+              <w:instrText xml:space="preserve"> PAGEREF _Toc238637874 \h </w:instrText>
             </w:r>
             <w:r>
               <w:rPr>
@@ -9328,7 +8898,7 @@
               <w:rPr>
                 <w:webHidden/>
               </w:rPr>
-              <w:t>15</w:t>
+              <w:t>12</w:t>
             </w:r>
             <w:r>
               <w:rPr>
@@ -9345,19 +8915,19 @@
               <w:rFonts w:asciiTheme="minorHAnsi" w:eastAsiaTheme="minorEastAsia" w:hAnsiTheme="minorHAnsi" w:cstheme="minorBidi"/>
             </w:rPr>
           </w:pPr>
-          <w:hyperlink w:anchor="_Toc238456212" w:history="1">
+          <w:hyperlink w:anchor="_Toc238637875" w:history="1">
             <w:r>
               <w:rPr>
                 <w:rStyle w:val="Hyperlink"/>
               </w:rPr>
-              <w:t xml:space="preserve">4.5 </w:t>
+              <w:t>4.</w:t>
             </w:r>
             <w:r>
               <w:rPr>
                 <w:rStyle w:val="Hyperlink"/>
                 <w:lang w:val="sr-Cyrl-RS"/>
               </w:rPr>
-              <w:t>Валидација и правила постављања подморница</w:t>
+              <w:t>2.4 Дизајн одговорности и контрола стања</w:t>
             </w:r>
             <w:r>
               <w:rPr>
@@ -9375,7 +8945,7 @@
               <w:rPr>
                 <w:webHidden/>
               </w:rPr>
-              <w:instrText xml:space="preserve"> PAGEREF _Toc238456212 \h </w:instrText>
+              <w:instrText xml:space="preserve"> PAGEREF _Toc238637875 \h </w:instrText>
             </w:r>
             <w:r>
               <w:rPr>
@@ -9392,7 +8962,7 @@
               <w:rPr>
                 <w:webHidden/>
               </w:rPr>
-              <w:t>16</w:t>
+              <w:t>13</w:t>
             </w:r>
             <w:r>
               <w:rPr>
@@ -9409,19 +8979,19 @@
               <w:rFonts w:asciiTheme="minorHAnsi" w:eastAsiaTheme="minorEastAsia" w:hAnsiTheme="minorHAnsi" w:cstheme="minorBidi"/>
             </w:rPr>
           </w:pPr>
-          <w:hyperlink w:anchor="_Toc238456213" w:history="1">
+          <w:hyperlink w:anchor="_Toc238637876" w:history="1">
             <w:r>
               <w:rPr>
                 <w:rStyle w:val="Hyperlink"/>
               </w:rPr>
-              <w:t xml:space="preserve">4.6 </w:t>
+              <w:t>4.</w:t>
             </w:r>
             <w:r>
               <w:rPr>
                 <w:rStyle w:val="Hyperlink"/>
                 <w:lang w:val="sr-Cyrl-RS"/>
               </w:rPr>
-              <w:t>Логика играња потеза</w:t>
+              <w:t>2.5 Дизајнерске предности изабраног решења</w:t>
             </w:r>
             <w:r>
               <w:rPr>
@@ -9439,7 +9009,7 @@
               <w:rPr>
                 <w:webHidden/>
               </w:rPr>
-              <w:instrText xml:space="preserve"> PAGEREF _Toc238456213 \h </w:instrText>
+              <w:instrText xml:space="preserve"> PAGEREF _Toc238637876 \h </w:instrText>
             </w:r>
             <w:r>
               <w:rPr>
@@ -9456,212 +9026,7 @@
               <w:rPr>
                 <w:webHidden/>
               </w:rPr>
-              <w:t>17</w:t>
-            </w:r>
-            <w:r>
-              <w:rPr>
-                <w:webHidden/>
-              </w:rPr>
-              <w:fldChar w:fldCharType="end"/>
-            </w:r>
-          </w:hyperlink>
-        </w:p>
-        <w:p>
-          <w:pPr>
-            <w:pStyle w:val="TOC3"/>
-            <w:rPr>
-              <w:rFonts w:asciiTheme="minorHAnsi" w:eastAsiaTheme="minorEastAsia" w:hAnsiTheme="minorHAnsi" w:cstheme="minorBidi"/>
-            </w:rPr>
-          </w:pPr>
-          <w:hyperlink w:anchor="_Toc238456214" w:history="1">
-            <w:r>
-              <w:rPr>
-                <w:rStyle w:val="Hyperlink"/>
-                <w:lang w:val="sr-Cyrl-RS"/>
-              </w:rPr>
-              <w:t>4.7 Специјални супер потез (9 поља одједном)</w:t>
-            </w:r>
-            <w:r>
-              <w:rPr>
-                <w:webHidden/>
-              </w:rPr>
-              <w:tab/>
-            </w:r>
-            <w:r>
-              <w:rPr>
-                <w:webHidden/>
-              </w:rPr>
-              <w:fldChar w:fldCharType="begin"/>
-            </w:r>
-            <w:r>
-              <w:rPr>
-                <w:webHidden/>
-              </w:rPr>
-              <w:instrText xml:space="preserve"> PAGEREF _Toc238456214 \h </w:instrText>
-            </w:r>
-            <w:r>
-              <w:rPr>
-                <w:webHidden/>
-              </w:rPr>
-            </w:r>
-            <w:r>
-              <w:rPr>
-                <w:webHidden/>
-              </w:rPr>
-              <w:fldChar w:fldCharType="separate"/>
-            </w:r>
-            <w:r>
-              <w:rPr>
-                <w:webHidden/>
-              </w:rPr>
-              <w:t>18</w:t>
-            </w:r>
-            <w:r>
-              <w:rPr>
-                <w:webHidden/>
-              </w:rPr>
-              <w:fldChar w:fldCharType="end"/>
-            </w:r>
-          </w:hyperlink>
-        </w:p>
-        <w:p>
-          <w:pPr>
-            <w:pStyle w:val="TOC3"/>
-            <w:rPr>
-              <w:rFonts w:asciiTheme="minorHAnsi" w:eastAsiaTheme="minorEastAsia" w:hAnsiTheme="minorHAnsi" w:cstheme="minorBidi"/>
-            </w:rPr>
-          </w:pPr>
-          <w:hyperlink w:anchor="_Toc238456215" w:history="1">
-            <w:r>
-              <w:rPr>
-                <w:rStyle w:val="Hyperlink"/>
-              </w:rPr>
-              <w:t xml:space="preserve">4.8 Временско ограничење, казнени поени и </w:t>
-            </w:r>
-            <w:r>
-              <w:rPr>
-                <w:rStyle w:val="Hyperlink"/>
-                <w:lang w:val="sr-Cyrl-RS"/>
-              </w:rPr>
-              <w:t>бот</w:t>
-            </w:r>
-            <w:r>
-              <w:rPr>
-                <w:rStyle w:val="Hyperlink"/>
-              </w:rPr>
-              <w:t xml:space="preserve"> преузимање контроле</w:t>
-            </w:r>
-            <w:r>
-              <w:rPr>
-                <w:webHidden/>
-              </w:rPr>
-              <w:tab/>
-            </w:r>
-            <w:r>
-              <w:rPr>
-                <w:webHidden/>
-              </w:rPr>
-              <w:fldChar w:fldCharType="begin"/>
-            </w:r>
-            <w:r>
-              <w:rPr>
-                <w:webHidden/>
-              </w:rPr>
-              <w:instrText xml:space="preserve"> PAGEREF _Toc238456215 \h </w:instrText>
-            </w:r>
-            <w:r>
-              <w:rPr>
-                <w:webHidden/>
-              </w:rPr>
-            </w:r>
-            <w:r>
-              <w:rPr>
-                <w:webHidden/>
-              </w:rPr>
-              <w:fldChar w:fldCharType="separate"/>
-            </w:r>
-            <w:r>
-              <w:rPr>
-                <w:webHidden/>
-              </w:rPr>
-              <w:t>18</w:t>
-            </w:r>
-            <w:r>
-              <w:rPr>
-                <w:webHidden/>
-              </w:rPr>
-              <w:fldChar w:fldCharType="end"/>
-            </w:r>
-          </w:hyperlink>
-        </w:p>
-        <w:p>
-          <w:pPr>
-            <w:pStyle w:val="TOC3"/>
-            <w:rPr>
-              <w:rFonts w:asciiTheme="minorHAnsi" w:eastAsiaTheme="minorEastAsia" w:hAnsiTheme="minorHAnsi" w:cstheme="minorBidi"/>
-            </w:rPr>
-          </w:pPr>
-          <w:hyperlink w:anchor="_Toc238456216" w:history="1">
-            <w:r>
-              <w:rPr>
-                <w:rStyle w:val="Hyperlink"/>
-              </w:rPr>
-              <w:t>4.</w:t>
-            </w:r>
-            <w:r>
-              <w:rPr>
-                <w:rStyle w:val="Hyperlink"/>
-                <w:lang w:val="sr-Cyrl-RS"/>
-              </w:rPr>
-              <w:t>9</w:t>
-            </w:r>
-            <w:r>
-              <w:rPr>
-                <w:rStyle w:val="Hyperlink"/>
-              </w:rPr>
-              <w:t xml:space="preserve"> </w:t>
-            </w:r>
-            <w:r>
-              <w:rPr>
-                <w:rStyle w:val="Hyperlink"/>
-                <w:lang w:val="sr-Cyrl-RS"/>
-              </w:rPr>
-              <w:t>Бележење тока игре у документ</w:t>
-            </w:r>
-            <w:r>
-              <w:rPr>
-                <w:webHidden/>
-              </w:rPr>
-              <w:tab/>
-            </w:r>
-            <w:r>
-              <w:rPr>
-                <w:webHidden/>
-              </w:rPr>
-              <w:fldChar w:fldCharType="begin"/>
-            </w:r>
-            <w:r>
-              <w:rPr>
-                <w:webHidden/>
-              </w:rPr>
-              <w:instrText xml:space="preserve"> PAGEREF _Toc238456216 \h </w:instrText>
-            </w:r>
-            <w:r>
-              <w:rPr>
-                <w:webHidden/>
-              </w:rPr>
-            </w:r>
-            <w:r>
-              <w:rPr>
-                <w:webHidden/>
-              </w:rPr>
-              <w:fldChar w:fldCharType="separate"/>
-            </w:r>
-            <w:r>
-              <w:rPr>
-                <w:webHidden/>
-              </w:rPr>
-              <w:t>20</w:t>
+              <w:t>13</w:t>
             </w:r>
             <w:r>
               <w:rPr>
@@ -9680,7 +9045,7 @@
               <w:bCs w:val="0"/>
             </w:rPr>
           </w:pPr>
-          <w:hyperlink w:anchor="_Toc238456217" w:history="1">
+          <w:hyperlink w:anchor="_Toc238637877" w:history="1">
             <w:r>
               <w:rPr>
                 <w:rStyle w:val="Hyperlink"/>
@@ -9698,9 +9063,10 @@
             <w:r>
               <w:rPr>
                 <w:rStyle w:val="Hyperlink"/>
+                <w:rFonts w:cs="Arial"/>
                 <w:lang w:val="sr-Cyrl-RS"/>
               </w:rPr>
-              <w:t>Верификација квалитета решења</w:t>
+              <w:t>Имплементација игре</w:t>
             </w:r>
             <w:r>
               <w:rPr>
@@ -9718,7 +9084,7 @@
               <w:rPr>
                 <w:webHidden/>
               </w:rPr>
-              <w:instrText xml:space="preserve"> PAGEREF _Toc238456217 \h </w:instrText>
+              <w:instrText xml:space="preserve"> PAGEREF _Toc238637877 \h </w:instrText>
             </w:r>
             <w:r>
               <w:rPr>
@@ -9735,7 +9101,7 @@
               <w:rPr>
                 <w:webHidden/>
               </w:rPr>
-              <w:t>21</w:t>
+              <w:t>14</w:t>
             </w:r>
             <w:r>
               <w:rPr>
@@ -9752,26 +9118,19 @@
               <w:rFonts w:asciiTheme="minorHAnsi" w:eastAsiaTheme="minorEastAsia" w:hAnsiTheme="minorHAnsi" w:cstheme="minorBidi"/>
             </w:rPr>
           </w:pPr>
-          <w:hyperlink w:anchor="_Toc238456218" w:history="1">
+          <w:hyperlink w:anchor="_Toc238637878" w:history="1">
+            <w:r>
+              <w:rPr>
+                <w:rStyle w:val="Hyperlink"/>
+              </w:rPr>
+              <w:t xml:space="preserve">5.1 </w:t>
+            </w:r>
             <w:r>
               <w:rPr>
                 <w:rStyle w:val="Hyperlink"/>
                 <w:lang w:val="sr-Cyrl-RS"/>
               </w:rPr>
-              <w:t>5</w:t>
-            </w:r>
-            <w:r>
-              <w:rPr>
-                <w:rStyle w:val="Hyperlink"/>
-              </w:rPr>
-              <w:t xml:space="preserve">.1 </w:t>
-            </w:r>
-            <w:r>
-              <w:rPr>
-                <w:rStyle w:val="Hyperlink"/>
-                <w:lang w:val="sr-Cyrl-RS"/>
-              </w:rPr>
-              <w:t>Покретање и повезивање</w:t>
+              <w:t>Архитектура решења</w:t>
             </w:r>
             <w:r>
               <w:rPr>
@@ -9789,7 +9148,7 @@
               <w:rPr>
                 <w:webHidden/>
               </w:rPr>
-              <w:instrText xml:space="preserve"> PAGEREF _Toc238456218 \h </w:instrText>
+              <w:instrText xml:space="preserve"> PAGEREF _Toc238637878 \h </w:instrText>
             </w:r>
             <w:r>
               <w:rPr>
@@ -9806,7 +9165,7 @@
               <w:rPr>
                 <w:webHidden/>
               </w:rPr>
-              <w:t>21</w:t>
+              <w:t>14</w:t>
             </w:r>
             <w:r>
               <w:rPr>
@@ -9823,13 +9182,13 @@
               <w:rFonts w:asciiTheme="minorHAnsi" w:eastAsiaTheme="minorEastAsia" w:hAnsiTheme="minorHAnsi" w:cstheme="minorBidi"/>
             </w:rPr>
           </w:pPr>
-          <w:hyperlink w:anchor="_Toc238456219" w:history="1">
+          <w:hyperlink w:anchor="_Toc238637879" w:history="1">
             <w:r>
               <w:rPr>
                 <w:rStyle w:val="Hyperlink"/>
                 <w:lang w:val="sr-Cyrl-RS"/>
               </w:rPr>
-              <w:t>5.2 Постављање подморница и припрема игре</w:t>
+              <w:t>5.2 Структура података и заједнички модели</w:t>
             </w:r>
             <w:r>
               <w:rPr>
@@ -9847,7 +9206,7 @@
               <w:rPr>
                 <w:webHidden/>
               </w:rPr>
-              <w:instrText xml:space="preserve"> PAGEREF _Toc238456219 \h </w:instrText>
+              <w:instrText xml:space="preserve"> PAGEREF _Toc238637879 \h </w:instrText>
             </w:r>
             <w:r>
               <w:rPr>
@@ -9864,7 +9223,7 @@
               <w:rPr>
                 <w:webHidden/>
               </w:rPr>
-              <w:t>22</w:t>
+              <w:t>14</w:t>
             </w:r>
             <w:r>
               <w:rPr>
@@ -9881,13 +9240,26 @@
               <w:rFonts w:asciiTheme="minorHAnsi" w:eastAsiaTheme="minorEastAsia" w:hAnsiTheme="minorHAnsi" w:cstheme="minorBidi"/>
             </w:rPr>
           </w:pPr>
-          <w:hyperlink w:anchor="_Toc238456220" w:history="1">
+          <w:hyperlink w:anchor="_Toc238637880" w:history="1">
             <w:r>
               <w:rPr>
                 <w:rStyle w:val="Hyperlink"/>
                 <w:lang w:val="sr-Cyrl-RS"/>
               </w:rPr>
-              <w:t>5.3 Ток игре и комуникација</w:t>
+              <w:t xml:space="preserve">5.2.1 Класа </w:t>
+            </w:r>
+            <w:r>
+              <w:rPr>
+                <w:rStyle w:val="Hyperlink"/>
+              </w:rPr>
+              <w:t xml:space="preserve">Podmornica </w:t>
+            </w:r>
+            <w:r>
+              <w:rPr>
+                <w:rStyle w:val="Hyperlink"/>
+                <w:lang w:val="sr-Cyrl-RS"/>
+              </w:rPr>
+              <w:t>и структурирање флоте</w:t>
             </w:r>
             <w:r>
               <w:rPr>
@@ -9905,7 +9277,7 @@
               <w:rPr>
                 <w:webHidden/>
               </w:rPr>
-              <w:instrText xml:space="preserve"> PAGEREF _Toc238456220 \h </w:instrText>
+              <w:instrText xml:space="preserve"> PAGEREF _Toc238637880 \h </w:instrText>
             </w:r>
             <w:r>
               <w:rPr>
@@ -9922,7 +9294,7 @@
               <w:rPr>
                 <w:webHidden/>
               </w:rPr>
-              <w:t>23</w:t>
+              <w:t>14</w:t>
             </w:r>
             <w:r>
               <w:rPr>
@@ -9939,19 +9311,26 @@
               <w:rFonts w:asciiTheme="minorHAnsi" w:eastAsiaTheme="minorEastAsia" w:hAnsiTheme="minorHAnsi" w:cstheme="minorBidi"/>
             </w:rPr>
           </w:pPr>
-          <w:hyperlink w:anchor="_Toc238456221" w:history="1">
+          <w:hyperlink w:anchor="_Toc238637881" w:history="1">
             <w:r>
               <w:rPr>
                 <w:rStyle w:val="Hyperlink"/>
                 <w:lang w:val="sr-Cyrl-RS"/>
               </w:rPr>
-              <w:t>5.4 Механизам аутоматизације (играчки бот</w:t>
+              <w:t xml:space="preserve">5.2.2 Класа </w:t>
             </w:r>
             <w:r>
               <w:rPr>
                 <w:rStyle w:val="Hyperlink"/>
               </w:rPr>
-              <w:t>)</w:t>
+              <w:t xml:space="preserve">Igrac </w:t>
+            </w:r>
+            <w:r>
+              <w:rPr>
+                <w:rStyle w:val="Hyperlink"/>
+                <w:lang w:val="sr-Cyrl-RS"/>
+              </w:rPr>
+              <w:t>и управљање меморијским стањем</w:t>
             </w:r>
             <w:r>
               <w:rPr>
@@ -9969,7 +9348,7 @@
               <w:rPr>
                 <w:webHidden/>
               </w:rPr>
-              <w:instrText xml:space="preserve"> PAGEREF _Toc238456221 \h </w:instrText>
+              <w:instrText xml:space="preserve"> PAGEREF _Toc238637881 \h </w:instrText>
             </w:r>
             <w:r>
               <w:rPr>
@@ -9986,7 +9365,7 @@
               <w:rPr>
                 <w:webHidden/>
               </w:rPr>
-              <w:t>24</w:t>
+              <w:t>14</w:t>
             </w:r>
             <w:r>
               <w:rPr>
@@ -10003,13 +9382,26 @@
               <w:rFonts w:asciiTheme="minorHAnsi" w:eastAsiaTheme="minorEastAsia" w:hAnsiTheme="minorHAnsi" w:cstheme="minorBidi"/>
             </w:rPr>
           </w:pPr>
-          <w:hyperlink w:anchor="_Toc238456222" w:history="1">
+          <w:hyperlink w:anchor="_Toc238637882" w:history="1">
             <w:r>
               <w:rPr>
                 <w:rStyle w:val="Hyperlink"/>
                 <w:lang w:val="sr-Cyrl-RS"/>
               </w:rPr>
-              <w:t>5.5 Крај игре и нова игра</w:t>
+              <w:t xml:space="preserve">5.2.3 Класа </w:t>
+            </w:r>
+            <w:r>
+              <w:rPr>
+                <w:rStyle w:val="Hyperlink"/>
+              </w:rPr>
+              <w:t xml:space="preserve">Poruka </w:t>
+            </w:r>
+            <w:r>
+              <w:rPr>
+                <w:rStyle w:val="Hyperlink"/>
+                <w:lang w:val="sr-Cyrl-RS"/>
+              </w:rPr>
+              <w:t>као апликативни мрежни протокол</w:t>
             </w:r>
             <w:r>
               <w:rPr>
@@ -10027,7 +9419,7 @@
               <w:rPr>
                 <w:webHidden/>
               </w:rPr>
-              <w:instrText xml:space="preserve"> PAGEREF _Toc238456222 \h </w:instrText>
+              <w:instrText xml:space="preserve"> PAGEREF _Toc238637882 \h </w:instrText>
             </w:r>
             <w:r>
               <w:rPr>
@@ -10044,7 +9436,475 @@
               <w:rPr>
                 <w:webHidden/>
               </w:rPr>
-              <w:t>24</w:t>
+              <w:t>15</w:t>
+            </w:r>
+            <w:r>
+              <w:rPr>
+                <w:webHidden/>
+              </w:rPr>
+              <w:fldChar w:fldCharType="end"/>
+            </w:r>
+          </w:hyperlink>
+        </w:p>
+        <w:p>
+          <w:pPr>
+            <w:pStyle w:val="TOC3"/>
+            <w:rPr>
+              <w:rFonts w:asciiTheme="minorHAnsi" w:eastAsiaTheme="minorEastAsia" w:hAnsiTheme="minorHAnsi" w:cstheme="minorBidi"/>
+            </w:rPr>
+          </w:pPr>
+          <w:hyperlink w:anchor="_Toc238637883" w:history="1">
+            <w:r>
+              <w:rPr>
+                <w:rStyle w:val="Hyperlink"/>
+              </w:rPr>
+              <w:t xml:space="preserve">5.3 </w:t>
+            </w:r>
+            <w:r>
+              <w:rPr>
+                <w:rStyle w:val="Hyperlink"/>
+                <w:lang w:val="sr-Cyrl-RS"/>
+              </w:rPr>
+              <w:t>Клијентска апликација</w:t>
+            </w:r>
+            <w:r>
+              <w:rPr>
+                <w:rStyle w:val="Hyperlink"/>
+              </w:rPr>
+              <w:t xml:space="preserve"> (WPF </w:t>
+            </w:r>
+            <w:r>
+              <w:rPr>
+                <w:rStyle w:val="Hyperlink"/>
+                <w:lang w:val="sr-Cyrl-RS"/>
+              </w:rPr>
+              <w:t>специфичности)</w:t>
+            </w:r>
+            <w:r>
+              <w:rPr>
+                <w:webHidden/>
+              </w:rPr>
+              <w:tab/>
+            </w:r>
+            <w:r>
+              <w:rPr>
+                <w:webHidden/>
+              </w:rPr>
+              <w:fldChar w:fldCharType="begin"/>
+            </w:r>
+            <w:r>
+              <w:rPr>
+                <w:webHidden/>
+              </w:rPr>
+              <w:instrText xml:space="preserve"> PAGEREF _Toc238637883 \h </w:instrText>
+            </w:r>
+            <w:r>
+              <w:rPr>
+                <w:webHidden/>
+              </w:rPr>
+            </w:r>
+            <w:r>
+              <w:rPr>
+                <w:webHidden/>
+              </w:rPr>
+              <w:fldChar w:fldCharType="separate"/>
+            </w:r>
+            <w:r>
+              <w:rPr>
+                <w:webHidden/>
+              </w:rPr>
+              <w:t>17</w:t>
+            </w:r>
+            <w:r>
+              <w:rPr>
+                <w:webHidden/>
+              </w:rPr>
+              <w:fldChar w:fldCharType="end"/>
+            </w:r>
+          </w:hyperlink>
+        </w:p>
+        <w:p>
+          <w:pPr>
+            <w:pStyle w:val="TOC3"/>
+            <w:rPr>
+              <w:rFonts w:asciiTheme="minorHAnsi" w:eastAsiaTheme="minorEastAsia" w:hAnsiTheme="minorHAnsi" w:cstheme="minorBidi"/>
+            </w:rPr>
+          </w:pPr>
+          <w:hyperlink w:anchor="_Toc238637884" w:history="1">
+            <w:r>
+              <w:rPr>
+                <w:rStyle w:val="Hyperlink"/>
+                <w:lang w:val="sr-Cyrl-RS"/>
+              </w:rPr>
+              <w:t>5.4 Логика иницијализације и регистрације играча</w:t>
+            </w:r>
+            <w:r>
+              <w:rPr>
+                <w:webHidden/>
+              </w:rPr>
+              <w:tab/>
+            </w:r>
+            <w:r>
+              <w:rPr>
+                <w:webHidden/>
+              </w:rPr>
+              <w:fldChar w:fldCharType="begin"/>
+            </w:r>
+            <w:r>
+              <w:rPr>
+                <w:webHidden/>
+              </w:rPr>
+              <w:instrText xml:space="preserve"> PAGEREF _Toc238637884 \h </w:instrText>
+            </w:r>
+            <w:r>
+              <w:rPr>
+                <w:webHidden/>
+              </w:rPr>
+            </w:r>
+            <w:r>
+              <w:rPr>
+                <w:webHidden/>
+              </w:rPr>
+              <w:fldChar w:fldCharType="separate"/>
+            </w:r>
+            <w:r>
+              <w:rPr>
+                <w:webHidden/>
+              </w:rPr>
+              <w:t>17</w:t>
+            </w:r>
+            <w:r>
+              <w:rPr>
+                <w:webHidden/>
+              </w:rPr>
+              <w:fldChar w:fldCharType="end"/>
+            </w:r>
+          </w:hyperlink>
+        </w:p>
+        <w:p>
+          <w:pPr>
+            <w:pStyle w:val="TOC3"/>
+            <w:rPr>
+              <w:rFonts w:asciiTheme="minorHAnsi" w:eastAsiaTheme="minorEastAsia" w:hAnsiTheme="minorHAnsi" w:cstheme="minorBidi"/>
+            </w:rPr>
+          </w:pPr>
+          <w:hyperlink w:anchor="_Toc238637885" w:history="1">
+            <w:r>
+              <w:rPr>
+                <w:rStyle w:val="Hyperlink"/>
+              </w:rPr>
+              <w:t xml:space="preserve">5.5 </w:t>
+            </w:r>
+            <w:r>
+              <w:rPr>
+                <w:rStyle w:val="Hyperlink"/>
+                <w:lang w:val="sr-Cyrl-RS"/>
+              </w:rPr>
+              <w:t>Валидација и правила постављања подморница</w:t>
+            </w:r>
+            <w:r>
+              <w:rPr>
+                <w:webHidden/>
+              </w:rPr>
+              <w:tab/>
+            </w:r>
+            <w:r>
+              <w:rPr>
+                <w:webHidden/>
+              </w:rPr>
+              <w:fldChar w:fldCharType="begin"/>
+            </w:r>
+            <w:r>
+              <w:rPr>
+                <w:webHidden/>
+              </w:rPr>
+              <w:instrText xml:space="preserve"> PAGEREF _Toc238637885 \h </w:instrText>
+            </w:r>
+            <w:r>
+              <w:rPr>
+                <w:webHidden/>
+              </w:rPr>
+            </w:r>
+            <w:r>
+              <w:rPr>
+                <w:webHidden/>
+              </w:rPr>
+              <w:fldChar w:fldCharType="separate"/>
+            </w:r>
+            <w:r>
+              <w:rPr>
+                <w:webHidden/>
+              </w:rPr>
+              <w:t>18</w:t>
+            </w:r>
+            <w:r>
+              <w:rPr>
+                <w:webHidden/>
+              </w:rPr>
+              <w:fldChar w:fldCharType="end"/>
+            </w:r>
+          </w:hyperlink>
+        </w:p>
+        <w:p>
+          <w:pPr>
+            <w:pStyle w:val="TOC3"/>
+            <w:rPr>
+              <w:rFonts w:asciiTheme="minorHAnsi" w:eastAsiaTheme="minorEastAsia" w:hAnsiTheme="minorHAnsi" w:cstheme="minorBidi"/>
+            </w:rPr>
+          </w:pPr>
+          <w:hyperlink w:anchor="_Toc238637886" w:history="1">
+            <w:r>
+              <w:rPr>
+                <w:rStyle w:val="Hyperlink"/>
+              </w:rPr>
+              <w:t xml:space="preserve">5.6 </w:t>
+            </w:r>
+            <w:r>
+              <w:rPr>
+                <w:rStyle w:val="Hyperlink"/>
+                <w:lang w:val="sr-Cyrl-RS"/>
+              </w:rPr>
+              <w:t>Логика играња потеза</w:t>
+            </w:r>
+            <w:r>
+              <w:rPr>
+                <w:webHidden/>
+              </w:rPr>
+              <w:tab/>
+            </w:r>
+            <w:r>
+              <w:rPr>
+                <w:webHidden/>
+              </w:rPr>
+              <w:fldChar w:fldCharType="begin"/>
+            </w:r>
+            <w:r>
+              <w:rPr>
+                <w:webHidden/>
+              </w:rPr>
+              <w:instrText xml:space="preserve"> PAGEREF _Toc238637886 \h </w:instrText>
+            </w:r>
+            <w:r>
+              <w:rPr>
+                <w:webHidden/>
+              </w:rPr>
+            </w:r>
+            <w:r>
+              <w:rPr>
+                <w:webHidden/>
+              </w:rPr>
+              <w:fldChar w:fldCharType="separate"/>
+            </w:r>
+            <w:r>
+              <w:rPr>
+                <w:webHidden/>
+              </w:rPr>
+              <w:t>19</w:t>
+            </w:r>
+            <w:r>
+              <w:rPr>
+                <w:webHidden/>
+              </w:rPr>
+              <w:fldChar w:fldCharType="end"/>
+            </w:r>
+          </w:hyperlink>
+        </w:p>
+        <w:p>
+          <w:pPr>
+            <w:pStyle w:val="TOC3"/>
+            <w:rPr>
+              <w:rFonts w:asciiTheme="minorHAnsi" w:eastAsiaTheme="minorEastAsia" w:hAnsiTheme="minorHAnsi" w:cstheme="minorBidi"/>
+            </w:rPr>
+          </w:pPr>
+          <w:hyperlink w:anchor="_Toc238637887" w:history="1">
+            <w:r>
+              <w:rPr>
+                <w:rStyle w:val="Hyperlink"/>
+                <w:lang w:val="sr-Cyrl-RS"/>
+              </w:rPr>
+              <w:t>5.7 Специјални супер потез (9 поља одједном)</w:t>
+            </w:r>
+            <w:r>
+              <w:rPr>
+                <w:webHidden/>
+              </w:rPr>
+              <w:tab/>
+            </w:r>
+            <w:r>
+              <w:rPr>
+                <w:webHidden/>
+              </w:rPr>
+              <w:fldChar w:fldCharType="begin"/>
+            </w:r>
+            <w:r>
+              <w:rPr>
+                <w:webHidden/>
+              </w:rPr>
+              <w:instrText xml:space="preserve"> PAGEREF _Toc238637887 \h </w:instrText>
+            </w:r>
+            <w:r>
+              <w:rPr>
+                <w:webHidden/>
+              </w:rPr>
+            </w:r>
+            <w:r>
+              <w:rPr>
+                <w:webHidden/>
+              </w:rPr>
+              <w:fldChar w:fldCharType="separate"/>
+            </w:r>
+            <w:r>
+              <w:rPr>
+                <w:webHidden/>
+              </w:rPr>
+              <w:t>20</w:t>
+            </w:r>
+            <w:r>
+              <w:rPr>
+                <w:webHidden/>
+              </w:rPr>
+              <w:fldChar w:fldCharType="end"/>
+            </w:r>
+          </w:hyperlink>
+        </w:p>
+        <w:p>
+          <w:pPr>
+            <w:pStyle w:val="TOC3"/>
+            <w:rPr>
+              <w:rFonts w:asciiTheme="minorHAnsi" w:eastAsiaTheme="minorEastAsia" w:hAnsiTheme="minorHAnsi" w:cstheme="minorBidi"/>
+            </w:rPr>
+          </w:pPr>
+          <w:hyperlink w:anchor="_Toc238637888" w:history="1">
+            <w:r>
+              <w:rPr>
+                <w:rStyle w:val="Hyperlink"/>
+              </w:rPr>
+              <w:t xml:space="preserve">5.8 Временско ограничење, казнени поени и </w:t>
+            </w:r>
+            <w:r>
+              <w:rPr>
+                <w:rStyle w:val="Hyperlink"/>
+                <w:lang w:val="sr-Cyrl-RS"/>
+              </w:rPr>
+              <w:t>бот</w:t>
+            </w:r>
+            <w:r>
+              <w:rPr>
+                <w:rStyle w:val="Hyperlink"/>
+              </w:rPr>
+              <w:t xml:space="preserve"> преузимање контроле</w:t>
+            </w:r>
+            <w:r>
+              <w:rPr>
+                <w:webHidden/>
+              </w:rPr>
+              <w:tab/>
+            </w:r>
+            <w:r>
+              <w:rPr>
+                <w:webHidden/>
+              </w:rPr>
+              <w:fldChar w:fldCharType="begin"/>
+            </w:r>
+            <w:r>
+              <w:rPr>
+                <w:webHidden/>
+              </w:rPr>
+              <w:instrText xml:space="preserve"> PAGEREF _Toc238637888 \h </w:instrText>
+            </w:r>
+            <w:r>
+              <w:rPr>
+                <w:webHidden/>
+              </w:rPr>
+            </w:r>
+            <w:r>
+              <w:rPr>
+                <w:webHidden/>
+              </w:rPr>
+              <w:fldChar w:fldCharType="separate"/>
+            </w:r>
+            <w:r>
+              <w:rPr>
+                <w:webHidden/>
+              </w:rPr>
+              <w:t>20</w:t>
+            </w:r>
+            <w:r>
+              <w:rPr>
+                <w:webHidden/>
+              </w:rPr>
+              <w:fldChar w:fldCharType="end"/>
+            </w:r>
+          </w:hyperlink>
+        </w:p>
+        <w:p>
+          <w:pPr>
+            <w:pStyle w:val="TOC3"/>
+            <w:rPr>
+              <w:rFonts w:asciiTheme="minorHAnsi" w:eastAsiaTheme="minorEastAsia" w:hAnsiTheme="minorHAnsi" w:cstheme="minorBidi"/>
+            </w:rPr>
+          </w:pPr>
+          <w:hyperlink w:anchor="_Toc238637889" w:history="1">
+            <w:r>
+              <w:rPr>
+                <w:rStyle w:val="Hyperlink"/>
+              </w:rPr>
+              <w:t>5.</w:t>
+            </w:r>
+            <w:r>
+              <w:rPr>
+                <w:rStyle w:val="Hyperlink"/>
+                <w:lang w:val="sr-Cyrl-RS"/>
+              </w:rPr>
+              <w:t>9</w:t>
+            </w:r>
+            <w:r>
+              <w:rPr>
+                <w:rStyle w:val="Hyperlink"/>
+              </w:rPr>
+              <w:t xml:space="preserve"> </w:t>
+            </w:r>
+            <w:r>
+              <w:rPr>
+                <w:rStyle w:val="Hyperlink"/>
+                <w:lang w:val="sr-Cyrl-RS"/>
+              </w:rPr>
+              <w:t>Бележење тока игре у документ</w:t>
+            </w:r>
+            <w:r>
+              <w:rPr>
+                <w:webHidden/>
+              </w:rPr>
+              <w:tab/>
+            </w:r>
+            <w:r>
+              <w:rPr>
+                <w:webHidden/>
+              </w:rPr>
+              <w:fldChar w:fldCharType="begin"/>
+            </w:r>
+            <w:r>
+              <w:rPr>
+                <w:webHidden/>
+              </w:rPr>
+              <w:instrText xml:space="preserve"> PAGEREF _Toc238637889 \h </w:instrText>
+            </w:r>
+            <w:r>
+              <w:rPr>
+                <w:webHidden/>
+              </w:rPr>
+            </w:r>
+            <w:r>
+              <w:rPr>
+                <w:webHidden/>
+              </w:rPr>
+              <w:fldChar w:fldCharType="separate"/>
+            </w:r>
+            <w:r>
+              <w:rPr>
+                <w:webHidden/>
+              </w:rPr>
+              <w:t>22</w:t>
             </w:r>
             <w:r>
               <w:rPr>
@@ -10063,11 +9923,10 @@
               <w:bCs w:val="0"/>
             </w:rPr>
           </w:pPr>
-          <w:hyperlink w:anchor="_Toc238456223" w:history="1">
+          <w:hyperlink w:anchor="_Toc238637890" w:history="1">
             <w:r>
               <w:rPr>
                 <w:rStyle w:val="Hyperlink"/>
-                <w:lang w:val="sr-Cyrl-RS"/>
               </w:rPr>
               <w:t>6.</w:t>
             </w:r>
@@ -10084,7 +9943,7 @@
                 <w:rStyle w:val="Hyperlink"/>
                 <w:lang w:val="sr-Cyrl-RS"/>
               </w:rPr>
-              <w:t>Закључак</w:t>
+              <w:t>Верификација квалитета решења</w:t>
             </w:r>
             <w:r>
               <w:rPr>
@@ -10102,7 +9961,7 @@
               <w:rPr>
                 <w:webHidden/>
               </w:rPr>
-              <w:instrText xml:space="preserve"> PAGEREF _Toc238456223 \h </w:instrText>
+              <w:instrText xml:space="preserve"> PAGEREF _Toc238637890 \h </w:instrText>
             </w:r>
             <w:r>
               <w:rPr>
@@ -10119,7 +9978,7 @@
               <w:rPr>
                 <w:webHidden/>
               </w:rPr>
-              <w:t>26</w:t>
+              <w:t>23</w:t>
             </w:r>
             <w:r>
               <w:rPr>
@@ -10136,13 +9995,26 @@
               <w:rFonts w:asciiTheme="minorHAnsi" w:eastAsiaTheme="minorEastAsia" w:hAnsiTheme="minorHAnsi" w:cstheme="minorBidi"/>
             </w:rPr>
           </w:pPr>
-          <w:hyperlink w:anchor="_Toc238456224" w:history="1">
+          <w:hyperlink w:anchor="_Toc238637891" w:history="1">
             <w:r>
               <w:rPr>
                 <w:rStyle w:val="Hyperlink"/>
                 <w:lang w:val="sr-Cyrl-RS"/>
               </w:rPr>
-              <w:t>6.1 Унапређење постојећег софтверског решења</w:t>
+              <w:t>6</w:t>
+            </w:r>
+            <w:r>
+              <w:rPr>
+                <w:rStyle w:val="Hyperlink"/>
+              </w:rPr>
+              <w:t xml:space="preserve">.1 </w:t>
+            </w:r>
+            <w:r>
+              <w:rPr>
+                <w:rStyle w:val="Hyperlink"/>
+                <w:lang w:val="sr-Cyrl-RS"/>
+              </w:rPr>
+              <w:t>Покретање и повезивање</w:t>
             </w:r>
             <w:r>
               <w:rPr>
@@ -10160,7 +10032,245 @@
               <w:rPr>
                 <w:webHidden/>
               </w:rPr>
-              <w:instrText xml:space="preserve"> PAGEREF _Toc238456224 \h </w:instrText>
+              <w:instrText xml:space="preserve"> PAGEREF _Toc238637891 \h </w:instrText>
+            </w:r>
+            <w:r>
+              <w:rPr>
+                <w:webHidden/>
+              </w:rPr>
+            </w:r>
+            <w:r>
+              <w:rPr>
+                <w:webHidden/>
+              </w:rPr>
+              <w:fldChar w:fldCharType="separate"/>
+            </w:r>
+            <w:r>
+              <w:rPr>
+                <w:webHidden/>
+              </w:rPr>
+              <w:t>23</w:t>
+            </w:r>
+            <w:r>
+              <w:rPr>
+                <w:webHidden/>
+              </w:rPr>
+              <w:fldChar w:fldCharType="end"/>
+            </w:r>
+          </w:hyperlink>
+        </w:p>
+        <w:p>
+          <w:pPr>
+            <w:pStyle w:val="TOC3"/>
+            <w:rPr>
+              <w:rFonts w:asciiTheme="minorHAnsi" w:eastAsiaTheme="minorEastAsia" w:hAnsiTheme="minorHAnsi" w:cstheme="minorBidi"/>
+            </w:rPr>
+          </w:pPr>
+          <w:hyperlink w:anchor="_Toc238637892" w:history="1">
+            <w:r>
+              <w:rPr>
+                <w:rStyle w:val="Hyperlink"/>
+                <w:lang w:val="sr-Cyrl-RS"/>
+              </w:rPr>
+              <w:t>6.2 Постављање подморница и припрема игре</w:t>
+            </w:r>
+            <w:r>
+              <w:rPr>
+                <w:webHidden/>
+              </w:rPr>
+              <w:tab/>
+            </w:r>
+            <w:r>
+              <w:rPr>
+                <w:webHidden/>
+              </w:rPr>
+              <w:fldChar w:fldCharType="begin"/>
+            </w:r>
+            <w:r>
+              <w:rPr>
+                <w:webHidden/>
+              </w:rPr>
+              <w:instrText xml:space="preserve"> PAGEREF _Toc238637892 \h </w:instrText>
+            </w:r>
+            <w:r>
+              <w:rPr>
+                <w:webHidden/>
+              </w:rPr>
+            </w:r>
+            <w:r>
+              <w:rPr>
+                <w:webHidden/>
+              </w:rPr>
+              <w:fldChar w:fldCharType="separate"/>
+            </w:r>
+            <w:r>
+              <w:rPr>
+                <w:webHidden/>
+              </w:rPr>
+              <w:t>24</w:t>
+            </w:r>
+            <w:r>
+              <w:rPr>
+                <w:webHidden/>
+              </w:rPr>
+              <w:fldChar w:fldCharType="end"/>
+            </w:r>
+          </w:hyperlink>
+        </w:p>
+        <w:p>
+          <w:pPr>
+            <w:pStyle w:val="TOC3"/>
+            <w:rPr>
+              <w:rFonts w:asciiTheme="minorHAnsi" w:eastAsiaTheme="minorEastAsia" w:hAnsiTheme="minorHAnsi" w:cstheme="minorBidi"/>
+            </w:rPr>
+          </w:pPr>
+          <w:hyperlink w:anchor="_Toc238637893" w:history="1">
+            <w:r>
+              <w:rPr>
+                <w:rStyle w:val="Hyperlink"/>
+                <w:lang w:val="sr-Cyrl-RS"/>
+              </w:rPr>
+              <w:t>6.3 Ток игре и комуникација</w:t>
+            </w:r>
+            <w:r>
+              <w:rPr>
+                <w:webHidden/>
+              </w:rPr>
+              <w:tab/>
+            </w:r>
+            <w:r>
+              <w:rPr>
+                <w:webHidden/>
+              </w:rPr>
+              <w:fldChar w:fldCharType="begin"/>
+            </w:r>
+            <w:r>
+              <w:rPr>
+                <w:webHidden/>
+              </w:rPr>
+              <w:instrText xml:space="preserve"> PAGEREF _Toc238637893 \h </w:instrText>
+            </w:r>
+            <w:r>
+              <w:rPr>
+                <w:webHidden/>
+              </w:rPr>
+            </w:r>
+            <w:r>
+              <w:rPr>
+                <w:webHidden/>
+              </w:rPr>
+              <w:fldChar w:fldCharType="separate"/>
+            </w:r>
+            <w:r>
+              <w:rPr>
+                <w:webHidden/>
+              </w:rPr>
+              <w:t>25</w:t>
+            </w:r>
+            <w:r>
+              <w:rPr>
+                <w:webHidden/>
+              </w:rPr>
+              <w:fldChar w:fldCharType="end"/>
+            </w:r>
+          </w:hyperlink>
+        </w:p>
+        <w:p>
+          <w:pPr>
+            <w:pStyle w:val="TOC3"/>
+            <w:rPr>
+              <w:rFonts w:asciiTheme="minorHAnsi" w:eastAsiaTheme="minorEastAsia" w:hAnsiTheme="minorHAnsi" w:cstheme="minorBidi"/>
+            </w:rPr>
+          </w:pPr>
+          <w:hyperlink w:anchor="_Toc238637894" w:history="1">
+            <w:r>
+              <w:rPr>
+                <w:rStyle w:val="Hyperlink"/>
+                <w:lang w:val="sr-Cyrl-RS"/>
+              </w:rPr>
+              <w:t>6.4 Механизам аутоматизације (играчки бот</w:t>
+            </w:r>
+            <w:r>
+              <w:rPr>
+                <w:rStyle w:val="Hyperlink"/>
+              </w:rPr>
+              <w:t>)</w:t>
+            </w:r>
+            <w:r>
+              <w:rPr>
+                <w:webHidden/>
+              </w:rPr>
+              <w:tab/>
+            </w:r>
+            <w:r>
+              <w:rPr>
+                <w:webHidden/>
+              </w:rPr>
+              <w:fldChar w:fldCharType="begin"/>
+            </w:r>
+            <w:r>
+              <w:rPr>
+                <w:webHidden/>
+              </w:rPr>
+              <w:instrText xml:space="preserve"> PAGEREF _Toc238637894 \h </w:instrText>
+            </w:r>
+            <w:r>
+              <w:rPr>
+                <w:webHidden/>
+              </w:rPr>
+            </w:r>
+            <w:r>
+              <w:rPr>
+                <w:webHidden/>
+              </w:rPr>
+              <w:fldChar w:fldCharType="separate"/>
+            </w:r>
+            <w:r>
+              <w:rPr>
+                <w:webHidden/>
+              </w:rPr>
+              <w:t>26</w:t>
+            </w:r>
+            <w:r>
+              <w:rPr>
+                <w:webHidden/>
+              </w:rPr>
+              <w:fldChar w:fldCharType="end"/>
+            </w:r>
+          </w:hyperlink>
+        </w:p>
+        <w:p>
+          <w:pPr>
+            <w:pStyle w:val="TOC3"/>
+            <w:rPr>
+              <w:rFonts w:asciiTheme="minorHAnsi" w:eastAsiaTheme="minorEastAsia" w:hAnsiTheme="minorHAnsi" w:cstheme="minorBidi"/>
+            </w:rPr>
+          </w:pPr>
+          <w:hyperlink w:anchor="_Toc238637895" w:history="1">
+            <w:r>
+              <w:rPr>
+                <w:rStyle w:val="Hyperlink"/>
+                <w:lang w:val="sr-Cyrl-RS"/>
+              </w:rPr>
+              <w:t>6.5 Крај игре и нова игра</w:t>
+            </w:r>
+            <w:r>
+              <w:rPr>
+                <w:webHidden/>
+              </w:rPr>
+              <w:tab/>
+            </w:r>
+            <w:r>
+              <w:rPr>
+                <w:webHidden/>
+              </w:rPr>
+              <w:fldChar w:fldCharType="begin"/>
+            </w:r>
+            <w:r>
+              <w:rPr>
+                <w:webHidden/>
+              </w:rPr>
+              <w:instrText xml:space="preserve"> PAGEREF _Toc238637895 \h </w:instrText>
             </w:r>
             <w:r>
               <w:rPr>
@@ -10196,14 +10306,28 @@
               <w:bCs w:val="0"/>
             </w:rPr>
           </w:pPr>
-          <w:hyperlink w:anchor="_Toc238456225" w:history="1">
+          <w:hyperlink w:anchor="_Toc238637896" w:history="1">
             <w:r>
               <w:rPr>
                 <w:rStyle w:val="Hyperlink"/>
-                <w:rFonts w:cs="Arial"/>
                 <w:lang w:val="sr-Cyrl-RS"/>
               </w:rPr>
-              <w:t>Литература</w:t>
+              <w:t>7.</w:t>
+            </w:r>
+            <w:r>
+              <w:rPr>
+                <w:rFonts w:asciiTheme="minorHAnsi" w:eastAsiaTheme="minorEastAsia" w:hAnsiTheme="minorHAnsi"/>
+                <w:b w:val="0"/>
+                <w:bCs w:val="0"/>
+              </w:rPr>
+              <w:tab/>
+            </w:r>
+            <w:r>
+              <w:rPr>
+                <w:rStyle w:val="Hyperlink"/>
+                <w:lang w:val="sr-Cyrl-RS"/>
+              </w:rPr>
+              <w:t>Закључак</w:t>
             </w:r>
             <w:r>
               <w:rPr>
@@ -10221,7 +10345,7 @@
               <w:rPr>
                 <w:webHidden/>
               </w:rPr>
-              <w:instrText xml:space="preserve"> PAGEREF _Toc238456225 \h </w:instrText>
+              <w:instrText xml:space="preserve"> PAGEREF _Toc238637896 \h </w:instrText>
             </w:r>
             <w:r>
               <w:rPr>
@@ -10238,7 +10362,65 @@
               <w:rPr>
                 <w:webHidden/>
               </w:rPr>
-              <w:t>27</w:t>
+              <w:t>28</w:t>
+            </w:r>
+            <w:r>
+              <w:rPr>
+                <w:webHidden/>
+              </w:rPr>
+              <w:fldChar w:fldCharType="end"/>
+            </w:r>
+          </w:hyperlink>
+        </w:p>
+        <w:p>
+          <w:pPr>
+            <w:pStyle w:val="TOC3"/>
+            <w:rPr>
+              <w:rFonts w:asciiTheme="minorHAnsi" w:eastAsiaTheme="minorEastAsia" w:hAnsiTheme="minorHAnsi" w:cstheme="minorBidi"/>
+            </w:rPr>
+          </w:pPr>
+          <w:hyperlink w:anchor="_Toc238637897" w:history="1">
+            <w:r>
+              <w:rPr>
+                <w:rStyle w:val="Hyperlink"/>
+                <w:lang w:val="sr-Cyrl-RS"/>
+              </w:rPr>
+              <w:t>7.1 Унапређење постојећег софтверског решења</w:t>
+            </w:r>
+            <w:r>
+              <w:rPr>
+                <w:webHidden/>
+              </w:rPr>
+              <w:tab/>
+            </w:r>
+            <w:r>
+              <w:rPr>
+                <w:webHidden/>
+              </w:rPr>
+              <w:fldChar w:fldCharType="begin"/>
+            </w:r>
+            <w:r>
+              <w:rPr>
+                <w:webHidden/>
+              </w:rPr>
+              <w:instrText xml:space="preserve"> PAGEREF _Toc238637897 \h </w:instrText>
+            </w:r>
+            <w:r>
+              <w:rPr>
+                <w:webHidden/>
+              </w:rPr>
+            </w:r>
+            <w:r>
+              <w:rPr>
+                <w:webHidden/>
+              </w:rPr>
+              <w:fldChar w:fldCharType="separate"/>
+            </w:r>
+            <w:r>
+              <w:rPr>
+                <w:webHidden/>
+              </w:rPr>
+              <w:t>28</w:t>
             </w:r>
             <w:r>
               <w:rPr>
@@ -10257,7 +10439,68 @@
               <w:bCs w:val="0"/>
             </w:rPr>
           </w:pPr>
-          <w:hyperlink w:anchor="_Toc238456226" w:history="1">
+          <w:hyperlink w:anchor="_Toc238637898" w:history="1">
+            <w:r>
+              <w:rPr>
+                <w:rStyle w:val="Hyperlink"/>
+                <w:rFonts w:cs="Arial"/>
+                <w:lang w:val="sr-Cyrl-RS"/>
+              </w:rPr>
+              <w:t>Литература</w:t>
+            </w:r>
+            <w:r>
+              <w:rPr>
+                <w:webHidden/>
+              </w:rPr>
+              <w:tab/>
+            </w:r>
+            <w:r>
+              <w:rPr>
+                <w:webHidden/>
+              </w:rPr>
+              <w:fldChar w:fldCharType="begin"/>
+            </w:r>
+            <w:r>
+              <w:rPr>
+                <w:webHidden/>
+              </w:rPr>
+              <w:instrText xml:space="preserve"> PAGEREF _Toc238637898 \h </w:instrText>
+            </w:r>
+            <w:r>
+              <w:rPr>
+                <w:webHidden/>
+              </w:rPr>
+            </w:r>
+            <w:r>
+              <w:rPr>
+                <w:webHidden/>
+              </w:rPr>
+              <w:fldChar w:fldCharType="separate"/>
+            </w:r>
+            <w:r>
+              <w:rPr>
+                <w:webHidden/>
+              </w:rPr>
+              <w:t>29</w:t>
+            </w:r>
+            <w:r>
+              <w:rPr>
+                <w:webHidden/>
+              </w:rPr>
+              <w:fldChar w:fldCharType="end"/>
+            </w:r>
+          </w:hyperlink>
+        </w:p>
+        <w:p>
+          <w:pPr>
+            <w:pStyle w:val="TOC1"/>
+            <w:rPr>
+              <w:rFonts w:asciiTheme="minorHAnsi" w:eastAsiaTheme="minorEastAsia" w:hAnsiTheme="minorHAnsi"/>
+              <w:b w:val="0"/>
+              <w:bCs w:val="0"/>
+            </w:rPr>
+          </w:pPr>
+          <w:hyperlink w:anchor="_Toc238637899" w:history="1">
             <w:r>
               <w:rPr>
                 <w:rStyle w:val="Hyperlink"/>
@@ -10281,7 +10524,7 @@
               <w:rPr>
                 <w:webHidden/>
               </w:rPr>
-              <w:instrText xml:space="preserve"> PAGEREF _Toc238456226 \h </w:instrText>
+              <w:instrText xml:space="preserve"> PAGEREF _Toc238637899 \h </w:instrText>
             </w:r>
             <w:r>
               <w:rPr>
@@ -10298,7 +10541,7 @@
               <w:rPr>
                 <w:webHidden/>
               </w:rPr>
-              <w:t>28</w:t>
+              <w:t>30</w:t>
             </w:r>
             <w:r>
               <w:rPr>
@@ -10350,7 +10593,7 @@
     <w:p>
       <w:pPr>
         <w:pStyle w:val="Heading1"/>
-        <w:spacing w:after="0"/>
+        <w:spacing w:after="0" w:line="360" w:lineRule="auto"/>
         <w:jc w:val="both"/>
         <w:rPr>
           <w:rFonts w:ascii="Aptos" w:hAnsi="Aptos"/>
@@ -10358,7 +10601,7 @@
           <w:szCs w:val="24"/>
         </w:rPr>
       </w:pPr>
-      <w:bookmarkStart w:id="1" w:name="_Toc238456185"/>
+      <w:bookmarkStart w:id="0" w:name="_Toc238637854"/>
       <w:r>
         <w:rPr>
           <w:rFonts w:ascii="Aptos" w:hAnsi="Aptos"/>
@@ -10368,15 +10611,7 @@
         <w:lastRenderedPageBreak/>
         <w:t>Увод</w:t>
       </w:r>
-      <w:bookmarkEnd w:id="1"/>
-    </w:p>
-    <w:p>
-      <w:pPr>
-        <w:jc w:val="both"/>
-        <w:rPr>
-          <w:rFonts w:ascii="Aptos" w:hAnsi="Aptos"/>
-        </w:rPr>
-      </w:pPr>
+      <w:bookmarkEnd w:id="0"/>
     </w:p>
     <w:p>
       <w:pPr>
@@ -10599,11 +10834,20 @@
         </w:rPr>
         <w:fldChar w:fldCharType="separate"/>
       </w:r>
+      <w:hyperlink w:anchor="ref1" w:history="1">
+        <w:r>
+          <w:rPr>
+            <w:rStyle w:val="Hyperlink"/>
+            <w:rFonts w:ascii="Times New Roman" w:hAnsi="Times New Roman" w:cs="Times New Roman"/>
+          </w:rPr>
+          <w:t>[1]</w:t>
+        </w:r>
+      </w:hyperlink>
       <w:r>
         <w:rPr>
           <w:rFonts w:ascii="Times New Roman" w:hAnsi="Times New Roman" w:cs="Times New Roman"/>
         </w:rPr>
-        <w:t xml:space="preserve">[1] </w:t>
+        <w:t xml:space="preserve"> </w:t>
       </w:r>
       <w:r>
         <w:rPr>
@@ -10728,12 +10972,78 @@
     <w:p>
       <w:pPr>
         <w:pStyle w:val="H1stil"/>
-      </w:pPr>
-      <w:bookmarkStart w:id="2" w:name="_Toc238456186"/>
+        <w:spacing w:line="360" w:lineRule="auto"/>
+      </w:pPr>
+      <w:bookmarkStart w:id="1" w:name="_Toc238637855"/>
       <w:r>
         <w:lastRenderedPageBreak/>
         <w:t>Теоријске основе рада</w:t>
       </w:r>
+      <w:bookmarkEnd w:id="1"/>
+    </w:p>
+    <w:p>
+      <w:pPr>
+        <w:jc w:val="both"/>
+        <w:rPr>
+          <w:rFonts w:ascii="Aptos" w:hAnsi="Aptos" w:cs="Calibri"/>
+          <w:lang w:val="sr-Cyrl-RS"/>
+        </w:rPr>
+      </w:pPr>
+      <w:r>
+        <w:rPr>
+          <w:rFonts w:ascii="Aptos" w:hAnsi="Aptos" w:cs="Calibri"/>
+          <w:lang w:val="sr-Cyrl-RS"/>
+        </w:rPr>
+        <w:t xml:space="preserve">Развој савремених мрежних софтверских система и интерактивних апликација захтева темељно разумевање основних комуникационих протокола и метода заштите података. У контексту архитектуре мрежне игре „Потапање подморница“, кључни стубови техничке реализације почивају на синергији различитих мрежних парадигми (TCP и UDP) и механизмима криптографске заштите (AES-256). Ово поглавље даје детаљан теоријски преглед поменутих технологија, њихових принципа рада, предности, </w:t>
+      </w:r>
+      <w:r>
+        <w:rPr>
+          <w:rFonts w:ascii="Aptos" w:hAnsi="Aptos" w:cs="Calibri"/>
+          <w:lang w:val="sr-Cyrl-RS"/>
+        </w:rPr>
+        <w:t>недостатака и практичних примена</w:t>
+      </w:r>
+      <w:r>
+        <w:rPr>
+          <w:rFonts w:ascii="Aptos" w:hAnsi="Aptos" w:cs="Calibri"/>
+          <w:lang w:val="sr-Cyrl-RS"/>
+        </w:rPr>
+        <w:t>.</w:t>
+      </w:r>
+    </w:p>
+    <w:p>
+      <w:pPr>
+        <w:pStyle w:val="11heading"/>
+        <w:spacing w:line="360" w:lineRule="auto"/>
+        <w:rPr>
+          <w:lang w:val="sr-Cyrl-RS"/>
+        </w:rPr>
+      </w:pPr>
+      <w:bookmarkStart w:id="2" w:name="_Toc238637856"/>
+      <w:r>
+        <w:t>2</w:t>
+      </w:r>
+      <w:r>
+        <w:t>.1</w:t>
+      </w:r>
+      <w:r>
+        <w:rPr>
+          <w:lang w:val="sr-Cyrl-RS"/>
+        </w:rPr>
+        <w:t xml:space="preserve"> Мрежни протоколи </w:t>
+      </w:r>
+      <w:r>
+        <w:t xml:space="preserve">TCP </w:t>
+      </w:r>
+      <w:r>
+        <w:rPr>
+          <w:lang w:val="sr-Cyrl-RS"/>
+        </w:rPr>
+        <w:t xml:space="preserve">и </w:t>
+      </w:r>
+      <w:r>
+        <w:t>UDP</w:t>
+      </w:r>
       <w:bookmarkEnd w:id="2"/>
     </w:p>
     <w:p>
@@ -10744,84 +11054,6 @@
           <w:lang w:val="sr-Cyrl-RS"/>
         </w:rPr>
       </w:pPr>
-      <w:r>
-        <w:rPr>
-          <w:rFonts w:ascii="Aptos" w:hAnsi="Aptos" w:cs="Calibri"/>
-          <w:lang w:val="sr-Cyrl-RS"/>
-        </w:rPr>
-        <w:br/>
-      </w:r>
-      <w:r>
-        <w:rPr>
-          <w:rFonts w:ascii="Aptos" w:hAnsi="Aptos" w:cs="Calibri"/>
-          <w:lang w:val="sr-Cyrl-RS"/>
-        </w:rPr>
-        <w:t xml:space="preserve">Развој савремених мрежних софтверских система и интерактивних апликација захтева темељно разумевање основних комуникационих протокола и метода заштите података. У контексту архитектуре мрежне игре „Потапање подморница“, кључни стубови техничке реализације почивају на синергији различитих мрежних парадигми (TCP и UDP) и механизмима криптографске заштите (AES-256). Ово поглавље даје детаљан теоријски преглед поменутих технологија, њихових принципа рада, предности, </w:t>
-      </w:r>
-      <w:r>
-        <w:rPr>
-          <w:rFonts w:ascii="Aptos" w:hAnsi="Aptos" w:cs="Calibri"/>
-          <w:lang w:val="sr-Cyrl-RS"/>
-        </w:rPr>
-        <w:t>недостатака и практичних примена</w:t>
-      </w:r>
-      <w:r>
-        <w:rPr>
-          <w:rFonts w:ascii="Aptos" w:hAnsi="Aptos" w:cs="Calibri"/>
-          <w:lang w:val="sr-Cyrl-RS"/>
-        </w:rPr>
-        <w:t>.</w:t>
-      </w:r>
-    </w:p>
-    <w:p>
-      <w:pPr>
-        <w:pStyle w:val="11heading"/>
-        <w:rPr>
-          <w:lang w:val="sr-Cyrl-RS"/>
-        </w:rPr>
-      </w:pPr>
-      <w:bookmarkStart w:id="3" w:name="_Toc238456187"/>
-      <w:r>
-        <w:t>2</w:t>
-      </w:r>
-      <w:r>
-        <w:t>.1</w:t>
-      </w:r>
-      <w:r>
-        <w:rPr>
-          <w:lang w:val="sr-Cyrl-RS"/>
-        </w:rPr>
-        <w:t xml:space="preserve"> Мрежни протоколи </w:t>
-      </w:r>
-      <w:r>
-        <w:t xml:space="preserve">TCP </w:t>
-      </w:r>
-      <w:r>
-        <w:rPr>
-          <w:lang w:val="sr-Cyrl-RS"/>
-        </w:rPr>
-        <w:t xml:space="preserve">и </w:t>
-      </w:r>
-      <w:r>
-        <w:t>UDP</w:t>
-      </w:r>
-      <w:bookmarkEnd w:id="3"/>
-    </w:p>
-    <w:p>
-      <w:pPr>
-        <w:jc w:val="both"/>
-        <w:rPr>
-          <w:rFonts w:ascii="Aptos" w:hAnsi="Aptos" w:cs="Calibri"/>
-          <w:lang w:val="sr-Cyrl-RS"/>
-        </w:rPr>
-      </w:pPr>
-      <w:r>
-        <w:rPr>
-          <w:rFonts w:ascii="Aptos" w:hAnsi="Aptos" w:cs="Calibri"/>
-          <w:lang w:val="sr-Cyrl-RS"/>
-        </w:rPr>
-        <w:br/>
-      </w:r>
       <w:r>
         <w:rPr>
           <w:rFonts w:ascii="Aptos" w:hAnsi="Aptos" w:cs="Calibri"/>
@@ -10857,18 +11089,41 @@
           <w:rFonts w:ascii="Aptos" w:hAnsi="Aptos" w:cs="Calibri"/>
           <w:lang w:val="sr-Cyrl-RS"/>
         </w:rPr>
-        <w:t>). Иако оба користе Интернет протокол (IP) за усмеравање пакета ка одредишту, њихов филозофски и функционални приступ преносу података суштински се разликује.</w:t>
+        <w:t>)</w:t>
+      </w:r>
+      <w:r>
+        <w:rPr>
+          <w:rFonts w:ascii="Aptos" w:hAnsi="Aptos" w:cs="Calibri"/>
+        </w:rPr>
+        <w:t xml:space="preserve"> </w:t>
+      </w:r>
+      <w:hyperlink w:anchor="ref2" w:history="1">
+        <w:r>
+          <w:rPr>
+            <w:rStyle w:val="Hyperlink"/>
+            <w:rFonts w:ascii="Times New Roman" w:hAnsi="Times New Roman" w:cs="Times New Roman"/>
+          </w:rPr>
+          <w:t>[2]</w:t>
+        </w:r>
+      </w:hyperlink>
+      <w:r>
+        <w:rPr>
+          <w:rFonts w:ascii="Aptos" w:hAnsi="Aptos" w:cs="Calibri"/>
+          <w:lang w:val="sr-Cyrl-RS"/>
+        </w:rPr>
+        <w:t>. Иако оба користе Интернет протокол (IP) за усмеравање пакета ка одредишту, њихов филозофски и функционални приступ преносу података суштински се разликује.</w:t>
       </w:r>
     </w:p>
     <w:p>
       <w:pPr>
         <w:pStyle w:val="111"/>
+        <w:spacing w:line="360" w:lineRule="auto"/>
         <w:jc w:val="both"/>
         <w:rPr>
           <w:lang w:val="sr-Cyrl-RS"/>
         </w:rPr>
       </w:pPr>
-      <w:bookmarkStart w:id="4" w:name="_Toc238456188"/>
+      <w:bookmarkStart w:id="3" w:name="_Toc238637857"/>
       <w:r>
         <w:rPr>
           <w:lang w:val="sr-Cyrl-RS"/>
@@ -10890,7 +11145,7 @@
         </w:rPr>
         <w:t>(User Datagram Protocol)</w:t>
       </w:r>
-      <w:bookmarkEnd w:id="4"/>
+      <w:bookmarkEnd w:id="3"/>
     </w:p>
     <w:p>
       <w:pPr>
@@ -10905,7 +11160,21 @@
           <w:rFonts w:ascii="Aptos" w:hAnsi="Aptos" w:cs="Calibri"/>
           <w:lang w:val="sr-Cyrl-RS"/>
         </w:rPr>
-        <w:t xml:space="preserve">UDP је нерелациони (енгл. </w:t>
+        <w:t>UDP је протокол</w:t>
+      </w:r>
+      <w:r>
+        <w:rPr>
+          <w:rFonts w:ascii="Aptos" w:hAnsi="Aptos" w:cs="Calibri"/>
+          <w:lang w:val="sr-Cyrl-RS"/>
+        </w:rPr>
+        <w:t xml:space="preserve"> без успоставе везе </w:t>
+      </w:r>
+      <w:r>
+        <w:rPr>
+          <w:rFonts w:ascii="Aptos" w:hAnsi="Aptos" w:cs="Calibri"/>
+          <w:lang w:val="sr-Cyrl-RS"/>
+        </w:rPr>
+        <w:t xml:space="preserve">(енгл. </w:t>
       </w:r>
       <w:r>
         <w:rPr>
@@ -10920,7 +11189,56 @@
           <w:rFonts w:ascii="Aptos" w:hAnsi="Aptos" w:cs="Calibri"/>
           <w:lang w:val="sr-Cyrl-RS"/>
         </w:rPr>
-        <w:t xml:space="preserve">), несигуран протокол оријентисан ка датаграмима. То значи да пре успостављања саме размене података не постоји фаза „руковања“ (енгл. </w:t>
+        <w:t>)</w:t>
+      </w:r>
+      <w:r>
+        <w:rPr>
+          <w:rFonts w:ascii="Aptos" w:hAnsi="Aptos" w:cs="Calibri"/>
+          <w:lang w:val="sr-Cyrl-RS"/>
+        </w:rPr>
+        <w:t xml:space="preserve"> оријентисан ка </w:t>
+      </w:r>
+      <w:r>
+        <w:rPr>
+          <w:rFonts w:ascii="Aptos" w:hAnsi="Aptos" w:cs="Calibri"/>
+          <w:lang w:val="sr-Cyrl-RS"/>
+        </w:rPr>
+        <w:t xml:space="preserve">слању </w:t>
+      </w:r>
+      <w:r>
+        <w:rPr>
+          <w:rFonts w:ascii="Aptos" w:hAnsi="Aptos" w:cs="Calibri"/>
+          <w:lang w:val="sr-Cyrl-RS"/>
+        </w:rPr>
+        <w:t>датаграмима</w:t>
+      </w:r>
+      <w:r>
+        <w:rPr>
+          <w:rFonts w:ascii="Aptos" w:hAnsi="Aptos" w:cs="Calibri"/>
+          <w:lang w:val="sr-Cyrl-RS"/>
+        </w:rPr>
+        <w:t xml:space="preserve"> за које не гарантује поуздану испоруку</w:t>
+      </w:r>
+      <w:r>
+        <w:rPr>
+          <w:rFonts w:ascii="Aptos" w:hAnsi="Aptos" w:cs="Calibri"/>
+          <w:lang w:val="sr-Cyrl-RS"/>
+        </w:rPr>
+        <w:t>. То значи да пре успостављања саме размене података не постоји фаза „руковања“</w:t>
+      </w:r>
+      <w:r>
+        <w:rPr>
+          <w:rFonts w:ascii="Aptos" w:hAnsi="Aptos" w:cs="Calibri"/>
+          <w:lang w:val="sr-Cyrl-RS"/>
+        </w:rPr>
+        <w:t xml:space="preserve">, тј. успоставе везе </w:t>
+      </w:r>
+      <w:r>
+        <w:rPr>
+          <w:rFonts w:ascii="Aptos" w:hAnsi="Aptos" w:cs="Calibri"/>
+          <w:lang w:val="sr-Cyrl-RS"/>
+        </w:rPr>
+        <w:t xml:space="preserve">(енгл. </w:t>
       </w:r>
       <w:r>
         <w:rPr>
@@ -10935,7 +11253,21 @@
           <w:rFonts w:ascii="Aptos" w:hAnsi="Aptos" w:cs="Calibri"/>
           <w:lang w:val="sr-Cyrl-RS"/>
         </w:rPr>
-        <w:t>), већ пошиљалац једноставно шаље пакет (датаграм) ка одредишту без претходне провере да ли је</w:t>
+        <w:t>)</w:t>
+      </w:r>
+      <w:r>
+        <w:rPr>
+          <w:rFonts w:ascii="Aptos" w:hAnsi="Aptos" w:cs="Calibri"/>
+          <w:lang w:val="sr-Cyrl-RS"/>
+        </w:rPr>
+        <w:t xml:space="preserve"> између пошиљаоца и примаоца</w:t>
+      </w:r>
+      <w:r>
+        <w:rPr>
+          <w:rFonts w:ascii="Aptos" w:hAnsi="Aptos" w:cs="Calibri"/>
+          <w:lang w:val="sr-Cyrl-RS"/>
+        </w:rPr>
+        <w:t>, већ пошиљалац једноставно шаље пакет (датаграм) ка одредишту без претходне провере да ли је</w:t>
       </w:r>
       <w:r>
         <w:rPr>
@@ -11027,12 +11359,13 @@
     <w:p>
       <w:pPr>
         <w:pStyle w:val="111"/>
+        <w:spacing w:line="360" w:lineRule="auto"/>
         <w:jc w:val="both"/>
         <w:rPr>
           <w:lang w:val="sr-Cyrl-RS"/>
         </w:rPr>
       </w:pPr>
-      <w:bookmarkStart w:id="5" w:name="_Toc238456189"/>
+      <w:bookmarkStart w:id="4" w:name="_Toc238637858"/>
       <w:r>
         <w:rPr>
           <w:lang w:val="sr-Cyrl-RS"/>
@@ -11048,7 +11381,7 @@
         </w:rPr>
         <w:t>(Transmission Control Protocol)</w:t>
       </w:r>
-      <w:bookmarkEnd w:id="5"/>
+      <w:bookmarkEnd w:id="4"/>
     </w:p>
     <w:p>
       <w:pPr>
@@ -11078,27 +11411,7 @@
           <w:rFonts w:ascii="Aptos" w:hAnsi="Aptos" w:cs="Calibri"/>
           <w:lang w:val="sr-Cyrl-RS"/>
         </w:rPr>
-        <w:t>), поуздан протокол који обезбеђује испоруку података без губитака и у тачно утврђеном редоследу</w:t>
-      </w:r>
-      <w:r>
-        <w:rPr>
-          <w:rFonts w:ascii="Aptos" w:hAnsi="Aptos" w:cs="Calibri"/>
-          <w:lang w:val="sr-Cyrl-RS"/>
-        </w:rPr>
-        <w:t xml:space="preserve"> </w:t>
-      </w:r>
-      <w:r>
-        <w:rPr>
-          <w:rFonts w:ascii="Times New Roman" w:hAnsi="Times New Roman" w:cs="Times New Roman"/>
-        </w:rPr>
-        <w:t>[2]</w:t>
-      </w:r>
-      <w:r>
-        <w:rPr>
-          <w:rFonts w:ascii="Aptos" w:hAnsi="Aptos" w:cs="Calibri"/>
-          <w:lang w:val="sr-Cyrl-RS"/>
-        </w:rPr>
-        <w:t>.</w:t>
+        <w:t>), поуздан протокол који обезбеђује испоруку података без губитака и у тачно утврђеном редоследу.</w:t>
       </w:r>
     </w:p>
     <w:p>
@@ -11142,7 +11455,35 @@
           <w:rFonts w:ascii="Aptos" w:hAnsi="Aptos" w:cs="Calibri"/>
           <w:lang w:val="sr-Cyrl-RS"/>
         </w:rPr>
-        <w:t>) — разменом SYN, SYN-ACK и ACK пакета између клијента и сервера ради синхронизације почетних секвенци бројева и успостављања везе. Током трајања сесије, TCP користи механизме потврђивања пријема (ACK), контрол</w:t>
+        <w:t>) — разменом SYN, SYN-ACK и ACK пакета између клијента и сервера ради синхронизације почетних секвенци бројева и успостављања везе. Током трајања сесије, TCP користи механизме потврђивања пријема</w:t>
+      </w:r>
+      <w:r>
+        <w:rPr>
+          <w:rFonts w:ascii="Aptos" w:hAnsi="Aptos" w:cs="Calibri"/>
+          <w:lang w:val="sr-Cyrl-RS"/>
+        </w:rPr>
+        <w:t xml:space="preserve"> пакета</w:t>
+      </w:r>
+      <w:r>
+        <w:rPr>
+          <w:rFonts w:ascii="Aptos" w:hAnsi="Aptos" w:cs="Calibri"/>
+          <w:lang w:val="sr-Cyrl-RS"/>
+        </w:rPr>
+        <w:t xml:space="preserve"> (ACK</w:t>
+      </w:r>
+      <w:r>
+        <w:rPr>
+          <w:rFonts w:ascii="Aptos" w:hAnsi="Aptos" w:cs="Calibri"/>
+          <w:lang w:val="sr-Cyrl-RS"/>
+        </w:rPr>
+        <w:t xml:space="preserve"> бројеви потврде</w:t>
+      </w:r>
+      <w:r>
+        <w:rPr>
+          <w:rFonts w:ascii="Aptos" w:hAnsi="Aptos" w:cs="Calibri"/>
+          <w:lang w:val="sr-Cyrl-RS"/>
+        </w:rPr>
+        <w:t>), контрол</w:t>
       </w:r>
       <w:r>
         <w:rPr>
@@ -11199,13 +11540,41 @@
           <w:rFonts w:ascii="Aptos" w:hAnsi="Aptos" w:cs="Calibri"/>
           <w:lang w:val="sr-Cyrl-RS"/>
         </w:rPr>
-        <w:t>. То обухвата веб сајтове (HTTP/HTTPS), пренос фајлова (FTP), е-пошту (SMTP) и размену кључних</w:t>
+        <w:t xml:space="preserve">. То обухвата </w:t>
       </w:r>
       <w:r>
         <w:rPr>
           <w:rFonts w:ascii="Aptos" w:hAnsi="Aptos" w:cs="Calibri"/>
           <w:lang w:val="sr-Cyrl-RS"/>
         </w:rPr>
+        <w:t>пренос садржаја веб сајтова</w:t>
+      </w:r>
+      <w:r>
+        <w:rPr>
+          <w:rFonts w:ascii="Aptos" w:hAnsi="Aptos" w:cs="Calibri"/>
+          <w:lang w:val="sr-Cyrl-RS"/>
+        </w:rPr>
+        <w:t xml:space="preserve"> (HTTP/</w:t>
+      </w:r>
+      <w:r>
+        <w:rPr>
+          <w:rFonts w:ascii="Aptos" w:hAnsi="Aptos" w:cs="Calibri"/>
+          <w:lang w:val="sr-Cyrl-RS"/>
+        </w:rPr>
+        <w:t>HTTPS), пренос фајлова (FTP), слање поште</w:t>
+      </w:r>
+      <w:r>
+        <w:rPr>
+          <w:rFonts w:ascii="Aptos" w:hAnsi="Aptos" w:cs="Calibri"/>
+          <w:lang w:val="sr-Cyrl-RS"/>
+        </w:rPr>
+        <w:t xml:space="preserve"> (SMTP) и размену кључних</w:t>
+      </w:r>
+      <w:r>
+        <w:rPr>
+          <w:rFonts w:ascii="Aptos" w:hAnsi="Aptos" w:cs="Calibri"/>
+          <w:lang w:val="sr-Cyrl-RS"/>
+        </w:rPr>
         <w:t xml:space="preserve"> потеза у потезним</w:t>
       </w:r>
       <w:r>
@@ -11213,7 +11582,15 @@
           <w:rFonts w:ascii="Aptos" w:hAnsi="Aptos" w:cs="Calibri"/>
           <w:lang w:val="sr-Cyrl-RS"/>
         </w:rPr>
-        <w:t xml:space="preserve"> мрежним играма (као што је слање гађања и промена табли у игри „Потапање подморница“, где губитак или погрешан редослед једног потеза потпуно руши регуларност партије).</w:t>
+        <w:t xml:space="preserve"> мрежним играма (као што је слање гађања и промена табли у </w:t>
+      </w:r>
+      <w:r>
+        <w:rPr>
+          <w:rFonts w:ascii="Aptos" w:hAnsi="Aptos" w:cs="Calibri"/>
+          <w:lang w:val="sr-Cyrl-RS"/>
+        </w:rPr>
+        <w:lastRenderedPageBreak/>
+        <w:t>игри „Потапање подморница“, где губитак или погрешан редослед једног потеза потпуно руши регуларност партије).</w:t>
       </w:r>
     </w:p>
     <w:p>
@@ -11222,18 +11599,17 @@
         <w:ind w:left="0" w:firstLine="360"/>
         <w:jc w:val="both"/>
       </w:pPr>
-      <w:bookmarkStart w:id="6" w:name="_Toc238456190"/>
-      <w:r>
-        <w:rPr>
-          <w:lang w:val="sr-Cyrl-RS"/>
-        </w:rPr>
-        <w:lastRenderedPageBreak/>
+      <w:bookmarkStart w:id="5" w:name="_Toc238637859"/>
+      <w:r>
+        <w:rPr>
+          <w:lang w:val="sr-Cyrl-RS"/>
+        </w:rPr>
         <w:t xml:space="preserve">2.1.3 </w:t>
       </w:r>
       <w:r>
         <w:t>Сличнoсти и разлике између TCP и UDP</w:t>
       </w:r>
-      <w:bookmarkEnd w:id="6"/>
+      <w:bookmarkEnd w:id="5"/>
     </w:p>
     <w:p>
       <w:pPr>
@@ -12159,11 +12535,12 @@
     <w:p>
       <w:pPr>
         <w:pStyle w:val="11heading"/>
-        <w:rPr>
-          <w:lang w:val="sr-Cyrl-RS"/>
-        </w:rPr>
-      </w:pPr>
-      <w:bookmarkStart w:id="7" w:name="_Toc238456191"/>
+        <w:spacing w:line="360" w:lineRule="auto"/>
+        <w:rPr>
+          <w:lang w:val="sr-Cyrl-RS"/>
+        </w:rPr>
+      </w:pPr>
+      <w:bookmarkStart w:id="6" w:name="_Toc238637860"/>
       <w:r>
         <w:t>2</w:t>
       </w:r>
@@ -12182,7 +12559,7 @@
         </w:rPr>
         <w:t>Криптографска заштита порука: AES-256</w:t>
       </w:r>
-      <w:bookmarkEnd w:id="7"/>
+      <w:bookmarkEnd w:id="6"/>
     </w:p>
     <w:p>
       <w:pPr>
@@ -12192,13 +12569,6 @@
           <w:lang w:val="sr-Cyrl-RS"/>
         </w:rPr>
       </w:pPr>
-      <w:r>
-        <w:rPr>
-          <w:rFonts w:ascii="Aptos" w:hAnsi="Aptos" w:cs="Calibri"/>
-          <w:lang w:val="sr-Cyrl-RS"/>
-        </w:rPr>
-        <w:br/>
-      </w:r>
       <w:r>
         <w:rPr>
           <w:rFonts w:ascii="Aptos" w:hAnsi="Aptos" w:cs="Calibri"/>
@@ -12253,18 +12623,42 @@
           <w:rFonts w:ascii="Aptos" w:hAnsi="Aptos" w:cs="Calibri"/>
           <w:lang w:val="sr-Cyrl-RS"/>
         </w:rPr>
-        <w:t>).</w:t>
+        <w:t>)</w:t>
+      </w:r>
+      <w:r>
+        <w:rPr>
+          <w:rFonts w:ascii="Aptos" w:hAnsi="Aptos" w:cs="Calibri"/>
+          <w:lang w:val="sr-Cyrl-RS"/>
+        </w:rPr>
+        <w:t xml:space="preserve"> </w:t>
+      </w:r>
+      <w:hyperlink w:anchor="ref3" w:history="1">
+        <w:r>
+          <w:rPr>
+            <w:rStyle w:val="Hyperlink"/>
+            <w:rFonts w:ascii="Times New Roman" w:hAnsi="Times New Roman" w:cs="Times New Roman"/>
+          </w:rPr>
+          <w:t>[3]</w:t>
+        </w:r>
+      </w:hyperlink>
+      <w:r>
+        <w:rPr>
+          <w:rFonts w:ascii="Times New Roman" w:hAnsi="Times New Roman" w:cs="Times New Roman"/>
+          <w:lang w:val="sr-Cyrl-RS"/>
+        </w:rPr>
+        <w:t>.</w:t>
       </w:r>
     </w:p>
     <w:p>
       <w:pPr>
         <w:pStyle w:val="111"/>
+        <w:spacing w:line="360" w:lineRule="auto"/>
         <w:jc w:val="both"/>
         <w:rPr>
           <w:lang w:val="sr-Cyrl-RS"/>
         </w:rPr>
       </w:pPr>
-      <w:bookmarkStart w:id="8" w:name="_Toc238456192"/>
+      <w:bookmarkStart w:id="7" w:name="_Toc238637861"/>
       <w:r>
         <w:rPr>
           <w:lang w:val="sr-Cyrl-RS"/>
@@ -12274,7 +12668,7 @@
       <w:r>
         <w:t>Принцип рада AES алгоритма</w:t>
       </w:r>
-      <w:bookmarkEnd w:id="8"/>
+      <w:bookmarkEnd w:id="7"/>
     </w:p>
     <w:p>
       <w:pPr>
@@ -12284,13 +12678,6 @@
           <w:lang w:val="sr-Cyrl-RS"/>
         </w:rPr>
       </w:pPr>
-      <w:r>
-        <w:rPr>
-          <w:rFonts w:ascii="Aptos" w:hAnsi="Aptos" w:cs="Calibri"/>
-          <w:lang w:val="sr-Cyrl-RS"/>
-        </w:rPr>
-        <w:br/>
-      </w:r>
       <w:r>
         <w:rPr>
           <w:rFonts w:ascii="Aptos" w:hAnsi="Aptos" w:cs="Calibri"/>
@@ -12425,6 +12812,7 @@
           <w:rFonts w:ascii="Aptos" w:hAnsi="Aptos" w:cs="Calibri"/>
           <w:lang w:val="sr-Cyrl-RS"/>
         </w:rPr>
+        <w:lastRenderedPageBreak/>
         <w:t xml:space="preserve">SubBytes (Замена бајтова): Нелинеарна замена сваког бајта независно, коришћењем пређених вредности из фиксне S-кутије (енгл. </w:t>
       </w:r>
       <w:r>
@@ -12461,7 +12849,6 @@
           <w:rFonts w:ascii="Aptos" w:hAnsi="Aptos" w:cs="Calibri"/>
           <w:lang w:val="sr-Cyrl-RS"/>
         </w:rPr>
-        <w:lastRenderedPageBreak/>
         <w:t>ShiftRows (По</w:t>
       </w:r>
       <w:r>
@@ -12662,13 +13049,14 @@
     <w:p>
       <w:pPr>
         <w:pStyle w:val="111"/>
+        <w:spacing w:line="360" w:lineRule="auto"/>
         <w:ind w:left="360"/>
         <w:jc w:val="both"/>
         <w:rPr>
           <w:lang w:val="sr-Cyrl-RS"/>
         </w:rPr>
       </w:pPr>
-      <w:bookmarkStart w:id="9" w:name="_Toc238456193"/>
+      <w:bookmarkStart w:id="8" w:name="_Toc238637862"/>
       <w:r>
         <w:rPr>
           <w:lang w:val="sr-Cyrl-RS"/>
@@ -12681,17 +13069,7 @@
       <w:r>
         <w:t>мане AES алгоритма</w:t>
       </w:r>
-      <w:bookmarkEnd w:id="9"/>
-    </w:p>
-    <w:p>
-      <w:pPr>
-        <w:pStyle w:val="ListParagraph"/>
-        <w:jc w:val="both"/>
-        <w:rPr>
-          <w:rFonts w:ascii="Aptos" w:hAnsi="Aptos" w:cs="Calibri"/>
-          <w:lang w:val="sr-Cyrl-RS"/>
-        </w:rPr>
-      </w:pPr>
+      <w:bookmarkEnd w:id="8"/>
     </w:p>
     <w:p>
       <w:pPr>
@@ -12876,15 +13254,782 @@
     </w:p>
     <w:p>
       <w:pPr>
+        <w:rPr>
+          <w:rFonts w:ascii="Aptos" w:eastAsiaTheme="majorEastAsia" w:hAnsi="Aptos" w:cs="Arial"/>
+          <w:b/>
+          <w:color w:val="000000"/>
+          <w:sz w:val="28"/>
+          <w:szCs w:val="28"/>
+        </w:rPr>
+      </w:pPr>
+      <w:r>
+        <w:br w:type="page"/>
+      </w:r>
+    </w:p>
+    <w:p>
+      <w:pPr>
         <w:pStyle w:val="Heading1"/>
-        <w:spacing w:before="0" w:after="0" w:line="240" w:lineRule="auto"/>
+        <w:spacing w:after="0" w:line="360" w:lineRule="auto"/>
+        <w:rPr>
+          <w:rFonts w:ascii="Aptos" w:hAnsi="Aptos"/>
+          <w:sz w:val="40"/>
+        </w:rPr>
+      </w:pPr>
+      <w:bookmarkStart w:id="9" w:name="_Toc238637863"/>
+      <w:r>
+        <w:rPr>
+          <w:rFonts w:ascii="Aptos" w:hAnsi="Aptos"/>
+          <w:sz w:val="40"/>
+        </w:rPr>
+        <w:lastRenderedPageBreak/>
+        <w:t>Опис коришћених технологија и алата</w:t>
+      </w:r>
+      <w:bookmarkEnd w:id="9"/>
+    </w:p>
+    <w:p>
+      <w:pPr>
+        <w:jc w:val="both"/>
+        <w:rPr>
+          <w:rFonts w:ascii="Aptos" w:hAnsi="Aptos"/>
+        </w:rPr>
+      </w:pPr>
+      <w:r>
+        <w:rPr>
+          <w:rFonts w:ascii="Aptos" w:hAnsi="Aptos"/>
+        </w:rPr>
+        <w:t xml:space="preserve">Избор технологија, алата и сигурностних механизама за развој овог система заснован је на специфичним захтевима пројекта, при чему је приоритет био постизање неблокирајућег рада сервера, поузданости и сигурности преноса података у реалном времену, као и ефикасно управљање стањима игре. </w:t>
+      </w:r>
+    </w:p>
+    <w:p>
+      <w:pPr>
+        <w:jc w:val="both"/>
+        <w:rPr>
+          <w:rFonts w:ascii="Aptos" w:hAnsi="Aptos"/>
+        </w:rPr>
+      </w:pPr>
+      <w:r>
+        <w:rPr>
+          <w:rFonts w:ascii="Aptos" w:hAnsi="Aptos"/>
+        </w:rPr>
+        <w:t>Клијент-сервер архитектура захтева технологије које омогућавају сигурно управљање мрежним утичницама, истовремену обраду конкурентних захтева, заштиту поверљивости саобраћаја и поуздану серијализацију дељених структура података. У наставку су описане кључне технологије и криптографски механизми коришћени за имплементацију серверс</w:t>
+      </w:r>
+      <w:r>
+        <w:rPr>
+          <w:rFonts w:ascii="Aptos" w:hAnsi="Aptos"/>
+        </w:rPr>
+        <w:t>ке и клијентске стране система.</w:t>
+      </w:r>
+    </w:p>
+    <w:p>
+      <w:pPr>
+        <w:pStyle w:val="11heading"/>
+        <w:spacing w:line="360" w:lineRule="auto"/>
+      </w:pPr>
+      <w:bookmarkStart w:id="10" w:name="_Toc238637864"/>
+      <w:r>
+        <w:t>3</w:t>
+      </w:r>
+      <w:r>
+        <w:t>.1. Технологије серверске стране</w:t>
+      </w:r>
+      <w:bookmarkEnd w:id="10"/>
+    </w:p>
+    <w:p>
+      <w:pPr>
+        <w:jc w:val="both"/>
+        <w:rPr>
+          <w:rFonts w:ascii="Aptos" w:hAnsi="Aptos"/>
+        </w:rPr>
+      </w:pPr>
+      <w:r>
+        <w:rPr>
+          <w:rFonts w:ascii="Aptos" w:hAnsi="Aptos"/>
+          <w:b/>
+        </w:rPr>
+        <w:t>.NET платформа</w:t>
+      </w:r>
+      <w:r>
+        <w:rPr>
+          <w:rFonts w:ascii="Aptos" w:hAnsi="Aptos"/>
+        </w:rPr>
+        <w:t xml:space="preserve"> и </w:t>
+      </w:r>
+      <w:r>
+        <w:rPr>
+          <w:rFonts w:ascii="Aptos" w:hAnsi="Aptos"/>
+          <w:b/>
+        </w:rPr>
+        <w:t>C#</w:t>
+      </w:r>
+      <w:r>
+        <w:rPr>
+          <w:rFonts w:ascii="Aptos" w:hAnsi="Aptos"/>
+        </w:rPr>
+        <w:t xml:space="preserve"> су изабрани као основа за развој серверске стране система због своје стабилности, високих перформанси и напредне подршке за нискостепено мрежно програмирање. Архитектура вођена догађајима и асинхрони рад унутар .NET окружења омогућавају ефикасн</w:t>
+      </w:r>
+      <w:r>
+        <w:rPr>
+          <w:rFonts w:ascii="Aptos" w:hAnsi="Aptos"/>
+        </w:rPr>
+        <w:t xml:space="preserve">у симулацију потезног система </w:t>
+      </w:r>
+      <w:hyperlink w:anchor="ref4" w:history="1">
+        <w:r>
+          <w:rPr>
+            <w:rStyle w:val="Hyperlink"/>
+            <w:rFonts w:ascii="Times New Roman" w:hAnsi="Times New Roman" w:cs="Times New Roman"/>
+          </w:rPr>
+          <w:t>[4</w:t>
+        </w:r>
+        <w:r>
+          <w:rPr>
+            <w:rStyle w:val="Hyperlink"/>
+            <w:rFonts w:ascii="Times New Roman" w:hAnsi="Times New Roman" w:cs="Times New Roman"/>
+          </w:rPr>
+          <w:t>]</w:t>
+        </w:r>
+      </w:hyperlink>
+      <w:r>
+        <w:rPr>
+          <w:rFonts w:ascii="Aptos" w:hAnsi="Aptos"/>
+        </w:rPr>
+        <w:t>. Програмски језик C# нуди богату палету уграђених библиотека за манипулацију колекцијама података, токовима меморије и криптографским трансформацијама, што убрзава развој сложене логике као што је управљање табелама играча, рачунање погодака и коорд</w:t>
+      </w:r>
+      <w:r>
+        <w:rPr>
+          <w:rFonts w:ascii="Aptos" w:hAnsi="Aptos"/>
+        </w:rPr>
+        <w:t>инација аутоматизованих ботова.</w:t>
+      </w:r>
+    </w:p>
+    <w:p>
+      <w:pPr>
+        <w:jc w:val="both"/>
+        <w:rPr>
+          <w:rFonts w:ascii="Aptos" w:hAnsi="Aptos"/>
+        </w:rPr>
+      </w:pPr>
+      <w:r>
+        <w:rPr>
+          <w:rFonts w:ascii="Aptos" w:hAnsi="Aptos"/>
+          <w:b/>
+        </w:rPr>
+        <w:t>System.Net.Sockets</w:t>
+      </w:r>
+      <w:r>
+        <w:rPr>
+          <w:rFonts w:ascii="Aptos" w:hAnsi="Aptos"/>
+        </w:rPr>
+        <w:t xml:space="preserve"> простор имена и мрежне утичнице коришћени су за реализацију комплетног мрежног комуникационог слоја. На серверској страни примењен је неблокирајући режим рада, који омогућава серверу да прихвата захтеве играча и процесира поруке без заустављања извршне нити. Овај приступ је кључан за очување перформанси система у тренуцима када се</w:t>
+      </w:r>
+      <w:r>
+        <w:rPr>
+          <w:rFonts w:ascii="Aptos" w:hAnsi="Aptos"/>
+        </w:rPr>
+        <w:t xml:space="preserve"> чека унос од стране клијената.</w:t>
+      </w:r>
+    </w:p>
+    <w:p>
+      <w:pPr>
+        <w:jc w:val="both"/>
+        <w:rPr>
+          <w:rFonts w:ascii="Aptos" w:hAnsi="Aptos"/>
+        </w:rPr>
+      </w:pPr>
+      <w:r>
+        <w:rPr>
+          <w:rFonts w:ascii="Aptos" w:hAnsi="Aptos"/>
+          <w:b/>
+        </w:rPr>
+        <w:t>Socket.Select</w:t>
+      </w:r>
+      <w:r>
+        <w:rPr>
+          <w:rFonts w:ascii="Aptos" w:hAnsi="Aptos"/>
+        </w:rPr>
+        <w:t xml:space="preserve"> механизам је искоришћен као метод мултиплексирања мрежних утичница на серверу. Уместо креирања посебних извршних нити за сваког повезаног играча – што би резултирало великим хард</w:t>
+      </w:r>
+      <w:r>
+        <w:rPr>
+          <w:rFonts w:ascii="Aptos" w:hAnsi="Aptos"/>
+        </w:rPr>
+        <w:t>верским оптерећењем – функција Socket.Select</w:t>
+      </w:r>
+      <w:r>
+        <w:rPr>
+          <w:rFonts w:ascii="Aptos" w:hAnsi="Aptos"/>
+        </w:rPr>
+        <w:t xml:space="preserve"> омогућава серверу да унутар једне јединствене нити надгледа компл</w:t>
+      </w:r>
+      <w:r>
+        <w:rPr>
+          <w:rFonts w:ascii="Aptos" w:hAnsi="Aptos"/>
+        </w:rPr>
+        <w:t xml:space="preserve">етну листу активних клијената </w:t>
+      </w:r>
+      <w:hyperlink w:anchor="ref5" w:history="1">
+        <w:r>
+          <w:rPr>
+            <w:rStyle w:val="Hyperlink"/>
+            <w:rFonts w:ascii="Times New Roman" w:hAnsi="Times New Roman" w:cs="Times New Roman"/>
+          </w:rPr>
+          <w:t>[5</w:t>
+        </w:r>
+        <w:r>
+          <w:rPr>
+            <w:rStyle w:val="Hyperlink"/>
+            <w:rFonts w:ascii="Times New Roman" w:hAnsi="Times New Roman" w:cs="Times New Roman"/>
+          </w:rPr>
+          <w:t>]</w:t>
+        </w:r>
+      </w:hyperlink>
+      <w:r>
+        <w:rPr>
+          <w:rFonts w:ascii="Times New Roman" w:hAnsi="Times New Roman" w:cs="Times New Roman"/>
+        </w:rPr>
+        <w:t>.</w:t>
+      </w:r>
+      <w:r>
+        <w:rPr>
+          <w:rFonts w:ascii="Aptos" w:hAnsi="Aptos"/>
+        </w:rPr>
+        <w:t xml:space="preserve"> Систем блокира извршавање само када на мрежи нема никаквих дешавања, а чим било која утичница прими пакет, функција га филтрира као спремног за читање, омогућавајући серверу да брзо и се</w:t>
+      </w:r>
+      <w:r>
+        <w:rPr>
+          <w:rFonts w:ascii="Aptos" w:hAnsi="Aptos"/>
+        </w:rPr>
+        <w:t>ријски обради пристигле потезе.</w:t>
+      </w:r>
+    </w:p>
+    <w:p>
+      <w:pPr>
+        <w:jc w:val="both"/>
+        <w:rPr>
+          <w:rFonts w:ascii="Aptos" w:hAnsi="Aptos"/>
+        </w:rPr>
+      </w:pPr>
+      <w:r>
+        <w:rPr>
+          <w:rFonts w:ascii="Aptos" w:hAnsi="Aptos"/>
+          <w:b/>
+        </w:rPr>
+        <w:t>UDP</w:t>
+      </w:r>
+      <w:r>
+        <w:rPr>
+          <w:rFonts w:ascii="Aptos" w:hAnsi="Aptos"/>
+        </w:rPr>
+        <w:t xml:space="preserve"> </w:t>
+      </w:r>
+      <w:r>
+        <w:rPr>
+          <w:rFonts w:ascii="Aptos" w:hAnsi="Aptos"/>
+        </w:rPr>
+        <w:t>је изабран за почетну фазу регистрације и откривања због свог бесконекционог карактера и минималног протоколарног кашњења, ослањајући се на класичне теоријске поставк</w:t>
+      </w:r>
+      <w:r>
+        <w:rPr>
+          <w:rFonts w:ascii="Aptos" w:hAnsi="Aptos"/>
+        </w:rPr>
+        <w:t>е транспортних слојева мреже</w:t>
+      </w:r>
+      <w:r>
+        <w:rPr>
+          <w:rFonts w:ascii="Aptos" w:hAnsi="Aptos"/>
+        </w:rPr>
+        <w:t>. Клијенти шаљу почетне информације за пријаву у виду UDP датаграма, што омогућава брзу детекцију присутних корисника.</w:t>
+      </w:r>
+    </w:p>
+    <w:p>
+      <w:pPr>
+        <w:jc w:val="both"/>
+        <w:rPr>
+          <w:rFonts w:ascii="Aptos" w:hAnsi="Aptos"/>
+        </w:rPr>
+      </w:pPr>
+      <w:r>
+        <w:rPr>
+          <w:rFonts w:ascii="Aptos" w:hAnsi="Aptos"/>
+          <w:b/>
+        </w:rPr>
+        <w:t>TCP</w:t>
+      </w:r>
+      <w:r>
+        <w:rPr>
+          <w:rFonts w:ascii="Aptos" w:hAnsi="Aptos"/>
+        </w:rPr>
+        <w:t xml:space="preserve"> </w:t>
+      </w:r>
+      <w:r>
+        <w:rPr>
+          <w:rFonts w:ascii="Aptos" w:hAnsi="Aptos"/>
+        </w:rPr>
+        <w:t>је коришћен за комплетан даљи ток игре. С обзиром на то да логика игре не дозвољава губитак пакета нити промену њиховог редоследа, TCP кроз своје механизме контроле протока и потврде пријема гарантује да ће сваки одиграни потез и промена стања табле бити поуздано испо</w:t>
+      </w:r>
+      <w:r>
+        <w:rPr>
+          <w:rFonts w:ascii="Aptos" w:hAnsi="Aptos"/>
+        </w:rPr>
+        <w:t>ручени</w:t>
+      </w:r>
+      <w:r>
+        <w:rPr>
+          <w:rFonts w:ascii="Aptos" w:hAnsi="Aptos"/>
+        </w:rPr>
+        <w:t>.</w:t>
+      </w:r>
+    </w:p>
+    <w:p>
+      <w:pPr>
+        <w:pStyle w:val="11heading"/>
+        <w:spacing w:line="360" w:lineRule="auto"/>
+      </w:pPr>
+      <w:r>
+        <w:t xml:space="preserve"> </w:t>
+      </w:r>
+      <w:bookmarkStart w:id="11" w:name="_Toc238637865"/>
+      <w:r>
+        <w:t>3</w:t>
+      </w:r>
+      <w:r>
+        <w:t>.2. Криптографска заштита и апликативни протокол</w:t>
+      </w:r>
+      <w:bookmarkEnd w:id="11"/>
+    </w:p>
+    <w:p>
+      <w:pPr>
+        <w:jc w:val="both"/>
+        <w:rPr>
+          <w:rFonts w:ascii="Aptos" w:hAnsi="Aptos"/>
+        </w:rPr>
+      </w:pPr>
+      <w:r>
+        <w:rPr>
+          <w:rFonts w:ascii="Aptos" w:hAnsi="Aptos"/>
+        </w:rPr>
+        <w:t>Ради испуњавања захтева за безбедност и поверљивост података који се размјењују између клијената и сервера, у мрежни слој је интегрисана снажна криптографска заштита.</w:t>
+      </w:r>
+    </w:p>
+    <w:p>
+      <w:pPr>
+        <w:jc w:val="both"/>
+        <w:rPr>
+          <w:rFonts w:ascii="Aptos" w:hAnsi="Aptos"/>
+        </w:rPr>
+      </w:pPr>
+    </w:p>
+    <w:p>
+      <w:pPr>
+        <w:jc w:val="both"/>
+        <w:rPr>
+          <w:rFonts w:ascii="Aptos" w:hAnsi="Aptos"/>
+        </w:rPr>
+      </w:pPr>
+      <w:r>
+        <w:rPr>
+          <w:rFonts w:ascii="Aptos" w:hAnsi="Aptos"/>
+          <w:b/>
+        </w:rPr>
+        <w:lastRenderedPageBreak/>
+        <w:t>AES-256</w:t>
+      </w:r>
+      <w:r>
+        <w:rPr>
+          <w:rFonts w:ascii="Aptos" w:hAnsi="Aptos"/>
+        </w:rPr>
+        <w:t xml:space="preserve"> (Advanced Encryption Stan</w:t>
+      </w:r>
+      <w:r>
+        <w:rPr>
+          <w:rFonts w:ascii="Aptos" w:hAnsi="Aptos"/>
+        </w:rPr>
+        <w:t>dard са кључем дужине 256 бита)</w:t>
+      </w:r>
+      <w:r>
+        <w:rPr>
+          <w:rFonts w:ascii="Aptos" w:hAnsi="Aptos"/>
+        </w:rPr>
+        <w:t xml:space="preserve"> примењен је као стандард за симетрично шифровање целокупног мрежног саобраћаја након успостављања TCP везе. Сви осетљиви подаци, укључујући команде за гађање, координате подморница и синхронизацију стања игре, шифрују се пре слања кроз мрежни стрип, чиме се онемогућава прислушкивање или злонамерна измен</w:t>
+      </w:r>
+      <w:r>
+        <w:rPr>
+          <w:rFonts w:ascii="Aptos" w:hAnsi="Aptos"/>
+        </w:rPr>
+        <w:t>а пакета од стране трећих лица.</w:t>
+      </w:r>
+    </w:p>
+    <w:p>
+      <w:pPr>
+        <w:jc w:val="both"/>
+        <w:rPr>
+          <w:rFonts w:ascii="Aptos" w:hAnsi="Aptos"/>
+        </w:rPr>
+      </w:pPr>
+      <w:r>
+        <w:rPr>
+          <w:rFonts w:ascii="Aptos" w:hAnsi="Aptos"/>
+          <w:b/>
+        </w:rPr>
+        <w:t>Класа Poruka</w:t>
+      </w:r>
+      <w:r>
+        <w:rPr>
+          <w:rFonts w:ascii="Aptos" w:hAnsi="Aptos"/>
+        </w:rPr>
+        <w:t xml:space="preserve"> </w:t>
+      </w:r>
+      <w:r>
+        <w:rPr>
+          <w:rFonts w:ascii="Aptos" w:hAnsi="Aptos"/>
+          <w:b/>
+        </w:rPr>
+        <w:t>и дељени модели</w:t>
+      </w:r>
+      <w:r>
+        <w:rPr>
+          <w:rFonts w:ascii="Aptos" w:hAnsi="Aptos"/>
+        </w:rPr>
+        <w:t xml:space="preserve"> чине апликативни протокол система који омогућава структурирану и заштићену размену података између клијен</w:t>
+      </w:r>
+      <w:r>
+        <w:rPr>
+          <w:rFonts w:ascii="Aptos" w:hAnsi="Aptos"/>
+        </w:rPr>
+        <w:t>та и сервера. Кроз енумерацију TipPoruke</w:t>
+      </w:r>
+      <w:r>
+        <w:rPr>
+          <w:rFonts w:ascii="Aptos" w:hAnsi="Aptos"/>
+        </w:rPr>
+        <w:t>, сваком шифрованом пакету се придруж</w:t>
+      </w:r>
+      <w:r>
+        <w:rPr>
+          <w:rFonts w:ascii="Aptos" w:hAnsi="Aptos"/>
+        </w:rPr>
+        <w:t>ује јасан контекст (као што су Napad</w:t>
+      </w:r>
+      <w:r>
+        <w:rPr>
+          <w:rFonts w:ascii="Aptos" w:hAnsi="Aptos"/>
+        </w:rPr>
+        <w:t>, Pogodak</w:t>
+      </w:r>
+      <w:r>
+        <w:rPr>
+          <w:rFonts w:ascii="Aptos" w:hAnsi="Aptos"/>
+        </w:rPr>
+        <w:t>, Promasaj, TajmerOdbrojavanje</w:t>
+      </w:r>
+      <w:r>
+        <w:rPr>
+          <w:rFonts w:ascii="Aptos" w:hAnsi="Aptos"/>
+        </w:rPr>
+        <w:t>), што омогућава обема странама да на дешифрованој страни моменат покрену одговарајућу логику за ажурирањ</w:t>
+      </w:r>
+      <w:r>
+        <w:rPr>
+          <w:rFonts w:ascii="Aptos" w:hAnsi="Aptos"/>
+        </w:rPr>
+        <w:t>е приказа или стања у меморији.</w:t>
+      </w:r>
+    </w:p>
+    <w:p>
+      <w:pPr>
+        <w:jc w:val="both"/>
+        <w:rPr>
+          <w:rFonts w:ascii="Aptos" w:hAnsi="Aptos"/>
+        </w:rPr>
+      </w:pPr>
+      <w:r>
+        <w:rPr>
+          <w:rFonts w:ascii="Aptos" w:hAnsi="Aptos"/>
+          <w:b/>
+        </w:rPr>
+        <w:t>Бинарна серијализација</w:t>
+      </w:r>
+      <w:r>
+        <w:rPr>
+          <w:rFonts w:ascii="Aptos" w:hAnsi="Aptos"/>
+        </w:rPr>
+        <w:t xml:space="preserve"> је примењена за претварање комплексних објеката дељених класа у низ бајтова погодан за шифровање и слање кроз мре</w:t>
+      </w:r>
+      <w:r>
+        <w:rPr>
+          <w:rFonts w:ascii="Aptos" w:hAnsi="Aptos"/>
+        </w:rPr>
+        <w:t xml:space="preserve">жне стримове. Коришћењем класе BinaryFormatter и тока меморије </w:t>
+      </w:r>
+      <w:r>
+        <w:rPr>
+          <w:rFonts w:ascii="Aptos" w:hAnsi="Aptos"/>
+        </w:rPr>
+        <w:t xml:space="preserve">MemoryStream, комплетни објекти који садрже податке о играчу, нападачу и порукама се пре процеса енкрипције аутоматски серијализују, док се на пријемној страни врши обрнути процес дешифровања и десеријализације </w:t>
+      </w:r>
+      <w:hyperlink w:anchor="ref6" w:history="1">
+        <w:r>
+          <w:rPr>
+            <w:rStyle w:val="Hyperlink"/>
+            <w:rFonts w:ascii="Times New Roman" w:hAnsi="Times New Roman" w:cs="Times New Roman"/>
+          </w:rPr>
+          <w:t>[6</w:t>
+        </w:r>
+        <w:r>
+          <w:rPr>
+            <w:rStyle w:val="Hyperlink"/>
+            <w:rFonts w:ascii="Times New Roman" w:hAnsi="Times New Roman" w:cs="Times New Roman"/>
+          </w:rPr>
+          <w:t>]</w:t>
+        </w:r>
+      </w:hyperlink>
+      <w:r>
+        <w:rPr>
+          <w:rFonts w:ascii="Aptos" w:hAnsi="Aptos"/>
+        </w:rPr>
+        <w:t>. Овај приступ елиминише потребу за ручним парсирањем текстуалних стрингова и гарантује типск</w:t>
+      </w:r>
+      <w:r>
+        <w:rPr>
+          <w:rFonts w:ascii="Aptos" w:hAnsi="Aptos"/>
+        </w:rPr>
+        <w:t>у безбедност података на мрежи.</w:t>
+      </w:r>
+    </w:p>
+    <w:p>
+      <w:pPr>
+        <w:jc w:val="both"/>
+        <w:rPr>
+          <w:rFonts w:ascii="Aptos" w:hAnsi="Aptos"/>
+        </w:rPr>
+      </w:pPr>
+      <w:r>
+        <w:rPr>
+          <w:rFonts w:ascii="Aptos" w:hAnsi="Aptos"/>
+          <w:b/>
+        </w:rPr>
+        <w:t>System.Timers.Timer</w:t>
+      </w:r>
+      <w:r>
+        <w:rPr>
+          <w:rFonts w:ascii="Aptos" w:hAnsi="Aptos"/>
+        </w:rPr>
+        <w:t xml:space="preserve"> је искоришћен како би се у игру увео динамички елемент у виду временског ограничења за одигравање потеза. Тајмер ради у засебној нити и одбројава унапред дефинисано време за унос потеза. Уколико време истекне, тајмер окида догађај који ау</w:t>
+      </w:r>
+      <w:r>
+        <w:rPr>
+          <w:rFonts w:ascii="Aptos" w:hAnsi="Aptos"/>
+        </w:rPr>
+        <w:t xml:space="preserve">томатски пребацује контролу на BotHelper </w:t>
+      </w:r>
+      <w:r>
+        <w:rPr>
+          <w:rFonts w:ascii="Aptos" w:hAnsi="Aptos"/>
+        </w:rPr>
+        <w:t>класу која симулира потез рачунарског играча, обезбеђујућ</w:t>
+      </w:r>
+      <w:r>
+        <w:rPr>
+          <w:rFonts w:ascii="Aptos" w:hAnsi="Aptos"/>
+        </w:rPr>
+        <w:t>и континуитет игре без застоја.</w:t>
+      </w:r>
+    </w:p>
+    <w:p>
+      <w:pPr>
+        <w:pStyle w:val="11heading"/>
+        <w:spacing w:line="360" w:lineRule="auto"/>
+      </w:pPr>
+      <w:bookmarkStart w:id="12" w:name="_Toc238637866"/>
+      <w:r>
+        <w:t>3</w:t>
+      </w:r>
+      <w:r>
+        <w:t>.3. Алати и окружење</w:t>
+      </w:r>
+      <w:bookmarkEnd w:id="12"/>
+    </w:p>
+    <w:p>
+      <w:pPr>
+        <w:jc w:val="both"/>
+        <w:rPr>
+          <w:rFonts w:ascii="Aptos" w:hAnsi="Aptos"/>
+        </w:rPr>
+      </w:pPr>
+      <w:r>
+        <w:rPr>
+          <w:rFonts w:ascii="Aptos" w:hAnsi="Aptos"/>
+          <w:b/>
+        </w:rPr>
+        <w:t>Microso</w:t>
+      </w:r>
+      <w:r>
+        <w:rPr>
+          <w:rFonts w:ascii="Aptos" w:hAnsi="Aptos"/>
+          <w:b/>
+        </w:rPr>
+        <w:t>ft Visual Studio</w:t>
+      </w:r>
+      <w:r>
+        <w:rPr>
+          <w:rFonts w:ascii="Aptos" w:hAnsi="Aptos"/>
+        </w:rPr>
+        <w:t xml:space="preserve"> је коришћен као главно интегрисано развојно окружење због своје изузетне подршке за C# и .NET апликације. Интегрисани напредни алати</w:t>
+      </w:r>
+      <w:r>
+        <w:rPr>
+          <w:rFonts w:ascii="Aptos" w:hAnsi="Aptos"/>
+        </w:rPr>
+        <w:t xml:space="preserve"> за проналажење грешака (енгл. </w:t>
+      </w:r>
+      <w:r>
+        <w:rPr>
+          <w:rFonts w:ascii="Aptos" w:hAnsi="Aptos"/>
+          <w:i/>
+        </w:rPr>
+        <w:t>debugger</w:t>
+      </w:r>
+      <w:r>
+        <w:rPr>
+          <w:rFonts w:ascii="Aptos" w:hAnsi="Aptos"/>
+        </w:rPr>
+        <w:t>) омогућили су симултано покретање и праћење рада једне инстанце сервера и више инстанци конзолних клијената истовремено, што је било од кључног значаја за праћење рада криптографских бафера и мр</w:t>
+      </w:r>
+      <w:r>
+        <w:rPr>
+          <w:rFonts w:ascii="Aptos" w:hAnsi="Aptos"/>
+        </w:rPr>
+        <w:t>ежних токова у реалном времену.</w:t>
+      </w:r>
+    </w:p>
+    <w:p>
+      <w:pPr>
+        <w:jc w:val="both"/>
+        <w:rPr>
+          <w:rFonts w:ascii="Aptos" w:hAnsi="Aptos"/>
+        </w:rPr>
+      </w:pPr>
+      <w:r>
+        <w:rPr>
+          <w:rFonts w:ascii="Aptos" w:hAnsi="Aptos"/>
+          <w:b/>
+        </w:rPr>
+        <w:t>System.IO.StreamWriter</w:t>
+      </w:r>
+      <w:r>
+        <w:rPr>
+          <w:rFonts w:ascii="Aptos" w:hAnsi="Aptos"/>
+        </w:rPr>
+        <w:t xml:space="preserve"> и систем логовања искориштени су за имплементацију централизоване класе </w:t>
+      </w:r>
+      <w:r>
+        <w:rPr>
+          <w:rFonts w:ascii="Aptos" w:hAnsi="Aptos"/>
+        </w:rPr>
+        <w:t>Logger</w:t>
+      </w:r>
+      <w:r>
+        <w:rPr>
+          <w:rFonts w:ascii="Aptos" w:hAnsi="Aptos"/>
+        </w:rPr>
+        <w:t>. Овај алат омогућава аутоматско генерисање текстуалних датотека унутар "Logs" директ</w:t>
+      </w:r>
+      <w:r>
+        <w:rPr>
+          <w:rFonts w:ascii="Aptos" w:hAnsi="Aptos"/>
+        </w:rPr>
+        <w:t xml:space="preserve">оријума за сваку нову партију </w:t>
+      </w:r>
+      <w:hyperlink w:anchor="ref7" w:history="1">
+        <w:r>
+          <w:rPr>
+            <w:rStyle w:val="Hyperlink"/>
+            <w:rFonts w:ascii="Times New Roman" w:hAnsi="Times New Roman" w:cs="Times New Roman"/>
+          </w:rPr>
+          <w:t>[7</w:t>
+        </w:r>
+        <w:r>
+          <w:rPr>
+            <w:rStyle w:val="Hyperlink"/>
+            <w:rFonts w:ascii="Times New Roman" w:hAnsi="Times New Roman" w:cs="Times New Roman"/>
+          </w:rPr>
+          <w:t>]</w:t>
+        </w:r>
+      </w:hyperlink>
+      <w:r>
+        <w:rPr>
+          <w:rFonts w:ascii="Aptos" w:hAnsi="Aptos"/>
+        </w:rPr>
+        <w:t xml:space="preserve">. Кроз увођење механизма </w:t>
+      </w:r>
+      <w:r>
+        <w:rPr>
+          <w:rFonts w:ascii="Aptos" w:hAnsi="Aptos"/>
+          <w:lang w:val="sr-Cyrl-RS"/>
+        </w:rPr>
+        <w:t>закључавања</w:t>
+      </w:r>
+      <w:r>
+        <w:rPr>
+          <w:rFonts w:ascii="Aptos" w:hAnsi="Aptos"/>
+        </w:rPr>
+        <w:t xml:space="preserve">, обезбеђен је сигуран упис података из различитих нити, чиме се постиже поуздана перзистенција и могућност касније ревизије и анализе свих догађаја, безбедносних </w:t>
+      </w:r>
+      <w:r>
+        <w:rPr>
+          <w:rFonts w:ascii="Aptos" w:hAnsi="Aptos"/>
+        </w:rPr>
+        <w:t>параметара и грешака у систему.</w:t>
+      </w:r>
+    </w:p>
+    <w:p>
+      <w:pPr>
+        <w:jc w:val="both"/>
+      </w:pPr>
+      <w:r>
+        <w:rPr>
+          <w:rFonts w:ascii="Aptos" w:hAnsi="Aptos"/>
+          <w:b/>
+        </w:rPr>
+        <w:t>Git</w:t>
+      </w:r>
+      <w:r>
+        <w:rPr>
+          <w:rFonts w:ascii="Aptos" w:hAnsi="Aptos"/>
+        </w:rPr>
+        <w:t xml:space="preserve"> је коришћен за контролу </w:t>
+      </w:r>
+      <w:r>
+        <w:rPr>
+          <w:rFonts w:ascii="Aptos" w:hAnsi="Aptos"/>
+        </w:rPr>
+        <w:t xml:space="preserve">верзија изворног кода, док је </w:t>
+      </w:r>
+      <w:r>
+        <w:rPr>
+          <w:rFonts w:ascii="Aptos" w:hAnsi="Aptos"/>
+          <w:b/>
+        </w:rPr>
+        <w:t>GitHub</w:t>
+      </w:r>
+      <w:r>
+        <w:rPr>
+          <w:rFonts w:ascii="Aptos" w:hAnsi="Aptos"/>
+        </w:rPr>
+        <w:t xml:space="preserve"> платформа употребљена за хостовање заједничког репозиторијума и симултану сарадњу чланова тима. Ово је омогућило паралелан развој клијентских функционалности и сервера, вођење чисте историје измена кроз комитове, као и сигурно спајање делова кода без ризика од конфликата.</w:t>
+      </w:r>
+    </w:p>
+    <w:p>
+      <w:pPr>
+        <w:pStyle w:val="Heading1"/>
+        <w:spacing w:before="0" w:after="0" w:line="360" w:lineRule="auto"/>
         <w:rPr>
           <w:rFonts w:ascii="Aptos" w:hAnsi="Aptos"/>
           <w:sz w:val="40"/>
           <w:szCs w:val="24"/>
         </w:rPr>
       </w:pPr>
-      <w:bookmarkStart w:id="10" w:name="_Toc238456194"/>
+      <w:bookmarkStart w:id="13" w:name="_Toc238637867"/>
       <w:r>
         <w:rPr>
           <w:rFonts w:ascii="Aptos" w:hAnsi="Aptos"/>
@@ -12895,21 +14040,60 @@
         <w:lastRenderedPageBreak/>
         <w:t>Мрежна игра „Потапање подморница“</w:t>
       </w:r>
-      <w:bookmarkEnd w:id="10"/>
+      <w:bookmarkEnd w:id="13"/>
     </w:p>
     <w:p>
       <w:pPr>
         <w:jc w:val="both"/>
         <w:rPr>
           <w:rFonts w:ascii="Aptos" w:hAnsi="Aptos" w:cs="Calibri"/>
-        </w:rPr>
-      </w:pPr>
-      <w:r>
-        <w:rPr>
-          <w:lang w:val="sr-Cyrl-RS"/>
-        </w:rPr>
-        <w:br/>
-      </w:r>
+          <w:lang w:val="sr-Cyrl-RS"/>
+        </w:rPr>
+      </w:pPr>
+      <w:r>
+        <w:rPr>
+          <w:rFonts w:ascii="Aptos" w:hAnsi="Aptos" w:cs="Calibri"/>
+          <w:lang w:val="sr-Cyrl-RS"/>
+        </w:rPr>
+        <w:t>Ово поглавље описује реализацију мрежне игре „Потапање подморница“. Основна игра се одвија између играча којима је циљ да један играч потопи све подморнице на табли свог противника погађањем поља на којима се оне могу налазити. Комуникација између играча и централног сервера решена је комбинацијом UDP (User Datagram Protocol) протокола, који се користи за брзу почетну детекцију и регистрацију играча, и TCP (Transmission Control Protocol) протокола, који гарантује поуздану размену потеза и аж</w:t>
+      </w:r>
+      <w:r>
+        <w:rPr>
+          <w:rFonts w:ascii="Aptos" w:hAnsi="Aptos" w:cs="Calibri"/>
+          <w:lang w:val="sr-Cyrl-RS"/>
+        </w:rPr>
+        <w:t>урирање табела током партије</w:t>
+      </w:r>
+      <w:r>
+        <w:rPr>
+          <w:rFonts w:ascii="Aptos" w:hAnsi="Aptos" w:cs="Calibri"/>
+          <w:lang w:val="sr-Cyrl-RS"/>
+        </w:rPr>
+        <w:t>, као и криптографску заштиту пакета</w:t>
+      </w:r>
+      <w:r>
+        <w:rPr>
+          <w:rFonts w:ascii="Aptos" w:hAnsi="Aptos" w:cs="Calibri"/>
+          <w:lang w:val="sr-Cyrl-RS"/>
+        </w:rPr>
+        <w:t xml:space="preserve"> путем AES-256 </w:t>
+      </w:r>
+      <w:r>
+        <w:rPr>
+          <w:rFonts w:ascii="Aptos" w:hAnsi="Aptos" w:cs="Calibri"/>
+          <w:lang w:val="sr-Cyrl-RS"/>
+        </w:rPr>
+        <w:t>алгоритма.</w:t>
+      </w:r>
+    </w:p>
+    <w:p>
+      <w:pPr>
+        <w:jc w:val="both"/>
+        <w:rPr>
+          <w:rFonts w:ascii="Aptos" w:hAnsi="Aptos" w:cs="Calibri"/>
+          <w:lang w:val="sr-Cyrl-RS"/>
+        </w:rPr>
+      </w:pPr>
       <w:r>
         <w:rPr>
           <w:rFonts w:ascii="Aptos" w:hAnsi="Aptos" w:cs="Calibri"/>
@@ -12960,11 +14144,27 @@
         </w:rPr>
         <w:fldChar w:fldCharType="separate"/>
       </w:r>
+      <w:hyperlink w:anchor="ref8" w:history="1">
+        <w:r>
+          <w:rPr>
+            <w:rStyle w:val="Hyperlink"/>
+            <w:rFonts w:ascii="Times New Roman" w:hAnsi="Times New Roman" w:cs="Times New Roman"/>
+          </w:rPr>
+          <w:t>[8</w:t>
+        </w:r>
+        <w:r>
+          <w:rPr>
+            <w:rStyle w:val="Hyperlink"/>
+            <w:rFonts w:ascii="Times New Roman" w:hAnsi="Times New Roman" w:cs="Times New Roman"/>
+          </w:rPr>
+          <w:t>]</w:t>
+        </w:r>
+      </w:hyperlink>
       <w:r>
         <w:rPr>
           <w:rFonts w:ascii="Times New Roman" w:hAnsi="Times New Roman" w:cs="Times New Roman"/>
         </w:rPr>
-        <w:t xml:space="preserve">[3] </w:t>
+        <w:t xml:space="preserve"> </w:t>
       </w:r>
       <w:r>
         <w:rPr>
@@ -13022,9 +14222,12 @@
           <w:lang w:val="sr-Cyrl-RS"/>
         </w:rPr>
       </w:pPr>
-      <w:bookmarkStart w:id="11" w:name="_Toc238456195"/>
-      <w:r>
-        <w:t>3.</w:t>
+      <w:bookmarkStart w:id="14" w:name="_Toc238637868"/>
+      <w:r>
+        <w:t>4</w:t>
+      </w:r>
+      <w:r>
+        <w:t>.</w:t>
       </w:r>
       <w:r>
         <w:rPr>
@@ -13032,7 +14235,7 @@
         </w:rPr>
         <w:t>1 Дијаграм случаја употребе игре</w:t>
       </w:r>
-      <w:bookmarkEnd w:id="11"/>
+      <w:bookmarkEnd w:id="14"/>
     </w:p>
     <w:p>
       <w:pPr>
@@ -13049,8 +14252,8 @@
           <w:noProof/>
         </w:rPr>
         <w:drawing>
-          <wp:inline distT="0" distB="0" distL="0" distR="0" wp14:anchorId="361FA645" wp14:editId="773A7B4E">
-            <wp:extent cx="5182948" cy="4709160"/>
+          <wp:inline distT="0" distB="0" distL="0" distR="0" wp14:anchorId="361FA645" wp14:editId="4DA8F072">
+            <wp:extent cx="5660987" cy="5143500"/>
             <wp:effectExtent l="0" t="0" r="0" b="0"/>
             <wp:docPr id="1" name="Picture 1"/>
             <wp:cNvGraphicFramePr>
@@ -13078,7 +14281,7 @@
                   <pic:spPr>
                     <a:xfrm>
                       <a:off x="0" y="0"/>
-                      <a:ext cx="5210219" cy="4733938"/>
+                      <a:ext cx="5711325" cy="5189237"/>
                     </a:xfrm>
                     <a:prstGeom prst="rect">
                       <a:avLst/>
@@ -13105,7 +14308,7 @@
           <w:sz w:val="18"/>
           <w:lang w:val="sr-Cyrl-RS"/>
         </w:rPr>
-        <w:t>Слика 3.1. Дијаграм случаја употребе система „Потапање подморница“</w:t>
+        <w:t>Слика 4</w:t>
       </w:r>
       <w:r>
         <w:rPr>
@@ -13115,6 +14318,16 @@
           <w:sz w:val="18"/>
           <w:lang w:val="sr-Cyrl-RS"/>
         </w:rPr>
+        <w:t>.1. Дијаграм случаја употребе система „Потапање подморница“</w:t>
+      </w:r>
+      <w:r>
+        <w:rPr>
+          <w:rFonts w:ascii="Aptos" w:hAnsi="Aptos"/>
+          <w:i/>
+          <w:noProof/>
+          <w:sz w:val="18"/>
+          <w:lang w:val="sr-Cyrl-RS"/>
+        </w:rPr>
         <w:br/>
       </w:r>
     </w:p>
@@ -13133,7 +14346,8 @@
           <w:noProof/>
           <w:lang w:val="sr-Cyrl-RS"/>
         </w:rPr>
-        <w:t xml:space="preserve">Дијаграм приказује комплетну интеракцију између актера и система. Систем је </w:t>
+        <w:lastRenderedPageBreak/>
+        <w:t>Дијаграм</w:t>
       </w:r>
       <w:r>
         <w:rPr>
@@ -13141,6 +14355,22 @@
           <w:noProof/>
           <w:lang w:val="sr-Cyrl-RS"/>
         </w:rPr>
+        <w:t xml:space="preserve"> на слици 4.1.</w:t>
+      </w:r>
+      <w:r>
+        <w:rPr>
+          <w:rFonts w:ascii="Aptos" w:hAnsi="Aptos"/>
+          <w:noProof/>
+          <w:lang w:val="sr-Cyrl-RS"/>
+        </w:rPr>
+        <w:t xml:space="preserve"> приказује комплетну интеракцију између актера и система. Систем је </w:t>
+      </w:r>
+      <w:r>
+        <w:rPr>
+          <w:rFonts w:ascii="Aptos" w:hAnsi="Aptos"/>
+          <w:noProof/>
+          <w:lang w:val="sr-Cyrl-RS"/>
+        </w:rPr>
         <w:t>моделован</w:t>
       </w:r>
       <w:r>
@@ -13163,19 +14393,26 @@
     <w:p>
       <w:pPr>
         <w:pStyle w:val="111"/>
+        <w:spacing w:line="360" w:lineRule="auto"/>
         <w:jc w:val="both"/>
         <w:rPr>
           <w:lang w:val="sr-Cyrl-RS"/>
         </w:rPr>
       </w:pPr>
-      <w:bookmarkStart w:id="12" w:name="_Toc238456196"/>
-      <w:r>
-        <w:rPr>
-          <w:lang w:val="sr-Cyrl-RS"/>
-        </w:rPr>
-        <w:t>3.1.1 Актери система</w:t>
-      </w:r>
-      <w:bookmarkEnd w:id="12"/>
+      <w:bookmarkStart w:id="15" w:name="_Toc238637869"/>
+      <w:r>
+        <w:rPr>
+          <w:lang w:val="sr-Cyrl-RS"/>
+        </w:rPr>
+        <w:t>4</w:t>
+      </w:r>
+      <w:r>
+        <w:rPr>
+          <w:lang w:val="sr-Cyrl-RS"/>
+        </w:rPr>
+        <w:t>.1.1 Актери система</w:t>
+      </w:r>
+      <w:bookmarkEnd w:id="15"/>
     </w:p>
     <w:p>
       <w:pPr>
@@ -13186,14 +14423,6 @@
           <w:lang w:val="sr-Cyrl-RS"/>
         </w:rPr>
       </w:pPr>
-      <w:r>
-        <w:rPr>
-          <w:rFonts w:ascii="Aptos" w:hAnsi="Aptos"/>
-          <w:noProof/>
-          <w:lang w:val="sr-Cyrl-RS"/>
-        </w:rPr>
-        <w:br/>
-      </w:r>
       <w:r>
         <w:rPr>
           <w:rFonts w:ascii="Aptos" w:hAnsi="Aptos"/>
@@ -13258,9 +14487,9 @@
           <w:rFonts w:ascii="Aptos" w:hAnsi="Aptos"/>
           <w:b/>
           <w:noProof/>
-        </w:rPr>
-        <w:lastRenderedPageBreak/>
-        <w:t>BOT</w:t>
+          <w:lang w:val="sr-Cyrl-RS"/>
+        </w:rPr>
+        <w:t>Бот</w:t>
       </w:r>
       <w:r>
         <w:rPr>
@@ -13413,19 +14642,26 @@
     <w:p>
       <w:pPr>
         <w:pStyle w:val="111"/>
+        <w:spacing w:line="360" w:lineRule="auto"/>
         <w:jc w:val="both"/>
         <w:rPr>
           <w:lang w:val="sr-Cyrl-RS"/>
         </w:rPr>
       </w:pPr>
-      <w:bookmarkStart w:id="13" w:name="_Toc238456197"/>
-      <w:r>
-        <w:rPr>
-          <w:lang w:val="sr-Cyrl-RS"/>
-        </w:rPr>
-        <w:t>3.1.2 Случајеви употребе</w:t>
-      </w:r>
-      <w:bookmarkEnd w:id="13"/>
+      <w:bookmarkStart w:id="16" w:name="_Toc238637870"/>
+      <w:r>
+        <w:rPr>
+          <w:lang w:val="sr-Cyrl-RS"/>
+        </w:rPr>
+        <w:t>4</w:t>
+      </w:r>
+      <w:r>
+        <w:rPr>
+          <w:lang w:val="sr-Cyrl-RS"/>
+        </w:rPr>
+        <w:t>.1.2 Случајеви употребе</w:t>
+      </w:r>
+      <w:bookmarkEnd w:id="16"/>
     </w:p>
     <w:p>
       <w:pPr>
@@ -13436,14 +14672,6 @@
           <w:lang w:val="sr-Cyrl-RS"/>
         </w:rPr>
       </w:pPr>
-      <w:r>
-        <w:rPr>
-          <w:rFonts w:ascii="Aptos" w:hAnsi="Aptos"/>
-          <w:noProof/>
-          <w:lang w:val="sr-Cyrl-RS"/>
-        </w:rPr>
-        <w:br/>
-      </w:r>
       <w:r>
         <w:rPr>
           <w:rFonts w:ascii="Aptos" w:hAnsi="Aptos"/>
@@ -13839,13 +15067,24 @@
         </w:rPr>
         <w:fldChar w:fldCharType="separate"/>
       </w:r>
-      <w:r>
-        <w:rPr>
-          <w:rFonts w:ascii="Times New Roman" w:hAnsi="Times New Roman" w:cs="Times New Roman"/>
-          <w:bCs/>
-        </w:rPr>
-        <w:t>[4]</w:t>
-      </w:r>
+      <w:hyperlink w:anchor="ref3" w:history="1">
+        <w:r>
+          <w:rPr>
+            <w:rStyle w:val="Hyperlink"/>
+            <w:rFonts w:ascii="Times New Roman" w:hAnsi="Times New Roman" w:cs="Times New Roman"/>
+            <w:bCs/>
+          </w:rPr>
+          <w:t>[3</w:t>
+        </w:r>
+        <w:r>
+          <w:rPr>
+            <w:rStyle w:val="Hyperlink"/>
+            <w:rFonts w:ascii="Times New Roman" w:hAnsi="Times New Roman" w:cs="Times New Roman"/>
+            <w:bCs/>
+          </w:rPr>
+          <w:t>]</w:t>
+        </w:r>
+      </w:hyperlink>
       <w:r>
         <w:rPr>
           <w:rFonts w:ascii="Times New Roman" w:hAnsi="Times New Roman" w:cs="Times New Roman"/>
@@ -13971,6 +15210,7 @@
           <w:noProof/>
           <w:lang w:val="sr-Cyrl-RS"/>
         </w:rPr>
+        <w:lastRenderedPageBreak/>
         <w:t>Почетак нове партије</w:t>
       </w:r>
       <w:r>
@@ -14014,29 +15254,32 @@
           <w:noProof/>
           <w:lang w:val="sr-Cyrl-RS"/>
         </w:rPr>
-        <w:t xml:space="preserve"> - Логички завршетак игре, након што су оба корисника гласала да не желе нову партију.</w:t>
-      </w:r>
-    </w:p>
-    <w:p>
-      <w:pPr>
-        <w:jc w:val="both"/>
-        <w:rPr>
-          <w:lang w:val="sr-Cyrl-RS"/>
-        </w:rPr>
-      </w:pPr>
+        <w:t xml:space="preserve"> - Логички завршетак игре, након што су оба корисника г</w:t>
+      </w:r>
+      <w:r>
+        <w:rPr>
+          <w:rFonts w:ascii="Aptos" w:hAnsi="Aptos"/>
+          <w:noProof/>
+          <w:lang w:val="sr-Cyrl-RS"/>
+        </w:rPr>
+        <w:t>ласала да не желе нову партију.</w:t>
+      </w:r>
     </w:p>
     <w:p>
       <w:pPr>
         <w:pStyle w:val="11heading"/>
+        <w:spacing w:line="360" w:lineRule="auto"/>
         <w:ind w:left="0" w:firstLine="284"/>
         <w:rPr>
           <w:lang w:val="sr-Cyrl-RS"/>
         </w:rPr>
       </w:pPr>
-      <w:bookmarkStart w:id="14" w:name="_Toc238456198"/>
-      <w:r>
-        <w:lastRenderedPageBreak/>
-        <w:t>3.2</w:t>
+      <w:bookmarkStart w:id="17" w:name="_Toc238637871"/>
+      <w:r>
+        <w:t>4</w:t>
+      </w:r>
+      <w:r>
+        <w:t>.2</w:t>
       </w:r>
       <w:r>
         <w:rPr>
@@ -14044,7 +15287,7 @@
         </w:rPr>
         <w:t xml:space="preserve"> Дизајн система мрежне игре</w:t>
       </w:r>
-      <w:bookmarkEnd w:id="14"/>
+      <w:bookmarkEnd w:id="17"/>
     </w:p>
     <w:p>
       <w:pPr>
@@ -14209,9 +15452,12 @@
           <w:lang w:val="sr-Cyrl-RS"/>
         </w:rPr>
       </w:pPr>
-      <w:bookmarkStart w:id="15" w:name="_Toc238456199"/>
-      <w:r>
-        <w:t>3.2.1</w:t>
+      <w:bookmarkStart w:id="18" w:name="_Toc238637872"/>
+      <w:r>
+        <w:t>4</w:t>
+      </w:r>
+      <w:r>
+        <w:t>.2.1</w:t>
       </w:r>
       <w:r>
         <w:rPr>
@@ -14219,7 +15465,7 @@
         </w:rPr>
         <w:t xml:space="preserve"> Компонентни дизајн</w:t>
       </w:r>
-      <w:bookmarkEnd w:id="15"/>
+      <w:bookmarkEnd w:id="18"/>
     </w:p>
     <w:p>
       <w:pPr>
@@ -14236,9 +15482,9 @@
           <w:lang w:val="en-US" w:eastAsia="en-US"/>
         </w:rPr>
         <w:drawing>
-          <wp:inline distT="0" distB="0" distL="0" distR="0" wp14:anchorId="078E5943" wp14:editId="78F9BD86">
-            <wp:extent cx="6014720" cy="3573780"/>
-            <wp:effectExtent l="0" t="0" r="5080" b="7620"/>
+          <wp:inline distT="0" distB="0" distL="0" distR="0" wp14:anchorId="078E5943" wp14:editId="10ED0979">
+            <wp:extent cx="5716092" cy="3396343"/>
+            <wp:effectExtent l="0" t="0" r="0" b="0"/>
             <wp:docPr id="3" name="Picture 3"/>
             <wp:cNvGraphicFramePr>
               <a:graphicFrameLocks xmlns:a="http://schemas.openxmlformats.org/drawingml/2006/main" noChangeAspect="1"/>
@@ -14265,7 +15511,7 @@
                   <pic:spPr>
                     <a:xfrm>
                       <a:off x="0" y="0"/>
-                      <a:ext cx="6062698" cy="3602287"/>
+                      <a:ext cx="5845649" cy="3473322"/>
                     </a:xfrm>
                     <a:prstGeom prst="rect">
                       <a:avLst/>
@@ -14289,7 +15535,23 @@
           <w:sz w:val="18"/>
           <w:lang w:val="sr-Cyrl-RS"/>
         </w:rPr>
-        <w:t>3.2</w:t>
+        <w:t xml:space="preserve">Слика </w:t>
+      </w:r>
+      <w:r>
+        <w:rPr>
+          <w:i/>
+          <w:sz w:val="18"/>
+          <w:lang w:val="sr-Cyrl-RS"/>
+        </w:rPr>
+        <w:t>4</w:t>
+      </w:r>
+      <w:r>
+        <w:rPr>
+          <w:i/>
+          <w:sz w:val="18"/>
+          <w:lang w:val="sr-Cyrl-RS"/>
+        </w:rPr>
+        <w:t>.2</w:t>
       </w:r>
       <w:r>
         <w:rPr>
@@ -14510,6 +15772,7 @@
         <w:rPr>
           <w:lang w:val="sr-Cyrl-RS"/>
         </w:rPr>
+        <w:lastRenderedPageBreak/>
         <w:t>класу Poruka (серијализација/</w:t>
       </w:r>
       <w:r>
@@ -14582,7 +15845,6 @@
           <w:b/>
           <w:lang w:val="sr-Cyrl-RS"/>
         </w:rPr>
-        <w:lastRenderedPageBreak/>
         <w:t>Серверска страна</w:t>
       </w:r>
     </w:p>
@@ -14700,36 +15962,31 @@
     <w:p>
       <w:pPr>
         <w:pStyle w:val="111"/>
-        <w:rPr>
-          <w:lang w:val="sr-Cyrl-RS"/>
-        </w:rPr>
-      </w:pPr>
-      <w:bookmarkStart w:id="16" w:name="_Toc238456200"/>
-      <w:r>
-        <w:t>3.2</w:t>
-      </w:r>
-      <w:r>
-        <w:rPr>
-          <w:lang w:val="sr-Cyrl-RS"/>
-        </w:rPr>
+        <w:spacing w:line="360" w:lineRule="auto"/>
+        <w:rPr>
+          <w:lang w:val="sr-Cyrl-RS"/>
+        </w:rPr>
+      </w:pPr>
+      <w:bookmarkStart w:id="19" w:name="_Toc238637873"/>
+      <w:r>
+        <w:t>4</w:t>
+      </w:r>
+      <w:r>
         <w:t>.2</w:t>
       </w:r>
       <w:r>
         <w:rPr>
           <w:lang w:val="sr-Cyrl-RS"/>
         </w:rPr>
+        <w:t>.2</w:t>
+      </w:r>
+      <w:r>
+        <w:rPr>
+          <w:lang w:val="sr-Cyrl-RS"/>
+        </w:rPr>
         <w:t xml:space="preserve"> Комуникациони дизајн</w:t>
       </w:r>
-      <w:bookmarkEnd w:id="16"/>
-    </w:p>
-    <w:p>
-      <w:pPr>
-        <w:pStyle w:val="normalno"/>
-        <w:ind w:left="0" w:firstLine="0"/>
-        <w:rPr>
-          <w:lang w:val="sr-Cyrl-RS"/>
-        </w:rPr>
-      </w:pPr>
+      <w:bookmarkEnd w:id="19"/>
     </w:p>
     <w:p>
       <w:pPr>
@@ -14809,48 +16066,72 @@
       </w:r>
       <w:r>
         <w:rPr>
+          <w:rFonts w:ascii="Times New Roman" w:hAnsi="Times New Roman" w:cs="Times New Roman"/>
           <w:lang w:val="en-US"/>
         </w:rPr>
         <w:fldChar w:fldCharType="begin"/>
       </w:r>
       <w:r>
         <w:rPr>
+          <w:rFonts w:ascii="Times New Roman" w:hAnsi="Times New Roman" w:cs="Times New Roman"/>
           <w:lang w:val="en-US"/>
         </w:rPr>
         <w:instrText xml:space="preserve"> REF ref5 \h </w:instrText>
       </w:r>
       <w:r>
         <w:rPr>
+          <w:rFonts w:ascii="Times New Roman" w:hAnsi="Times New Roman" w:cs="Times New Roman"/>
           <w:lang w:val="en-US"/>
         </w:rPr>
-      </w:r>
-      <w:r>
-        <w:rPr>
+        <w:instrText xml:space="preserve"> \* MERGEFORMAT </w:instrText>
+      </w:r>
+      <w:r>
+        <w:rPr>
+          <w:rFonts w:ascii="Times New Roman" w:hAnsi="Times New Roman" w:cs="Times New Roman"/>
           <w:lang w:val="en-US"/>
         </w:rPr>
+      </w:r>
+      <w:r>
+        <w:rPr>
+          <w:rFonts w:ascii="Times New Roman" w:hAnsi="Times New Roman" w:cs="Times New Roman"/>
+          <w:lang w:val="en-US"/>
+        </w:rPr>
         <w:fldChar w:fldCharType="separate"/>
       </w:r>
+      <w:hyperlink w:anchor="ref9" w:history="1">
+        <w:r>
+          <w:rPr>
+            <w:rStyle w:val="Hyperlink"/>
+            <w:rFonts w:ascii="Times New Roman" w:hAnsi="Times New Roman" w:cs="Times New Roman"/>
+          </w:rPr>
+          <w:t>[</w:t>
+        </w:r>
+        <w:r>
+          <w:rPr>
+            <w:rStyle w:val="Hyperlink"/>
+            <w:rFonts w:ascii="Times New Roman" w:hAnsi="Times New Roman" w:cs="Times New Roman"/>
+            <w:bCs/>
+          </w:rPr>
+          <w:t>9</w:t>
+        </w:r>
+        <w:r>
+          <w:rPr>
+            <w:rStyle w:val="Hyperlink"/>
+            <w:rFonts w:ascii="Times New Roman" w:hAnsi="Times New Roman" w:cs="Times New Roman"/>
+            <w:bCs/>
+          </w:rPr>
+          <w:t>]</w:t>
+        </w:r>
+      </w:hyperlink>
       <w:r>
         <w:rPr>
           <w:rFonts w:ascii="Times New Roman" w:hAnsi="Times New Roman" w:cs="Times New Roman"/>
         </w:rPr>
-        <w:t>[</w:t>
+        <w:t xml:space="preserve"> </w:t>
       </w:r>
       <w:r>
         <w:rPr>
           <w:rFonts w:ascii="Times New Roman" w:hAnsi="Times New Roman" w:cs="Times New Roman"/>
-          <w:bCs/>
-        </w:rPr>
-        <w:t>5]</w:t>
-      </w:r>
-      <w:r>
-        <w:rPr>
-          <w:rFonts w:ascii="Times New Roman" w:hAnsi="Times New Roman" w:cs="Times New Roman"/>
-        </w:rPr>
-        <w:t xml:space="preserve"> </w:t>
-      </w:r>
-      <w:r>
-        <w:rPr>
           <w:lang w:val="en-US"/>
         </w:rPr>
         <w:fldChar w:fldCharType="end"/>
@@ -14920,37 +16201,59 @@
       </w:r>
       <w:r>
         <w:rPr>
+          <w:rFonts w:ascii="Times New Roman" w:hAnsi="Times New Roman" w:cs="Times New Roman"/>
           <w:lang w:val="sr-Cyrl-RS"/>
         </w:rPr>
         <w:fldChar w:fldCharType="begin"/>
       </w:r>
       <w:r>
         <w:rPr>
+          <w:rFonts w:ascii="Times New Roman" w:hAnsi="Times New Roman" w:cs="Times New Roman"/>
           <w:lang w:val="sr-Cyrl-RS"/>
         </w:rPr>
         <w:instrText xml:space="preserve"> REF ref6 \h </w:instrText>
       </w:r>
       <w:r>
         <w:rPr>
-          <w:lang w:val="sr-Cyrl-RS"/>
-        </w:rPr>
-      </w:r>
-      <w:r>
-        <w:rPr>
+          <w:rFonts w:ascii="Times New Roman" w:hAnsi="Times New Roman" w:cs="Times New Roman"/>
+          <w:lang w:val="sr-Cyrl-RS"/>
+        </w:rPr>
+        <w:instrText xml:space="preserve"> \* MERGEFORMAT </w:instrText>
+      </w:r>
+      <w:r>
+        <w:rPr>
+          <w:rFonts w:ascii="Times New Roman" w:hAnsi="Times New Roman" w:cs="Times New Roman"/>
+          <w:lang w:val="sr-Cyrl-RS"/>
+        </w:rPr>
+      </w:r>
+      <w:r>
+        <w:rPr>
+          <w:rFonts w:ascii="Times New Roman" w:hAnsi="Times New Roman" w:cs="Times New Roman"/>
           <w:lang w:val="sr-Cyrl-RS"/>
         </w:rPr>
         <w:fldChar w:fldCharType="separate"/>
       </w:r>
-      <w:r>
-        <w:rPr>
-          <w:rFonts w:ascii="Times New Roman" w:hAnsi="Times New Roman" w:cs="Times New Roman"/>
-          <w:bCs/>
-        </w:rPr>
-        <w:t>[6]</w:t>
-      </w:r>
-      <w:r>
-        <w:rPr>
-          <w:rFonts w:ascii="Times New Roman" w:hAnsi="Times New Roman" w:cs="Times New Roman"/>
+      <w:hyperlink w:anchor="ref10" w:history="1">
+        <w:r>
+          <w:rPr>
+            <w:rStyle w:val="Hyperlink"/>
+            <w:rFonts w:ascii="Times New Roman" w:hAnsi="Times New Roman" w:cs="Times New Roman"/>
+            <w:bCs/>
+          </w:rPr>
+          <w:t>[10</w:t>
+        </w:r>
+        <w:r>
+          <w:rPr>
+            <w:rStyle w:val="Hyperlink"/>
+            <w:rFonts w:ascii="Times New Roman" w:hAnsi="Times New Roman" w:cs="Times New Roman"/>
+            <w:bCs/>
+          </w:rPr>
+          <w:t>]</w:t>
+        </w:r>
+      </w:hyperlink>
+      <w:r>
+        <w:rPr>
+          <w:lang w:val="sr-Cyrl-RS"/>
         </w:rPr>
         <w:t xml:space="preserve"> </w:t>
       </w:r>
@@ -15076,29 +16379,29 @@
           <w:lang w:val="sr-Cyrl-RS"/>
         </w:rPr>
       </w:pPr>
-      <w:bookmarkStart w:id="17" w:name="_Toc238456201"/>
+      <w:bookmarkStart w:id="20" w:name="_Toc238637874"/>
+      <w:r>
+        <w:t>4</w:t>
+      </w:r>
+      <w:r>
+        <w:t>.</w:t>
+      </w:r>
+      <w:r>
+        <w:rPr>
+          <w:lang w:val="sr-Cyrl-RS"/>
+        </w:rPr>
+        <w:t>2.</w:t>
+      </w:r>
       <w:r>
         <w:t>3</w:t>
       </w:r>
       <w:r>
-        <w:t>.</w:t>
-      </w:r>
-      <w:r>
-        <w:rPr>
-          <w:lang w:val="sr-Cyrl-RS"/>
-        </w:rPr>
-        <w:t>2.</w:t>
-      </w:r>
-      <w:r>
-        <w:t>3</w:t>
-      </w:r>
-      <w:r>
         <w:rPr>
           <w:lang w:val="sr-Cyrl-RS"/>
         </w:rPr>
         <w:t xml:space="preserve"> Секвенца кључних сценарија</w:t>
       </w:r>
-      <w:bookmarkEnd w:id="17"/>
+      <w:bookmarkEnd w:id="20"/>
     </w:p>
     <w:p>
       <w:pPr>
@@ -15114,9 +16417,9 @@
           <w:lang w:val="en-US" w:eastAsia="en-US"/>
         </w:rPr>
         <w:drawing>
-          <wp:inline distT="0" distB="0" distL="0" distR="0" wp14:anchorId="2B554D42" wp14:editId="5239838C">
-            <wp:extent cx="4212181" cy="5097780"/>
-            <wp:effectExtent l="0" t="0" r="0" b="7620"/>
+          <wp:inline distT="0" distB="0" distL="0" distR="0" wp14:anchorId="2B554D42" wp14:editId="2005DA38">
+            <wp:extent cx="3796145" cy="4594274"/>
+            <wp:effectExtent l="0" t="0" r="0" b="0"/>
             <wp:docPr id="4" name="Picture 4"/>
             <wp:cNvGraphicFramePr>
               <a:graphicFrameLocks xmlns:a="http://schemas.openxmlformats.org/drawingml/2006/main" noChangeAspect="1"/>
@@ -15143,7 +16446,7 @@
                   <pic:spPr>
                     <a:xfrm>
                       <a:off x="0" y="0"/>
-                      <a:ext cx="4235491" cy="5125991"/>
+                      <a:ext cx="3828708" cy="4633683"/>
                     </a:xfrm>
                     <a:prstGeom prst="rect">
                       <a:avLst/>
@@ -15172,7 +16475,15 @@
           <w:sz w:val="18"/>
           <w:lang w:val="sr-Cyrl-RS"/>
         </w:rPr>
-        <w:t>3.3</w:t>
+        <w:t>4</w:t>
+      </w:r>
+      <w:r>
+        <w:rPr>
+          <w:i/>
+          <w:sz w:val="18"/>
+          <w:lang w:val="sr-Cyrl-RS"/>
+        </w:rPr>
+        <w:t>.3</w:t>
       </w:r>
       <w:r>
         <w:rPr>
@@ -15214,7 +16525,13 @@
         <w:rPr>
           <w:lang w:val="sr-Cyrl-RS"/>
         </w:rPr>
-        <w:t xml:space="preserve"> дијаграм (Слика 3.3</w:t>
+        <w:t xml:space="preserve"> дијаграм (Слика 4</w:t>
+      </w:r>
+      <w:r>
+        <w:rPr>
+          <w:lang w:val="sr-Cyrl-RS"/>
+        </w:rPr>
+        <w:t>.3</w:t>
       </w:r>
       <w:r>
         <w:rPr>
@@ -15585,6 +16902,7 @@
     <w:p>
       <w:pPr>
         <w:pStyle w:val="111"/>
+        <w:spacing w:line="360" w:lineRule="auto"/>
         <w:rPr>
           <w:lang w:val="sr-Cyrl-RS"/>
         </w:rPr>
@@ -15595,9 +16913,12 @@
         </w:rPr>
         <w:br/>
       </w:r>
-      <w:bookmarkStart w:id="18" w:name="_Toc238456202"/>
-      <w:r>
-        <w:t>3.</w:t>
+      <w:bookmarkStart w:id="21" w:name="_Toc238637875"/>
+      <w:r>
+        <w:t>4</w:t>
+      </w:r>
+      <w:r>
+        <w:t>.</w:t>
       </w:r>
       <w:r>
         <w:rPr>
@@ -15611,7 +16932,7 @@
         </w:rPr>
         <w:t>4 Дизајн одговорности и контрола стања</w:t>
       </w:r>
-      <w:bookmarkEnd w:id="18"/>
+      <w:bookmarkEnd w:id="21"/>
     </w:p>
     <w:p>
       <w:pPr>
@@ -15625,12 +16946,6 @@
         <w:rPr>
           <w:lang w:val="sr-Cyrl-RS"/>
         </w:rPr>
-        <w:br/>
-      </w:r>
-      <w:r>
-        <w:rPr>
-          <w:lang w:val="sr-Cyrl-RS"/>
-        </w:rPr>
         <w:t>Кључни принцип дизајна је централизована контрола стања на серверу:</w:t>
       </w:r>
       <w:r>
@@ -15718,13 +17033,17 @@
     <w:p>
       <w:pPr>
         <w:pStyle w:val="111"/>
-        <w:rPr>
-          <w:lang w:val="sr-Cyrl-RS"/>
-        </w:rPr>
-      </w:pPr>
-      <w:bookmarkStart w:id="19" w:name="_Toc238456203"/>
-      <w:r>
-        <w:t>3.</w:t>
+        <w:spacing w:line="360" w:lineRule="auto"/>
+        <w:rPr>
+          <w:lang w:val="sr-Cyrl-RS"/>
+        </w:rPr>
+      </w:pPr>
+      <w:bookmarkStart w:id="22" w:name="_Toc238637876"/>
+      <w:r>
+        <w:t>4</w:t>
+      </w:r>
+      <w:r>
+        <w:t>.</w:t>
       </w:r>
       <w:r>
         <w:rPr>
@@ -15738,7 +17057,7 @@
         </w:rPr>
         <w:t>5 Дизајнерске предности изабраног решења</w:t>
       </w:r>
-      <w:bookmarkEnd w:id="19"/>
+      <w:bookmarkEnd w:id="22"/>
     </w:p>
     <w:p>
       <w:pPr>
@@ -15748,12 +17067,6 @@
           <w:lang w:val="sr-Cyrl-RS"/>
         </w:rPr>
       </w:pPr>
-      <w:r>
-        <w:rPr>
-          <w:lang w:val="sr-Cyrl-RS"/>
-        </w:rPr>
-        <w:br/>
-      </w:r>
       <w:r>
         <w:rPr>
           <w:lang w:val="sr-Cyrl-RS"/>
@@ -15891,12 +17204,12 @@
     <w:p>
       <w:pPr>
         <w:pStyle w:val="Heading1"/>
-        <w:spacing w:before="400" w:after="0" w:line="240" w:lineRule="auto"/>
-        <w:rPr>
-          <w:rFonts w:ascii="Aptos" w:hAnsi="Aptos"/>
-        </w:rPr>
-      </w:pPr>
-      <w:bookmarkStart w:id="20" w:name="_Toc238456204"/>
+        <w:spacing w:before="400" w:after="0" w:line="360" w:lineRule="auto"/>
+        <w:rPr>
+          <w:rFonts w:ascii="Aptos" w:hAnsi="Aptos"/>
+        </w:rPr>
+      </w:pPr>
+      <w:bookmarkStart w:id="23" w:name="_Toc238637877"/>
       <w:r>
         <w:rPr>
           <w:rFonts w:ascii="Aptos" w:hAnsi="Aptos" w:cs="Arial"/>
@@ -15908,19 +17221,32 @@
         <w:lastRenderedPageBreak/>
         <w:t>Имплементација</w:t>
       </w:r>
-      <w:bookmarkEnd w:id="20"/>
+      <w:r>
+        <w:rPr>
+          <w:rFonts w:ascii="Aptos" w:hAnsi="Aptos" w:cs="Arial"/>
+          <w:color w:val="000000"/>
+          <w:sz w:val="40"/>
+          <w:szCs w:val="40"/>
+          <w:lang w:val="sr-Cyrl-RS"/>
+        </w:rPr>
+        <w:t xml:space="preserve"> игре</w:t>
+      </w:r>
+      <w:bookmarkEnd w:id="23"/>
     </w:p>
     <w:p>
       <w:pPr>
         <w:pStyle w:val="11heading"/>
-        <w:spacing w:line="240" w:lineRule="auto"/>
-        <w:rPr>
-          <w:lang w:val="sr-Cyrl-RS"/>
-        </w:rPr>
-      </w:pPr>
-      <w:bookmarkStart w:id="21" w:name="_Toc238456205"/>
-      <w:r>
-        <w:t xml:space="preserve">4.1 </w:t>
+        <w:spacing w:line="360" w:lineRule="auto"/>
+        <w:rPr>
+          <w:lang w:val="sr-Cyrl-RS"/>
+        </w:rPr>
+      </w:pPr>
+      <w:bookmarkStart w:id="24" w:name="_Toc238637878"/>
+      <w:r>
+        <w:t>5</w:t>
+      </w:r>
+      <w:r>
+        <w:t xml:space="preserve">.1 </w:t>
       </w:r>
       <w:r>
         <w:rPr>
@@ -15928,15 +17254,7 @@
         </w:rPr>
         <w:t>Архитектура решења</w:t>
       </w:r>
-      <w:bookmarkEnd w:id="21"/>
-    </w:p>
-    <w:p>
-      <w:pPr>
-        <w:pStyle w:val="normalno"/>
-        <w:rPr>
-          <w:lang w:val="sr-Cyrl-RS"/>
-        </w:rPr>
-      </w:pPr>
+      <w:bookmarkEnd w:id="24"/>
     </w:p>
     <w:p>
       <w:pPr>
@@ -15950,7 +17268,19 @@
         <w:rPr>
           <w:lang w:val="sr-Cyrl-RS"/>
         </w:rPr>
-        <w:t>Имплементација система „Потапање подморница“ заснива се на вишесло</w:t>
+        <w:t xml:space="preserve">Имплементација </w:t>
+      </w:r>
+      <w:r>
+        <w:rPr>
+          <w:lang w:val="sr-Cyrl-RS"/>
+        </w:rPr>
+        <w:t>мрежне игре</w:t>
+      </w:r>
+      <w:r>
+        <w:rPr>
+          <w:lang w:val="sr-Cyrl-RS"/>
+        </w:rPr>
+        <w:t xml:space="preserve"> „Потапање подморница“ заснива се на вишесло</w:t>
       </w:r>
       <w:r>
         <w:rPr>
@@ -16091,16 +17421,23 @@
     <w:p>
       <w:pPr>
         <w:pStyle w:val="11heading"/>
-        <w:rPr>
-          <w:lang w:val="sr-Cyrl-RS"/>
-        </w:rPr>
-      </w:pPr>
-      <w:bookmarkStart w:id="22" w:name="_Toc238456206"/>
-      <w:r>
-        <w:rPr>
-          <w:lang w:val="sr-Cyrl-RS"/>
-        </w:rPr>
-        <w:t>4.</w:t>
+        <w:spacing w:line="360" w:lineRule="auto"/>
+        <w:rPr>
+          <w:lang w:val="sr-Cyrl-RS"/>
+        </w:rPr>
+      </w:pPr>
+      <w:bookmarkStart w:id="25" w:name="_Toc238637879"/>
+      <w:r>
+        <w:rPr>
+          <w:lang w:val="sr-Cyrl-RS"/>
+        </w:rPr>
+        <w:t>5</w:t>
+      </w:r>
+      <w:r>
+        <w:rPr>
+          <w:lang w:val="sr-Cyrl-RS"/>
+        </w:rPr>
+        <w:t>.</w:t>
       </w:r>
       <w:r>
         <w:rPr>
@@ -16120,7 +17457,7 @@
         </w:rPr>
         <w:t>Структура података и заједнички модели</w:t>
       </w:r>
-      <w:bookmarkEnd w:id="22"/>
+      <w:bookmarkEnd w:id="25"/>
     </w:p>
     <w:p>
       <w:pPr>
@@ -16136,204 +17473,232 @@
         <w:rPr>
           <w:rFonts w:ascii="Aptos" w:hAnsi="Aptos"/>
         </w:rPr>
+        <w:t xml:space="preserve">Како би се омогућила поуздана и брза размена кроз меморијске стримове мрежног интерфејса, сви кључни доменски објекти у дељеној библиотеци означени су атрибутом </w:t>
+      </w:r>
+      <w:r>
+        <w:rPr>
+          <w:rFonts w:ascii="Aptos" w:hAnsi="Aptos"/>
+          <w:i/>
+        </w:rPr>
+        <w:t>Serializable</w:t>
+      </w:r>
+      <w:r>
+        <w:rPr>
+          <w:rFonts w:ascii="Aptos" w:hAnsi="Aptos"/>
+        </w:rPr>
+        <w:t>. То омогућава директну бинарну серијализацију у низ бајтова приликом транзита кроз TCP/UDP мрежне утичнице.</w:t>
+      </w:r>
+    </w:p>
+    <w:p>
+      <w:pPr>
+        <w:pStyle w:val="111"/>
+        <w:spacing w:line="360" w:lineRule="auto"/>
+        <w:rPr>
+          <w:lang w:val="sr-Cyrl-RS"/>
+        </w:rPr>
+      </w:pPr>
+      <w:bookmarkStart w:id="26" w:name="_Toc238637880"/>
+      <w:bookmarkStart w:id="27" w:name="_Toc230707894"/>
+      <w:r>
+        <w:rPr>
+          <w:lang w:val="sr-Cyrl-RS"/>
+        </w:rPr>
+        <w:t>5</w:t>
+      </w:r>
+      <w:r>
+        <w:rPr>
+          <w:lang w:val="sr-Cyrl-RS"/>
+        </w:rPr>
+        <w:t xml:space="preserve">.2.1 Класа </w:t>
+      </w:r>
+      <w:r>
+        <w:t xml:space="preserve">Podmornica </w:t>
+      </w:r>
+      <w:r>
+        <w:rPr>
+          <w:lang w:val="sr-Cyrl-RS"/>
+        </w:rPr>
+        <w:t>и структурирање флоте</w:t>
+      </w:r>
+      <w:bookmarkEnd w:id="26"/>
+    </w:p>
+    <w:bookmarkEnd w:id="27"/>
+    <w:p>
+      <w:pPr>
+        <w:jc w:val="both"/>
+        <w:rPr>
+          <w:rFonts w:ascii="Aptos" w:hAnsi="Aptos"/>
+          <w:lang w:val="sr-Cyrl-RS"/>
+        </w:rPr>
+      </w:pPr>
+      <w:r>
+        <w:rPr>
+          <w:rFonts w:ascii="Aptos" w:hAnsi="Aptos"/>
+          <w:lang w:val="sr-Cyrl-RS"/>
+        </w:rPr>
+        <w:t xml:space="preserve">Ентитет подморнице је моделован кроз класу Podmornica која садржи логику стања појединачне војне јединице. Димензије јединица су одређене преко енумерације TipPodmornice, чије вредности директно корелирају са физичком дужином (бројем поља) у матрици игре: Podmornica1x1 = 1 (4 </w:t>
+      </w:r>
+      <w:r>
+        <w:rPr>
+          <w:rFonts w:ascii="Aptos" w:hAnsi="Aptos"/>
+          <w:lang w:val="sr-Cyrl-RS"/>
+        </w:rPr>
+        <w:t>подморнице</w:t>
+      </w:r>
+      <w:r>
+        <w:rPr>
+          <w:rFonts w:ascii="Aptos" w:hAnsi="Aptos"/>
+          <w:lang w:val="sr-Cyrl-RS"/>
+        </w:rPr>
+        <w:t xml:space="preserve">), Podmornica2x1 = 2 (3 </w:t>
+      </w:r>
+      <w:r>
+        <w:rPr>
+          <w:rFonts w:ascii="Aptos" w:hAnsi="Aptos"/>
+          <w:lang w:val="sr-Cyrl-RS"/>
+        </w:rPr>
+        <w:t>подморнице</w:t>
+      </w:r>
+      <w:r>
+        <w:rPr>
+          <w:rFonts w:ascii="Aptos" w:hAnsi="Aptos"/>
+          <w:lang w:val="sr-Cyrl-RS"/>
+        </w:rPr>
+        <w:t xml:space="preserve">), Podmornica3x1 = 3 (2 </w:t>
+      </w:r>
+      <w:r>
+        <w:rPr>
+          <w:rFonts w:ascii="Aptos" w:hAnsi="Aptos"/>
+          <w:lang w:val="sr-Cyrl-RS"/>
+        </w:rPr>
+        <w:t>подморнице</w:t>
+      </w:r>
+      <w:r>
+        <w:rPr>
+          <w:rFonts w:ascii="Aptos" w:hAnsi="Aptos"/>
+          <w:lang w:val="sr-Cyrl-RS"/>
+        </w:rPr>
+        <w:t xml:space="preserve">) и Podmornica4x1 = 4 (1 </w:t>
+      </w:r>
+      <w:r>
+        <w:rPr>
+          <w:rFonts w:ascii="Aptos" w:hAnsi="Aptos"/>
+          <w:lang w:val="sr-Cyrl-RS"/>
+        </w:rPr>
+        <w:t>подморница</w:t>
+      </w:r>
+      <w:r>
+        <w:rPr>
+          <w:rFonts w:ascii="Aptos" w:hAnsi="Aptos"/>
+          <w:lang w:val="sr-Cyrl-RS"/>
+        </w:rPr>
+        <w:t>).</w:t>
+      </w:r>
+    </w:p>
+    <w:p>
+      <w:pPr>
+        <w:jc w:val="both"/>
+        <w:rPr>
+          <w:rFonts w:ascii="Aptos" w:hAnsi="Aptos"/>
+          <w:lang w:val="sr-Cyrl-RS"/>
+        </w:rPr>
+      </w:pPr>
+      <w:r>
+        <w:rPr>
+          <w:rFonts w:ascii="Aptos" w:hAnsi="Aptos"/>
+          <w:lang w:val="sr-Cyrl-RS"/>
+        </w:rPr>
+        <w:t>Унутар објекта се чувају колекције Pozicije (целобројни низови координата заузетих поља) и PogodjenePozicije (индекси поља које је противник успешно детонирао). Метода DodajPogodak (int pozicija) врши динамичку проверу — уколико се гађано поље налази у листи заузетих поља, оно се додаје у колекцију погодака. Истовремено се позива метода DaLiJePotopljena(), која пореди дужину листе јединствених погодака са укупним бројем позиција објекта, те у случају једнакости поставља поље Potopljena на логичку вредност true.</w:t>
+      </w:r>
+    </w:p>
+    <w:p>
+      <w:pPr>
+        <w:pStyle w:val="111"/>
+        <w:spacing w:line="360" w:lineRule="auto"/>
+        <w:rPr>
+          <w:lang w:val="sr-Cyrl-RS"/>
+        </w:rPr>
+      </w:pPr>
+      <w:bookmarkStart w:id="28" w:name="_Toc238637881"/>
+      <w:r>
+        <w:rPr>
+          <w:lang w:val="sr-Cyrl-RS"/>
+        </w:rPr>
+        <w:t>5</w:t>
+      </w:r>
+      <w:r>
+        <w:rPr>
+          <w:lang w:val="sr-Cyrl-RS"/>
+        </w:rPr>
+        <w:t xml:space="preserve">.2.2 Класа </w:t>
+      </w:r>
+      <w:r>
+        <w:t xml:space="preserve">Igrac </w:t>
+      </w:r>
+      <w:r>
+        <w:rPr>
+          <w:lang w:val="sr-Cyrl-RS"/>
+        </w:rPr>
+        <w:t>и управљање меморијским стањем</w:t>
+      </w:r>
+      <w:bookmarkEnd w:id="28"/>
+      <w:r>
+        <w:rPr>
+          <w:lang w:val="sr-Cyrl-RS"/>
+        </w:rPr>
+        <w:t xml:space="preserve"> </w:t>
+      </w:r>
+    </w:p>
+    <w:p>
+      <w:pPr>
+        <w:jc w:val="both"/>
+        <w:rPr>
+          <w:rFonts w:ascii="Aptos" w:hAnsi="Aptos"/>
+          <w:lang w:val="sr-Cyrl-RS"/>
+        </w:rPr>
+      </w:pPr>
+      <w:r>
+        <w:rPr>
+          <w:rFonts w:ascii="Aptos" w:hAnsi="Aptos"/>
+          <w:lang w:val="sr-Cyrl-RS"/>
+        </w:rPr>
+        <w:t>Класа Igrac представља дигитални профил корисника на серверској страни и у себи држи стање свих меморијских структура неопходних за одвијање игре. Она садржи јединствени id, корисничко име (ime), две дводимензионалне матрице димензија 10x10 (matrica за позиције својих бродова и matricaGadjana за евиденцију напада на сопствену таблу), листу постављених објеката podmornice, као и бројаче за казнени систем (broj</w:t>
+      </w:r>
+      <w:r>
+        <w:rPr>
+          <w:rFonts w:ascii="Aptos" w:hAnsi="Aptos"/>
+          <w:lang w:val="sr-Cyrl-RS"/>
+        </w:rPr>
+        <w:t>Promasaja и botTimeoutCount).</w:t>
+      </w:r>
+    </w:p>
+    <w:p>
+      <w:pPr>
+        <w:jc w:val="both"/>
+        <w:rPr>
+          <w:rFonts w:ascii="Aptos" w:hAnsi="Aptos"/>
+        </w:rPr>
+      </w:pPr>
+      <w:r>
+        <w:rPr>
+          <w:rFonts w:ascii="Aptos" w:hAnsi="Aptos"/>
+          <w:lang w:val="sr-Cyrl-RS"/>
+        </w:rPr>
         <w:br/>
       </w:r>
       <w:r>
         <w:rPr>
           <w:rFonts w:ascii="Aptos" w:hAnsi="Aptos"/>
-        </w:rPr>
-        <w:t xml:space="preserve">Како би се омогућила поуздана и брза размена кроз меморијске стримове мрежног интерфејса, сви кључни доменски објекти у дељеној библиотеци означени су атрибутом </w:t>
-      </w:r>
-      <w:r>
-        <w:rPr>
-          <w:rFonts w:ascii="Aptos" w:hAnsi="Aptos"/>
-          <w:i/>
-        </w:rPr>
-        <w:t>Serializable</w:t>
-      </w:r>
-      <w:r>
-        <w:rPr>
-          <w:rFonts w:ascii="Aptos" w:hAnsi="Aptos"/>
-        </w:rPr>
-        <w:t>. То омогућава директну бинарну серијализацију у низ бајтова приликом транзита кроз TCP/UDP мрежне утичнице.</w:t>
-      </w:r>
-    </w:p>
-    <w:p>
-      <w:pPr>
-        <w:tabs>
-          <w:tab w:val="left" w:pos="1236"/>
-        </w:tabs>
-        <w:jc w:val="both"/>
-        <w:rPr>
-          <w:rFonts w:ascii="Aptos" w:hAnsi="Aptos"/>
-        </w:rPr>
-      </w:pPr>
-    </w:p>
-    <w:p>
-      <w:pPr>
-        <w:pStyle w:val="111"/>
-        <w:rPr>
-          <w:lang w:val="sr-Cyrl-RS"/>
-        </w:rPr>
-      </w:pPr>
-      <w:bookmarkStart w:id="23" w:name="_Toc230707894"/>
-      <w:bookmarkStart w:id="24" w:name="_Toc238456207"/>
-      <w:r>
-        <w:rPr>
-          <w:lang w:val="sr-Cyrl-RS"/>
-        </w:rPr>
-        <w:t xml:space="preserve">4.2.1 Класа </w:t>
-      </w:r>
-      <w:r>
-        <w:t xml:space="preserve">Podmornica </w:t>
-      </w:r>
-      <w:r>
-        <w:rPr>
-          <w:lang w:val="sr-Cyrl-RS"/>
-        </w:rPr>
-        <w:t>и структурирање флоте</w:t>
-      </w:r>
-      <w:bookmarkEnd w:id="24"/>
-    </w:p>
-    <w:bookmarkEnd w:id="23"/>
-    <w:p>
-      <w:pPr>
-        <w:jc w:val="both"/>
-        <w:rPr>
-          <w:rFonts w:ascii="Aptos" w:hAnsi="Aptos"/>
-          <w:lang w:val="sr-Cyrl-RS"/>
-        </w:rPr>
-      </w:pPr>
-      <w:r>
-        <w:rPr>
-          <w:rFonts w:ascii="Aptos" w:hAnsi="Aptos"/>
-          <w:lang w:val="sr-Cyrl-RS"/>
-        </w:rPr>
-        <w:br/>
-      </w:r>
-      <w:r>
-        <w:rPr>
-          <w:rFonts w:ascii="Aptos" w:hAnsi="Aptos"/>
-          <w:lang w:val="sr-Cyrl-RS"/>
-        </w:rPr>
-        <w:t>Ентитет подморнице је моделован кроз класу Podmornica која садржи логику стања појединачне војне јединице. Димензије јединица су одређене преко енумерације TipPodmornice, чије вредности директно корелирају са физичком дужином (бројем поља) у матрици игре: Podmornica1x1 = 1 (4 јединице), Podmornica2x1 = 2 (3 јединице), Podmornica3x1 = 3 (2 јединице) и Podmornica4x1 = 4 (1 јединица).</w:t>
-      </w:r>
-    </w:p>
-    <w:p>
-      <w:pPr>
-        <w:jc w:val="both"/>
-        <w:rPr>
-          <w:rFonts w:ascii="Aptos" w:hAnsi="Aptos"/>
-          <w:lang w:val="sr-Cyrl-RS"/>
-        </w:rPr>
-      </w:pPr>
-      <w:r>
-        <w:rPr>
-          <w:rFonts w:ascii="Aptos" w:hAnsi="Aptos"/>
-          <w:lang w:val="sr-Cyrl-RS"/>
-        </w:rPr>
-        <w:t>Унутар објекта се чувају колекције Pozicije (целобројни низови координата заузетих поља) и PogodjenePozicije (индекси поља које је противник успешно детонирао). Метода DodajPogodak (int pozicija) врши динамичку проверу — уколико се гађано поље налази у листи заузетих поља, оно се додаје у колекцију погодака. Истовремено се позива метода DaLiJePotopljena(), која пореди дужину листе јединствених погодака са укупним бројем позиција објекта, те у случају једнакости поставља поље Potopljena на логичку вредност true.</w:t>
-      </w:r>
-    </w:p>
-    <w:p>
-      <w:pPr>
-        <w:pStyle w:val="111"/>
-        <w:rPr>
-          <w:lang w:val="sr-Cyrl-RS"/>
-        </w:rPr>
-      </w:pPr>
-      <w:bookmarkStart w:id="25" w:name="_Toc238456208"/>
-      <w:r>
-        <w:rPr>
-          <w:lang w:val="sr-Cyrl-RS"/>
-        </w:rPr>
-        <w:t xml:space="preserve">4.2.2 Класа </w:t>
-      </w:r>
-      <w:r>
-        <w:t xml:space="preserve">Igrac </w:t>
-      </w:r>
-      <w:r>
-        <w:rPr>
-          <w:lang w:val="sr-Cyrl-RS"/>
-        </w:rPr>
-        <w:t>и управљање меморијским стањем</w:t>
-      </w:r>
-      <w:bookmarkEnd w:id="25"/>
-      <w:r>
-        <w:rPr>
-          <w:lang w:val="sr-Cyrl-RS"/>
+          <w:lang w:val="sr-Cyrl-RS"/>
+        </w:rPr>
+        <w:t>Један од најважнијих архитектонских детаља у овој класи је примена атрибута за искључивање серијализације</w:t>
+      </w:r>
+      <w:r>
+        <w:rPr>
+          <w:rFonts w:ascii="Aptos" w:hAnsi="Aptos"/>
         </w:rPr>
         <w:t xml:space="preserve"> </w:t>
       </w:r>
-    </w:p>
-    <w:p>
-      <w:pPr>
-        <w:jc w:val="both"/>
-        <w:rPr>
-          <w:rFonts w:ascii="Aptos" w:hAnsi="Aptos"/>
-          <w:lang w:val="sr-Cyrl-RS"/>
-        </w:rPr>
-      </w:pPr>
-      <w:r>
-        <w:rPr>
-          <w:rFonts w:ascii="Aptos" w:eastAsiaTheme="majorEastAsia" w:hAnsi="Aptos" w:cstheme="majorBidi"/>
-          <w:b/>
-          <w:lang w:val="sr-Cyrl-RS"/>
-        </w:rPr>
-        <w:br/>
-      </w:r>
-      <w:r>
-        <w:rPr>
-          <w:rFonts w:ascii="Aptos" w:hAnsi="Aptos"/>
-          <w:lang w:val="sr-Cyrl-RS"/>
-        </w:rPr>
-        <w:t>Класа Igrac представља дигитални профил корисника на серверској страни и у себи држи стање свих меморијских структура неопходних за одвијање игре. Она садржи јединствени id, корисничко име (ime), две дводимензионалне матрице димензија 10x10 (matrica за позиције својих бродова и matricaGadjana за евиденцију напада на сопствену таблу), листу постављених објеката podmornice, као и бројаче за казнени систем (broj</w:t>
-      </w:r>
-      <w:r>
-        <w:rPr>
-          <w:rFonts w:ascii="Aptos" w:hAnsi="Aptos"/>
-          <w:lang w:val="sr-Cyrl-RS"/>
-        </w:rPr>
-        <w:t>Promasaja и botTimeoutCount).</w:t>
-      </w:r>
-    </w:p>
-    <w:p>
-      <w:pPr>
-        <w:jc w:val="both"/>
-        <w:rPr>
-          <w:rFonts w:ascii="Aptos" w:hAnsi="Aptos"/>
-          <w:lang w:val="sr-Cyrl-RS"/>
-        </w:rPr>
-      </w:pPr>
-    </w:p>
-    <w:p>
-      <w:pPr>
-        <w:jc w:val="both"/>
-        <w:rPr>
-          <w:rFonts w:ascii="Aptos" w:hAnsi="Aptos"/>
-        </w:rPr>
-      </w:pPr>
-      <w:r>
-        <w:rPr>
-          <w:rFonts w:ascii="Aptos" w:hAnsi="Aptos"/>
-          <w:lang w:val="sr-Cyrl-RS"/>
-        </w:rPr>
-        <w:lastRenderedPageBreak/>
-        <w:br/>
-      </w:r>
-      <w:r>
-        <w:rPr>
-          <w:rFonts w:ascii="Aptos" w:hAnsi="Aptos"/>
-          <w:lang w:val="sr-Cyrl-RS"/>
-        </w:rPr>
-        <w:t>Један од најважнијих архитектонских детаља у овој класи је примена атрибута за искључивање серијализације</w:t>
-      </w:r>
-      <w:r>
-        <w:rPr>
-          <w:rFonts w:ascii="Aptos" w:hAnsi="Aptos"/>
-        </w:rPr>
-        <w:t xml:space="preserve"> </w:t>
-      </w:r>
       <w:r>
         <w:rPr>
           <w:rFonts w:ascii="Aptos" w:hAnsi="Aptos"/>
@@ -16357,13 +17722,32 @@
         </w:rPr>
         <w:fldChar w:fldCharType="separate"/>
       </w:r>
-      <w:r>
-        <w:rPr>
-          <w:rFonts w:ascii="Times New Roman" w:hAnsi="Times New Roman" w:cs="Times New Roman"/>
-          <w:bCs/>
-        </w:rPr>
-        <w:t>[7]</w:t>
-      </w:r>
+      <w:hyperlink w:anchor="ref11" w:history="1">
+        <w:r>
+          <w:rPr>
+            <w:rStyle w:val="Hyperlink"/>
+            <w:rFonts w:ascii="Times New Roman" w:hAnsi="Times New Roman" w:cs="Times New Roman"/>
+            <w:bCs/>
+          </w:rPr>
+          <w:t>[</w:t>
+        </w:r>
+        <w:r>
+          <w:rPr>
+            <w:rStyle w:val="Hyperlink"/>
+            <w:rFonts w:ascii="Times New Roman" w:hAnsi="Times New Roman" w:cs="Times New Roman"/>
+            <w:bCs/>
+          </w:rPr>
+          <w:t>11</w:t>
+        </w:r>
+        <w:r>
+          <w:rPr>
+            <w:rStyle w:val="Hyperlink"/>
+            <w:rFonts w:ascii="Times New Roman" w:hAnsi="Times New Roman" w:cs="Times New Roman"/>
+            <w:bCs/>
+          </w:rPr>
+          <w:t>]</w:t>
+        </w:r>
+      </w:hyperlink>
       <w:r>
         <w:rPr>
           <w:rFonts w:ascii="Times New Roman" w:hAnsi="Times New Roman" w:cs="Times New Roman"/>
@@ -16431,7 +17815,13 @@
           <w:rFonts w:ascii="Aptos" w:hAnsi="Aptos"/>
           <w:lang w:val="sr-Cyrl-RS"/>
         </w:rPr>
-        <w:t>листингу 4</w:t>
+        <w:t xml:space="preserve">листингу </w:t>
+      </w:r>
+      <w:r>
+        <w:rPr>
+          <w:rFonts w:ascii="Aptos" w:hAnsi="Aptos"/>
+        </w:rPr>
+        <w:t>5</w:t>
       </w:r>
       <w:r>
         <w:rPr>
@@ -16446,6 +17836,14 @@
         </w:rPr>
         <w:t>.</w:t>
       </w:r>
+    </w:p>
+    <w:p>
+      <w:pPr>
+        <w:jc w:val="both"/>
+        <w:rPr>
+          <w:rFonts w:ascii="Aptos" w:hAnsi="Aptos"/>
+        </w:rPr>
+      </w:pPr>
     </w:p>
     <w:p>
       <w:pPr>
@@ -16465,6 +17863,7 @@
           <w:sz w:val="18"/>
           <w:szCs w:val="16"/>
         </w:rPr>
+        <w:lastRenderedPageBreak/>
         <w:t>[</w:t>
       </w:r>
       <w:r>
@@ -16497,6 +17896,7 @@
           <w:szCs w:val="16"/>
         </w:rPr>
       </w:pPr>
+      <w:proofErr w:type="gramStart"/>
       <w:r>
         <w:rPr>
           <w:rFonts w:ascii="Consolas" w:eastAsia="Times New Roman" w:hAnsi="Consolas" w:cs="Times New Roman"/>
@@ -16506,6 +17906,7 @@
         </w:rPr>
         <w:t>public</w:t>
       </w:r>
+      <w:proofErr w:type="gramEnd"/>
       <w:r>
         <w:rPr>
           <w:rFonts w:ascii="Consolas" w:eastAsia="Times New Roman" w:hAnsi="Consolas" w:cs="Times New Roman"/>
@@ -16616,6 +18017,7 @@
           <w:szCs w:val="16"/>
         </w:rPr>
       </w:pPr>
+      <w:proofErr w:type="gramStart"/>
       <w:r>
         <w:rPr>
           <w:rFonts w:ascii="Consolas" w:eastAsia="Times New Roman" w:hAnsi="Consolas" w:cs="Times New Roman"/>
@@ -16625,6 +18027,7 @@
         </w:rPr>
         <w:t>public</w:t>
       </w:r>
+      <w:proofErr w:type="gramEnd"/>
       <w:r>
         <w:rPr>
           <w:rFonts w:ascii="Consolas" w:eastAsia="Times New Roman" w:hAnsi="Consolas" w:cs="Times New Roman"/>
@@ -16683,6 +18086,7 @@
           <w:szCs w:val="16"/>
         </w:rPr>
       </w:pPr>
+      <w:proofErr w:type="gramStart"/>
       <w:r>
         <w:rPr>
           <w:rFonts w:ascii="Consolas" w:eastAsia="Times New Roman" w:hAnsi="Consolas" w:cs="Times New Roman"/>
@@ -16692,6 +18096,7 @@
         </w:rPr>
         <w:t>public</w:t>
       </w:r>
+      <w:proofErr w:type="gramEnd"/>
       <w:r>
         <w:rPr>
           <w:rFonts w:ascii="Consolas" w:eastAsia="Times New Roman" w:hAnsi="Consolas" w:cs="Times New Roman"/>
@@ -16768,6 +18173,7 @@
           <w:szCs w:val="16"/>
         </w:rPr>
       </w:pPr>
+      <w:proofErr w:type="gramStart"/>
       <w:r>
         <w:rPr>
           <w:rFonts w:ascii="Consolas" w:eastAsia="Times New Roman" w:hAnsi="Consolas" w:cs="Times New Roman"/>
@@ -16777,6 +18183,7 @@
         </w:rPr>
         <w:t>public</w:t>
       </w:r>
+      <w:proofErr w:type="gramEnd"/>
       <w:r>
         <w:rPr>
           <w:rFonts w:ascii="Consolas" w:eastAsia="Times New Roman" w:hAnsi="Consolas" w:cs="Times New Roman"/>
@@ -16871,6 +18278,7 @@
           <w:szCs w:val="16"/>
         </w:rPr>
       </w:pPr>
+      <w:proofErr w:type="gramStart"/>
       <w:r>
         <w:rPr>
           <w:rFonts w:ascii="Consolas" w:eastAsia="Times New Roman" w:hAnsi="Consolas" w:cs="Times New Roman"/>
@@ -16880,6 +18288,7 @@
         </w:rPr>
         <w:t>public</w:t>
       </w:r>
+      <w:proofErr w:type="gramEnd"/>
       <w:r>
         <w:rPr>
           <w:rFonts w:ascii="Consolas" w:eastAsia="Times New Roman" w:hAnsi="Consolas" w:cs="Times New Roman"/>
@@ -16974,6 +18383,7 @@
           <w:szCs w:val="16"/>
         </w:rPr>
       </w:pPr>
+      <w:proofErr w:type="gramStart"/>
       <w:r>
         <w:rPr>
           <w:rFonts w:ascii="Consolas" w:eastAsia="Times New Roman" w:hAnsi="Consolas" w:cs="Times New Roman"/>
@@ -16983,6 +18393,7 @@
         </w:rPr>
         <w:t>public</w:t>
       </w:r>
+      <w:proofErr w:type="gramEnd"/>
       <w:r>
         <w:rPr>
           <w:rFonts w:ascii="Consolas" w:eastAsia="Times New Roman" w:hAnsi="Consolas" w:cs="Times New Roman"/>
@@ -17113,6 +18524,7 @@
           <w:szCs w:val="16"/>
         </w:rPr>
       </w:pPr>
+      <w:proofErr w:type="gramStart"/>
       <w:r>
         <w:rPr>
           <w:rFonts w:ascii="Consolas" w:eastAsia="Times New Roman" w:hAnsi="Consolas" w:cs="Times New Roman"/>
@@ -17122,6 +18534,7 @@
         </w:rPr>
         <w:t>public</w:t>
       </w:r>
+      <w:proofErr w:type="gramEnd"/>
       <w:r>
         <w:rPr>
           <w:rFonts w:ascii="Consolas" w:eastAsia="Times New Roman" w:hAnsi="Consolas" w:cs="Times New Roman"/>
@@ -17306,6 +18719,7 @@
           <w:szCs w:val="16"/>
         </w:rPr>
       </w:pPr>
+      <w:proofErr w:type="gramStart"/>
       <w:r>
         <w:rPr>
           <w:rFonts w:ascii="Consolas" w:eastAsia="Times New Roman" w:hAnsi="Consolas" w:cs="Times New Roman"/>
@@ -17315,6 +18729,7 @@
         </w:rPr>
         <w:t>public</w:t>
       </w:r>
+      <w:proofErr w:type="gramEnd"/>
       <w:r>
         <w:rPr>
           <w:rFonts w:ascii="Consolas" w:eastAsia="Times New Roman" w:hAnsi="Consolas" w:cs="Times New Roman"/>
@@ -17409,6 +18824,7 @@
           <w:szCs w:val="16"/>
         </w:rPr>
       </w:pPr>
+      <w:proofErr w:type="gramStart"/>
       <w:r>
         <w:rPr>
           <w:rFonts w:ascii="Consolas" w:eastAsia="Times New Roman" w:hAnsi="Consolas" w:cs="Times New Roman"/>
@@ -17418,6 +18834,7 @@
         </w:rPr>
         <w:t>public</w:t>
       </w:r>
+      <w:proofErr w:type="gramEnd"/>
       <w:r>
         <w:rPr>
           <w:rFonts w:ascii="Consolas" w:eastAsia="Times New Roman" w:hAnsi="Consolas" w:cs="Times New Roman"/>
@@ -17512,6 +18929,7 @@
           <w:szCs w:val="16"/>
         </w:rPr>
       </w:pPr>
+      <w:proofErr w:type="gramStart"/>
       <w:r>
         <w:rPr>
           <w:rFonts w:ascii="Consolas" w:eastAsia="Times New Roman" w:hAnsi="Consolas" w:cs="Times New Roman"/>
@@ -17521,6 +18939,7 @@
         </w:rPr>
         <w:t>public</w:t>
       </w:r>
+      <w:proofErr w:type="gramEnd"/>
       <w:r>
         <w:rPr>
           <w:rFonts w:ascii="Consolas" w:eastAsia="Times New Roman" w:hAnsi="Consolas" w:cs="Times New Roman"/>
@@ -17655,7 +19074,16 @@
           <w:sz w:val="18"/>
           <w:szCs w:val="18"/>
         </w:rPr>
-        <w:t>4.1</w:t>
+        <w:t>5</w:t>
+      </w:r>
+      <w:r>
+        <w:rPr>
+          <w:rFonts w:ascii="Aptos" w:hAnsi="Aptos"/>
+          <w:i/>
+          <w:sz w:val="18"/>
+          <w:szCs w:val="18"/>
+        </w:rPr>
+        <w:t>.1</w:t>
       </w:r>
       <w:r>
         <w:rPr>
@@ -17706,16 +19134,23 @@
     <w:p>
       <w:pPr>
         <w:pStyle w:val="111"/>
-        <w:rPr>
-          <w:lang w:val="sr-Cyrl-RS"/>
-        </w:rPr>
-      </w:pPr>
-      <w:bookmarkStart w:id="26" w:name="_Toc238456209"/>
-      <w:r>
-        <w:rPr>
-          <w:lang w:val="sr-Cyrl-RS"/>
-        </w:rPr>
-        <w:t xml:space="preserve">4.2.3 Класа </w:t>
+        <w:spacing w:line="360" w:lineRule="auto"/>
+        <w:rPr>
+          <w:lang w:val="sr-Cyrl-RS"/>
+        </w:rPr>
+      </w:pPr>
+      <w:bookmarkStart w:id="29" w:name="_Toc238637882"/>
+      <w:r>
+        <w:rPr>
+          <w:lang w:val="sr-Cyrl-RS"/>
+        </w:rPr>
+        <w:t>5</w:t>
+      </w:r>
+      <w:r>
+        <w:rPr>
+          <w:lang w:val="sr-Cyrl-RS"/>
+        </w:rPr>
+        <w:t xml:space="preserve">.2.3 Класа </w:t>
       </w:r>
       <w:r>
         <w:t xml:space="preserve">Poruka </w:t>
@@ -17726,7 +19161,7 @@
         </w:rPr>
         <w:t>као апликативни мрежни протокол</w:t>
       </w:r>
-      <w:bookmarkEnd w:id="26"/>
+      <w:bookmarkEnd w:id="29"/>
     </w:p>
     <w:p>
       <w:pPr>
@@ -17738,14 +19173,6 @@
       </w:pPr>
       <w:r>
         <w:rPr>
-          <w:rFonts w:ascii="Aptos" w:eastAsiaTheme="majorEastAsia" w:hAnsi="Aptos" w:cstheme="majorBidi"/>
-          <w:b/>
-          <w:lang w:val="sr-Cyrl-RS"/>
-        </w:rPr>
-        <w:br/>
-      </w:r>
-      <w:r>
-        <w:rPr>
           <w:rFonts w:ascii="Aptos" w:hAnsi="Aptos"/>
           <w:lang w:val="sr-Cyrl-RS"/>
         </w:rPr>
@@ -17772,7 +19199,14 @@
           <w:rFonts w:ascii="Aptos" w:hAnsi="Aptos"/>
           <w:lang w:val="sr-Cyrl-RS"/>
         </w:rPr>
-        <w:t>Листинг 4.2).</w:t>
+        <w:t>Листинг 5</w:t>
+      </w:r>
+      <w:r>
+        <w:rPr>
+          <w:rFonts w:ascii="Aptos" w:hAnsi="Aptos"/>
+          <w:lang w:val="sr-Cyrl-RS"/>
+        </w:rPr>
+        <w:t>.2).</w:t>
       </w:r>
     </w:p>
     <w:p>
@@ -17834,7 +19268,14 @@
           <w:rFonts w:ascii="Aptos" w:hAnsi="Aptos"/>
           <w:lang w:val="sr-Cyrl-RS"/>
         </w:rPr>
-        <w:t xml:space="preserve"> – Слика 4.1.</w:t>
+        <w:t xml:space="preserve"> – Слика 5</w:t>
+      </w:r>
+      <w:r>
+        <w:rPr>
+          <w:rFonts w:ascii="Aptos" w:hAnsi="Aptos"/>
+          <w:lang w:val="sr-Cyrl-RS"/>
+        </w:rPr>
+        <w:t>.1.</w:t>
       </w:r>
       <w:r>
         <w:rPr>
@@ -17899,6 +19340,7 @@
           <w:noProof/>
           <w:lang w:val="en-US" w:eastAsia="en-US"/>
         </w:rPr>
+        <w:lastRenderedPageBreak/>
         <w:drawing>
           <wp:inline distT="0" distB="0" distL="0" distR="0" wp14:anchorId="0059C0C5" wp14:editId="61F924A6">
             <wp:extent cx="4008120" cy="1836649"/>
@@ -17948,7 +19390,16 @@
           <w:szCs w:val="18"/>
           <w:lang w:val="sr-Cyrl-RS"/>
         </w:rPr>
-        <w:t xml:space="preserve">Слика 4.1. Шифрована порука „ухваћена“ у </w:t>
+        <w:t>Слика 5</w:t>
+      </w:r>
+      <w:r>
+        <w:rPr>
+          <w:i/>
+          <w:sz w:val="18"/>
+          <w:szCs w:val="18"/>
+          <w:lang w:val="sr-Cyrl-RS"/>
+        </w:rPr>
+        <w:t xml:space="preserve">.1. Шифрована порука „ухваћена“ у </w:t>
       </w:r>
       <w:r>
         <w:rPr>
@@ -18004,6 +19455,7 @@
           <w:szCs w:val="18"/>
         </w:rPr>
       </w:pPr>
+      <w:proofErr w:type="gramStart"/>
       <w:r>
         <w:rPr>
           <w:rFonts w:ascii="Consolas" w:eastAsia="Times New Roman" w:hAnsi="Consolas" w:cs="Times New Roman"/>
@@ -18013,6 +19465,7 @@
         </w:rPr>
         <w:t>public</w:t>
       </w:r>
+      <w:proofErr w:type="gramEnd"/>
       <w:r>
         <w:rPr>
           <w:rFonts w:ascii="Consolas" w:eastAsia="Times New Roman" w:hAnsi="Consolas" w:cs="Times New Roman"/>
@@ -18172,6 +19625,7 @@
         </w:rPr>
         <w:t xml:space="preserve"> </w:t>
       </w:r>
+      <w:proofErr w:type="gramStart"/>
       <w:r>
         <w:rPr>
           <w:rFonts w:ascii="Consolas" w:eastAsia="Times New Roman" w:hAnsi="Consolas" w:cs="Times New Roman"/>
@@ -18188,7 +19642,17 @@
           <w:sz w:val="18"/>
           <w:szCs w:val="18"/>
         </w:rPr>
-        <w:t>();</w:t>
+        <w:t>(</w:t>
+      </w:r>
+      <w:proofErr w:type="gramEnd"/>
+      <w:r>
+        <w:rPr>
+          <w:rFonts w:ascii="Consolas" w:eastAsia="Times New Roman" w:hAnsi="Consolas" w:cs="Times New Roman"/>
+          <w:color w:val="202020"/>
+          <w:sz w:val="18"/>
+          <w:szCs w:val="18"/>
+        </w:rPr>
+        <w:t>);</w:t>
       </w:r>
     </w:p>
     <w:p>
@@ -18211,6 +19675,7 @@
         </w:rPr>
         <w:t xml:space="preserve">            </w:t>
       </w:r>
+      <w:proofErr w:type="gramStart"/>
       <w:r>
         <w:rPr>
           <w:rFonts w:ascii="Consolas" w:eastAsia="Times New Roman" w:hAnsi="Consolas" w:cs="Times New Roman"/>
@@ -18220,6 +19685,7 @@
         </w:rPr>
         <w:t>using</w:t>
       </w:r>
+      <w:proofErr w:type="gramEnd"/>
       <w:r>
         <w:rPr>
           <w:rFonts w:ascii="Consolas" w:eastAsia="Times New Roman" w:hAnsi="Consolas" w:cs="Times New Roman"/>
@@ -18361,6 +19827,7 @@
         </w:rPr>
         <w:t xml:space="preserve">                </w:t>
       </w:r>
+      <w:proofErr w:type="gramStart"/>
       <w:r>
         <w:rPr>
           <w:rFonts w:ascii="Consolas" w:eastAsia="Times New Roman" w:hAnsi="Consolas" w:cs="Times New Roman"/>
@@ -18397,6 +19864,7 @@
         </w:rPr>
         <w:t>(</w:t>
       </w:r>
+      <w:proofErr w:type="gramEnd"/>
       <w:r>
         <w:rPr>
           <w:rFonts w:ascii="Consolas" w:eastAsia="Times New Roman" w:hAnsi="Consolas" w:cs="Times New Roman"/>
@@ -18454,6 +19922,7 @@
         </w:rPr>
         <w:t xml:space="preserve">                </w:t>
       </w:r>
+      <w:proofErr w:type="gramStart"/>
       <w:r>
         <w:rPr>
           <w:rFonts w:ascii="Consolas" w:eastAsia="Times New Roman" w:hAnsi="Consolas" w:cs="Times New Roman"/>
@@ -18470,7 +19939,17 @@
           <w:sz w:val="18"/>
           <w:szCs w:val="18"/>
         </w:rPr>
-        <w:t xml:space="preserve">[] </w:t>
+        <w:t>[</w:t>
+      </w:r>
+      <w:proofErr w:type="gramEnd"/>
+      <w:r>
+        <w:rPr>
+          <w:rFonts w:ascii="Consolas" w:eastAsia="Times New Roman" w:hAnsi="Consolas" w:cs="Times New Roman"/>
+          <w:color w:val="202020"/>
+          <w:sz w:val="18"/>
+          <w:szCs w:val="18"/>
+        </w:rPr>
+        <w:t xml:space="preserve">] </w:t>
       </w:r>
       <w:r>
         <w:rPr>
@@ -18565,6 +20044,7 @@
         </w:rPr>
         <w:t xml:space="preserve">                </w:t>
       </w:r>
+      <w:proofErr w:type="gramStart"/>
       <w:r>
         <w:rPr>
           <w:rFonts w:ascii="Consolas" w:eastAsia="Times New Roman" w:hAnsi="Consolas" w:cs="Times New Roman"/>
@@ -18574,6 +20054,7 @@
         </w:rPr>
         <w:t>using</w:t>
       </w:r>
+      <w:proofErr w:type="gramEnd"/>
       <w:r>
         <w:rPr>
           <w:rFonts w:ascii="Consolas" w:eastAsia="Times New Roman" w:hAnsi="Consolas" w:cs="Times New Roman"/>
@@ -18862,6 +20343,7 @@
         </w:rPr>
         <w:t xml:space="preserve"> </w:t>
       </w:r>
+      <w:proofErr w:type="gramStart"/>
       <w:r>
         <w:rPr>
           <w:rFonts w:ascii="Consolas" w:eastAsia="Times New Roman" w:hAnsi="Consolas" w:cs="Times New Roman"/>
@@ -18871,6 +20353,7 @@
         </w:rPr>
         <w:t>iv</w:t>
       </w:r>
+      <w:proofErr w:type="gramEnd"/>
       <w:r>
         <w:rPr>
           <w:rFonts w:ascii="Consolas" w:eastAsia="Times New Roman" w:hAnsi="Consolas" w:cs="Times New Roman"/>
@@ -19123,6 +20606,7 @@
         </w:rPr>
         <w:t xml:space="preserve">                    </w:t>
       </w:r>
+      <w:proofErr w:type="gramStart"/>
       <w:r>
         <w:rPr>
           <w:rFonts w:ascii="Consolas" w:eastAsia="Times New Roman" w:hAnsi="Consolas" w:cs="Times New Roman"/>
@@ -19132,6 +20616,7 @@
         </w:rPr>
         <w:t>using</w:t>
       </w:r>
+      <w:proofErr w:type="gramEnd"/>
       <w:r>
         <w:rPr>
           <w:rFonts w:ascii="Consolas" w:eastAsia="Times New Roman" w:hAnsi="Consolas" w:cs="Times New Roman"/>
@@ -19273,6 +20758,7 @@
         </w:rPr>
         <w:t xml:space="preserve">                        </w:t>
       </w:r>
+      <w:proofErr w:type="gramStart"/>
       <w:r>
         <w:rPr>
           <w:rFonts w:ascii="Consolas" w:eastAsia="Times New Roman" w:hAnsi="Consolas" w:cs="Times New Roman"/>
@@ -19282,6 +20768,7 @@
         </w:rPr>
         <w:t>using</w:t>
       </w:r>
+      <w:proofErr w:type="gramEnd"/>
       <w:r>
         <w:rPr>
           <w:rFonts w:ascii="Consolas" w:eastAsia="Times New Roman" w:hAnsi="Consolas" w:cs="Times New Roman"/>
@@ -19402,6 +20889,7 @@
         </w:rPr>
         <w:t xml:space="preserve">                            </w:t>
       </w:r>
+      <w:proofErr w:type="gramStart"/>
       <w:r>
         <w:rPr>
           <w:rFonts w:ascii="Consolas" w:eastAsia="Times New Roman" w:hAnsi="Consolas" w:cs="Times New Roman"/>
@@ -19411,6 +20899,7 @@
         </w:rPr>
         <w:t>encrypted</w:t>
       </w:r>
+      <w:proofErr w:type="gramEnd"/>
       <w:r>
         <w:rPr>
           <w:rFonts w:ascii="Consolas" w:eastAsia="Times New Roman" w:hAnsi="Consolas" w:cs="Times New Roman"/>
@@ -19441,6 +20930,7 @@
         </w:rPr>
         <w:t xml:space="preserve">                            </w:t>
       </w:r>
+      <w:proofErr w:type="gramStart"/>
       <w:r>
         <w:rPr>
           <w:rFonts w:ascii="Consolas" w:eastAsia="Times New Roman" w:hAnsi="Consolas" w:cs="Times New Roman"/>
@@ -19475,7 +20965,17 @@
           <w:sz w:val="18"/>
           <w:szCs w:val="18"/>
         </w:rPr>
-        <w:t>(),</w:t>
+        <w:t>(</w:t>
+      </w:r>
+      <w:proofErr w:type="gramEnd"/>
+      <w:r>
+        <w:rPr>
+          <w:rFonts w:ascii="Consolas" w:eastAsia="Times New Roman" w:hAnsi="Consolas" w:cs="Times New Roman"/>
+          <w:color w:val="202020"/>
+          <w:sz w:val="18"/>
+          <w:szCs w:val="18"/>
+        </w:rPr>
+        <w:t>),</w:t>
       </w:r>
     </w:p>
     <w:p>
@@ -19576,6 +21076,7 @@
         </w:rPr>
         <w:t xml:space="preserve">                            </w:t>
       </w:r>
+      <w:proofErr w:type="gramStart"/>
       <w:r>
         <w:rPr>
           <w:rFonts w:ascii="Consolas" w:eastAsia="Times New Roman" w:hAnsi="Consolas" w:cs="Times New Roman"/>
@@ -19612,6 +21113,7 @@
         </w:rPr>
         <w:t>(</w:t>
       </w:r>
+      <w:proofErr w:type="gramEnd"/>
       <w:r>
         <w:rPr>
           <w:rFonts w:ascii="Consolas" w:eastAsia="Times New Roman" w:hAnsi="Consolas" w:cs="Times New Roman"/>
@@ -19705,6 +21207,7 @@
         </w:rPr>
         <w:t xml:space="preserve">                            </w:t>
       </w:r>
+      <w:proofErr w:type="gramStart"/>
       <w:r>
         <w:rPr>
           <w:rFonts w:ascii="Consolas" w:eastAsia="Times New Roman" w:hAnsi="Consolas" w:cs="Times New Roman"/>
@@ -19739,7 +21242,17 @@
           <w:sz w:val="18"/>
           <w:szCs w:val="18"/>
         </w:rPr>
-        <w:t>();</w:t>
+        <w:t>(</w:t>
+      </w:r>
+      <w:proofErr w:type="gramEnd"/>
+      <w:r>
+        <w:rPr>
+          <w:rFonts w:ascii="Consolas" w:eastAsia="Times New Roman" w:hAnsi="Consolas" w:cs="Times New Roman"/>
+          <w:color w:val="202020"/>
+          <w:sz w:val="18"/>
+          <w:szCs w:val="18"/>
+        </w:rPr>
+        <w:t>);</w:t>
       </w:r>
     </w:p>
     <w:p>
@@ -19783,6 +21296,7 @@
         </w:rPr>
         <w:t xml:space="preserve">                        </w:t>
       </w:r>
+      <w:proofErr w:type="gramStart"/>
       <w:r>
         <w:rPr>
           <w:rFonts w:ascii="Consolas" w:eastAsia="Times New Roman" w:hAnsi="Consolas" w:cs="Times New Roman"/>
@@ -19792,6 +21306,7 @@
         </w:rPr>
         <w:t>return</w:t>
       </w:r>
+      <w:proofErr w:type="gramEnd"/>
       <w:r>
         <w:rPr>
           <w:rFonts w:ascii="Consolas" w:eastAsia="Times New Roman" w:hAnsi="Consolas" w:cs="Times New Roman"/>
@@ -19954,6 +21469,7 @@
         </w:rPr>
         <w:t xml:space="preserve">        </w:t>
       </w:r>
+      <w:proofErr w:type="gramStart"/>
       <w:r>
         <w:rPr>
           <w:rFonts w:ascii="Consolas" w:eastAsia="Times New Roman" w:hAnsi="Consolas" w:cs="Times New Roman"/>
@@ -19963,6 +21479,7 @@
         </w:rPr>
         <w:t>public</w:t>
       </w:r>
+      <w:proofErr w:type="gramEnd"/>
       <w:r>
         <w:rPr>
           <w:rFonts w:ascii="Consolas" w:eastAsia="Times New Roman" w:hAnsi="Consolas" w:cs="Times New Roman"/>
@@ -20104,6 +21621,7 @@
         </w:rPr>
         <w:t xml:space="preserve">            </w:t>
       </w:r>
+      <w:proofErr w:type="gramStart"/>
       <w:r>
         <w:rPr>
           <w:rFonts w:ascii="Consolas" w:eastAsia="Times New Roman" w:hAnsi="Consolas" w:cs="Times New Roman"/>
@@ -20113,6 +21631,7 @@
         </w:rPr>
         <w:t>using</w:t>
       </w:r>
+      <w:proofErr w:type="gramEnd"/>
       <w:r>
         <w:rPr>
           <w:rFonts w:ascii="Consolas" w:eastAsia="Times New Roman" w:hAnsi="Consolas" w:cs="Times New Roman"/>
@@ -20231,7 +21750,6 @@
           <w:sz w:val="18"/>
           <w:szCs w:val="18"/>
         </w:rPr>
-        <w:lastRenderedPageBreak/>
         <w:t>            {</w:t>
       </w:r>
     </w:p>
@@ -20253,6 +21771,7 @@
           <w:sz w:val="18"/>
           <w:szCs w:val="18"/>
         </w:rPr>
+        <w:lastRenderedPageBreak/>
         <w:t xml:space="preserve">                </w:t>
       </w:r>
       <w:r>
@@ -20402,6 +21921,7 @@
         </w:rPr>
         <w:t xml:space="preserve"> </w:t>
       </w:r>
+      <w:proofErr w:type="gramStart"/>
       <w:r>
         <w:rPr>
           <w:rFonts w:ascii="Consolas" w:eastAsia="Times New Roman" w:hAnsi="Consolas" w:cs="Times New Roman"/>
@@ -20411,6 +21931,7 @@
         </w:rPr>
         <w:t>iv</w:t>
       </w:r>
+      <w:proofErr w:type="gramEnd"/>
       <w:r>
         <w:rPr>
           <w:rFonts w:ascii="Consolas" w:eastAsia="Times New Roman" w:hAnsi="Consolas" w:cs="Times New Roman"/>
@@ -20663,6 +22184,7 @@
         </w:rPr>
         <w:t xml:space="preserve">                </w:t>
       </w:r>
+      <w:proofErr w:type="gramStart"/>
       <w:r>
         <w:rPr>
           <w:rFonts w:ascii="Consolas" w:eastAsia="Times New Roman" w:hAnsi="Consolas" w:cs="Times New Roman"/>
@@ -20672,6 +22194,7 @@
         </w:rPr>
         <w:t>using</w:t>
       </w:r>
+      <w:proofErr w:type="gramEnd"/>
       <w:r>
         <w:rPr>
           <w:rFonts w:ascii="Consolas" w:eastAsia="Times New Roman" w:hAnsi="Consolas" w:cs="Times New Roman"/>
@@ -20810,6 +22333,7 @@
         </w:rPr>
         <w:t xml:space="preserve">                </w:t>
       </w:r>
+      <w:proofErr w:type="gramStart"/>
       <w:r>
         <w:rPr>
           <w:rFonts w:ascii="Consolas" w:eastAsia="Times New Roman" w:hAnsi="Consolas" w:cs="Times New Roman"/>
@@ -20819,6 +22343,7 @@
         </w:rPr>
         <w:t>using</w:t>
       </w:r>
+      <w:proofErr w:type="gramEnd"/>
       <w:r>
         <w:rPr>
           <w:rFonts w:ascii="Consolas" w:eastAsia="Times New Roman" w:hAnsi="Consolas" w:cs="Times New Roman"/>
@@ -20939,6 +22464,7 @@
         </w:rPr>
         <w:t xml:space="preserve">                    </w:t>
       </w:r>
+      <w:proofErr w:type="gramStart"/>
       <w:r>
         <w:rPr>
           <w:rFonts w:ascii="Consolas" w:eastAsia="Times New Roman" w:hAnsi="Consolas" w:cs="Times New Roman"/>
@@ -20948,6 +22474,7 @@
         </w:rPr>
         <w:t>msEncrypted</w:t>
       </w:r>
+      <w:proofErr w:type="gramEnd"/>
       <w:r>
         <w:rPr>
           <w:rFonts w:ascii="Consolas" w:eastAsia="Times New Roman" w:hAnsi="Consolas" w:cs="Times New Roman"/>
@@ -20978,6 +22505,7 @@
         </w:rPr>
         <w:t xml:space="preserve">                    </w:t>
       </w:r>
+      <w:proofErr w:type="gramStart"/>
       <w:r>
         <w:rPr>
           <w:rFonts w:ascii="Consolas" w:eastAsia="Times New Roman" w:hAnsi="Consolas" w:cs="Times New Roman"/>
@@ -21012,7 +22540,17 @@
           <w:sz w:val="18"/>
           <w:szCs w:val="18"/>
         </w:rPr>
-        <w:t>(),</w:t>
+        <w:t>(</w:t>
+      </w:r>
+      <w:proofErr w:type="gramEnd"/>
+      <w:r>
+        <w:rPr>
+          <w:rFonts w:ascii="Consolas" w:eastAsia="Times New Roman" w:hAnsi="Consolas" w:cs="Times New Roman"/>
+          <w:color w:val="202020"/>
+          <w:sz w:val="18"/>
+          <w:szCs w:val="18"/>
+        </w:rPr>
+        <w:t>),</w:t>
       </w:r>
     </w:p>
     <w:p>
@@ -21092,6 +22630,7 @@
         </w:rPr>
         <w:t xml:space="preserve">                </w:t>
       </w:r>
+      <w:proofErr w:type="gramStart"/>
       <w:r>
         <w:rPr>
           <w:rFonts w:ascii="Consolas" w:eastAsia="Times New Roman" w:hAnsi="Consolas" w:cs="Times New Roman"/>
@@ -21101,6 +22640,7 @@
         </w:rPr>
         <w:t>using</w:t>
       </w:r>
+      <w:proofErr w:type="gramEnd"/>
       <w:r>
         <w:rPr>
           <w:rFonts w:ascii="Consolas" w:eastAsia="Times New Roman" w:hAnsi="Consolas" w:cs="Times New Roman"/>
@@ -21242,6 +22782,7 @@
         </w:rPr>
         <w:t xml:space="preserve">                    </w:t>
       </w:r>
+      <w:proofErr w:type="gramStart"/>
       <w:r>
         <w:rPr>
           <w:rFonts w:ascii="Consolas" w:eastAsia="Times New Roman" w:hAnsi="Consolas" w:cs="Times New Roman"/>
@@ -21278,6 +22819,7 @@
         </w:rPr>
         <w:t>(</w:t>
       </w:r>
+      <w:proofErr w:type="gramEnd"/>
       <w:r>
         <w:rPr>
           <w:rFonts w:ascii="Consolas" w:eastAsia="Times New Roman" w:hAnsi="Consolas" w:cs="Times New Roman"/>
@@ -21482,6 +23024,7 @@
         </w:rPr>
         <w:t xml:space="preserve"> </w:t>
       </w:r>
+      <w:proofErr w:type="gramStart"/>
       <w:r>
         <w:rPr>
           <w:rFonts w:ascii="Consolas" w:eastAsia="Times New Roman" w:hAnsi="Consolas" w:cs="Times New Roman"/>
@@ -21498,7 +23041,17 @@
           <w:sz w:val="18"/>
           <w:szCs w:val="18"/>
         </w:rPr>
-        <w:t>();</w:t>
+        <w:t>(</w:t>
+      </w:r>
+      <w:proofErr w:type="gramEnd"/>
+      <w:r>
+        <w:rPr>
+          <w:rFonts w:ascii="Consolas" w:eastAsia="Times New Roman" w:hAnsi="Consolas" w:cs="Times New Roman"/>
+          <w:color w:val="202020"/>
+          <w:sz w:val="18"/>
+          <w:szCs w:val="18"/>
+        </w:rPr>
+        <w:t>);</w:t>
       </w:r>
     </w:p>
     <w:p>
@@ -21521,6 +23074,7 @@
         </w:rPr>
         <w:t xml:space="preserve">                    </w:t>
       </w:r>
+      <w:proofErr w:type="gramStart"/>
       <w:r>
         <w:rPr>
           <w:rFonts w:ascii="Consolas" w:eastAsia="Times New Roman" w:hAnsi="Consolas" w:cs="Times New Roman"/>
@@ -21530,6 +23084,7 @@
         </w:rPr>
         <w:t>return</w:t>
       </w:r>
+      <w:proofErr w:type="gramEnd"/>
       <w:r>
         <w:rPr>
           <w:rFonts w:ascii="Consolas" w:eastAsia="Times New Roman" w:hAnsi="Consolas" w:cs="Times New Roman"/>
@@ -21692,7 +23247,16 @@
           <w:sz w:val="18"/>
           <w:lang w:val="sr-Cyrl-RS"/>
         </w:rPr>
-        <w:t>Листинг 4.2. Бинарна серијализација поруке и њено шифровање</w:t>
+        <w:t>Листинг 5</w:t>
+      </w:r>
+      <w:r>
+        <w:rPr>
+          <w:rFonts w:ascii="Aptos" w:hAnsi="Aptos"/>
+          <w:i/>
+          <w:sz w:val="18"/>
+          <w:lang w:val="sr-Cyrl-RS"/>
+        </w:rPr>
+        <w:t>.2. Бинарна серијализација поруке и њено шифровање</w:t>
       </w:r>
     </w:p>
     <w:p>
@@ -21707,13 +23271,17 @@
     <w:p>
       <w:pPr>
         <w:pStyle w:val="11heading"/>
-        <w:rPr>
-          <w:lang w:val="sr-Cyrl-RS"/>
-        </w:rPr>
-      </w:pPr>
-      <w:bookmarkStart w:id="27" w:name="_Toc238456210"/>
-      <w:r>
-        <w:t>4.3</w:t>
+        <w:spacing w:line="360" w:lineRule="auto"/>
+        <w:rPr>
+          <w:lang w:val="sr-Cyrl-RS"/>
+        </w:rPr>
+      </w:pPr>
+      <w:bookmarkStart w:id="30" w:name="_Toc238637883"/>
+      <w:r>
+        <w:t>5</w:t>
+      </w:r>
+      <w:r>
+        <w:t>.3</w:t>
       </w:r>
       <w:r>
         <w:t xml:space="preserve"> </w:t>
@@ -21733,7 +23301,7 @@
         </w:rPr>
         <w:t>специфичности)</w:t>
       </w:r>
-      <w:bookmarkEnd w:id="27"/>
+      <w:bookmarkEnd w:id="30"/>
     </w:p>
     <w:p>
       <w:pPr>
@@ -21743,12 +23311,6 @@
           <w:lang w:val="sr-Cyrl-RS"/>
         </w:rPr>
       </w:pPr>
-      <w:r>
-        <w:rPr>
-          <w:lang w:val="sr-Cyrl-RS"/>
-        </w:rPr>
-        <w:br/>
-      </w:r>
       <w:r>
         <w:rPr>
           <w:lang w:val="sr-Cyrl-RS"/>
@@ -21835,16 +23397,23 @@
     <w:p>
       <w:pPr>
         <w:pStyle w:val="11heading"/>
-        <w:rPr>
-          <w:lang w:val="sr-Cyrl-RS"/>
-        </w:rPr>
-      </w:pPr>
-      <w:bookmarkStart w:id="28" w:name="_Toc238456211"/>
-      <w:r>
-        <w:rPr>
-          <w:lang w:val="sr-Cyrl-RS"/>
-        </w:rPr>
-        <w:t>4.</w:t>
+        <w:spacing w:line="360" w:lineRule="auto"/>
+        <w:rPr>
+          <w:lang w:val="sr-Cyrl-RS"/>
+        </w:rPr>
+      </w:pPr>
+      <w:bookmarkStart w:id="31" w:name="_Toc238637884"/>
+      <w:r>
+        <w:rPr>
+          <w:lang w:val="sr-Cyrl-RS"/>
+        </w:rPr>
+        <w:t>5</w:t>
+      </w:r>
+      <w:r>
+        <w:rPr>
+          <w:lang w:val="sr-Cyrl-RS"/>
+        </w:rPr>
+        <w:t>.</w:t>
       </w:r>
       <w:r>
         <w:rPr>
@@ -21864,7 +23433,7 @@
         </w:rPr>
         <w:t>Логика иницијализације и регистрације играча</w:t>
       </w:r>
-      <w:bookmarkEnd w:id="28"/>
+      <w:bookmarkEnd w:id="31"/>
     </w:p>
     <w:p>
       <w:pPr>
@@ -21874,12 +23443,6 @@
           <w:lang w:val="sr-Cyrl-RS"/>
         </w:rPr>
       </w:pPr>
-      <w:r>
-        <w:rPr>
-          <w:lang w:val="sr-Cyrl-RS"/>
-        </w:rPr>
-        <w:br/>
-      </w:r>
       <w:r>
         <w:rPr>
           <w:rFonts w:ascii="Aptos" w:hAnsi="Aptos"/>
@@ -21949,6 +23512,7 @@
           <w:b/>
           <w:lang w:val="sr-Cyrl-RS"/>
         </w:rPr>
+        <w:lastRenderedPageBreak/>
         <w:t>TCP</w:t>
       </w:r>
       <w:r>
@@ -21962,14 +23526,18 @@
     <w:p>
       <w:pPr>
         <w:pStyle w:val="11heading"/>
-        <w:rPr>
-          <w:lang w:val="sr-Cyrl-RS"/>
-        </w:rPr>
-      </w:pPr>
-      <w:bookmarkStart w:id="29" w:name="_Toc230707898"/>
-      <w:bookmarkStart w:id="30" w:name="_Toc238456212"/>
-      <w:r>
-        <w:t>4.5</w:t>
+        <w:spacing w:line="360" w:lineRule="auto"/>
+        <w:rPr>
+          <w:lang w:val="sr-Cyrl-RS"/>
+        </w:rPr>
+      </w:pPr>
+      <w:bookmarkStart w:id="32" w:name="_Toc230707898"/>
+      <w:bookmarkStart w:id="33" w:name="_Toc238637885"/>
+      <w:r>
+        <w:t>5</w:t>
+      </w:r>
+      <w:r>
+        <w:t>.5</w:t>
       </w:r>
       <w:r>
         <w:t xml:space="preserve"> </w:t>
@@ -21980,8 +23548,8 @@
         </w:rPr>
         <w:t>Валидација и правила постављања подморница</w:t>
       </w:r>
-      <w:bookmarkEnd w:id="29"/>
-      <w:bookmarkEnd w:id="30"/>
+      <w:bookmarkEnd w:id="32"/>
+      <w:bookmarkEnd w:id="33"/>
     </w:p>
     <w:p>
       <w:pPr>
@@ -21991,13 +23559,6 @@
           <w:lang w:val="sr-Cyrl-RS"/>
         </w:rPr>
       </w:pPr>
-      <w:r>
-        <w:rPr>
-          <w:rFonts w:ascii="Aptos" w:hAnsi="Aptos"/>
-          <w:lang w:val="sr-Cyrl-RS"/>
-        </w:rPr>
-        <w:br/>
-      </w:r>
       <w:r>
         <w:rPr>
           <w:rFonts w:ascii="Aptos" w:hAnsi="Aptos"/>
@@ -22099,7 +23660,35 @@
           <w:rFonts w:ascii="Aptos" w:hAnsi="Aptos"/>
           <w:lang w:val="sr-Cyrl-RS"/>
         </w:rPr>
-        <w:t>Спречавање додиривања подморница: Ниједан брод не може бити постављен у околним пољима већ постојеће подморнице.</w:t>
+        <w:t>Спречавањ</w:t>
+      </w:r>
+      <w:r>
+        <w:rPr>
+          <w:rFonts w:ascii="Aptos" w:hAnsi="Aptos"/>
+          <w:lang w:val="sr-Cyrl-RS"/>
+        </w:rPr>
+        <w:t>е додиривања подморница: Ниједна подморница</w:t>
+      </w:r>
+      <w:r>
+        <w:rPr>
+          <w:rFonts w:ascii="Aptos" w:hAnsi="Aptos"/>
+          <w:lang w:val="sr-Cyrl-RS"/>
+        </w:rPr>
+        <w:t xml:space="preserve"> не може бити постављен</w:t>
+      </w:r>
+      <w:r>
+        <w:rPr>
+          <w:rFonts w:ascii="Aptos" w:hAnsi="Aptos"/>
+          <w:lang w:val="sr-Cyrl-RS"/>
+        </w:rPr>
+        <w:t>а</w:t>
+      </w:r>
+      <w:r>
+        <w:rPr>
+          <w:rFonts w:ascii="Aptos" w:hAnsi="Aptos"/>
+          <w:lang w:val="sr-Cyrl-RS"/>
+        </w:rPr>
+        <w:t xml:space="preserve"> у околним пољима већ постојеће подморнице.</w:t>
       </w:r>
     </w:p>
     <w:p>
@@ -22132,14 +23721,21 @@
           <w:rFonts w:ascii="Aptos" w:hAnsi="Aptos"/>
           <w:lang w:val="sr-Cyrl-RS"/>
         </w:rPr>
-        <w:t>Спречавање преклапања: Ниједан брод</w:t>
-      </w:r>
-      <w:r>
-        <w:rPr>
-          <w:rFonts w:ascii="Aptos" w:hAnsi="Aptos"/>
-          <w:lang w:val="sr-Cyrl-RS"/>
-        </w:rPr>
-        <w:t xml:space="preserve"> не сме користити поље на ком би дошло до преклапања са другом подморницом, </w:t>
+        <w:t>С</w:t>
+      </w:r>
+      <w:r>
+        <w:rPr>
+          <w:rFonts w:ascii="Aptos" w:hAnsi="Aptos"/>
+          <w:lang w:val="sr-Cyrl-RS"/>
+        </w:rPr>
+        <w:t xml:space="preserve">пречавање преклапања: Ниједна подморница </w:t>
+      </w:r>
+      <w:r>
+        <w:rPr>
+          <w:rFonts w:ascii="Aptos" w:hAnsi="Aptos"/>
+          <w:lang w:val="sr-Cyrl-RS"/>
+        </w:rPr>
+        <w:t xml:space="preserve">не сме користити поље на ком би дошло до преклапања са другом подморницом, </w:t>
       </w:r>
       <w:r>
         <w:rPr>
@@ -22167,7 +23763,7 @@
           <w:rFonts w:ascii="Aptos" w:hAnsi="Aptos"/>
           <w:lang w:val="sr-Cyrl-RS"/>
         </w:rPr>
-        <w:t>4</w:t>
+        <w:t>5</w:t>
       </w:r>
       <w:r>
         <w:rPr>
@@ -22188,6 +23784,7 @@
           <w:szCs w:val="20"/>
         </w:rPr>
       </w:pPr>
+      <w:proofErr w:type="gramStart"/>
       <w:r>
         <w:rPr>
           <w:rFonts w:ascii="Consolas" w:eastAsia="Times New Roman" w:hAnsi="Consolas" w:cs="Times New Roman"/>
@@ -22197,6 +23794,7 @@
         </w:rPr>
         <w:t>private</w:t>
       </w:r>
+      <w:proofErr w:type="gramEnd"/>
       <w:r>
         <w:rPr>
           <w:rFonts w:ascii="Consolas" w:eastAsia="Times New Roman" w:hAnsi="Consolas" w:cs="Times New Roman"/>
@@ -22653,14 +24251,25 @@
         </w:rPr>
         <w:t>int</w:t>
       </w:r>
-      <w:r>
-        <w:rPr>
-          <w:rFonts w:ascii="Consolas" w:eastAsia="Times New Roman" w:hAnsi="Consolas" w:cs="Times New Roman"/>
-          <w:color w:val="202020"/>
-          <w:sz w:val="18"/>
-          <w:szCs w:val="20"/>
-        </w:rPr>
-        <w:t>&gt;();</w:t>
+      <w:proofErr w:type="gramStart"/>
+      <w:r>
+        <w:rPr>
+          <w:rFonts w:ascii="Consolas" w:eastAsia="Times New Roman" w:hAnsi="Consolas" w:cs="Times New Roman"/>
+          <w:color w:val="202020"/>
+          <w:sz w:val="18"/>
+          <w:szCs w:val="20"/>
+        </w:rPr>
+        <w:t>&gt;(</w:t>
+      </w:r>
+      <w:proofErr w:type="gramEnd"/>
+      <w:r>
+        <w:rPr>
+          <w:rFonts w:ascii="Consolas" w:eastAsia="Times New Roman" w:hAnsi="Consolas" w:cs="Times New Roman"/>
+          <w:color w:val="202020"/>
+          <w:sz w:val="18"/>
+          <w:szCs w:val="20"/>
+        </w:rPr>
+        <w:t>);</w:t>
       </w:r>
     </w:p>
     <w:p>
@@ -22683,6 +24292,7 @@
         </w:rPr>
         <w:t xml:space="preserve">            </w:t>
       </w:r>
+      <w:proofErr w:type="gramStart"/>
       <w:r>
         <w:rPr>
           <w:rFonts w:ascii="Consolas" w:eastAsia="Times New Roman" w:hAnsi="Consolas" w:cs="Times New Roman"/>
@@ -22692,6 +24302,7 @@
         </w:rPr>
         <w:t>for</w:t>
       </w:r>
+      <w:proofErr w:type="gramEnd"/>
       <w:r>
         <w:rPr>
           <w:rFonts w:ascii="Consolas" w:eastAsia="Times New Roman" w:hAnsi="Consolas" w:cs="Times New Roman"/>
@@ -22896,6 +24507,7 @@
         </w:rPr>
         <w:t xml:space="preserve">                </w:t>
       </w:r>
+      <w:proofErr w:type="gramStart"/>
       <w:r>
         <w:rPr>
           <w:rFonts w:ascii="Consolas" w:eastAsia="Times New Roman" w:hAnsi="Consolas" w:cs="Times New Roman"/>
@@ -22905,6 +24517,7 @@
         </w:rPr>
         <w:t>int</w:t>
       </w:r>
+      <w:proofErr w:type="gramEnd"/>
       <w:r>
         <w:rPr>
           <w:rFonts w:ascii="Consolas" w:eastAsia="Times New Roman" w:hAnsi="Consolas" w:cs="Times New Roman"/>
@@ -22986,6 +24599,7 @@
         </w:rPr>
         <w:t xml:space="preserve"> </w:t>
       </w:r>
+      <w:proofErr w:type="gramStart"/>
       <w:r>
         <w:rPr>
           <w:rFonts w:ascii="Consolas" w:eastAsia="Times New Roman" w:hAnsi="Consolas" w:cs="Times New Roman"/>
@@ -23013,6 +24627,7 @@
         </w:rPr>
         <w:t>:</w:t>
       </w:r>
+      <w:proofErr w:type="gramEnd"/>
       <w:r>
         <w:rPr>
           <w:rFonts w:ascii="Consolas" w:eastAsia="Times New Roman" w:hAnsi="Consolas" w:cs="Times New Roman"/>
@@ -23097,6 +24712,7 @@
         </w:rPr>
         <w:t xml:space="preserve">                </w:t>
       </w:r>
+      <w:proofErr w:type="gramStart"/>
       <w:r>
         <w:rPr>
           <w:rFonts w:ascii="Consolas" w:eastAsia="Times New Roman" w:hAnsi="Consolas" w:cs="Times New Roman"/>
@@ -23106,6 +24722,7 @@
         </w:rPr>
         <w:t>int</w:t>
       </w:r>
+      <w:proofErr w:type="gramEnd"/>
       <w:r>
         <w:rPr>
           <w:rFonts w:ascii="Consolas" w:eastAsia="Times New Roman" w:hAnsi="Consolas" w:cs="Times New Roman"/>
@@ -23223,6 +24840,7 @@
         </w:rPr>
         <w:t xml:space="preserve"> </w:t>
       </w:r>
+      <w:proofErr w:type="gramStart"/>
       <w:r>
         <w:rPr>
           <w:rFonts w:ascii="Consolas" w:eastAsia="Times New Roman" w:hAnsi="Consolas" w:cs="Times New Roman"/>
@@ -23250,6 +24868,7 @@
         </w:rPr>
         <w:t>:</w:t>
       </w:r>
+      <w:proofErr w:type="gramEnd"/>
       <w:r>
         <w:rPr>
           <w:rFonts w:ascii="Consolas" w:eastAsia="Times New Roman" w:hAnsi="Consolas" w:cs="Times New Roman"/>
@@ -23298,6 +24917,7 @@
         </w:rPr>
         <w:t xml:space="preserve">                </w:t>
       </w:r>
+      <w:proofErr w:type="gramStart"/>
       <w:r>
         <w:rPr>
           <w:rFonts w:ascii="Consolas" w:eastAsia="Times New Roman" w:hAnsi="Consolas" w:cs="Times New Roman"/>
@@ -23307,6 +24927,7 @@
         </w:rPr>
         <w:t>if</w:t>
       </w:r>
+      <w:proofErr w:type="gramEnd"/>
       <w:r>
         <w:rPr>
           <w:rFonts w:ascii="Consolas" w:eastAsia="Times New Roman" w:hAnsi="Consolas" w:cs="Times New Roman"/>
@@ -23599,6 +25220,7 @@
           <w:szCs w:val="20"/>
         </w:rPr>
       </w:pPr>
+      <w:proofErr w:type="gramStart"/>
       <w:r>
         <w:rPr>
           <w:rFonts w:ascii="Consolas" w:eastAsia="Times New Roman" w:hAnsi="Consolas" w:cs="Times New Roman"/>
@@ -23608,6 +25230,7 @@
         </w:rPr>
         <w:t>return</w:t>
       </w:r>
+      <w:proofErr w:type="gramEnd"/>
       <w:r>
         <w:rPr>
           <w:rFonts w:ascii="Consolas" w:eastAsia="Times New Roman" w:hAnsi="Consolas" w:cs="Times New Roman"/>
@@ -23656,6 +25279,7 @@
         </w:rPr>
         <w:t xml:space="preserve">                </w:t>
       </w:r>
+      <w:proofErr w:type="gramStart"/>
       <w:r>
         <w:rPr>
           <w:rFonts w:ascii="Consolas" w:eastAsia="Times New Roman" w:hAnsi="Consolas" w:cs="Times New Roman"/>
@@ -23665,6 +25289,7 @@
         </w:rPr>
         <w:t>int</w:t>
       </w:r>
+      <w:proofErr w:type="gramEnd"/>
       <w:r>
         <w:rPr>
           <w:rFonts w:ascii="Consolas" w:eastAsia="Times New Roman" w:hAnsi="Consolas" w:cs="Times New Roman"/>
@@ -23857,6 +25482,7 @@
         </w:rPr>
         <w:t xml:space="preserve">                </w:t>
       </w:r>
+      <w:proofErr w:type="gramStart"/>
       <w:r>
         <w:rPr>
           <w:rFonts w:ascii="Consolas" w:eastAsia="Times New Roman" w:hAnsi="Consolas" w:cs="Times New Roman"/>
@@ -23866,6 +25492,7 @@
         </w:rPr>
         <w:t>if</w:t>
       </w:r>
+      <w:proofErr w:type="gramEnd"/>
       <w:r>
         <w:rPr>
           <w:rFonts w:ascii="Consolas" w:eastAsia="Times New Roman" w:hAnsi="Consolas" w:cs="Times New Roman"/>
@@ -23942,6 +25569,7 @@
           <w:szCs w:val="20"/>
         </w:rPr>
       </w:pPr>
+      <w:proofErr w:type="gramStart"/>
       <w:r>
         <w:rPr>
           <w:rFonts w:ascii="Consolas" w:eastAsia="Times New Roman" w:hAnsi="Consolas" w:cs="Times New Roman"/>
@@ -23951,6 +25579,7 @@
         </w:rPr>
         <w:t>return</w:t>
       </w:r>
+      <w:proofErr w:type="gramEnd"/>
       <w:r>
         <w:rPr>
           <w:rFonts w:ascii="Consolas" w:eastAsia="Times New Roman" w:hAnsi="Consolas" w:cs="Times New Roman"/>
@@ -23999,6 +25628,7 @@
         </w:rPr>
         <w:t xml:space="preserve">                </w:t>
       </w:r>
+      <w:proofErr w:type="gramStart"/>
       <w:r>
         <w:rPr>
           <w:rFonts w:ascii="Consolas" w:eastAsia="Times New Roman" w:hAnsi="Consolas" w:cs="Times New Roman"/>
@@ -24035,6 +25665,7 @@
         </w:rPr>
         <w:t>(</w:t>
       </w:r>
+      <w:proofErr w:type="gramEnd"/>
       <w:r>
         <w:rPr>
           <w:rFonts w:ascii="Consolas" w:eastAsia="Times New Roman" w:hAnsi="Consolas" w:cs="Times New Roman"/>
@@ -24095,6 +25726,7 @@
         </w:rPr>
         <w:t xml:space="preserve">            </w:t>
       </w:r>
+      <w:proofErr w:type="gramStart"/>
       <w:r>
         <w:rPr>
           <w:rFonts w:ascii="Consolas" w:eastAsia="Times New Roman" w:hAnsi="Consolas" w:cs="Times New Roman"/>
@@ -24104,6 +25736,7 @@
         </w:rPr>
         <w:t>foreach</w:t>
       </w:r>
+      <w:proofErr w:type="gramEnd"/>
       <w:r>
         <w:rPr>
           <w:rFonts w:ascii="Consolas" w:eastAsia="Times New Roman" w:hAnsi="Consolas" w:cs="Times New Roman"/>
@@ -24227,6 +25860,7 @@
         </w:rPr>
         <w:t xml:space="preserve">                </w:t>
       </w:r>
+      <w:proofErr w:type="gramStart"/>
       <w:r>
         <w:rPr>
           <w:rFonts w:ascii="Consolas" w:eastAsia="Times New Roman" w:hAnsi="Consolas" w:cs="Times New Roman"/>
@@ -24236,6 +25870,7 @@
         </w:rPr>
         <w:t>int</w:t>
       </w:r>
+      <w:proofErr w:type="gramEnd"/>
       <w:r>
         <w:rPr>
           <w:rFonts w:ascii="Consolas" w:eastAsia="Times New Roman" w:hAnsi="Consolas" w:cs="Times New Roman"/>
@@ -24428,6 +26063,7 @@
         </w:rPr>
         <w:t xml:space="preserve">                </w:t>
       </w:r>
+      <w:proofErr w:type="gramStart"/>
       <w:r>
         <w:rPr>
           <w:rFonts w:ascii="Consolas" w:eastAsia="Times New Roman" w:hAnsi="Consolas" w:cs="Times New Roman"/>
@@ -24437,6 +26073,7 @@
         </w:rPr>
         <w:t>int</w:t>
       </w:r>
+      <w:proofErr w:type="gramEnd"/>
       <w:r>
         <w:rPr>
           <w:rFonts w:ascii="Consolas" w:eastAsia="Times New Roman" w:hAnsi="Consolas" w:cs="Times New Roman"/>
@@ -24641,6 +26278,7 @@
         </w:rPr>
         <w:t xml:space="preserve">                </w:t>
       </w:r>
+      <w:proofErr w:type="gramStart"/>
       <w:r>
         <w:rPr>
           <w:rFonts w:ascii="Consolas" w:eastAsia="Times New Roman" w:hAnsi="Consolas" w:cs="Times New Roman"/>
@@ -24650,6 +26288,7 @@
         </w:rPr>
         <w:t>for</w:t>
       </w:r>
+      <w:proofErr w:type="gramEnd"/>
       <w:r>
         <w:rPr>
           <w:rFonts w:ascii="Consolas" w:eastAsia="Times New Roman" w:hAnsi="Consolas" w:cs="Times New Roman"/>
@@ -24863,6 +26502,7 @@
         </w:rPr>
         <w:t xml:space="preserve">                    </w:t>
       </w:r>
+      <w:proofErr w:type="gramStart"/>
       <w:r>
         <w:rPr>
           <w:rFonts w:ascii="Consolas" w:eastAsia="Times New Roman" w:hAnsi="Consolas" w:cs="Times New Roman"/>
@@ -24872,6 +26512,7 @@
         </w:rPr>
         <w:t>for</w:t>
       </w:r>
+      <w:proofErr w:type="gramEnd"/>
       <w:r>
         <w:rPr>
           <w:rFonts w:ascii="Consolas" w:eastAsia="Times New Roman" w:hAnsi="Consolas" w:cs="Times New Roman"/>
@@ -25086,6 +26727,7 @@
         <w:lastRenderedPageBreak/>
         <w:t xml:space="preserve">                        </w:t>
       </w:r>
+      <w:proofErr w:type="gramStart"/>
       <w:r>
         <w:rPr>
           <w:rFonts w:ascii="Consolas" w:eastAsia="Times New Roman" w:hAnsi="Consolas" w:cs="Times New Roman"/>
@@ -25095,6 +26737,7 @@
         </w:rPr>
         <w:t>int</w:t>
       </w:r>
+      <w:proofErr w:type="gramEnd"/>
       <w:r>
         <w:rPr>
           <w:rFonts w:ascii="Consolas" w:eastAsia="Times New Roman" w:hAnsi="Consolas" w:cs="Times New Roman"/>
@@ -25215,6 +26858,7 @@
         </w:rPr>
         <w:t xml:space="preserve">                        </w:t>
       </w:r>
+      <w:proofErr w:type="gramStart"/>
       <w:r>
         <w:rPr>
           <w:rFonts w:ascii="Consolas" w:eastAsia="Times New Roman" w:hAnsi="Consolas" w:cs="Times New Roman"/>
@@ -25224,6 +26868,7 @@
         </w:rPr>
         <w:t>int</w:t>
       </w:r>
+      <w:proofErr w:type="gramEnd"/>
       <w:r>
         <w:rPr>
           <w:rFonts w:ascii="Consolas" w:eastAsia="Times New Roman" w:hAnsi="Consolas" w:cs="Times New Roman"/>
@@ -25344,6 +26989,7 @@
         </w:rPr>
         <w:t xml:space="preserve">                        </w:t>
       </w:r>
+      <w:proofErr w:type="gramStart"/>
       <w:r>
         <w:rPr>
           <w:rFonts w:ascii="Consolas" w:eastAsia="Times New Roman" w:hAnsi="Consolas" w:cs="Times New Roman"/>
@@ -25353,6 +26999,7 @@
         </w:rPr>
         <w:t>if</w:t>
       </w:r>
+      <w:proofErr w:type="gramEnd"/>
       <w:r>
         <w:rPr>
           <w:rFonts w:ascii="Consolas" w:eastAsia="Times New Roman" w:hAnsi="Consolas" w:cs="Times New Roman"/>
@@ -25674,6 +27321,7 @@
         </w:rPr>
         <w:t xml:space="preserve">                            </w:t>
       </w:r>
+      <w:proofErr w:type="gramStart"/>
       <w:r>
         <w:rPr>
           <w:rFonts w:ascii="Consolas" w:eastAsia="Times New Roman" w:hAnsi="Consolas" w:cs="Times New Roman"/>
@@ -25683,6 +27331,7 @@
         </w:rPr>
         <w:t>int</w:t>
       </w:r>
+      <w:proofErr w:type="gramEnd"/>
       <w:r>
         <w:rPr>
           <w:rFonts w:ascii="Consolas" w:eastAsia="Times New Roman" w:hAnsi="Consolas" w:cs="Times New Roman"/>
@@ -25875,6 +27524,7 @@
         </w:rPr>
         <w:t xml:space="preserve">                            </w:t>
       </w:r>
+      <w:proofErr w:type="gramStart"/>
       <w:r>
         <w:rPr>
           <w:rFonts w:ascii="Consolas" w:eastAsia="Times New Roman" w:hAnsi="Consolas" w:cs="Times New Roman"/>
@@ -25884,6 +27534,7 @@
         </w:rPr>
         <w:t>if</w:t>
       </w:r>
+      <w:proofErr w:type="gramEnd"/>
       <w:r>
         <w:rPr>
           <w:rFonts w:ascii="Consolas" w:eastAsia="Times New Roman" w:hAnsi="Consolas" w:cs="Times New Roman"/>
@@ -26070,6 +27721,7 @@
         </w:rPr>
         <w:t xml:space="preserve">                                </w:t>
       </w:r>
+      <w:proofErr w:type="gramStart"/>
       <w:r>
         <w:rPr>
           <w:rFonts w:ascii="Consolas" w:eastAsia="Times New Roman" w:hAnsi="Consolas" w:cs="Times New Roman"/>
@@ -26079,6 +27731,7 @@
         </w:rPr>
         <w:t>return</w:t>
       </w:r>
+      <w:proofErr w:type="gramEnd"/>
       <w:r>
         <w:rPr>
           <w:rFonts w:ascii="Consolas" w:eastAsia="Times New Roman" w:hAnsi="Consolas" w:cs="Times New Roman"/>
@@ -26232,6 +27885,7 @@
         </w:rPr>
         <w:t xml:space="preserve">            </w:t>
       </w:r>
+      <w:proofErr w:type="gramStart"/>
       <w:r>
         <w:rPr>
           <w:rFonts w:ascii="Consolas" w:eastAsia="Times New Roman" w:hAnsi="Consolas" w:cs="Times New Roman"/>
@@ -26241,6 +27895,7 @@
         </w:rPr>
         <w:t>return</w:t>
       </w:r>
+      <w:proofErr w:type="gramEnd"/>
       <w:r>
         <w:rPr>
           <w:rFonts w:ascii="Consolas" w:eastAsia="Times New Roman" w:hAnsi="Consolas" w:cs="Times New Roman"/>
@@ -26313,7 +27968,18 @@
           <w:szCs w:val="20"/>
           <w:lang w:val="sr-Cyrl-RS"/>
         </w:rPr>
-        <w:t>Листинг 4.3. Валидација постављања подморница при иницијализацији табле</w:t>
+        <w:t>Листинг 5</w:t>
+      </w:r>
+      <w:r>
+        <w:rPr>
+          <w:rFonts w:ascii="Aptos" w:eastAsia="Times New Roman" w:hAnsi="Aptos" w:cs="Times New Roman"/>
+          <w:i/>
+          <w:color w:val="202020"/>
+          <w:sz w:val="18"/>
+          <w:szCs w:val="20"/>
+          <w:lang w:val="sr-Cyrl-RS"/>
+        </w:rPr>
+        <w:t>.3. Валидација постављања подморница при иницијализацији табле</w:t>
       </w:r>
     </w:p>
     <w:p>
@@ -26352,14 +28018,18 @@
     <w:p>
       <w:pPr>
         <w:pStyle w:val="11heading"/>
-        <w:rPr>
-          <w:lang w:val="sr-Cyrl-RS"/>
-        </w:rPr>
-      </w:pPr>
-      <w:bookmarkStart w:id="31" w:name="_Toc230707899"/>
-      <w:bookmarkStart w:id="32" w:name="_Toc238456213"/>
-      <w:r>
-        <w:t>4.6</w:t>
+        <w:spacing w:line="360" w:lineRule="auto"/>
+        <w:rPr>
+          <w:lang w:val="sr-Cyrl-RS"/>
+        </w:rPr>
+      </w:pPr>
+      <w:bookmarkStart w:id="34" w:name="_Toc230707899"/>
+      <w:bookmarkStart w:id="35" w:name="_Toc238637886"/>
+      <w:r>
+        <w:t>5</w:t>
+      </w:r>
+      <w:r>
+        <w:t>.6</w:t>
       </w:r>
       <w:r>
         <w:t xml:space="preserve"> </w:t>
@@ -26370,23 +28040,16 @@
         </w:rPr>
         <w:t>Логика играња потеза</w:t>
       </w:r>
-      <w:bookmarkEnd w:id="31"/>
-      <w:bookmarkEnd w:id="32"/>
-    </w:p>
-    <w:p>
-      <w:pPr>
-        <w:rPr>
-          <w:rFonts w:ascii="Aptos" w:hAnsi="Aptos"/>
-          <w:lang w:val="sr-Cyrl-RS"/>
-        </w:rPr>
-      </w:pPr>
-      <w:r>
-        <w:rPr>
-          <w:rFonts w:ascii="Aptos" w:hAnsi="Aptos"/>
-          <w:lang w:val="sr-Cyrl-RS"/>
-        </w:rPr>
-        <w:br/>
-      </w:r>
+      <w:bookmarkEnd w:id="34"/>
+      <w:bookmarkEnd w:id="35"/>
+    </w:p>
+    <w:p>
+      <w:pPr>
+        <w:rPr>
+          <w:rFonts w:ascii="Aptos" w:hAnsi="Aptos"/>
+          <w:lang w:val="sr-Cyrl-RS"/>
+        </w:rPr>
+      </w:pPr>
       <w:r>
         <w:rPr>
           <w:rFonts w:ascii="Aptos" w:hAnsi="Aptos"/>
@@ -26614,17 +28277,24 @@
     <w:p>
       <w:pPr>
         <w:pStyle w:val="11heading"/>
-        <w:rPr>
-          <w:lang w:val="sr-Cyrl-RS"/>
-        </w:rPr>
-      </w:pPr>
-      <w:bookmarkStart w:id="33" w:name="_Toc230707900"/>
-      <w:bookmarkStart w:id="34" w:name="_Toc238456214"/>
-      <w:r>
-        <w:rPr>
-          <w:lang w:val="sr-Cyrl-RS"/>
-        </w:rPr>
-        <w:t>4.7</w:t>
+        <w:spacing w:line="360" w:lineRule="auto"/>
+        <w:rPr>
+          <w:lang w:val="sr-Cyrl-RS"/>
+        </w:rPr>
+      </w:pPr>
+      <w:bookmarkStart w:id="36" w:name="_Toc230707900"/>
+      <w:bookmarkStart w:id="37" w:name="_Toc238637887"/>
+      <w:r>
+        <w:rPr>
+          <w:lang w:val="sr-Cyrl-RS"/>
+        </w:rPr>
+        <w:t>5</w:t>
+      </w:r>
+      <w:r>
+        <w:rPr>
+          <w:lang w:val="sr-Cyrl-RS"/>
+        </w:rPr>
+        <w:t>.7</w:t>
       </w:r>
       <w:r>
         <w:rPr>
@@ -26638,8 +28308,8 @@
         </w:rPr>
         <w:t>Специјални супер потез (9 поља одједном)</w:t>
       </w:r>
-      <w:bookmarkEnd w:id="33"/>
-      <w:bookmarkEnd w:id="34"/>
+      <w:bookmarkEnd w:id="36"/>
+      <w:bookmarkEnd w:id="37"/>
     </w:p>
     <w:p>
       <w:pPr>
@@ -26654,14 +28324,21 @@
           <w:rFonts w:ascii="Aptos" w:hAnsi="Aptos"/>
           <w:lang w:val="sr-Cyrl-RS"/>
         </w:rPr>
-        <w:br/>
-      </w:r>
-      <w:r>
-        <w:rPr>
-          <w:rFonts w:ascii="Aptos" w:hAnsi="Aptos"/>
-          <w:lang w:val="sr-Cyrl-RS"/>
-        </w:rPr>
-        <w:t>Као напредна функционалност пројекта, имплементирана је механика "Супер-потеза" која драстично мења тактички ток игре. Сваки играч поседује могућност да само једном у току партије изврши масивни удар који обухвата површину од 9 поља одједном (матрица 3x3 око циљане тачке).</w:t>
+        <w:t xml:space="preserve">Као напредна функционалност пројекта, имплементирана је </w:t>
+      </w:r>
+      <w:r>
+        <w:rPr>
+          <w:rFonts w:ascii="Aptos" w:hAnsi="Aptos"/>
+          <w:lang w:val="sr-Cyrl-RS"/>
+        </w:rPr>
+        <w:t>опција</w:t>
+      </w:r>
+      <w:r>
+        <w:rPr>
+          <w:rFonts w:ascii="Aptos" w:hAnsi="Aptos"/>
+          <w:lang w:val="sr-Cyrl-RS"/>
+        </w:rPr>
+        <w:t xml:space="preserve"> "Супер-потеза" која драстично мења тактички ток игре. Сваки играч поседује могућност да само једном у току партије изврши масивни удар који обухвата површину од 9 поља одједном (матрица 3x3 око циљане тачке).</w:t>
       </w:r>
     </w:p>
     <w:p>
@@ -26690,7 +28367,13 @@
           <w:rFonts w:ascii="Aptos" w:hAnsi="Aptos"/>
           <w:lang w:val="sr-Cyrl-RS"/>
         </w:rPr>
-        <w:t>Слика 4</w:t>
+        <w:t xml:space="preserve">Слика </w:t>
+      </w:r>
+      <w:r>
+        <w:rPr>
+          <w:rFonts w:ascii="Aptos" w:hAnsi="Aptos"/>
+        </w:rPr>
+        <w:t>5</w:t>
       </w:r>
       <w:r>
         <w:rPr>
@@ -26729,8 +28412,8 @@
           <w:noProof/>
         </w:rPr>
         <w:drawing>
-          <wp:inline distT="0" distB="0" distL="0" distR="0" wp14:anchorId="449D317D" wp14:editId="2F9958E3">
-            <wp:extent cx="2190682" cy="2743200"/>
+          <wp:inline distT="0" distB="0" distL="0" distR="0" wp14:anchorId="449D317D" wp14:editId="7325D059">
+            <wp:extent cx="2494943" cy="3124200"/>
             <wp:effectExtent l="0" t="0" r="635" b="0"/>
             <wp:docPr id="13" name="Picture 13"/>
             <wp:cNvGraphicFramePr>
@@ -26751,7 +28434,7 @@
                   <pic:spPr bwMode="auto">
                     <a:xfrm>
                       <a:off x="0" y="0"/>
-                      <a:ext cx="2227422" cy="2789206"/>
+                      <a:ext cx="2551530" cy="3195059"/>
                     </a:xfrm>
                     <a:prstGeom prst="rect">
                       <a:avLst/>
@@ -26785,7 +28468,16 @@
           <w:sz w:val="18"/>
           <w:lang w:val="sr-Cyrl-RS"/>
         </w:rPr>
-        <w:t xml:space="preserve">Слика 4.2. </w:t>
+        <w:t>Слика 5</w:t>
+      </w:r>
+      <w:r>
+        <w:rPr>
+          <w:rFonts w:ascii="Aptos" w:hAnsi="Aptos"/>
+          <w:i/>
+          <w:sz w:val="18"/>
+          <w:lang w:val="sr-Cyrl-RS"/>
+        </w:rPr>
+        <w:t xml:space="preserve">.2. </w:t>
       </w:r>
       <w:r>
         <w:rPr>
@@ -26846,10 +28538,13 @@
       <w:pPr>
         <w:pStyle w:val="11heading"/>
       </w:pPr>
-      <w:bookmarkStart w:id="35" w:name="_Toc230707901"/>
-      <w:bookmarkStart w:id="36" w:name="_Toc238456215"/>
-      <w:r>
-        <w:t>4.8</w:t>
+      <w:bookmarkStart w:id="38" w:name="_Toc230707901"/>
+      <w:bookmarkStart w:id="39" w:name="_Toc238637888"/>
+      <w:r>
+        <w:t>5</w:t>
+      </w:r>
+      <w:r>
+        <w:t>.8</w:t>
       </w:r>
       <w:r>
         <w:t xml:space="preserve"> </w:t>
@@ -26866,8 +28561,8 @@
       <w:r>
         <w:t xml:space="preserve"> преузимање контроле</w:t>
       </w:r>
-      <w:bookmarkEnd w:id="35"/>
-      <w:bookmarkEnd w:id="36"/>
+      <w:bookmarkEnd w:id="38"/>
+      <w:bookmarkEnd w:id="39"/>
     </w:p>
     <w:p>
       <w:pPr>
@@ -26920,11 +28615,27 @@
         </w:rPr>
         <w:fldChar w:fldCharType="separate"/>
       </w:r>
+      <w:hyperlink w:anchor="ref12" w:history="1">
+        <w:r>
+          <w:rPr>
+            <w:rStyle w:val="Hyperlink"/>
+            <w:rFonts w:ascii="Times New Roman" w:hAnsi="Times New Roman" w:cs="Times New Roman"/>
+          </w:rPr>
+          <w:t>[12</w:t>
+        </w:r>
+        <w:r>
+          <w:rPr>
+            <w:rStyle w:val="Hyperlink"/>
+            <w:rFonts w:ascii="Times New Roman" w:hAnsi="Times New Roman" w:cs="Times New Roman"/>
+          </w:rPr>
+          <w:t>]</w:t>
+        </w:r>
+      </w:hyperlink>
       <w:r>
         <w:rPr>
           <w:rFonts w:ascii="Times New Roman" w:hAnsi="Times New Roman" w:cs="Times New Roman"/>
         </w:rPr>
-        <w:t xml:space="preserve">[8] </w:t>
+        <w:t xml:space="preserve"> </w:t>
       </w:r>
       <w:r>
         <w:rPr>
@@ -26969,6 +28680,7 @@
           <w:b/>
           <w:lang w:val="sr-Cyrl-RS"/>
         </w:rPr>
+        <w:lastRenderedPageBreak/>
         <w:t>Алгоритам реакције на истек времена</w:t>
       </w:r>
       <w:r>
@@ -26998,7 +28710,6 @@
           <w:rFonts w:ascii="Aptos" w:hAnsi="Aptos"/>
           <w:lang w:val="sr-Cyrl-RS"/>
         </w:rPr>
-        <w:lastRenderedPageBreak/>
         <w:t>Први прекршај тајмера: Уколико вредност тајмера достигне нулу пре него што је активирани клијент послао потез, сервер зауставља одбројавање и инкрементира вредност botTimeoutCount у профилу тог играча. Сервер тада преузима извршну контролу и преусмерава је на класу BotHelper</w:t>
       </w:r>
       <w:r>
@@ -27020,7 +28731,14 @@
           <w:rFonts w:ascii="Aptos" w:hAnsi="Aptos"/>
           <w:lang w:val="sr-Cyrl-RS"/>
         </w:rPr>
-        <w:t>гов потез аутоматизован (Слика 4.3.</w:t>
+        <w:t>гов потез аутоматизован (Слика 5</w:t>
+      </w:r>
+      <w:r>
+        <w:rPr>
+          <w:rFonts w:ascii="Aptos" w:hAnsi="Aptos"/>
+          <w:lang w:val="sr-Cyrl-RS"/>
+        </w:rPr>
+        <w:t>.3.</w:t>
       </w:r>
       <w:r>
         <w:rPr>
@@ -27114,7 +28832,16 @@
           <w:sz w:val="18"/>
           <w:lang w:val="sr-Cyrl-RS"/>
         </w:rPr>
-        <w:t>а 4.3.</w:t>
+        <w:t>а 5</w:t>
+      </w:r>
+      <w:r>
+        <w:rPr>
+          <w:rFonts w:ascii="Aptos" w:hAnsi="Aptos"/>
+          <w:i/>
+          <w:sz w:val="18"/>
+          <w:lang w:val="sr-Cyrl-RS"/>
+        </w:rPr>
+        <w:t>.3.</w:t>
       </w:r>
       <w:r>
         <w:rPr>
@@ -27159,7 +28886,14 @@
           <w:rFonts w:ascii="Aptos" w:hAnsi="Aptos"/>
           <w:lang w:val="sr-Cyrl-RS"/>
         </w:rPr>
-        <w:t>игра аутоматски потез (Слика 4.4.</w:t>
+        <w:t>игра аутоматски потез (Слика 5</w:t>
+      </w:r>
+      <w:r>
+        <w:rPr>
+          <w:rFonts w:ascii="Aptos" w:hAnsi="Aptos"/>
+          <w:lang w:val="sr-Cyrl-RS"/>
+        </w:rPr>
+        <w:t>.4.</w:t>
       </w:r>
       <w:r>
         <w:rPr>
@@ -27245,7 +28979,24 @@
           <w:sz w:val="18"/>
           <w:lang w:val="sr-Cyrl-RS"/>
         </w:rPr>
-        <w:t xml:space="preserve">Слика 4.4. </w:t>
+        <w:t xml:space="preserve">Слика </w:t>
+      </w:r>
+      <w:r>
+        <w:rPr>
+          <w:rFonts w:ascii="Aptos" w:hAnsi="Aptos"/>
+          <w:i/>
+          <w:sz w:val="18"/>
+        </w:rPr>
+        <w:t>5</w:t>
+      </w:r>
+      <w:r>
+        <w:rPr>
+          <w:rFonts w:ascii="Aptos" w:hAnsi="Aptos"/>
+          <w:i/>
+          <w:sz w:val="18"/>
+          <w:lang w:val="sr-Cyrl-RS"/>
+        </w:rPr>
+        <w:t xml:space="preserve">.4. </w:t>
       </w:r>
       <w:r>
         <w:rPr>
@@ -27304,7 +29055,14 @@
           <w:rFonts w:ascii="Aptos" w:hAnsi="Aptos"/>
           <w:lang w:val="sr-Cyrl-RS"/>
         </w:rPr>
-        <w:t>Слика 4.5.</w:t>
+        <w:t>Слика 5</w:t>
+      </w:r>
+      <w:r>
+        <w:rPr>
+          <w:rFonts w:ascii="Aptos" w:hAnsi="Aptos"/>
+          <w:lang w:val="sr-Cyrl-RS"/>
+        </w:rPr>
+        <w:t>.5.</w:t>
       </w:r>
       <w:r>
         <w:rPr>
@@ -27381,7 +29139,7 @@
           <w:sz w:val="18"/>
           <w:lang w:val="sr-Cyrl-RS"/>
         </w:rPr>
-        <w:t>Слика 4.5</w:t>
+        <w:t>Слика 5</w:t>
       </w:r>
       <w:r>
         <w:rPr>
@@ -27390,6 +29148,15 @@
           <w:sz w:val="18"/>
           <w:lang w:val="sr-Cyrl-RS"/>
         </w:rPr>
+        <w:t>.5</w:t>
+      </w:r>
+      <w:r>
+        <w:rPr>
+          <w:rFonts w:ascii="Aptos" w:hAnsi="Aptos"/>
+          <w:i/>
+          <w:sz w:val="18"/>
+          <w:lang w:val="sr-Cyrl-RS"/>
+        </w:rPr>
         <w:t>. Трећи прекршај тајмера - елиминација</w:t>
       </w:r>
     </w:p>
@@ -27406,7 +29173,7 @@
           <w:rFonts w:ascii="Aptos" w:hAnsi="Aptos"/>
           <w:lang w:val="sr-Cyrl-RS"/>
         </w:rPr>
-        <w:t xml:space="preserve">Поред временских казни, систем строго прати и казне за узастопне промашаје: уколико играч оствари вредност brojPromasaja == MaxUzastopnihGresaka кроз неуспешна редовна гађања, систем га такође аутоматски проглашава пораженим, чиме се игра динамички убрзава и чисти. Партија се завршава када на табли остане само један играч </w:t>
+        <w:t xml:space="preserve">Поред временских казни, систем строго прати и казне за узастопне промашаје: уколико играч оствари вредност brojPromasaja == MaxUzastopnihGresaka кроз неуспешна редовна гађања, систем га такође аутоматски проглашава пораженим, чиме се игра </w:t>
       </w:r>
       <w:r>
         <w:rPr>
@@ -27414,7 +29181,7 @@
           <w:lang w:val="sr-Cyrl-RS"/>
         </w:rPr>
         <w:lastRenderedPageBreak/>
-        <w:t>чији флег izgubio има вредност false, након чега се свима шаље пакет TipPoruk</w:t>
+        <w:t>динамички убрзава и чисти. Партија се завршава када на табли остане само један играч чији флег izgubio има вредност false, након чега се свима шаље пакет TipPoruk</w:t>
       </w:r>
       <w:r>
         <w:rPr>
@@ -27427,13 +29194,17 @@
     <w:p>
       <w:pPr>
         <w:pStyle w:val="11heading"/>
-        <w:rPr>
-          <w:lang w:val="sr-Cyrl-RS"/>
-        </w:rPr>
-      </w:pPr>
-      <w:bookmarkStart w:id="37" w:name="_Toc238456216"/>
-      <w:r>
-        <w:t>4.</w:t>
+        <w:spacing w:line="360" w:lineRule="auto"/>
+        <w:rPr>
+          <w:lang w:val="sr-Cyrl-RS"/>
+        </w:rPr>
+      </w:pPr>
+      <w:bookmarkStart w:id="40" w:name="_Toc238637889"/>
+      <w:r>
+        <w:t>5</w:t>
+      </w:r>
+      <w:r>
+        <w:t>.</w:t>
       </w:r>
       <w:r>
         <w:rPr>
@@ -27450,7 +29221,7 @@
         </w:rPr>
         <w:t>Бележење тока игре у документ</w:t>
       </w:r>
-      <w:bookmarkEnd w:id="37"/>
+      <w:bookmarkEnd w:id="40"/>
     </w:p>
     <w:p>
       <w:pPr>
@@ -27464,7 +29235,6 @@
         <w:rPr>
           <w:lang w:val="sr-Cyrl-RS"/>
         </w:rPr>
-        <w:br/>
         <w:t xml:space="preserve">При свакој кључној извршеној операцији позива се </w:t>
       </w:r>
       <w:r>
@@ -27477,7 +29247,19 @@
         <w:rPr>
           <w:lang w:val="sr-Cyrl-RS"/>
         </w:rPr>
-        <w:t>који те акције бележи у посебан документ за сваку партију (Слика 4.6.)</w:t>
+        <w:t>који те акције бележи у посебан до</w:t>
+      </w:r>
+      <w:r>
+        <w:rPr>
+          <w:lang w:val="sr-Cyrl-RS"/>
+        </w:rPr>
+        <w:t>кумент за сваку партију (Слика 5</w:t>
+      </w:r>
+      <w:r>
+        <w:rPr>
+          <w:lang w:val="sr-Cyrl-RS"/>
+        </w:rPr>
+        <w:t>.6.)</w:t>
       </w:r>
     </w:p>
     <w:p>
@@ -27504,9 +29286,9 @@
           <w:lang w:val="en-US" w:eastAsia="en-US"/>
         </w:rPr>
         <w:drawing>
-          <wp:inline distT="0" distB="0" distL="0" distR="0" wp14:anchorId="7D3C7126" wp14:editId="19E8E99F">
-            <wp:extent cx="4823140" cy="4747260"/>
-            <wp:effectExtent l="0" t="0" r="0" b="0"/>
+          <wp:inline distT="0" distB="0" distL="0" distR="0" wp14:anchorId="7D3C7126" wp14:editId="096ABFBC">
+            <wp:extent cx="5194745" cy="5113020"/>
+            <wp:effectExtent l="0" t="0" r="6350" b="0"/>
             <wp:docPr id="19" name="Picture 19"/>
             <wp:cNvGraphicFramePr>
               <a:graphicFrameLocks xmlns:a="http://schemas.openxmlformats.org/drawingml/2006/main" noChangeAspect="1"/>
@@ -27527,7 +29309,7 @@
                   <pic:spPr>
                     <a:xfrm>
                       <a:off x="0" y="0"/>
-                      <a:ext cx="4875678" cy="4798972"/>
+                      <a:ext cx="5260477" cy="5177718"/>
                     </a:xfrm>
                     <a:prstGeom prst="rect">
                       <a:avLst/>
@@ -27557,7 +29339,15 @@
           <w:sz w:val="18"/>
           <w:lang w:val="sr-Cyrl-RS"/>
         </w:rPr>
-        <w:t>Слика 4.6. Пример једне партије забележене у документ</w:t>
+        <w:t>Слика 5</w:t>
+      </w:r>
+      <w:r>
+        <w:rPr>
+          <w:i/>
+          <w:sz w:val="18"/>
+          <w:lang w:val="sr-Cyrl-RS"/>
+        </w:rPr>
+        <w:t>.6. Пример једне партије забележене у документ</w:t>
       </w:r>
     </w:p>
     <w:p>
@@ -27578,14 +29368,14 @@
     <w:p>
       <w:pPr>
         <w:pStyle w:val="Heading1"/>
-        <w:spacing w:after="0"/>
+        <w:spacing w:after="0" w:line="360" w:lineRule="auto"/>
         <w:rPr>
           <w:rFonts w:ascii="Aptos" w:hAnsi="Aptos"/>
           <w:sz w:val="40"/>
           <w:szCs w:val="24"/>
         </w:rPr>
       </w:pPr>
-      <w:bookmarkStart w:id="38" w:name="_Toc238456217"/>
+      <w:bookmarkStart w:id="41" w:name="_Toc238637890"/>
       <w:r>
         <w:rPr>
           <w:rFonts w:ascii="Aptos" w:hAnsi="Aptos"/>
@@ -27614,21 +29404,22 @@
         </w:rPr>
         <w:t>решења</w:t>
       </w:r>
-      <w:bookmarkEnd w:id="38"/>
+      <w:bookmarkEnd w:id="41"/>
     </w:p>
     <w:p>
       <w:pPr>
         <w:pStyle w:val="11heading"/>
-        <w:rPr>
-          <w:lang w:val="sr-Cyrl-RS"/>
-        </w:rPr>
-      </w:pPr>
-      <w:bookmarkStart w:id="39" w:name="_Toc238456218"/>
-      <w:r>
-        <w:rPr>
-          <w:lang w:val="sr-Cyrl-RS"/>
-        </w:rPr>
-        <w:t>5</w:t>
+        <w:spacing w:line="360" w:lineRule="auto"/>
+        <w:rPr>
+          <w:lang w:val="sr-Cyrl-RS"/>
+        </w:rPr>
+      </w:pPr>
+      <w:bookmarkStart w:id="42" w:name="_Toc238637891"/>
+      <w:r>
+        <w:rPr>
+          <w:lang w:val="sr-Cyrl-RS"/>
+        </w:rPr>
+        <w:t>6</w:t>
       </w:r>
       <w:r>
         <w:t xml:space="preserve">.1 </w:t>
@@ -27639,7 +29430,7 @@
         </w:rPr>
         <w:t>Покретање и повезивање</w:t>
       </w:r>
-      <w:bookmarkEnd w:id="39"/>
+      <w:bookmarkEnd w:id="42"/>
     </w:p>
     <w:p>
       <w:pPr>
@@ -27679,7 +29470,10 @@
         <w:t>LoginWindow</w:t>
       </w:r>
       <w:r>
-        <w:t xml:space="preserve"> (Слика 5.1</w:t>
+        <w:t xml:space="preserve"> (Слика 6</w:t>
+      </w:r>
+      <w:r>
+        <w:t>.1</w:t>
       </w:r>
       <w:r>
         <w:t>.</w:t>
@@ -27888,7 +29682,16 @@
           <w:sz w:val="18"/>
           <w:lang w:val="sr-Cyrl-RS"/>
         </w:rPr>
-        <w:t>Слика 5.1. Интерфејс за пријаву корисника</w:t>
+        <w:t>Слика 6</w:t>
+      </w:r>
+      <w:r>
+        <w:rPr>
+          <w:i/>
+          <w:noProof/>
+          <w:sz w:val="18"/>
+          <w:lang w:val="sr-Cyrl-RS"/>
+        </w:rPr>
+        <w:t>.1. Интерфејс за пријаву корисника</w:t>
       </w:r>
     </w:p>
     <w:p>
@@ -27906,8 +29709,8 @@
           <w:lang w:val="en-US" w:eastAsia="en-US"/>
         </w:rPr>
         <w:drawing>
-          <wp:inline distT="0" distB="0" distL="0" distR="0" wp14:anchorId="08857FCC" wp14:editId="5244943B">
-            <wp:extent cx="3185160" cy="1090535"/>
+          <wp:inline distT="0" distB="0" distL="0" distR="0" wp14:anchorId="08857FCC" wp14:editId="6E9DED32">
+            <wp:extent cx="2916382" cy="998511"/>
             <wp:effectExtent l="0" t="0" r="0" b="0"/>
             <wp:docPr id="10" name="Picture 10"/>
             <wp:cNvGraphicFramePr>
@@ -27929,7 +29732,7 @@
                   <pic:spPr>
                     <a:xfrm>
                       <a:off x="0" y="0"/>
-                      <a:ext cx="3231849" cy="1106521"/>
+                      <a:ext cx="2990879" cy="1024017"/>
                     </a:xfrm>
                     <a:prstGeom prst="rect">
                       <a:avLst/>
@@ -27969,16 +29772,16 @@
           <w:sz w:val="18"/>
           <w:lang w:val="sr-Cyrl-RS"/>
         </w:rPr>
-        <w:t>лика 5.2</w:t>
+        <w:t xml:space="preserve">лика </w:t>
       </w:r>
       <w:r>
         <w:rPr>
           <w:i/>
           <w:noProof/>
           <w:sz w:val="18"/>
-          <w:lang w:val="sr-Cyrl-RS"/>
-        </w:rPr>
-        <w:t xml:space="preserve">. </w:t>
+          <w:lang w:val="en-US"/>
+        </w:rPr>
+        <w:t>6</w:t>
       </w:r>
       <w:r>
         <w:rPr>
@@ -27987,7 +29790,7 @@
           <w:sz w:val="18"/>
           <w:lang w:val="sr-Cyrl-RS"/>
         </w:rPr>
-        <w:t>Почетно стање сервера</w:t>
+        <w:t>.2</w:t>
       </w:r>
       <w:r>
         <w:rPr>
@@ -27996,6 +29799,24 @@
           <w:sz w:val="18"/>
           <w:lang w:val="sr-Cyrl-RS"/>
         </w:rPr>
+        <w:t xml:space="preserve">. </w:t>
+      </w:r>
+      <w:r>
+        <w:rPr>
+          <w:i/>
+          <w:noProof/>
+          <w:sz w:val="18"/>
+          <w:lang w:val="sr-Cyrl-RS"/>
+        </w:rPr>
+        <w:t>Почетно стање сервера</w:t>
+      </w:r>
+      <w:r>
+        <w:rPr>
+          <w:i/>
+          <w:noProof/>
+          <w:sz w:val="18"/>
+          <w:lang w:val="sr-Cyrl-RS"/>
+        </w:rPr>
         <w:t xml:space="preserve"> </w:t>
       </w:r>
     </w:p>
@@ -28041,7 +29862,13 @@
         <w:rPr>
           <w:lang w:val="sr-Cyrl-RS"/>
         </w:rPr>
-        <w:t xml:space="preserve"> (Слика 5.4.)</w:t>
+        <w:t xml:space="preserve"> (Слика 6</w:t>
+      </w:r>
+      <w:r>
+        <w:rPr>
+          <w:lang w:val="sr-Cyrl-RS"/>
+        </w:rPr>
+        <w:t>.4.)</w:t>
       </w:r>
       <w:r>
         <w:rPr>
@@ -28053,7 +29880,13 @@
         <w:rPr>
           <w:lang w:val="sr-Cyrl-RS"/>
         </w:rPr>
-        <w:t xml:space="preserve"> (Слика 5.3.)</w:t>
+        <w:t xml:space="preserve"> (Слика 6</w:t>
+      </w:r>
+      <w:r>
+        <w:rPr>
+          <w:lang w:val="sr-Cyrl-RS"/>
+        </w:rPr>
+        <w:t>.3.)</w:t>
       </w:r>
       <w:r>
         <w:t>. Сва комуникација након почетне UDP пријаве прелази на TCP протокол, чиме се обезбеђује поуздан пренос података о потезима и стању табле током целе партије.</w:t>
@@ -28138,7 +29971,15 @@
           <w:sz w:val="18"/>
           <w:lang w:val="sr-Cyrl-RS"/>
         </w:rPr>
-        <w:t>лика 5.3</w:t>
+        <w:t>лика 6</w:t>
+      </w:r>
+      <w:r>
+        <w:rPr>
+          <w:i/>
+          <w:sz w:val="18"/>
+          <w:lang w:val="sr-Cyrl-RS"/>
+        </w:rPr>
+        <w:t>.3</w:t>
       </w:r>
       <w:r>
         <w:rPr>
@@ -28229,7 +30070,7 @@
           <w:sz w:val="18"/>
           <w:lang w:val="sr-Cyrl-RS"/>
         </w:rPr>
-        <w:t>лика 5.4</w:t>
+        <w:t>лика 6</w:t>
       </w:r>
       <w:r>
         <w:rPr>
@@ -28238,12 +30079,21 @@
           <w:sz w:val="18"/>
           <w:lang w:val="sr-Cyrl-RS"/>
         </w:rPr>
-        <w:t>. Ажурирани интерфејс након успешног повезивања клијената на сервер</w:t>
+        <w:t>.4</w:t>
       </w:r>
       <w:r>
         <w:rPr>
           <w:i/>
           <w:noProof/>
+          <w:sz w:val="18"/>
+          <w:lang w:val="sr-Cyrl-RS"/>
+        </w:rPr>
+        <w:t>. Ажурирани интерфејс након успешног повезивања клијената на сервер</w:t>
+      </w:r>
+      <w:r>
+        <w:rPr>
+          <w:i/>
+          <w:noProof/>
         </w:rPr>
         <w:br/>
       </w:r>
@@ -28251,16 +30101,23 @@
     <w:p>
       <w:pPr>
         <w:pStyle w:val="11heading"/>
-        <w:rPr>
-          <w:lang w:val="sr-Cyrl-RS"/>
-        </w:rPr>
-      </w:pPr>
-      <w:bookmarkStart w:id="40" w:name="_Toc238456219"/>
-      <w:r>
-        <w:rPr>
-          <w:lang w:val="sr-Cyrl-RS"/>
-        </w:rPr>
-        <w:t>5.</w:t>
+        <w:spacing w:line="360" w:lineRule="auto"/>
+        <w:rPr>
+          <w:lang w:val="sr-Cyrl-RS"/>
+        </w:rPr>
+      </w:pPr>
+      <w:bookmarkStart w:id="43" w:name="_Toc238637892"/>
+      <w:r>
+        <w:rPr>
+          <w:lang w:val="sr-Cyrl-RS"/>
+        </w:rPr>
+        <w:t>6</w:t>
+      </w:r>
+      <w:r>
+        <w:rPr>
+          <w:lang w:val="sr-Cyrl-RS"/>
+        </w:rPr>
+        <w:t>.</w:t>
       </w:r>
       <w:r>
         <w:rPr>
@@ -28280,7 +30137,7 @@
         </w:rPr>
         <w:t>Постављање подморница и припрема игре</w:t>
       </w:r>
-      <w:bookmarkEnd w:id="40"/>
+      <w:bookmarkEnd w:id="43"/>
     </w:p>
     <w:p>
       <w:pPr>
@@ -28493,7 +30350,15 @@
           <w:sz w:val="18"/>
           <w:lang w:val="sr-Cyrl-RS"/>
         </w:rPr>
-        <w:t>Слика 5.5.</w:t>
+        <w:t>Слика 6</w:t>
+      </w:r>
+      <w:r>
+        <w:rPr>
+          <w:i/>
+          <w:sz w:val="18"/>
+          <w:lang w:val="sr-Cyrl-RS"/>
+        </w:rPr>
+        <w:t>.5.</w:t>
       </w:r>
       <w:r>
         <w:rPr>
@@ -28580,7 +30445,15 @@
           <w:sz w:val="18"/>
           <w:lang w:val="sr-Cyrl-RS"/>
         </w:rPr>
-        <w:t>Слика 5.6. Приказ прихваћених подморница на серверу</w:t>
+        <w:t>Слика 6</w:t>
+      </w:r>
+      <w:r>
+        <w:rPr>
+          <w:i/>
+          <w:sz w:val="18"/>
+          <w:lang w:val="sr-Cyrl-RS"/>
+        </w:rPr>
+        <w:t>.6. Приказ прихваћених подморница на серверу</w:t>
       </w:r>
     </w:p>
     <w:p>
@@ -28619,16 +30492,23 @@
     <w:p>
       <w:pPr>
         <w:pStyle w:val="111"/>
-        <w:rPr>
-          <w:lang w:val="sr-Cyrl-RS"/>
-        </w:rPr>
-      </w:pPr>
-      <w:bookmarkStart w:id="41" w:name="_Toc238456220"/>
-      <w:r>
-        <w:rPr>
-          <w:lang w:val="sr-Cyrl-RS"/>
-        </w:rPr>
-        <w:t>5.</w:t>
+        <w:spacing w:line="360" w:lineRule="auto"/>
+        <w:rPr>
+          <w:lang w:val="sr-Cyrl-RS"/>
+        </w:rPr>
+      </w:pPr>
+      <w:bookmarkStart w:id="44" w:name="_Toc238637893"/>
+      <w:r>
+        <w:rPr>
+          <w:lang w:val="sr-Cyrl-RS"/>
+        </w:rPr>
+        <w:t>6</w:t>
+      </w:r>
+      <w:r>
+        <w:rPr>
+          <w:lang w:val="sr-Cyrl-RS"/>
+        </w:rPr>
+        <w:t>.</w:t>
       </w:r>
       <w:r>
         <w:rPr>
@@ -28648,7 +30528,7 @@
         </w:rPr>
         <w:t>Ток игре и комуникација</w:t>
       </w:r>
-      <w:bookmarkEnd w:id="41"/>
+      <w:bookmarkEnd w:id="44"/>
     </w:p>
     <w:p>
       <w:pPr>
@@ -28728,7 +30608,19 @@
         <w:rPr>
           <w:lang w:val="sr-Cyrl-RS"/>
         </w:rPr>
-        <w:t>ме се повећава шанса за погодак (Слика 5.7.)</w:t>
+        <w:t>ме се по</w:t>
+      </w:r>
+      <w:r>
+        <w:rPr>
+          <w:lang w:val="sr-Cyrl-RS"/>
+        </w:rPr>
+        <w:t>већава шанса за погодак (Слика 6</w:t>
+      </w:r>
+      <w:r>
+        <w:rPr>
+          <w:lang w:val="sr-Cyrl-RS"/>
+        </w:rPr>
+        <w:t>.7.)</w:t>
       </w:r>
     </w:p>
     <w:p>
@@ -28755,9 +30647,9 @@
           <w:lang w:val="en-US" w:eastAsia="en-US"/>
         </w:rPr>
         <w:drawing>
-          <wp:inline distT="0" distB="0" distL="0" distR="0" wp14:anchorId="472C620F" wp14:editId="76DD511B">
-            <wp:extent cx="5037363" cy="671946"/>
-            <wp:effectExtent l="0" t="0" r="0" b="0"/>
+          <wp:inline distT="0" distB="0" distL="0" distR="0" wp14:anchorId="472C620F" wp14:editId="1A2F9C49">
+            <wp:extent cx="5712467" cy="762000"/>
+            <wp:effectExtent l="0" t="0" r="2540" b="0"/>
             <wp:docPr id="23" name="Picture 23"/>
             <wp:cNvGraphicFramePr>
               <a:graphicFrameLocks xmlns:a="http://schemas.openxmlformats.org/drawingml/2006/main" noChangeAspect="1"/>
@@ -28778,7 +30670,7 @@
                   <pic:spPr>
                     <a:xfrm>
                       <a:off x="0" y="0"/>
-                      <a:ext cx="5147868" cy="686687"/>
+                      <a:ext cx="5899907" cy="787003"/>
                     </a:xfrm>
                     <a:prstGeom prst="rect">
                       <a:avLst/>
@@ -28807,7 +30699,15 @@
           <w:sz w:val="18"/>
           <w:lang w:val="sr-Cyrl-RS"/>
         </w:rPr>
-        <w:t>Слика 5.7. Обрада захтева за гађање супер потеза</w:t>
+        <w:t>Слика 6</w:t>
+      </w:r>
+      <w:r>
+        <w:rPr>
+          <w:i/>
+          <w:sz w:val="18"/>
+          <w:lang w:val="sr-Cyrl-RS"/>
+        </w:rPr>
+        <w:t>.7. Обрада захтева за гађање супер потеза</w:t>
       </w:r>
     </w:p>
     <w:p>
@@ -28861,7 +30761,19 @@
         <w:rPr>
           <w:lang w:val="sr-Cyrl-RS"/>
         </w:rPr>
-        <w:t>таблу корисника који је напад</w:t>
+        <w:t xml:space="preserve">таблу </w:t>
+      </w:r>
+      <w:r>
+        <w:rPr>
+          <w:lang w:val="sr-Cyrl-RS"/>
+        </w:rPr>
+        <w:t>играча</w:t>
+      </w:r>
+      <w:r>
+        <w:rPr>
+          <w:lang w:val="sr-Cyrl-RS"/>
+        </w:rPr>
+        <w:t xml:space="preserve"> који је напад</w:t>
       </w:r>
       <w:r>
         <w:rPr>
@@ -28891,7 +30803,19 @@
         <w:rPr>
           <w:lang w:val="sr-Cyrl-RS"/>
         </w:rPr>
-        <w:t xml:space="preserve">(противничку таблу корисника који гађа) </w:t>
+        <w:t xml:space="preserve">(противничку таблу </w:t>
+      </w:r>
+      <w:r>
+        <w:rPr>
+          <w:lang w:val="sr-Cyrl-RS"/>
+        </w:rPr>
+        <w:t>коју играч</w:t>
+      </w:r>
+      <w:r>
+        <w:rPr>
+          <w:lang w:val="sr-Cyrl-RS"/>
+        </w:rPr>
+        <w:t xml:space="preserve"> гађа) </w:t>
       </w:r>
       <w:r>
         <w:rPr>
@@ -28915,7 +30839,19 @@
         <w:rPr>
           <w:lang w:val="sr-Cyrl-RS"/>
         </w:rPr>
-        <w:t>Погодак: Поља се означавају црвеном бојом када је подморница успешно погођена.</w:t>
+        <w:t>Погодак: Поља</w:t>
+      </w:r>
+      <w:r>
+        <w:rPr>
+          <w:lang w:val="sr-Cyrl-RS"/>
+        </w:rPr>
+        <w:t xml:space="preserve"> на противничкој табли</w:t>
+      </w:r>
+      <w:r>
+        <w:rPr>
+          <w:lang w:val="sr-Cyrl-RS"/>
+        </w:rPr>
+        <w:t xml:space="preserve"> се означавају црвеном бојом када је подморница успешно погођена.</w:t>
       </w:r>
     </w:p>
     <w:p>
@@ -28933,7 +30869,19 @@
         <w:rPr>
           <w:lang w:val="sr-Cyrl-RS"/>
         </w:rPr>
-        <w:t>Промашај: Поља се означавају сивом бојом када на гађаној локацији нема подморнице.</w:t>
+        <w:t>Промашај: Поља</w:t>
+      </w:r>
+      <w:r>
+        <w:rPr>
+          <w:lang w:val="sr-Cyrl-RS"/>
+        </w:rPr>
+        <w:t xml:space="preserve"> на противничкој табли</w:t>
+      </w:r>
+      <w:r>
+        <w:rPr>
+          <w:lang w:val="sr-Cyrl-RS"/>
+        </w:rPr>
+        <w:t xml:space="preserve"> се означавају сивом бојом када на гађаној локацији нема подморнице.</w:t>
       </w:r>
     </w:p>
     <w:p>
@@ -29020,7 +30968,23 @@
           <w:sz w:val="18"/>
           <w:lang w:val="sr-Cyrl-RS"/>
         </w:rPr>
-        <w:t>Слика 5.8.</w:t>
+        <w:t xml:space="preserve">Слика </w:t>
+      </w:r>
+      <w:r>
+        <w:rPr>
+          <w:i/>
+          <w:sz w:val="18"/>
+          <w:lang w:val="en-US"/>
+        </w:rPr>
+        <w:t>6</w:t>
+      </w:r>
+      <w:r>
+        <w:rPr>
+          <w:i/>
+          <w:sz w:val="18"/>
+          <w:lang w:val="sr-Cyrl-RS"/>
+        </w:rPr>
+        <w:t>.8.</w:t>
       </w:r>
       <w:r>
         <w:rPr>
@@ -29067,17 +31031,24 @@
     <w:p>
       <w:pPr>
         <w:pStyle w:val="111"/>
-        <w:rPr>
-          <w:lang w:val="sr-Cyrl-RS"/>
-        </w:rPr>
-      </w:pPr>
-      <w:bookmarkStart w:id="42" w:name="_Toc238456221"/>
+        <w:spacing w:line="360" w:lineRule="auto"/>
+        <w:rPr>
+          <w:lang w:val="sr-Cyrl-RS"/>
+        </w:rPr>
+      </w:pPr>
+      <w:bookmarkStart w:id="45" w:name="_Toc238637894"/>
       <w:r>
         <w:rPr>
           <w:lang w:val="sr-Cyrl-RS"/>
         </w:rPr>
         <w:lastRenderedPageBreak/>
-        <w:t>5.</w:t>
+        <w:t>6</w:t>
+      </w:r>
+      <w:r>
+        <w:rPr>
+          <w:lang w:val="sr-Cyrl-RS"/>
+        </w:rPr>
+        <w:t>.</w:t>
       </w:r>
       <w:r>
         <w:rPr>
@@ -29106,7 +31077,7 @@
       <w:r>
         <w:t>)</w:t>
       </w:r>
-      <w:bookmarkEnd w:id="42"/>
+      <w:bookmarkEnd w:id="45"/>
     </w:p>
     <w:p>
       <w:pPr>
@@ -29282,7 +31253,23 @@
           <w:sz w:val="18"/>
           <w:lang w:val="sr-Cyrl-RS"/>
         </w:rPr>
-        <w:t xml:space="preserve">Слика 5.9. Одиграни </w:t>
+        <w:t xml:space="preserve">Слика </w:t>
+      </w:r>
+      <w:r>
+        <w:rPr>
+          <w:i/>
+          <w:sz w:val="18"/>
+          <w:lang w:val="en-US"/>
+        </w:rPr>
+        <w:t>6</w:t>
+      </w:r>
+      <w:r>
+        <w:rPr>
+          <w:i/>
+          <w:sz w:val="18"/>
+          <w:lang w:val="sr-Cyrl-RS"/>
+        </w:rPr>
+        <w:t xml:space="preserve">.9. Одиграни </w:t>
       </w:r>
       <w:r>
         <w:rPr>
@@ -29369,7 +31356,19 @@
         <w:rPr>
           <w:lang w:val="sr-Cyrl-RS"/>
         </w:rPr>
-        <w:t xml:space="preserve"> 2 пута, а уколико се искористи и 3. пут, играч је елиминисан и противник је победио. (Слика 5.10.)</w:t>
+        <w:t xml:space="preserve"> 2 пута, а уколико се искористи и 3. пут, играч је елиминисан </w:t>
+      </w:r>
+      <w:r>
+        <w:rPr>
+          <w:lang w:val="sr-Cyrl-RS"/>
+        </w:rPr>
+        <w:t>и противник је победио. (Слика 6</w:t>
+      </w:r>
+      <w:r>
+        <w:rPr>
+          <w:lang w:val="sr-Cyrl-RS"/>
+        </w:rPr>
+        <w:t>.10.)</w:t>
       </w:r>
     </w:p>
     <w:p>
@@ -29448,7 +31447,23 @@
           <w:sz w:val="18"/>
           <w:lang w:val="sr-Cyrl-RS"/>
         </w:rPr>
-        <w:t xml:space="preserve">Слика 5.10. Елиминација корисника након 3. </w:t>
+        <w:t xml:space="preserve">Слика </w:t>
+      </w:r>
+      <w:r>
+        <w:rPr>
+          <w:i/>
+          <w:sz w:val="18"/>
+          <w:lang w:val="en-US"/>
+        </w:rPr>
+        <w:t>6</w:t>
+      </w:r>
+      <w:r>
+        <w:rPr>
+          <w:i/>
+          <w:sz w:val="18"/>
+          <w:lang w:val="sr-Cyrl-RS"/>
+        </w:rPr>
+        <w:t xml:space="preserve">.10. Елиминација корисника након 3. </w:t>
       </w:r>
       <w:r>
         <w:rPr>
@@ -29487,16 +31502,23 @@
     <w:p>
       <w:pPr>
         <w:pStyle w:val="111"/>
-        <w:rPr>
-          <w:lang w:val="sr-Cyrl-RS"/>
-        </w:rPr>
-      </w:pPr>
-      <w:bookmarkStart w:id="43" w:name="_Toc238456222"/>
-      <w:r>
-        <w:rPr>
-          <w:lang w:val="sr-Cyrl-RS"/>
-        </w:rPr>
-        <w:t>5.</w:t>
+        <w:spacing w:line="360" w:lineRule="auto"/>
+        <w:rPr>
+          <w:lang w:val="sr-Cyrl-RS"/>
+        </w:rPr>
+      </w:pPr>
+      <w:bookmarkStart w:id="46" w:name="_Toc238637895"/>
+      <w:r>
+        <w:rPr>
+          <w:lang w:val="sr-Cyrl-RS"/>
+        </w:rPr>
+        <w:t>6</w:t>
+      </w:r>
+      <w:r>
+        <w:rPr>
+          <w:lang w:val="sr-Cyrl-RS"/>
+        </w:rPr>
+        <w:t>.</w:t>
       </w:r>
       <w:r>
         <w:rPr>
@@ -29516,7 +31538,7 @@
         </w:rPr>
         <w:t>Крај игре и нова игра</w:t>
       </w:r>
-      <w:bookmarkEnd w:id="43"/>
+      <w:bookmarkEnd w:id="46"/>
     </w:p>
     <w:p>
       <w:pPr>
@@ -29566,7 +31588,19 @@
         <w:rPr>
           <w:lang w:val="en-US"/>
         </w:rPr>
-        <w:t>Гласање: Након завршене партије, сервер иницира процес гласања за покретање нове рунде, чиме се играчима омогућава наставак дружења без поновног покретања апликације.</w:t>
+        <w:t xml:space="preserve">Гласање: Након завршене партије, сервер иницира процес гласања за покретање нове рунде, чиме се играчима омогућава наставак </w:t>
+      </w:r>
+      <w:r>
+        <w:rPr>
+          <w:lang w:val="sr-Cyrl-RS"/>
+        </w:rPr>
+        <w:t>играња</w:t>
+      </w:r>
+      <w:r>
+        <w:rPr>
+          <w:lang w:val="en-US"/>
+        </w:rPr>
+        <w:t xml:space="preserve"> без поновног покретања апликације.</w:t>
       </w:r>
     </w:p>
     <w:p>
@@ -29592,7 +31626,6 @@
           <w:noProof/>
           <w:lang w:val="en-US" w:eastAsia="en-US"/>
         </w:rPr>
-        <w:lastRenderedPageBreak/>
         <w:drawing>
           <wp:inline distT="0" distB="0" distL="0" distR="0" wp14:anchorId="67C11A82" wp14:editId="0457138C">
             <wp:extent cx="1947231" cy="1614055"/>
@@ -29694,7 +31727,15 @@
           <w:sz w:val="18"/>
           <w:lang w:val="sr-Cyrl-RS"/>
         </w:rPr>
-        <w:t>Слика 5.11. Обавештења о исходу игре и гласање за нову игру</w:t>
+        <w:t>Слика 6</w:t>
+      </w:r>
+      <w:r>
+        <w:rPr>
+          <w:i/>
+          <w:sz w:val="18"/>
+          <w:lang w:val="sr-Cyrl-RS"/>
+        </w:rPr>
+        <w:t>.11. Обавештења о исходу игре и гласање за нову игру</w:t>
       </w:r>
     </w:p>
     <w:p>
@@ -29779,7 +31820,19 @@
         <w:rPr>
           <w:lang w:val="sr-Cyrl-RS"/>
         </w:rPr>
-        <w:t xml:space="preserve"> гласа НЕ за покретање нове игре, а други гласа ДА, играч који је гласао ДА остаје у стању чекања 30 секунди на пријаву неког другог (новог) играча са којим би одиграо партију. (Слика 5.12.)</w:t>
+        <w:t xml:space="preserve"> гласа НЕ за покретање нове игре, а други гласа ДА, играч који је гласао ДА остаје у стању чекања 30 секунди на пријаву неког другог (новог) играча са ко</w:t>
+      </w:r>
+      <w:r>
+        <w:rPr>
+          <w:lang w:val="sr-Cyrl-RS"/>
+        </w:rPr>
+        <w:t>јим би одиграо партију. (Слика 6</w:t>
+      </w:r>
+      <w:r>
+        <w:rPr>
+          <w:lang w:val="sr-Cyrl-RS"/>
+        </w:rPr>
+        <w:t>.12.)</w:t>
       </w:r>
     </w:p>
     <w:p>
@@ -29806,9 +31859,9 @@
           <w:lang w:val="en-US" w:eastAsia="en-US"/>
         </w:rPr>
         <w:drawing>
-          <wp:inline distT="0" distB="0" distL="0" distR="0" wp14:anchorId="4641A929" wp14:editId="2026CFC8">
-            <wp:extent cx="3553354" cy="969819"/>
-            <wp:effectExtent l="0" t="0" r="0" b="1905"/>
+          <wp:inline distT="0" distB="0" distL="0" distR="0" wp14:anchorId="4641A929" wp14:editId="0BAB5C0E">
+            <wp:extent cx="4857935" cy="1325880"/>
+            <wp:effectExtent l="0" t="0" r="0" b="7620"/>
             <wp:docPr id="29" name="Picture 29"/>
             <wp:cNvGraphicFramePr>
               <a:graphicFrameLocks xmlns:a="http://schemas.openxmlformats.org/drawingml/2006/main" noChangeAspect="1"/>
@@ -29828,7 +31881,7 @@
                   <pic:spPr bwMode="auto">
                     <a:xfrm>
                       <a:off x="0" y="0"/>
-                      <a:ext cx="3573421" cy="975296"/>
+                      <a:ext cx="4911211" cy="1340421"/>
                     </a:xfrm>
                     <a:prstGeom prst="rect">
                       <a:avLst/>
@@ -29866,13 +31919,29 @@
           <w:sz w:val="18"/>
           <w:lang w:val="sr-Cyrl-RS"/>
         </w:rPr>
-        <w:t>Слика 5.12. Чекање на пријаву новог играча</w:t>
+        <w:t xml:space="preserve">Слика </w:t>
+      </w:r>
+      <w:r>
+        <w:rPr>
+          <w:i/>
+          <w:sz w:val="18"/>
+          <w:lang w:val="en-US"/>
+        </w:rPr>
+        <w:t>6</w:t>
+      </w:r>
+      <w:r>
+        <w:rPr>
+          <w:i/>
+          <w:sz w:val="18"/>
+          <w:lang w:val="sr-Cyrl-RS"/>
+        </w:rPr>
+        <w:t>.12. Чекање на пријаву новог играча</w:t>
       </w:r>
     </w:p>
     <w:p>
       <w:pPr>
         <w:pStyle w:val="Heading1"/>
-        <w:spacing w:after="0"/>
+        <w:spacing w:after="0" w:line="360" w:lineRule="auto"/>
         <w:rPr>
           <w:rFonts w:ascii="Aptos" w:hAnsi="Aptos"/>
           <w:sz w:val="40"/>
@@ -29880,7 +31949,7 @@
           <w:lang w:val="sr-Cyrl-RS"/>
         </w:rPr>
       </w:pPr>
-      <w:bookmarkStart w:id="44" w:name="_Toc238456223"/>
+      <w:bookmarkStart w:id="47" w:name="_Toc238637896"/>
       <w:r>
         <w:rPr>
           <w:rFonts w:ascii="Aptos" w:hAnsi="Aptos"/>
@@ -29891,7 +31960,7 @@
         <w:lastRenderedPageBreak/>
         <w:t>Закључак</w:t>
       </w:r>
-      <w:bookmarkEnd w:id="44"/>
+      <w:bookmarkEnd w:id="47"/>
     </w:p>
     <w:p>
       <w:pPr>
@@ -29905,12 +31974,6 @@
         <w:rPr>
           <w:lang w:val="sr-Cyrl-RS"/>
         </w:rPr>
-        <w:br/>
-      </w:r>
-      <w:r>
-        <w:rPr>
-          <w:lang w:val="sr-Cyrl-RS"/>
-        </w:rPr>
         <w:t>У оквиру овог пројекта успешно је реализован неблокирајући вишекориснички софтверски систем кроз имплементацију мрежне игре „Потапање подморница“. Кроз практичну примену на .NET платформи и програмском језику C#, демонстрирано је како се правилно пројектује архитектура апликација која захтева симултану интеракцију корисника у реалном времену.</w:t>
       </w:r>
     </w:p>
@@ -30002,16 +32065,23 @@
     <w:p>
       <w:pPr>
         <w:pStyle w:val="11heading"/>
-        <w:rPr>
-          <w:lang w:val="sr-Cyrl-RS"/>
-        </w:rPr>
-      </w:pPr>
-      <w:bookmarkStart w:id="45" w:name="_Toc238456224"/>
-      <w:r>
-        <w:rPr>
-          <w:lang w:val="sr-Cyrl-RS"/>
-        </w:rPr>
-        <w:t>6.1</w:t>
+        <w:spacing w:line="360" w:lineRule="auto"/>
+        <w:rPr>
+          <w:lang w:val="sr-Cyrl-RS"/>
+        </w:rPr>
+      </w:pPr>
+      <w:bookmarkStart w:id="48" w:name="_Toc238637897"/>
+      <w:r>
+        <w:rPr>
+          <w:lang w:val="sr-Cyrl-RS"/>
+        </w:rPr>
+        <w:t>7</w:t>
+      </w:r>
+      <w:r>
+        <w:rPr>
+          <w:lang w:val="sr-Cyrl-RS"/>
+        </w:rPr>
+        <w:t>.1</w:t>
       </w:r>
       <w:r>
         <w:rPr>
@@ -30043,7 +32113,7 @@
         </w:rPr>
         <w:t xml:space="preserve"> софтверског решења</w:t>
       </w:r>
-      <w:bookmarkEnd w:id="45"/>
+      <w:bookmarkEnd w:id="48"/>
     </w:p>
     <w:p>
       <w:pPr>
@@ -30230,7 +32300,7 @@
           <w:lang w:val="sr-Cyrl-RS"/>
         </w:rPr>
       </w:pPr>
-      <w:bookmarkStart w:id="46" w:name="_Toc238456225"/>
+      <w:bookmarkStart w:id="49" w:name="_Toc238637898"/>
       <w:r>
         <w:rPr>
           <w:rFonts w:ascii="Aptos" w:hAnsi="Aptos" w:cs="Arial"/>
@@ -30242,66 +32312,68 @@
         <w:lastRenderedPageBreak/>
         <w:t>Литература</w:t>
       </w:r>
-      <w:bookmarkEnd w:id="46"/>
-    </w:p>
-    <w:p>
-      <w:pPr>
-        <w:spacing w:before="240"/>
-        <w:rPr>
-          <w:rFonts w:eastAsia="Batang"/>
-          <w:color w:val="000000"/>
-          <w:lang w:val="sr-Cyrl-RS"/>
-        </w:rPr>
-      </w:pPr>
-      <w:bookmarkStart w:id="47" w:name="ref1"/>
-      <w:r>
+      <w:bookmarkEnd w:id="49"/>
+    </w:p>
+    <w:p>
+      <w:pPr>
+        <w:spacing w:before="240" w:line="276" w:lineRule="auto"/>
         <w:rPr>
           <w:rFonts w:ascii="Times New Roman" w:hAnsi="Times New Roman" w:cs="Times New Roman"/>
         </w:rPr>
+      </w:pPr>
+      <w:bookmarkStart w:id="50" w:name="ref1"/>
+      <w:r>
+        <w:rPr>
+          <w:rFonts w:ascii="Times New Roman" w:hAnsi="Times New Roman" w:cs="Times New Roman"/>
+        </w:rPr>
         <w:t xml:space="preserve">[1] </w:t>
       </w:r>
-      <w:bookmarkEnd w:id="47"/>
+      <w:bookmarkEnd w:id="50"/>
       <w:r>
         <w:rPr>
           <w:rFonts w:ascii="Times New Roman" w:hAnsi="Times New Roman" w:cs="Times New Roman"/>
         </w:rPr>
         <w:t>W. Stallings, Data and Computer Communications, 10th ed. Boston, MA: Pearson, 2014.</w:t>
       </w:r>
-    </w:p>
-    <w:p>
-      <w:pPr>
-        <w:spacing w:before="240"/>
+      <w:r>
         <w:rPr>
           <w:rFonts w:ascii="Times New Roman" w:hAnsi="Times New Roman" w:cs="Times New Roman"/>
         </w:rPr>
-      </w:pPr>
-      <w:bookmarkStart w:id="48" w:name="ref2"/>
+        <w:br/>
+      </w:r>
+      <w:bookmarkStart w:id="51" w:name="ref2"/>
       <w:r>
         <w:rPr>
           <w:rFonts w:ascii="Times New Roman" w:hAnsi="Times New Roman" w:cs="Times New Roman"/>
         </w:rPr>
+        <w:br/>
+      </w:r>
+      <w:r>
+        <w:rPr>
+          <w:rFonts w:ascii="Times New Roman" w:hAnsi="Times New Roman" w:cs="Times New Roman"/>
+        </w:rPr>
         <w:t xml:space="preserve">[2] </w:t>
       </w:r>
-      <w:bookmarkEnd w:id="48"/>
+      <w:bookmarkEnd w:id="51"/>
       <w:r>
         <w:rPr>
           <w:rFonts w:ascii="Times New Roman" w:hAnsi="Times New Roman" w:cs="Times New Roman"/>
         </w:rPr>
-        <w:t>B. A. Forouzan, Data Communications and Networking, 5th ed. New York, NY: McGraw-Hill, 2013.</w:t>
-      </w:r>
-    </w:p>
-    <w:p>
-      <w:pPr>
-        <w:spacing w:before="240"/>
+        <w:t xml:space="preserve">B. A. Forouzan, Data Communications and Networking, 5th </w:t>
+      </w:r>
+      <w:proofErr w:type="gramStart"/>
+      <w:r>
         <w:rPr>
           <w:rFonts w:ascii="Times New Roman" w:hAnsi="Times New Roman" w:cs="Times New Roman"/>
         </w:rPr>
-      </w:pPr>
+        <w:t>ed</w:t>
+      </w:r>
+      <w:proofErr w:type="gramEnd"/>
       <w:r>
         <w:rPr>
           <w:rFonts w:ascii="Times New Roman" w:hAnsi="Times New Roman" w:cs="Times New Roman"/>
         </w:rPr>
-        <w:t xml:space="preserve">[3] Microsoft Learn, "Windows Presentation Foundation," microsoft.com. [Online]. </w:t>
+        <w:t>. New York, NY: McGraw-Hill, 2013.</w:t>
       </w:r>
       <w:r>
         <w:rPr>
@@ -30311,7 +32383,48 @@
       </w:r>
       <w:r>
         <w:rPr>
+          <w:rStyle w:val="Strong"/>
           <w:rFonts w:ascii="Times New Roman" w:hAnsi="Times New Roman" w:cs="Times New Roman"/>
+        </w:rPr>
+        <w:br/>
+      </w:r>
+      <w:bookmarkStart w:id="52" w:name="ref3"/>
+      <w:r>
+        <w:rPr>
+          <w:rStyle w:val="Strong"/>
+          <w:rFonts w:ascii="Times New Roman" w:hAnsi="Times New Roman" w:cs="Times New Roman"/>
+          <w:b w:val="0"/>
+        </w:rPr>
+        <w:t>[3]</w:t>
+      </w:r>
+      <w:r>
+        <w:rPr>
+          <w:rFonts w:ascii="Times New Roman" w:hAnsi="Times New Roman" w:cs="Times New Roman"/>
+        </w:rPr>
+        <w:t xml:space="preserve"> Microsoft Learn – AES: Keeping Your Data Secure with Advanced Encryption Standard</w:t>
+      </w:r>
+      <w:r>
+        <w:rPr>
+          <w:rFonts w:ascii="Times New Roman" w:hAnsi="Times New Roman" w:cs="Times New Roman"/>
+        </w:rPr>
+        <w:t xml:space="preserve"> </w:t>
+      </w:r>
+      <w:r>
+        <w:rPr>
+          <w:rFonts w:ascii="Times New Roman" w:hAnsi="Times New Roman" w:cs="Times New Roman"/>
+        </w:rPr>
+        <w:t>[Online].</w:t>
+      </w:r>
+      <w:r>
+        <w:rPr>
+          <w:rStyle w:val="contents"/>
+          <w:rFonts w:ascii="Times New Roman" w:hAnsi="Times New Roman" w:cs="Times New Roman"/>
+        </w:rPr>
+        <w:br/>
+      </w:r>
+      <w:r>
+        <w:rPr>
+          <w:rFonts w:ascii="Times New Roman" w:hAnsi="Times New Roman" w:cs="Times New Roman"/>
           <w:lang w:val="sr-Cyrl-RS"/>
         </w:rPr>
         <w:t>Доступно на</w:t>
@@ -30322,7 +32435,384 @@
         </w:rPr>
         <w:t xml:space="preserve">: </w:t>
       </w:r>
-      <w:hyperlink r:id="rId48" w:tgtFrame="_blank" w:history="1">
+      <w:hyperlink r:id="rId48" w:history="1">
+        <w:r>
+          <w:rPr>
+            <w:rStyle w:val="Hyperlink"/>
+            <w:rFonts w:ascii="Times New Roman" w:hAnsi="Times New Roman" w:cs="Times New Roman"/>
+          </w:rPr>
+          <w:t>https://learn.microsoft.com/en-us/archive/msdn-magazine/2003/november/aes-keeping-your-data-secure-with-advance-encryption-standard</w:t>
+        </w:r>
+      </w:hyperlink>
+      <w:r>
+        <w:rPr>
+          <w:rFonts w:ascii="Times New Roman" w:hAnsi="Times New Roman" w:cs="Times New Roman"/>
+        </w:rPr>
+        <w:t xml:space="preserve"> </w:t>
+      </w:r>
+      <w:r>
+        <w:rPr>
+          <w:rFonts w:ascii="Times New Roman" w:hAnsi="Times New Roman" w:cs="Times New Roman"/>
+        </w:rPr>
+        <w:br/>
+      </w:r>
+      <w:r>
+        <w:rPr>
+          <w:rFonts w:ascii="Times New Roman" w:hAnsi="Times New Roman" w:cs="Times New Roman"/>
+        </w:rPr>
+        <w:t>(</w:t>
+      </w:r>
+      <w:r>
+        <w:rPr>
+          <w:rFonts w:ascii="Times New Roman" w:hAnsi="Times New Roman" w:cs="Times New Roman"/>
+          <w:lang w:val="sr-Cyrl-RS"/>
+        </w:rPr>
+        <w:t>приступљено</w:t>
+      </w:r>
+      <w:r>
+        <w:rPr>
+          <w:rFonts w:ascii="Times New Roman" w:hAnsi="Times New Roman" w:cs="Times New Roman"/>
+        </w:rPr>
+        <w:t xml:space="preserve">: </w:t>
+      </w:r>
+      <w:r>
+        <w:rPr>
+          <w:rFonts w:ascii="Times New Roman" w:hAnsi="Times New Roman" w:cs="Times New Roman"/>
+          <w:lang w:val="sr-Cyrl-RS"/>
+        </w:rPr>
+        <w:t xml:space="preserve">август </w:t>
+      </w:r>
+      <w:r>
+        <w:rPr>
+          <w:rFonts w:ascii="Times New Roman" w:hAnsi="Times New Roman" w:cs="Times New Roman"/>
+        </w:rPr>
+        <w:t>2026).</w:t>
+      </w:r>
+      <w:bookmarkStart w:id="53" w:name="ref4"/>
+      <w:bookmarkEnd w:id="52"/>
+      <w:r>
+        <w:rPr>
+          <w:rFonts w:ascii="Times New Roman" w:hAnsi="Times New Roman" w:cs="Times New Roman"/>
+        </w:rPr>
+        <w:br/>
+      </w:r>
+      <w:r>
+        <w:rPr>
+          <w:rFonts w:ascii="Times New Roman" w:hAnsi="Times New Roman" w:cs="Times New Roman"/>
+        </w:rPr>
+        <w:br/>
+      </w:r>
+      <w:r>
+        <w:rPr>
+          <w:rFonts w:ascii="Times New Roman" w:hAnsi="Times New Roman" w:cs="Times New Roman"/>
+        </w:rPr>
+        <w:t>[4] J. Skeet, C# in Depth, 4th ed. Shelter Island, NY: Manning Publications, 2019.</w:t>
+      </w:r>
+      <w:bookmarkStart w:id="54" w:name="ref5"/>
+      <w:bookmarkEnd w:id="53"/>
+      <w:r>
+        <w:rPr>
+          <w:rFonts w:ascii="Times New Roman" w:hAnsi="Times New Roman" w:cs="Times New Roman"/>
+        </w:rPr>
+        <w:br/>
+      </w:r>
+      <w:r>
+        <w:rPr>
+          <w:rFonts w:ascii="Times New Roman" w:hAnsi="Times New Roman" w:cs="Times New Roman"/>
+        </w:rPr>
+        <w:br/>
+      </w:r>
+      <w:r>
+        <w:rPr>
+          <w:rFonts w:ascii="Times New Roman" w:hAnsi="Times New Roman" w:cs="Times New Roman"/>
+        </w:rPr>
+        <w:t xml:space="preserve">[5] Microsoft Learn, "Socket.Select Method (System.Net.Sockets)," microsoft.com. [Online]. </w:t>
+      </w:r>
+      <w:r>
+        <w:rPr>
+          <w:rFonts w:ascii="Times New Roman" w:hAnsi="Times New Roman" w:cs="Times New Roman"/>
+        </w:rPr>
+        <w:br/>
+      </w:r>
+      <w:r>
+        <w:rPr>
+          <w:rFonts w:ascii="Times New Roman" w:hAnsi="Times New Roman" w:cs="Times New Roman"/>
+          <w:lang w:val="sr-Cyrl-RS"/>
+        </w:rPr>
+        <w:t>Доступно</w:t>
+      </w:r>
+      <w:r>
+        <w:rPr>
+          <w:rFonts w:ascii="Times New Roman" w:hAnsi="Times New Roman" w:cs="Times New Roman"/>
+        </w:rPr>
+        <w:t xml:space="preserve"> на: </w:t>
+      </w:r>
+      <w:hyperlink r:id="rId49" w:history="1">
+        <w:r>
+          <w:rPr>
+            <w:rStyle w:val="Hyperlink"/>
+            <w:rFonts w:ascii="Times New Roman" w:hAnsi="Times New Roman" w:cs="Times New Roman"/>
+          </w:rPr>
+          <w:t>https://learn.microsoft.com/en-us/dotnet/api/system.net.sockets.socket.select</w:t>
+        </w:r>
+      </w:hyperlink>
+      <w:r>
+        <w:rPr>
+          <w:rFonts w:ascii="Times New Roman" w:hAnsi="Times New Roman" w:cs="Times New Roman"/>
+        </w:rPr>
+        <w:br/>
+      </w:r>
+      <w:r>
+        <w:rPr>
+          <w:rFonts w:ascii="Times New Roman" w:hAnsi="Times New Roman" w:cs="Times New Roman"/>
+        </w:rPr>
+        <w:t>(</w:t>
+      </w:r>
+      <w:r>
+        <w:rPr>
+          <w:rFonts w:ascii="Times New Roman" w:hAnsi="Times New Roman" w:cs="Times New Roman"/>
+          <w:lang w:val="sr-Cyrl-RS"/>
+        </w:rPr>
+        <w:t>приступљено</w:t>
+      </w:r>
+      <w:r>
+        <w:rPr>
+          <w:rFonts w:ascii="Times New Roman" w:hAnsi="Times New Roman" w:cs="Times New Roman"/>
+        </w:rPr>
+        <w:t xml:space="preserve">: </w:t>
+      </w:r>
+      <w:r>
+        <w:rPr>
+          <w:rFonts w:ascii="Times New Roman" w:hAnsi="Times New Roman" w:cs="Times New Roman"/>
+          <w:lang w:val="sr-Cyrl-RS"/>
+        </w:rPr>
+        <w:t xml:space="preserve">август </w:t>
+      </w:r>
+      <w:r>
+        <w:rPr>
+          <w:rFonts w:ascii="Times New Roman" w:hAnsi="Times New Roman" w:cs="Times New Roman"/>
+        </w:rPr>
+        <w:t>2026).</w:t>
+      </w:r>
+      <w:bookmarkStart w:id="55" w:name="ref6"/>
+      <w:bookmarkEnd w:id="54"/>
+      <w:r>
+        <w:rPr>
+          <w:rFonts w:ascii="Times New Roman" w:hAnsi="Times New Roman" w:cs="Times New Roman"/>
+        </w:rPr>
+        <w:br/>
+      </w:r>
+      <w:r>
+        <w:rPr>
+          <w:rFonts w:ascii="Times New Roman" w:hAnsi="Times New Roman" w:cs="Times New Roman"/>
+        </w:rPr>
+        <w:br/>
+      </w:r>
+      <w:r>
+        <w:rPr>
+          <w:rFonts w:ascii="Times New Roman" w:hAnsi="Times New Roman" w:cs="Times New Roman"/>
+        </w:rPr>
+        <w:t xml:space="preserve">[6] Microsoft Learn, "Binary Serialization in .NET," microsoft.com. [Online]. </w:t>
+      </w:r>
+      <w:r>
+        <w:rPr>
+          <w:rFonts w:ascii="Times New Roman" w:hAnsi="Times New Roman" w:cs="Times New Roman"/>
+        </w:rPr>
+        <w:br/>
+      </w:r>
+      <w:r>
+        <w:rPr>
+          <w:rFonts w:ascii="Times New Roman" w:hAnsi="Times New Roman" w:cs="Times New Roman"/>
+          <w:lang w:val="sr-Cyrl-RS"/>
+        </w:rPr>
+        <w:t xml:space="preserve">Доступно </w:t>
+      </w:r>
+      <w:r>
+        <w:rPr>
+          <w:rFonts w:ascii="Times New Roman" w:hAnsi="Times New Roman" w:cs="Times New Roman"/>
+        </w:rPr>
+        <w:t xml:space="preserve">на: </w:t>
+      </w:r>
+      <w:hyperlink r:id="rId50" w:history="1">
+        <w:r>
+          <w:rPr>
+            <w:rStyle w:val="Hyperlink"/>
+            <w:rFonts w:ascii="Times New Roman" w:hAnsi="Times New Roman" w:cs="Times New Roman"/>
+          </w:rPr>
+          <w:t>https://learn.microsoft.com/en-us/dotnet/standard/serialization/binary-serialization</w:t>
+        </w:r>
+      </w:hyperlink>
+      <w:r>
+        <w:rPr>
+          <w:rFonts w:ascii="Times New Roman" w:hAnsi="Times New Roman" w:cs="Times New Roman"/>
+        </w:rPr>
+        <w:br/>
+      </w:r>
+      <w:r>
+        <w:rPr>
+          <w:rFonts w:ascii="Times New Roman" w:hAnsi="Times New Roman" w:cs="Times New Roman"/>
+        </w:rPr>
+        <w:t>(</w:t>
+      </w:r>
+      <w:r>
+        <w:rPr>
+          <w:rFonts w:ascii="Times New Roman" w:hAnsi="Times New Roman" w:cs="Times New Roman"/>
+          <w:lang w:val="sr-Cyrl-RS"/>
+        </w:rPr>
+        <w:t>приступљено</w:t>
+      </w:r>
+      <w:r>
+        <w:rPr>
+          <w:rFonts w:ascii="Times New Roman" w:hAnsi="Times New Roman" w:cs="Times New Roman"/>
+        </w:rPr>
+        <w:t xml:space="preserve">: </w:t>
+      </w:r>
+      <w:r>
+        <w:rPr>
+          <w:rFonts w:ascii="Times New Roman" w:hAnsi="Times New Roman" w:cs="Times New Roman"/>
+          <w:lang w:val="sr-Cyrl-RS"/>
+        </w:rPr>
+        <w:t xml:space="preserve">август </w:t>
+      </w:r>
+      <w:r>
+        <w:rPr>
+          <w:rFonts w:ascii="Times New Roman" w:hAnsi="Times New Roman" w:cs="Times New Roman"/>
+        </w:rPr>
+        <w:t>2026).</w:t>
+      </w:r>
+      <w:bookmarkStart w:id="56" w:name="ref7"/>
+      <w:bookmarkEnd w:id="55"/>
+      <w:r>
+        <w:rPr>
+          <w:rFonts w:ascii="Times New Roman" w:hAnsi="Times New Roman" w:cs="Times New Roman"/>
+        </w:rPr>
+        <w:br/>
+      </w:r>
+      <w:r>
+        <w:rPr>
+          <w:rFonts w:ascii="Times New Roman" w:hAnsi="Times New Roman" w:cs="Times New Roman"/>
+        </w:rPr>
+        <w:br/>
+      </w:r>
+      <w:r>
+        <w:rPr>
+          <w:rFonts w:ascii="Times New Roman" w:hAnsi="Times New Roman" w:cs="Times New Roman"/>
+        </w:rPr>
+        <w:t>[7] Microsoft Learn, "SerializableAttribute Class (System)," microsoft.com. [Online].</w:t>
+      </w:r>
+      <w:r>
+        <w:rPr>
+          <w:rFonts w:ascii="Times New Roman" w:hAnsi="Times New Roman" w:cs="Times New Roman"/>
+        </w:rPr>
+        <w:br/>
+      </w:r>
+      <w:r>
+        <w:rPr>
+          <w:rFonts w:ascii="Times New Roman" w:hAnsi="Times New Roman" w:cs="Times New Roman"/>
+          <w:lang w:val="sr-Cyrl-RS"/>
+        </w:rPr>
+        <w:t>Доступно на</w:t>
+      </w:r>
+      <w:r>
+        <w:rPr>
+          <w:rFonts w:ascii="Times New Roman" w:hAnsi="Times New Roman" w:cs="Times New Roman"/>
+        </w:rPr>
+        <w:t xml:space="preserve">: </w:t>
+      </w:r>
+      <w:hyperlink r:id="rId51" w:history="1">
+        <w:r>
+          <w:rPr>
+            <w:rStyle w:val="Hyperlink"/>
+            <w:rFonts w:ascii="Times New Roman" w:hAnsi="Times New Roman" w:cs="Times New Roman"/>
+          </w:rPr>
+          <w:t>https://learn.microsoft.com/en-us/dotnet/api/system.serializableattribute</w:t>
+        </w:r>
+      </w:hyperlink>
+      <w:r>
+        <w:rPr>
+          <w:rFonts w:ascii="Times New Roman" w:hAnsi="Times New Roman" w:cs="Times New Roman"/>
+        </w:rPr>
+        <w:t xml:space="preserve"> </w:t>
+      </w:r>
+      <w:r>
+        <w:rPr>
+          <w:rFonts w:ascii="Times New Roman" w:hAnsi="Times New Roman" w:cs="Times New Roman"/>
+        </w:rPr>
+        <w:br/>
+        <w:t>(</w:t>
+      </w:r>
+      <w:r>
+        <w:rPr>
+          <w:rFonts w:ascii="Times New Roman" w:hAnsi="Times New Roman" w:cs="Times New Roman"/>
+          <w:lang w:val="sr-Cyrl-RS"/>
+        </w:rPr>
+        <w:t>приступљено</w:t>
+      </w:r>
+      <w:r>
+        <w:rPr>
+          <w:rFonts w:ascii="Times New Roman" w:hAnsi="Times New Roman" w:cs="Times New Roman"/>
+        </w:rPr>
+        <w:t xml:space="preserve">: </w:t>
+      </w:r>
+      <w:r>
+        <w:rPr>
+          <w:rFonts w:ascii="Times New Roman" w:hAnsi="Times New Roman" w:cs="Times New Roman"/>
+          <w:lang w:val="sr-Cyrl-RS"/>
+        </w:rPr>
+        <w:t xml:space="preserve">август </w:t>
+      </w:r>
+      <w:r>
+        <w:rPr>
+          <w:rFonts w:ascii="Times New Roman" w:hAnsi="Times New Roman" w:cs="Times New Roman"/>
+        </w:rPr>
+        <w:t>2026).</w:t>
+      </w:r>
+      <w:bookmarkStart w:id="57" w:name="ref8"/>
+      <w:bookmarkEnd w:id="56"/>
+      <w:r>
+        <w:rPr>
+          <w:rFonts w:ascii="Times New Roman" w:hAnsi="Times New Roman" w:cs="Times New Roman"/>
+        </w:rPr>
+        <w:br/>
+      </w:r>
+      <w:r>
+        <w:rPr>
+          <w:rFonts w:ascii="Times New Roman" w:hAnsi="Times New Roman" w:cs="Times New Roman"/>
+        </w:rPr>
+        <w:br/>
+      </w:r>
+      <w:r>
+        <w:rPr>
+          <w:rFonts w:ascii="Times New Roman" w:hAnsi="Times New Roman" w:cs="Times New Roman"/>
+        </w:rPr>
+        <w:t>[8</w:t>
+      </w:r>
+      <w:r>
+        <w:rPr>
+          <w:rFonts w:ascii="Times New Roman" w:hAnsi="Times New Roman" w:cs="Times New Roman"/>
+        </w:rPr>
+        <w:t xml:space="preserve">] Microsoft Learn, "Windows Presentation Foundation," microsoft.com. [Online]. </w:t>
+      </w:r>
+      <w:r>
+        <w:rPr>
+          <w:rFonts w:ascii="Times New Roman" w:hAnsi="Times New Roman" w:cs="Times New Roman"/>
+        </w:rPr>
+        <w:br/>
+      </w:r>
+      <w:r>
+        <w:rPr>
+          <w:rFonts w:ascii="Times New Roman" w:hAnsi="Times New Roman" w:cs="Times New Roman"/>
+          <w:lang w:val="sr-Cyrl-RS"/>
+        </w:rPr>
+        <w:t>Доступно на</w:t>
+      </w:r>
+      <w:r>
+        <w:rPr>
+          <w:rFonts w:ascii="Times New Roman" w:hAnsi="Times New Roman" w:cs="Times New Roman"/>
+        </w:rPr>
+        <w:t xml:space="preserve">: </w:t>
+      </w:r>
+      <w:hyperlink r:id="rId52" w:tgtFrame="_blank" w:history="1">
         <w:r>
           <w:rPr>
             <w:rStyle w:val="Hyperlink"/>
@@ -30342,6 +32832,11 @@
           <w:rFonts w:ascii="Times New Roman" w:hAnsi="Times New Roman" w:cs="Times New Roman"/>
         </w:rPr>
         <w:br/>
+      </w:r>
+      <w:r>
+        <w:rPr>
+          <w:rFonts w:ascii="Times New Roman" w:hAnsi="Times New Roman" w:cs="Times New Roman"/>
+        </w:rPr>
         <w:t>(</w:t>
       </w:r>
       <w:r>
@@ -30370,108 +32865,64 @@
         </w:rPr>
         <w:t xml:space="preserve"> 2026).</w:t>
       </w:r>
-    </w:p>
-    <w:p>
-      <w:pPr>
-        <w:spacing w:before="240"/>
+      <w:bookmarkEnd w:id="57"/>
+      <w:r>
         <w:rPr>
           <w:rFonts w:ascii="Times New Roman" w:hAnsi="Times New Roman" w:cs="Times New Roman"/>
         </w:rPr>
-      </w:pPr>
-      <w:bookmarkStart w:id="49" w:name="ref3"/>
-      <w:bookmarkStart w:id="50" w:name="ref4"/>
+        <w:br/>
+      </w:r>
+      <w:r>
+        <w:rPr>
+          <w:rFonts w:ascii="Times New Roman" w:hAnsi="Times New Roman" w:cs="Times New Roman"/>
+        </w:rPr>
+        <w:br/>
+      </w:r>
+      <w:bookmarkStart w:id="58" w:name="ref9"/>
+      <w:r>
+        <w:rPr>
+          <w:rFonts w:ascii="Times New Roman" w:hAnsi="Times New Roman" w:cs="Times New Roman"/>
+        </w:rPr>
+        <w:t>[</w:t>
+      </w:r>
       <w:r>
         <w:rPr>
           <w:rFonts w:ascii="Times New Roman" w:hAnsi="Times New Roman" w:cs="Times New Roman"/>
           <w:bCs/>
         </w:rPr>
-        <w:t>[4]</w:t>
-      </w:r>
-      <w:r>
-        <w:rPr>
-          <w:rFonts w:ascii="Times New Roman" w:hAnsi="Times New Roman" w:cs="Times New Roman"/>
-        </w:rPr>
-        <w:t xml:space="preserve"> </w:t>
-      </w:r>
-      <w:bookmarkEnd w:id="49"/>
-      <w:bookmarkEnd w:id="50"/>
-      <w:r>
-        <w:rPr>
-          <w:rFonts w:ascii="Times New Roman" w:hAnsi="Times New Roman" w:cs="Times New Roman"/>
-        </w:rPr>
-        <w:t xml:space="preserve">Microsoft Learn, "AES Class (System.Security.Cryptography)," learn.microsoft.com. [Online]. </w:t>
-      </w:r>
-      <w:r>
-        <w:rPr>
-          <w:rFonts w:ascii="Times New Roman" w:hAnsi="Times New Roman" w:cs="Times New Roman"/>
-          <w:lang w:val="sr-Cyrl-RS"/>
-        </w:rPr>
-        <w:t>Доступно на</w:t>
-      </w:r>
-      <w:r>
-        <w:rPr>
-          <w:rFonts w:ascii="Times New Roman" w:hAnsi="Times New Roman" w:cs="Times New Roman"/>
-        </w:rPr>
-        <w:t xml:space="preserve">: </w:t>
-      </w:r>
-      <w:hyperlink r:id="rId49" w:tgtFrame="_blank" w:history="1">
-        <w:r>
-          <w:rPr>
-            <w:rStyle w:val="Hyperlink"/>
-            <w:rFonts w:ascii="Times New Roman" w:hAnsi="Times New Roman" w:cs="Times New Roman"/>
-          </w:rPr>
-          <w:t>https://learn.microsoft.com/en-us/dotnet/api/system.security.cryptography.aes</w:t>
-        </w:r>
-      </w:hyperlink>
-      <w:r>
-        <w:rPr>
-          <w:rFonts w:ascii="Times New Roman" w:hAnsi="Times New Roman" w:cs="Times New Roman"/>
-        </w:rPr>
-        <w:t xml:space="preserve"> (приступљено: јул 2026).</w:t>
-      </w:r>
-      <w:r>
-        <w:rPr>
-          <w:rFonts w:ascii="Times New Roman" w:hAnsi="Times New Roman" w:cs="Times New Roman"/>
-        </w:rPr>
-        <w:br/>
-      </w:r>
-      <w:r>
-        <w:rPr>
-          <w:rFonts w:ascii="Times New Roman" w:hAnsi="Times New Roman" w:cs="Times New Roman"/>
-        </w:rPr>
-        <w:br/>
-      </w:r>
-      <w:bookmarkStart w:id="51" w:name="ref5"/>
-      <w:r>
-        <w:rPr>
-          <w:rFonts w:ascii="Times New Roman" w:hAnsi="Times New Roman" w:cs="Times New Roman"/>
-        </w:rPr>
-        <w:t>[</w:t>
+        <w:t>9</w:t>
       </w:r>
       <w:r>
         <w:rPr>
           <w:rFonts w:ascii="Times New Roman" w:hAnsi="Times New Roman" w:cs="Times New Roman"/>
           <w:bCs/>
         </w:rPr>
-        <w:t>5]</w:t>
+        <w:t>]</w:t>
       </w:r>
       <w:r>
         <w:rPr>
           <w:rFonts w:ascii="Times New Roman" w:hAnsi="Times New Roman" w:cs="Times New Roman"/>
         </w:rPr>
-        <w:t xml:space="preserve"> </w:t>
-      </w:r>
-      <w:bookmarkEnd w:id="51"/>
+        <w:t xml:space="preserve"> Microsoft </w:t>
+      </w:r>
+      <w:proofErr w:type="gramStart"/>
       <w:r>
         <w:rPr>
           <w:rFonts w:ascii="Times New Roman" w:hAnsi="Times New Roman" w:cs="Times New Roman"/>
         </w:rPr>
-        <w:t xml:space="preserve">Microsoft Learn, "UdpClient Class (System.Net.Sockets)," [Online]. </w:t>
-      </w:r>
+        <w:t>Learn</w:t>
+      </w:r>
+      <w:proofErr w:type="gramEnd"/>
       <w:r>
         <w:rPr>
           <w:rFonts w:ascii="Times New Roman" w:hAnsi="Times New Roman" w:cs="Times New Roman"/>
         </w:rPr>
+        <w:t xml:space="preserve">, "UdpClient Class (System.Net.Sockets)," [Online]. </w:t>
+      </w:r>
+      <w:r>
+        <w:rPr>
+          <w:rFonts w:ascii="Times New Roman" w:hAnsi="Times New Roman" w:cs="Times New Roman"/>
+        </w:rPr>
         <w:br/>
       </w:r>
       <w:r>
@@ -30487,7 +32938,7 @@
         </w:rPr>
         <w:t xml:space="preserve">: </w:t>
       </w:r>
-      <w:hyperlink r:id="rId50" w:tgtFrame="_blank" w:history="1">
+      <w:hyperlink r:id="rId53" w:tgtFrame="_blank" w:history="1">
         <w:r>
           <w:rPr>
             <w:rStyle w:val="Hyperlink"/>
@@ -30500,155 +32951,202 @@
         <w:rPr>
           <w:rFonts w:ascii="Times New Roman" w:hAnsi="Times New Roman" w:cs="Times New Roman"/>
         </w:rPr>
-        <w:t xml:space="preserve"> (приступљено: јул 2026).</w:t>
-      </w:r>
-    </w:p>
-    <w:p>
-      <w:pPr>
-        <w:pStyle w:val="NormalWeb"/>
-        <w:spacing w:before="240" w:beforeAutospacing="0"/>
-        <w:rPr>
-          <w:sz w:val="22"/>
-        </w:rPr>
-      </w:pPr>
-      <w:bookmarkStart w:id="52" w:name="ref6"/>
+        <w:br/>
+      </w:r>
+      <w:r>
+        <w:rPr>
+          <w:rFonts w:ascii="Times New Roman" w:hAnsi="Times New Roman" w:cs="Times New Roman"/>
+        </w:rPr>
+        <w:t>(приступљено: јул 2026).</w:t>
+      </w:r>
+      <w:bookmarkStart w:id="59" w:name="ref10"/>
+      <w:bookmarkEnd w:id="58"/>
+      <w:r>
+        <w:rPr>
+          <w:rFonts w:ascii="Times New Roman" w:hAnsi="Times New Roman" w:cs="Times New Roman"/>
+        </w:rPr>
+        <w:br/>
+      </w:r>
+      <w:r>
+        <w:rPr>
+          <w:rFonts w:ascii="Times New Roman" w:hAnsi="Times New Roman" w:cs="Times New Roman"/>
+        </w:rPr>
+        <w:br/>
+      </w:r>
       <w:r>
         <w:rPr>
           <w:bCs/>
-          <w:sz w:val="22"/>
-        </w:rPr>
-        <w:t>[6]</w:t>
-      </w:r>
-      <w:r>
-        <w:rPr>
-          <w:sz w:val="22"/>
-        </w:rPr>
-        <w:t xml:space="preserve"> </w:t>
-      </w:r>
-      <w:bookmarkEnd w:id="52"/>
-      <w:r>
-        <w:rPr>
-          <w:sz w:val="22"/>
-        </w:rPr>
-        <w:t xml:space="preserve">Microsoft Learn, "TcpClient Class (System.Net.Sockets)," [Online]. </w:t>
-      </w:r>
-      <w:r>
-        <w:rPr>
-          <w:sz w:val="22"/>
+        </w:rPr>
+        <w:t>[10</w:t>
+      </w:r>
+      <w:r>
+        <w:rPr>
+          <w:rFonts w:ascii="Times New Roman" w:hAnsi="Times New Roman" w:cs="Times New Roman"/>
+          <w:bCs/>
+        </w:rPr>
+        <w:t>]</w:t>
+      </w:r>
+      <w:r>
+        <w:rPr>
+          <w:rFonts w:ascii="Times New Roman" w:hAnsi="Times New Roman" w:cs="Times New Roman"/>
+        </w:rPr>
+        <w:t xml:space="preserve"> Microsoft </w:t>
+      </w:r>
+      <w:proofErr w:type="gramStart"/>
+      <w:r>
+        <w:rPr>
+          <w:rFonts w:ascii="Times New Roman" w:hAnsi="Times New Roman" w:cs="Times New Roman"/>
+        </w:rPr>
+        <w:t>Learn</w:t>
+      </w:r>
+      <w:proofErr w:type="gramEnd"/>
+      <w:r>
+        <w:rPr>
+          <w:rFonts w:ascii="Times New Roman" w:hAnsi="Times New Roman" w:cs="Times New Roman"/>
+        </w:rPr>
+        <w:t xml:space="preserve">, "TcpClient Class (System.Net.Sockets)," [Online]. </w:t>
+      </w:r>
+      <w:r>
+        <w:rPr>
+          <w:rFonts w:ascii="Times New Roman" w:hAnsi="Times New Roman" w:cs="Times New Roman"/>
         </w:rPr>
         <w:br/>
       </w:r>
       <w:r>
         <w:rPr>
-          <w:sz w:val="22"/>
+          <w:rFonts w:ascii="Times New Roman" w:hAnsi="Times New Roman" w:cs="Times New Roman"/>
           <w:lang w:val="sr-Cyrl-RS"/>
         </w:rPr>
         <w:t>Доступно на</w:t>
       </w:r>
       <w:r>
         <w:rPr>
-          <w:sz w:val="22"/>
+          <w:rFonts w:ascii="Times New Roman" w:hAnsi="Times New Roman" w:cs="Times New Roman"/>
         </w:rPr>
         <w:t xml:space="preserve">: </w:t>
       </w:r>
-      <w:hyperlink r:id="rId51" w:tgtFrame="_blank" w:history="1">
+      <w:hyperlink r:id="rId54" w:tgtFrame="_blank" w:history="1">
         <w:r>
           <w:rPr>
             <w:rStyle w:val="Hyperlink"/>
-            <w:rFonts w:eastAsiaTheme="majorEastAsia"/>
-            <w:sz w:val="22"/>
+            <w:rFonts w:ascii="Times New Roman" w:eastAsiaTheme="majorEastAsia" w:hAnsi="Times New Roman" w:cs="Times New Roman"/>
           </w:rPr>
           <w:t>https://learn.microsoft.com/en-us/dotnet/api/system.net.sockets.tcpclient</w:t>
         </w:r>
       </w:hyperlink>
       <w:r>
         <w:rPr>
-          <w:sz w:val="22"/>
-        </w:rPr>
-        <w:t xml:space="preserve"> (приступљено: јул 2026).</w:t>
-      </w:r>
-      <w:r>
-        <w:rPr>
-          <w:sz w:val="22"/>
+          <w:rFonts w:ascii="Times New Roman" w:hAnsi="Times New Roman" w:cs="Times New Roman"/>
         </w:rPr>
         <w:br/>
-      </w:r>
-      <w:r>
-        <w:rPr>
-          <w:sz w:val="22"/>
+        <w:t>(</w:t>
+      </w:r>
+      <w:r>
+        <w:rPr>
+          <w:rFonts w:ascii="Times New Roman" w:hAnsi="Times New Roman" w:cs="Times New Roman"/>
+          <w:lang w:val="sr-Cyrl-RS"/>
+        </w:rPr>
+        <w:t>п</w:t>
+      </w:r>
+      <w:r>
+        <w:rPr>
+          <w:rFonts w:ascii="Times New Roman" w:hAnsi="Times New Roman" w:cs="Times New Roman"/>
+        </w:rPr>
+        <w:t>риступљено: јул 2026).</w:t>
+      </w:r>
+      <w:bookmarkEnd w:id="59"/>
+      <w:r>
+        <w:rPr>
+          <w:rFonts w:ascii="Times New Roman" w:hAnsi="Times New Roman" w:cs="Times New Roman"/>
         </w:rPr>
         <w:br/>
       </w:r>
-      <w:bookmarkStart w:id="53" w:name="ref7"/>
-      <w:r>
-        <w:rPr>
+      <w:r>
+        <w:rPr>
+          <w:rFonts w:ascii="Times New Roman" w:hAnsi="Times New Roman" w:cs="Times New Roman"/>
+        </w:rPr>
+        <w:br/>
+      </w:r>
+      <w:bookmarkStart w:id="60" w:name="ref11"/>
+      <w:r>
+        <w:rPr>
+          <w:rFonts w:ascii="Times New Roman" w:hAnsi="Times New Roman" w:cs="Times New Roman"/>
           <w:bCs/>
-          <w:sz w:val="22"/>
-        </w:rPr>
-        <w:t>[7]</w:t>
-      </w:r>
-      <w:r>
-        <w:rPr>
-          <w:sz w:val="22"/>
-        </w:rPr>
-        <w:t xml:space="preserve"> </w:t>
-      </w:r>
-      <w:bookmarkEnd w:id="53"/>
-      <w:r>
-        <w:rPr>
-          <w:sz w:val="22"/>
-        </w:rPr>
-        <w:t xml:space="preserve">Microsoft Learn, "NonSerializedAttribute Class (System)," learn.microsoft.com. [Online]. </w:t>
-      </w:r>
-      <w:r>
-        <w:rPr>
-          <w:sz w:val="22"/>
+        </w:rPr>
+        <w:t>[1</w:t>
+      </w:r>
+      <w:r>
+        <w:rPr>
+          <w:bCs/>
+        </w:rPr>
+        <w:t>1</w:t>
+      </w:r>
+      <w:r>
+        <w:rPr>
+          <w:rFonts w:ascii="Times New Roman" w:hAnsi="Times New Roman" w:cs="Times New Roman"/>
+          <w:bCs/>
+        </w:rPr>
+        <w:t>]</w:t>
+      </w:r>
+      <w:r>
+        <w:rPr>
+          <w:rFonts w:ascii="Times New Roman" w:hAnsi="Times New Roman" w:cs="Times New Roman"/>
+        </w:rPr>
+        <w:t xml:space="preserve"> Microsoft Learn, "NonSerializedAttribute Class (System),"</w:t>
+      </w:r>
+      <w:r>
+        <w:rPr>
+          <w:rFonts w:ascii="Times New Roman" w:hAnsi="Times New Roman" w:cs="Times New Roman"/>
+        </w:rPr>
+        <w:t xml:space="preserve"> learn.microsoft.com. [Online].</w:t>
+      </w:r>
+      <w:r>
+        <w:rPr>
+          <w:rFonts w:ascii="Times New Roman" w:hAnsi="Times New Roman" w:cs="Times New Roman"/>
+        </w:rPr>
+        <w:br/>
+      </w:r>
+      <w:r>
+        <w:rPr>
+          <w:rFonts w:ascii="Times New Roman" w:hAnsi="Times New Roman" w:cs="Times New Roman"/>
           <w:lang w:val="sr-Cyrl-RS"/>
         </w:rPr>
         <w:t>Доступно на</w:t>
       </w:r>
       <w:r>
         <w:rPr>
-          <w:sz w:val="22"/>
+          <w:rFonts w:ascii="Times New Roman" w:hAnsi="Times New Roman" w:cs="Times New Roman"/>
         </w:rPr>
         <w:t xml:space="preserve">: </w:t>
       </w:r>
-      <w:hyperlink r:id="rId52" w:tgtFrame="_blank" w:history="1">
+      <w:hyperlink r:id="rId55" w:tgtFrame="_blank" w:history="1">
         <w:r>
           <w:rPr>
             <w:rStyle w:val="Hyperlink"/>
-            <w:rFonts w:eastAsiaTheme="majorEastAsia"/>
-            <w:sz w:val="22"/>
+            <w:rFonts w:ascii="Times New Roman" w:eastAsiaTheme="majorEastAsia" w:hAnsi="Times New Roman" w:cs="Times New Roman"/>
           </w:rPr>
           <w:t>https://learn.microsoft.com/en-us/dotnet/api/system.nonserializedattribute</w:t>
         </w:r>
       </w:hyperlink>
       <w:r>
         <w:rPr>
-          <w:sz w:val="22"/>
-        </w:rPr>
-        <w:t xml:space="preserve"> (приступљено: јул 2026).</w:t>
-      </w:r>
-    </w:p>
-    <w:p>
-      <w:pPr>
-        <w:rPr>
           <w:rFonts w:ascii="Times New Roman" w:hAnsi="Times New Roman" w:cs="Times New Roman"/>
         </w:rPr>
-      </w:pPr>
-      <w:bookmarkStart w:id="54" w:name="ref8"/>
+        <w:br/>
+      </w:r>
       <w:r>
         <w:rPr>
           <w:rFonts w:ascii="Times New Roman" w:hAnsi="Times New Roman" w:cs="Times New Roman"/>
         </w:rPr>
-        <w:t xml:space="preserve">[8] </w:t>
-      </w:r>
-      <w:bookmarkEnd w:id="54"/>
+        <w:t>(приступљено: јул 2026).</w:t>
+      </w:r>
+      <w:bookmarkStart w:id="61" w:name="ref12"/>
+      <w:bookmarkEnd w:id="60"/>
       <w:r>
         <w:rPr>
           <w:rFonts w:ascii="Times New Roman" w:hAnsi="Times New Roman" w:cs="Times New Roman"/>
         </w:rPr>
-        <w:t xml:space="preserve">Microsoft Learn, "Timer Class (System.Timers)," learn.microsoft.com. [Online]. </w:t>
+        <w:br/>
       </w:r>
       <w:r>
         <w:rPr>
@@ -30659,6 +33157,36 @@
       <w:r>
         <w:rPr>
           <w:rFonts w:ascii="Times New Roman" w:hAnsi="Times New Roman" w:cs="Times New Roman"/>
+        </w:rPr>
+        <w:t>[</w:t>
+      </w:r>
+      <w:r>
+        <w:rPr>
+          <w:rFonts w:ascii="Times New Roman" w:hAnsi="Times New Roman" w:cs="Times New Roman"/>
+        </w:rPr>
+        <w:t>1</w:t>
+      </w:r>
+      <w:r>
+        <w:rPr>
+          <w:rFonts w:ascii="Times New Roman" w:hAnsi="Times New Roman" w:cs="Times New Roman"/>
+        </w:rPr>
+        <w:t>2</w:t>
+      </w:r>
+      <w:r>
+        <w:rPr>
+          <w:rFonts w:ascii="Times New Roman" w:hAnsi="Times New Roman" w:cs="Times New Roman"/>
+        </w:rPr>
+        <w:t xml:space="preserve">] Microsoft Learn, "Timer Class (System.Timers)," learn.microsoft.com. [Online]. </w:t>
+      </w:r>
+      <w:r>
+        <w:rPr>
+          <w:rFonts w:ascii="Times New Roman" w:hAnsi="Times New Roman" w:cs="Times New Roman"/>
+        </w:rPr>
+        <w:br/>
+      </w:r>
+      <w:r>
+        <w:rPr>
+          <w:rFonts w:ascii="Times New Roman" w:hAnsi="Times New Roman" w:cs="Times New Roman"/>
           <w:lang w:val="sr-Cyrl-RS"/>
         </w:rPr>
         <w:t>Доступно на</w:t>
@@ -30669,7 +33197,7 @@
         </w:rPr>
         <w:t xml:space="preserve">: </w:t>
       </w:r>
-      <w:hyperlink r:id="rId53" w:history="1">
+      <w:hyperlink r:id="rId56" w:history="1">
         <w:r>
           <w:rPr>
             <w:rStyle w:val="Hyperlink"/>
@@ -30722,6 +33250,7 @@
         </w:rPr>
         <w:t xml:space="preserve"> 2026).</w:t>
       </w:r>
+      <w:bookmarkEnd w:id="61"/>
       <w:r>
         <w:rPr>
           <w:rFonts w:ascii="Times New Roman" w:eastAsia="Batang" w:hAnsi="Times New Roman" w:cs="Times New Roman"/>
@@ -30754,7 +33283,7 @@
           <w:lang w:val="sr-Latn-RS"/>
         </w:rPr>
       </w:pPr>
-      <w:bookmarkStart w:id="55" w:name="_Toc238456226"/>
+      <w:bookmarkStart w:id="62" w:name="_Toc238637899"/>
       <w:r>
         <w:rPr>
           <w:rFonts w:ascii="Aptos" w:hAnsi="Aptos"/>
@@ -30765,7 +33294,7 @@
         <w:lastRenderedPageBreak/>
         <w:t>Подаци о кандидату</w:t>
       </w:r>
-      <w:bookmarkEnd w:id="55"/>
+      <w:bookmarkEnd w:id="62"/>
     </w:p>
     <w:p>
       <w:pPr>
@@ -30807,7 +33336,7 @@
                     </pic:cNvPicPr>
                   </pic:nvPicPr>
                   <pic:blipFill rotWithShape="1">
-                    <a:blip r:embed="rId54">
+                    <a:blip r:embed="rId57">
                       <a:extLst>
                         <a:ext uri="{28A0092B-C50C-407E-A947-70E740481C1C}">
                           <a14:useLocalDpi xmlns:a14="http://schemas.microsoft.com/office/drawing/2010/main" val="0"/>
@@ -30989,10 +33518,12 @@
         </w:rPr>
         <w:t>9,29.</w:t>
       </w:r>
+      <w:bookmarkStart w:id="63" w:name="_GoBack"/>
+      <w:bookmarkEnd w:id="63"/>
     </w:p>
     <w:sectPr>
-      <w:footerReference w:type="default" r:id="rId55"/>
-      <w:footerReference w:type="first" r:id="rId56"/>
+      <w:footerReference w:type="default" r:id="rId58"/>
+      <w:footerReference w:type="first" r:id="rId59"/>
       <w:pgSz w:w="11906" w:h="16838" w:code="9"/>
       <w:pgMar w:top="1170" w:right="1440" w:bottom="1080" w:left="1440" w:header="720" w:footer="720" w:gutter="0"/>
       <w:cols w:space="720"/>
@@ -31504,7 +34035,7 @@
         <w:szCs w:val="20"/>
         <w:lang w:val="sr-Latn-RS"/>
       </w:rPr>
-      <w:t>16</w:t>
+      <w:t>22</w:t>
     </w:r>
     <w:r>
       <w:rPr>
@@ -31730,7 +34261,7 @@
         <w:szCs w:val="20"/>
         <w:lang w:val="sr-Latn-RS"/>
       </w:rPr>
-      <w:t>21</w:t>
+      <w:t>30</w:t>
     </w:r>
     <w:r>
       <w:rPr>
@@ -39894,6 +42425,22 @@
       <w:u w:val="single"/>
     </w:rPr>
   </w:style>
+  <w:style w:type="character" w:styleId="Emphasis">
+    <w:name w:val="Emphasis"/>
+    <w:basedOn w:val="DefaultParagraphFont"/>
+    <w:uiPriority w:val="20"/>
+    <w:qFormat/>
+    <w:rsid w:val="00C24783"/>
+    <w:rPr>
+      <w:i/>
+      <w:iCs/>
+    </w:rPr>
+  </w:style>
+  <w:style w:type="character" w:customStyle="1" w:styleId="contents">
+    <w:name w:val="contents"/>
+    <w:basedOn w:val="DefaultParagraphFont"/>
+    <w:rsid w:val="00C24783"/>
+  </w:style>
 </w:styles>
 </file>
 
@@ -40197,7 +42744,7 @@
 </file>
 
 <file path=customXml/itemProps1.xml><?xml version="1.0" encoding="utf-8"?>
-<ds:datastoreItem xmlns:ds="http://schemas.openxmlformats.org/officeDocument/2006/customXml" ds:itemID="{5B0AF55A-3127-40E7-A2D7-267F5A400224}">
+<ds:datastoreItem xmlns:ds="http://schemas.openxmlformats.org/officeDocument/2006/customXml" ds:itemID="{43CC12DC-C2BD-4997-A1AC-3CC057B6408E}">
   <ds:schemaRefs>
     <ds:schemaRef ds:uri="http://schemas.openxmlformats.org/officeDocument/2006/bibliography"/>
   </ds:schemaRefs>

--- a/dokumentacija/MB_PR_33_2022_Katarina_Veljkovic_Bsch_Rad.docx
+++ b/dokumentacija/MB_PR_33_2022_Katarina_Veljkovic_Bsch_Rad.docx
@@ -65,7 +65,7 @@
                 <v:shape id="_x0000_i1025" type="#_x0000_t75" alt="" style="width:63.6pt;height:65.4pt;mso-width-percent:0;mso-height-percent:0;mso-width-percent:0;mso-height-percent:0" o:ole="" fillcolor="window">
                   <v:imagedata r:id="rId8" o:title=""/>
                 </v:shape>
-                <o:OLEObject Type="Embed" ProgID="CorelDraw.Graphic.7" ShapeID="_x0000_i1025" DrawAspect="Content" ObjectID="_1849251273" r:id="rId9"/>
+                <o:OLEObject Type="Embed" ProgID="CorelDraw.Graphic.7" ShapeID="_x0000_i1025" DrawAspect="Content" ObjectID="_1849269649" r:id="rId9"/>
               </w:object>
             </w:r>
           </w:p>
@@ -306,11 +306,12 @@
           <w:szCs w:val="40"/>
           <w:lang w:val="sr-Cyrl-RS"/>
         </w:rPr>
-        <w:t>ИМПЛЕМЕНТАЦИЈА МРЕЖНЕ ИГРЕ</w:t>
-      </w:r>
-    </w:p>
-    <w:p>
-      <w:pPr>
+        <w:t>Развој и мрежна синхронизација игре „Потапање подморница“ уз примену криптографске заштите</w:t>
+      </w:r>
+    </w:p>
+    <w:p>
+      <w:pPr>
+        <w:spacing w:before="60"/>
         <w:jc w:val="center"/>
         <w:rPr>
           <w:rFonts w:ascii="Arial" w:hAnsi="Arial"/>
@@ -320,7 +321,11 @@
           <w:lang w:val="sr-Cyrl-RS"/>
         </w:rPr>
       </w:pPr>
-      <w:r>
+    </w:p>
+    <w:p>
+      <w:pPr>
+        <w:spacing w:before="60"/>
+        <w:jc w:val="center"/>
         <w:rPr>
           <w:rFonts w:ascii="Arial" w:hAnsi="Arial"/>
           <w:b/>
@@ -328,20 +333,6 @@
           <w:szCs w:val="40"/>
           <w:lang w:val="sr-Cyrl-RS"/>
         </w:rPr>
-        <w:t>„ПОТАПАЊЕ ПОДМОРНИЦА“</w:t>
-      </w:r>
-    </w:p>
-    <w:p>
-      <w:pPr>
-        <w:spacing w:before="60"/>
-        <w:jc w:val="center"/>
-        <w:rPr>
-          <w:rFonts w:ascii="Arial" w:hAnsi="Arial"/>
-          <w:b/>
-          <w:sz w:val="50"/>
-          <w:szCs w:val="40"/>
-          <w:lang w:val="sr-Cyrl-RS"/>
-        </w:rPr>
       </w:pPr>
     </w:p>
     <w:p>
@@ -437,29 +428,6 @@
     </w:p>
     <w:p>
       <w:pPr>
-        <w:jc w:val="center"/>
-        <w:rPr>
-          <w:rFonts w:ascii="Arial" w:hAnsi="Arial"/>
-          <w:sz w:val="40"/>
-          <w:szCs w:val="40"/>
-          <w:lang w:val="sr-Latn-RS"/>
-        </w:rPr>
-      </w:pPr>
-    </w:p>
-    <w:p>
-      <w:pPr>
-        <w:jc w:val="center"/>
-        <w:rPr>
-          <w:rFonts w:ascii="Arial" w:hAnsi="Arial"/>
-          <w:sz w:val="32"/>
-          <w:szCs w:val="40"/>
-          <w:lang w:val="sr-Latn-RS"/>
-        </w:rPr>
-      </w:pPr>
-    </w:p>
-    <w:p>
-      <w:pPr>
-        <w:jc w:val="center"/>
         <w:rPr>
           <w:rFonts w:ascii="Arial" w:hAnsi="Arial"/>
           <w:sz w:val="32"/>
@@ -1222,7 +1190,7 @@
                 <w:szCs w:val="18"/>
                 <w:lang w:val="sr-Cyrl-RS"/>
               </w:rPr>
-              <w:t>Имплементација мрежне игре „Потапање подморница“</w:t>
+              <w:t>Развој и мрежна синхронизација игре „Потапање подморница“ уз примену криптографске заштите</w:t>
             </w:r>
           </w:p>
         </w:tc>
@@ -2952,39 +2920,6 @@
                 <w:sz w:val="18"/>
               </w:rPr>
             </w:pPr>
-            <w:r>
-              <w:rPr>
-                <w:rFonts w:ascii="Arial" w:hAnsi="Arial" w:cs="Arial"/>
-                <w:b/>
-                <w:color w:val="FF0000"/>
-                <w:sz w:val="18"/>
-                <w:szCs w:val="18"/>
-                <w:lang w:val="sr-Latn-CS"/>
-              </w:rPr>
-              <w:t>&lt;</w:t>
-            </w:r>
-            <w:r>
-              <w:rPr>
-                <w:rFonts w:ascii="Arial" w:hAnsi="Arial" w:cs="Arial"/>
-                <w:b/>
-                <w:color w:val="FF0000"/>
-                <w:sz w:val="18"/>
-                <w:szCs w:val="18"/>
-                <w:lang w:val="sr-Cyrl-CS"/>
-              </w:rPr>
-              <w:t>име председника комисије</w:t>
-            </w:r>
-            <w:r>
-              <w:rPr>
-                <w:rFonts w:ascii="Arial" w:hAnsi="Arial" w:cs="Arial"/>
-                <w:b/>
-                <w:color w:val="FF0000"/>
-                <w:sz w:val="18"/>
-                <w:szCs w:val="18"/>
-                <w:lang w:val="sr-Latn-CS"/>
-              </w:rPr>
-              <w:t>&gt;</w:t>
-            </w:r>
           </w:p>
         </w:tc>
       </w:tr>
@@ -3066,39 +3001,6 @@
                 <w:sz w:val="18"/>
               </w:rPr>
             </w:pPr>
-            <w:r>
-              <w:rPr>
-                <w:rFonts w:ascii="Arial" w:hAnsi="Arial" w:cs="Arial"/>
-                <w:b/>
-                <w:color w:val="FF0000"/>
-                <w:sz w:val="18"/>
-                <w:szCs w:val="18"/>
-                <w:lang w:val="sr-Latn-CS"/>
-              </w:rPr>
-              <w:t>&lt;</w:t>
-            </w:r>
-            <w:r>
-              <w:rPr>
-                <w:rFonts w:ascii="Arial" w:hAnsi="Arial" w:cs="Arial"/>
-                <w:b/>
-                <w:color w:val="FF0000"/>
-                <w:sz w:val="18"/>
-                <w:szCs w:val="18"/>
-                <w:lang w:val="sr-Cyrl-CS"/>
-              </w:rPr>
-              <w:t>име члана комисије</w:t>
-            </w:r>
-            <w:r>
-              <w:rPr>
-                <w:rFonts w:ascii="Arial" w:hAnsi="Arial" w:cs="Arial"/>
-                <w:b/>
-                <w:color w:val="FF0000"/>
-                <w:sz w:val="18"/>
-                <w:szCs w:val="18"/>
-                <w:lang w:val="sr-Latn-CS"/>
-              </w:rPr>
-              <w:t>&gt;</w:t>
-            </w:r>
           </w:p>
         </w:tc>
         <w:tc>
@@ -3942,7 +3844,47 @@
                 <w:szCs w:val="18"/>
                 <w:lang w:val="sr-Latn-RS"/>
               </w:rPr>
-              <w:t>Implementation of the network game „Battleship“</w:t>
+              <w:t>Development and network s</w:t>
+            </w:r>
+            <w:r>
+              <w:rPr>
+                <w:rFonts w:ascii="Arial" w:hAnsi="Arial" w:cs="Arial"/>
+                <w:b/>
+                <w:sz w:val="18"/>
+                <w:szCs w:val="18"/>
+                <w:lang w:val="sr-Latn-RS"/>
+              </w:rPr>
+              <w:t>ynch</w:t>
+            </w:r>
+            <w:r>
+              <w:rPr>
+                <w:rFonts w:ascii="Arial" w:hAnsi="Arial" w:cs="Arial"/>
+                <w:b/>
+                <w:sz w:val="18"/>
+                <w:szCs w:val="18"/>
+                <w:lang w:val="sr-Latn-RS"/>
+              </w:rPr>
+              <w:t>ronization of the 'Battleship' g</w:t>
+            </w:r>
+            <w:r>
+              <w:rPr>
+                <w:rFonts w:ascii="Arial" w:hAnsi="Arial" w:cs="Arial"/>
+                <w:b/>
+                <w:sz w:val="18"/>
+                <w:szCs w:val="18"/>
+                <w:lang w:val="sr-Latn-RS"/>
+              </w:rPr>
+              <w:t>am</w:t>
+            </w:r>
+            <w:r>
+              <w:rPr>
+                <w:rFonts w:ascii="Arial" w:hAnsi="Arial" w:cs="Arial"/>
+                <w:b/>
+                <w:sz w:val="18"/>
+                <w:szCs w:val="18"/>
+                <w:lang w:val="sr-Latn-RS"/>
+              </w:rPr>
+              <w:t>e with cryptographic protection</w:t>
             </w:r>
           </w:p>
         </w:tc>
@@ -5369,39 +5311,6 @@
                 <w:sz w:val="18"/>
               </w:rPr>
             </w:pPr>
-            <w:r>
-              <w:rPr>
-                <w:rFonts w:ascii="Arial" w:hAnsi="Arial" w:cs="Arial"/>
-                <w:b/>
-                <w:color w:val="FF0000"/>
-                <w:sz w:val="18"/>
-                <w:szCs w:val="18"/>
-                <w:lang w:val="sr-Latn-CS"/>
-              </w:rPr>
-              <w:t>&lt;</w:t>
-            </w:r>
-            <w:r>
-              <w:rPr>
-                <w:rFonts w:ascii="Arial" w:hAnsi="Arial" w:cs="Arial"/>
-                <w:b/>
-                <w:color w:val="FF0000"/>
-                <w:sz w:val="18"/>
-                <w:szCs w:val="18"/>
-                <w:lang w:val="sr-Cyrl-CS"/>
-              </w:rPr>
-              <w:t>ime predsednika komisije</w:t>
-            </w:r>
-            <w:r>
-              <w:rPr>
-                <w:rFonts w:ascii="Arial" w:hAnsi="Arial" w:cs="Arial"/>
-                <w:b/>
-                <w:color w:val="FF0000"/>
-                <w:sz w:val="18"/>
-                <w:szCs w:val="18"/>
-                <w:lang w:val="sr-Latn-CS"/>
-              </w:rPr>
-              <w:t>&gt;</w:t>
-            </w:r>
           </w:p>
         </w:tc>
       </w:tr>
@@ -5475,39 +5384,6 @@
                 <w:sz w:val="18"/>
               </w:rPr>
             </w:pPr>
-            <w:r>
-              <w:rPr>
-                <w:rFonts w:ascii="Arial" w:hAnsi="Arial" w:cs="Arial"/>
-                <w:b/>
-                <w:color w:val="FF0000"/>
-                <w:sz w:val="18"/>
-                <w:szCs w:val="18"/>
-                <w:lang w:val="sr-Latn-CS"/>
-              </w:rPr>
-              <w:t>&lt;</w:t>
-            </w:r>
-            <w:r>
-              <w:rPr>
-                <w:rFonts w:ascii="Arial" w:hAnsi="Arial" w:cs="Arial"/>
-                <w:b/>
-                <w:color w:val="FF0000"/>
-                <w:sz w:val="18"/>
-                <w:szCs w:val="18"/>
-                <w:lang w:val="sr-Cyrl-CS"/>
-              </w:rPr>
-              <w:t>ime člana komisije</w:t>
-            </w:r>
-            <w:r>
-              <w:rPr>
-                <w:rFonts w:ascii="Arial" w:hAnsi="Arial" w:cs="Arial"/>
-                <w:b/>
-                <w:color w:val="FF0000"/>
-                <w:sz w:val="18"/>
-                <w:szCs w:val="18"/>
-                <w:lang w:val="sr-Latn-CS"/>
-              </w:rPr>
-              <w:t>&gt;</w:t>
-            </w:r>
           </w:p>
         </w:tc>
         <w:tc>
@@ -6555,7 +6431,7 @@
                 <w:sz w:val="24"/>
                 <w:lang w:val="sr-Cyrl-RS"/>
               </w:rPr>
-              <w:t>ИМПЛЕМЕНТАЦИЈА МРЕЖНЕ ИГРЕ „ПОТАПАЊЕ ПОДМОРНИЦА“</w:t>
+              <w:t>Развој и мрежна синхронизација игре „Потапање подморница“ уз примену криптографске заштите</w:t>
             </w:r>
           </w:p>
         </w:tc>
@@ -7478,7 +7354,6 @@
           <w:docPartUnique/>
         </w:docPartObj>
       </w:sdtPr>
-      <w:sdtEndPr/>
       <w:sdtContent>
         <w:p>
           <w:pPr>
@@ -7948,6 +7823,8 @@
               <w:fldChar w:fldCharType="end"/>
             </w:r>
           </w:hyperlink>
+          <w:bookmarkStart w:id="0" w:name="_GoBack"/>
+          <w:bookmarkEnd w:id="0"/>
         </w:p>
         <w:p>
           <w:pPr>
@@ -10601,7 +10478,7 @@
           <w:szCs w:val="24"/>
         </w:rPr>
       </w:pPr>
-      <w:bookmarkStart w:id="0" w:name="_Toc238637854"/>
+      <w:bookmarkStart w:id="1" w:name="_Toc238637854"/>
       <w:r>
         <w:rPr>
           <w:rFonts w:ascii="Aptos" w:hAnsi="Aptos"/>
@@ -10611,7 +10488,7 @@
         <w:lastRenderedPageBreak/>
         <w:t>Увод</w:t>
       </w:r>
-      <w:bookmarkEnd w:id="0"/>
+      <w:bookmarkEnd w:id="1"/>
     </w:p>
     <w:p>
       <w:pPr>
@@ -10974,12 +10851,12 @@
         <w:pStyle w:val="H1stil"/>
         <w:spacing w:line="360" w:lineRule="auto"/>
       </w:pPr>
-      <w:bookmarkStart w:id="1" w:name="_Toc238637855"/>
+      <w:bookmarkStart w:id="2" w:name="_Toc238637855"/>
       <w:r>
         <w:lastRenderedPageBreak/>
         <w:t>Теоријске основе рада</w:t>
       </w:r>
-      <w:bookmarkEnd w:id="1"/>
+      <w:bookmarkEnd w:id="2"/>
     </w:p>
     <w:p>
       <w:pPr>
@@ -11019,7 +10896,7 @@
           <w:lang w:val="sr-Cyrl-RS"/>
         </w:rPr>
       </w:pPr>
-      <w:bookmarkStart w:id="2" w:name="_Toc238637856"/>
+      <w:bookmarkStart w:id="3" w:name="_Toc238637856"/>
       <w:r>
         <w:t>2</w:t>
       </w:r>
@@ -11044,7 +10921,7 @@
       <w:r>
         <w:t>UDP</w:t>
       </w:r>
-      <w:bookmarkEnd w:id="2"/>
+      <w:bookmarkEnd w:id="3"/>
     </w:p>
     <w:p>
       <w:pPr>
@@ -11123,7 +11000,7 @@
           <w:lang w:val="sr-Cyrl-RS"/>
         </w:rPr>
       </w:pPr>
-      <w:bookmarkStart w:id="3" w:name="_Toc238637857"/>
+      <w:bookmarkStart w:id="4" w:name="_Toc238637857"/>
       <w:r>
         <w:rPr>
           <w:lang w:val="sr-Cyrl-RS"/>
@@ -11145,7 +11022,7 @@
         </w:rPr>
         <w:t>(User Datagram Protocol)</w:t>
       </w:r>
-      <w:bookmarkEnd w:id="3"/>
+      <w:bookmarkEnd w:id="4"/>
     </w:p>
     <w:p>
       <w:pPr>
@@ -11365,7 +11242,7 @@
           <w:lang w:val="sr-Cyrl-RS"/>
         </w:rPr>
       </w:pPr>
-      <w:bookmarkStart w:id="4" w:name="_Toc238637858"/>
+      <w:bookmarkStart w:id="5" w:name="_Toc238637858"/>
       <w:r>
         <w:rPr>
           <w:lang w:val="sr-Cyrl-RS"/>
@@ -11381,7 +11258,7 @@
         </w:rPr>
         <w:t>(Transmission Control Protocol)</w:t>
       </w:r>
-      <w:bookmarkEnd w:id="4"/>
+      <w:bookmarkEnd w:id="5"/>
     </w:p>
     <w:p>
       <w:pPr>
@@ -11599,7 +11476,7 @@
         <w:ind w:left="0" w:firstLine="360"/>
         <w:jc w:val="both"/>
       </w:pPr>
-      <w:bookmarkStart w:id="5" w:name="_Toc238637859"/>
+      <w:bookmarkStart w:id="6" w:name="_Toc238637859"/>
       <w:r>
         <w:rPr>
           <w:lang w:val="sr-Cyrl-RS"/>
@@ -11609,7 +11486,7 @@
       <w:r>
         <w:t>Сличнoсти и разлике између TCP и UDP</w:t>
       </w:r>
-      <w:bookmarkEnd w:id="5"/>
+      <w:bookmarkEnd w:id="6"/>
     </w:p>
     <w:p>
       <w:pPr>
@@ -12540,7 +12417,7 @@
           <w:lang w:val="sr-Cyrl-RS"/>
         </w:rPr>
       </w:pPr>
-      <w:bookmarkStart w:id="6" w:name="_Toc238637860"/>
+      <w:bookmarkStart w:id="7" w:name="_Toc238637860"/>
       <w:r>
         <w:t>2</w:t>
       </w:r>
@@ -12559,7 +12436,7 @@
         </w:rPr>
         <w:t>Криптографска заштита порука: AES-256</w:t>
       </w:r>
-      <w:bookmarkEnd w:id="6"/>
+      <w:bookmarkEnd w:id="7"/>
     </w:p>
     <w:p>
       <w:pPr>
@@ -12658,7 +12535,7 @@
           <w:lang w:val="sr-Cyrl-RS"/>
         </w:rPr>
       </w:pPr>
-      <w:bookmarkStart w:id="7" w:name="_Toc238637861"/>
+      <w:bookmarkStart w:id="8" w:name="_Toc238637861"/>
       <w:r>
         <w:rPr>
           <w:lang w:val="sr-Cyrl-RS"/>
@@ -12668,7 +12545,7 @@
       <w:r>
         <w:t>Принцип рада AES алгоритма</w:t>
       </w:r>
-      <w:bookmarkEnd w:id="7"/>
+      <w:bookmarkEnd w:id="8"/>
     </w:p>
     <w:p>
       <w:pPr>
@@ -13056,7 +12933,7 @@
           <w:lang w:val="sr-Cyrl-RS"/>
         </w:rPr>
       </w:pPr>
-      <w:bookmarkStart w:id="8" w:name="_Toc238637862"/>
+      <w:bookmarkStart w:id="9" w:name="_Toc238637862"/>
       <w:r>
         <w:rPr>
           <w:lang w:val="sr-Cyrl-RS"/>
@@ -13069,7 +12946,7 @@
       <w:r>
         <w:t>мане AES алгоритма</w:t>
       </w:r>
-      <w:bookmarkEnd w:id="8"/>
+      <w:bookmarkEnd w:id="9"/>
     </w:p>
     <w:p>
       <w:pPr>
@@ -13275,7 +13152,7 @@
           <w:sz w:val="40"/>
         </w:rPr>
       </w:pPr>
-      <w:bookmarkStart w:id="9" w:name="_Toc238637863"/>
+      <w:bookmarkStart w:id="10" w:name="_Toc238637863"/>
       <w:r>
         <w:rPr>
           <w:rFonts w:ascii="Aptos" w:hAnsi="Aptos"/>
@@ -13284,7 +13161,7 @@
         <w:lastRenderedPageBreak/>
         <w:t>Опис коришћених технологија и алата</w:t>
       </w:r>
-      <w:bookmarkEnd w:id="9"/>
+      <w:bookmarkEnd w:id="10"/>
     </w:p>
     <w:p>
       <w:pPr>
@@ -13325,14 +13202,14 @@
         <w:pStyle w:val="11heading"/>
         <w:spacing w:line="360" w:lineRule="auto"/>
       </w:pPr>
-      <w:bookmarkStart w:id="10" w:name="_Toc238637864"/>
+      <w:bookmarkStart w:id="11" w:name="_Toc238637864"/>
       <w:r>
         <w:t>3</w:t>
       </w:r>
       <w:r>
         <w:t>.1. Технологије серверске стране</w:t>
       </w:r>
-      <w:bookmarkEnd w:id="10"/>
+      <w:bookmarkEnd w:id="11"/>
     </w:p>
     <w:p>
       <w:pPr>
@@ -13588,14 +13465,14 @@
       <w:r>
         <w:t xml:space="preserve"> </w:t>
       </w:r>
-      <w:bookmarkStart w:id="11" w:name="_Toc238637865"/>
+      <w:bookmarkStart w:id="12" w:name="_Toc238637865"/>
       <w:r>
         <w:t>3</w:t>
       </w:r>
       <w:r>
         <w:t>.2. Криптографска заштита и апликативни протокол</w:t>
       </w:r>
-      <w:bookmarkEnd w:id="11"/>
+      <w:bookmarkEnd w:id="12"/>
     </w:p>
     <w:p>
       <w:pPr>
@@ -13840,14 +13717,14 @@
         <w:pStyle w:val="11heading"/>
         <w:spacing w:line="360" w:lineRule="auto"/>
       </w:pPr>
-      <w:bookmarkStart w:id="12" w:name="_Toc238637866"/>
+      <w:bookmarkStart w:id="13" w:name="_Toc238637866"/>
       <w:r>
         <w:t>3</w:t>
       </w:r>
       <w:r>
         <w:t>.3. Алати и окружење</w:t>
       </w:r>
-      <w:bookmarkEnd w:id="12"/>
+      <w:bookmarkEnd w:id="13"/>
     </w:p>
     <w:p>
       <w:pPr>
@@ -14029,7 +13906,7 @@
           <w:szCs w:val="24"/>
         </w:rPr>
       </w:pPr>
-      <w:bookmarkStart w:id="13" w:name="_Toc238637867"/>
+      <w:bookmarkStart w:id="14" w:name="_Toc238637867"/>
       <w:r>
         <w:rPr>
           <w:rFonts w:ascii="Aptos" w:hAnsi="Aptos"/>
@@ -14040,7 +13917,7 @@
         <w:lastRenderedPageBreak/>
         <w:t>Мрежна игра „Потапање подморница“</w:t>
       </w:r>
-      <w:bookmarkEnd w:id="13"/>
+      <w:bookmarkEnd w:id="14"/>
     </w:p>
     <w:p>
       <w:pPr>
@@ -14222,7 +14099,7 @@
           <w:lang w:val="sr-Cyrl-RS"/>
         </w:rPr>
       </w:pPr>
-      <w:bookmarkStart w:id="14" w:name="_Toc238637868"/>
+      <w:bookmarkStart w:id="15" w:name="_Toc238637868"/>
       <w:r>
         <w:t>4</w:t>
       </w:r>
@@ -14235,7 +14112,7 @@
         </w:rPr>
         <w:t>1 Дијаграм случаја употребе игре</w:t>
       </w:r>
-      <w:bookmarkEnd w:id="14"/>
+      <w:bookmarkEnd w:id="15"/>
     </w:p>
     <w:p>
       <w:pPr>
@@ -14399,7 +14276,7 @@
           <w:lang w:val="sr-Cyrl-RS"/>
         </w:rPr>
       </w:pPr>
-      <w:bookmarkStart w:id="15" w:name="_Toc238637869"/>
+      <w:bookmarkStart w:id="16" w:name="_Toc238637869"/>
       <w:r>
         <w:rPr>
           <w:lang w:val="sr-Cyrl-RS"/>
@@ -14412,7 +14289,7 @@
         </w:rPr>
         <w:t>.1.1 Актери система</w:t>
       </w:r>
-      <w:bookmarkEnd w:id="15"/>
+      <w:bookmarkEnd w:id="16"/>
     </w:p>
     <w:p>
       <w:pPr>
@@ -14648,7 +14525,7 @@
           <w:lang w:val="sr-Cyrl-RS"/>
         </w:rPr>
       </w:pPr>
-      <w:bookmarkStart w:id="16" w:name="_Toc238637870"/>
+      <w:bookmarkStart w:id="17" w:name="_Toc238637870"/>
       <w:r>
         <w:rPr>
           <w:lang w:val="sr-Cyrl-RS"/>
@@ -14661,7 +14538,7 @@
         </w:rPr>
         <w:t>.1.2 Случајеви употребе</w:t>
       </w:r>
-      <w:bookmarkEnd w:id="16"/>
+      <w:bookmarkEnd w:id="17"/>
     </w:p>
     <w:p>
       <w:pPr>
@@ -15274,7 +15151,7 @@
           <w:lang w:val="sr-Cyrl-RS"/>
         </w:rPr>
       </w:pPr>
-      <w:bookmarkStart w:id="17" w:name="_Toc238637871"/>
+      <w:bookmarkStart w:id="18" w:name="_Toc238637871"/>
       <w:r>
         <w:t>4</w:t>
       </w:r>
@@ -15287,7 +15164,7 @@
         </w:rPr>
         <w:t xml:space="preserve"> Дизајн система мрежне игре</w:t>
       </w:r>
-      <w:bookmarkEnd w:id="17"/>
+      <w:bookmarkEnd w:id="18"/>
     </w:p>
     <w:p>
       <w:pPr>
@@ -15452,7 +15329,7 @@
           <w:lang w:val="sr-Cyrl-RS"/>
         </w:rPr>
       </w:pPr>
-      <w:bookmarkStart w:id="18" w:name="_Toc238637872"/>
+      <w:bookmarkStart w:id="19" w:name="_Toc238637872"/>
       <w:r>
         <w:t>4</w:t>
       </w:r>
@@ -15465,7 +15342,7 @@
         </w:rPr>
         <w:t xml:space="preserve"> Компонентни дизајн</w:t>
       </w:r>
-      <w:bookmarkEnd w:id="18"/>
+      <w:bookmarkEnd w:id="19"/>
     </w:p>
     <w:p>
       <w:pPr>
@@ -15967,7 +15844,7 @@
           <w:lang w:val="sr-Cyrl-RS"/>
         </w:rPr>
       </w:pPr>
-      <w:bookmarkStart w:id="19" w:name="_Toc238637873"/>
+      <w:bookmarkStart w:id="20" w:name="_Toc238637873"/>
       <w:r>
         <w:t>4</w:t>
       </w:r>
@@ -15986,7 +15863,7 @@
         </w:rPr>
         <w:t xml:space="preserve"> Комуникациони дизајн</w:t>
       </w:r>
-      <w:bookmarkEnd w:id="19"/>
+      <w:bookmarkEnd w:id="20"/>
     </w:p>
     <w:p>
       <w:pPr>
@@ -16379,7 +16256,7 @@
           <w:lang w:val="sr-Cyrl-RS"/>
         </w:rPr>
       </w:pPr>
-      <w:bookmarkStart w:id="20" w:name="_Toc238637874"/>
+      <w:bookmarkStart w:id="21" w:name="_Toc238637874"/>
       <w:r>
         <w:t>4</w:t>
       </w:r>
@@ -16401,7 +16278,7 @@
         </w:rPr>
         <w:t xml:space="preserve"> Секвенца кључних сценарија</w:t>
       </w:r>
-      <w:bookmarkEnd w:id="20"/>
+      <w:bookmarkEnd w:id="21"/>
     </w:p>
     <w:p>
       <w:pPr>
@@ -16913,7 +16790,7 @@
         </w:rPr>
         <w:br/>
       </w:r>
-      <w:bookmarkStart w:id="21" w:name="_Toc238637875"/>
+      <w:bookmarkStart w:id="22" w:name="_Toc238637875"/>
       <w:r>
         <w:t>4</w:t>
       </w:r>
@@ -16932,7 +16809,7 @@
         </w:rPr>
         <w:t>4 Дизајн одговорности и контрола стања</w:t>
       </w:r>
-      <w:bookmarkEnd w:id="21"/>
+      <w:bookmarkEnd w:id="22"/>
     </w:p>
     <w:p>
       <w:pPr>
@@ -17038,7 +16915,7 @@
           <w:lang w:val="sr-Cyrl-RS"/>
         </w:rPr>
       </w:pPr>
-      <w:bookmarkStart w:id="22" w:name="_Toc238637876"/>
+      <w:bookmarkStart w:id="23" w:name="_Toc238637876"/>
       <w:r>
         <w:t>4</w:t>
       </w:r>
@@ -17057,7 +16934,7 @@
         </w:rPr>
         <w:t>5 Дизајнерске предности изабраног решења</w:t>
       </w:r>
-      <w:bookmarkEnd w:id="22"/>
+      <w:bookmarkEnd w:id="23"/>
     </w:p>
     <w:p>
       <w:pPr>
@@ -17209,7 +17086,7 @@
           <w:rFonts w:ascii="Aptos" w:hAnsi="Aptos"/>
         </w:rPr>
       </w:pPr>
-      <w:bookmarkStart w:id="23" w:name="_Toc238637877"/>
+      <w:bookmarkStart w:id="24" w:name="_Toc238637877"/>
       <w:r>
         <w:rPr>
           <w:rFonts w:ascii="Aptos" w:hAnsi="Aptos" w:cs="Arial"/>
@@ -17231,7 +17108,7 @@
         </w:rPr>
         <w:t xml:space="preserve"> игре</w:t>
       </w:r>
-      <w:bookmarkEnd w:id="23"/>
+      <w:bookmarkEnd w:id="24"/>
     </w:p>
     <w:p>
       <w:pPr>
@@ -17241,7 +17118,7 @@
           <w:lang w:val="sr-Cyrl-RS"/>
         </w:rPr>
       </w:pPr>
-      <w:bookmarkStart w:id="24" w:name="_Toc238637878"/>
+      <w:bookmarkStart w:id="25" w:name="_Toc238637878"/>
       <w:r>
         <w:t>5</w:t>
       </w:r>
@@ -17254,7 +17131,7 @@
         </w:rPr>
         <w:t>Архитектура решења</w:t>
       </w:r>
-      <w:bookmarkEnd w:id="24"/>
+      <w:bookmarkEnd w:id="25"/>
     </w:p>
     <w:p>
       <w:pPr>
@@ -17426,7 +17303,7 @@
           <w:lang w:val="sr-Cyrl-RS"/>
         </w:rPr>
       </w:pPr>
-      <w:bookmarkStart w:id="25" w:name="_Toc238637879"/>
+      <w:bookmarkStart w:id="26" w:name="_Toc238637879"/>
       <w:r>
         <w:rPr>
           <w:lang w:val="sr-Cyrl-RS"/>
@@ -17457,7 +17334,7 @@
         </w:rPr>
         <w:t>Структура података и заједнички модели</w:t>
       </w:r>
-      <w:bookmarkEnd w:id="25"/>
+      <w:bookmarkEnd w:id="26"/>
     </w:p>
     <w:p>
       <w:pPr>
@@ -17497,8 +17374,8 @@
           <w:lang w:val="sr-Cyrl-RS"/>
         </w:rPr>
       </w:pPr>
-      <w:bookmarkStart w:id="26" w:name="_Toc238637880"/>
-      <w:bookmarkStart w:id="27" w:name="_Toc230707894"/>
+      <w:bookmarkStart w:id="27" w:name="_Toc238637880"/>
+      <w:bookmarkStart w:id="28" w:name="_Toc230707894"/>
       <w:r>
         <w:rPr>
           <w:lang w:val="sr-Cyrl-RS"/>
@@ -17520,9 +17397,9 @@
         </w:rPr>
         <w:t>и структурирање флоте</w:t>
       </w:r>
-      <w:bookmarkEnd w:id="26"/>
-    </w:p>
-    <w:bookmarkEnd w:id="27"/>
+      <w:bookmarkEnd w:id="27"/>
+    </w:p>
+    <w:bookmarkEnd w:id="28"/>
     <w:p>
       <w:pPr>
         <w:jc w:val="both"/>
@@ -17619,7 +17496,7 @@
           <w:lang w:val="sr-Cyrl-RS"/>
         </w:rPr>
       </w:pPr>
-      <w:bookmarkStart w:id="28" w:name="_Toc238637881"/>
+      <w:bookmarkStart w:id="29" w:name="_Toc238637881"/>
       <w:r>
         <w:rPr>
           <w:lang w:val="sr-Cyrl-RS"/>
@@ -17641,7 +17518,7 @@
         </w:rPr>
         <w:t>и управљање меморијским стањем</w:t>
       </w:r>
-      <w:bookmarkEnd w:id="28"/>
+      <w:bookmarkEnd w:id="29"/>
       <w:r>
         <w:rPr>
           <w:lang w:val="sr-Cyrl-RS"/>
@@ -19139,7 +19016,7 @@
           <w:lang w:val="sr-Cyrl-RS"/>
         </w:rPr>
       </w:pPr>
-      <w:bookmarkStart w:id="29" w:name="_Toc238637882"/>
+      <w:bookmarkStart w:id="30" w:name="_Toc238637882"/>
       <w:r>
         <w:rPr>
           <w:lang w:val="sr-Cyrl-RS"/>
@@ -19161,7 +19038,7 @@
         </w:rPr>
         <w:t>као апликативни мрежни протокол</w:t>
       </w:r>
-      <w:bookmarkEnd w:id="29"/>
+      <w:bookmarkEnd w:id="30"/>
     </w:p>
     <w:p>
       <w:pPr>
@@ -23276,7 +23153,7 @@
           <w:lang w:val="sr-Cyrl-RS"/>
         </w:rPr>
       </w:pPr>
-      <w:bookmarkStart w:id="30" w:name="_Toc238637883"/>
+      <w:bookmarkStart w:id="31" w:name="_Toc238637883"/>
       <w:r>
         <w:t>5</w:t>
       </w:r>
@@ -23301,7 +23178,7 @@
         </w:rPr>
         <w:t>специфичности)</w:t>
       </w:r>
-      <w:bookmarkEnd w:id="30"/>
+      <w:bookmarkEnd w:id="31"/>
     </w:p>
     <w:p>
       <w:pPr>
@@ -23402,7 +23279,7 @@
           <w:lang w:val="sr-Cyrl-RS"/>
         </w:rPr>
       </w:pPr>
-      <w:bookmarkStart w:id="31" w:name="_Toc238637884"/>
+      <w:bookmarkStart w:id="32" w:name="_Toc238637884"/>
       <w:r>
         <w:rPr>
           <w:lang w:val="sr-Cyrl-RS"/>
@@ -23433,7 +23310,7 @@
         </w:rPr>
         <w:t>Логика иницијализације и регистрације играча</w:t>
       </w:r>
-      <w:bookmarkEnd w:id="31"/>
+      <w:bookmarkEnd w:id="32"/>
     </w:p>
     <w:p>
       <w:pPr>
@@ -23531,8 +23408,8 @@
           <w:lang w:val="sr-Cyrl-RS"/>
         </w:rPr>
       </w:pPr>
-      <w:bookmarkStart w:id="32" w:name="_Toc230707898"/>
-      <w:bookmarkStart w:id="33" w:name="_Toc238637885"/>
+      <w:bookmarkStart w:id="33" w:name="_Toc230707898"/>
+      <w:bookmarkStart w:id="34" w:name="_Toc238637885"/>
       <w:r>
         <w:t>5</w:t>
       </w:r>
@@ -23548,8 +23425,8 @@
         </w:rPr>
         <w:t>Валидација и правила постављања подморница</w:t>
       </w:r>
-      <w:bookmarkEnd w:id="32"/>
       <w:bookmarkEnd w:id="33"/>
+      <w:bookmarkEnd w:id="34"/>
     </w:p>
     <w:p>
       <w:pPr>
@@ -28023,8 +27900,8 @@
           <w:lang w:val="sr-Cyrl-RS"/>
         </w:rPr>
       </w:pPr>
-      <w:bookmarkStart w:id="34" w:name="_Toc230707899"/>
-      <w:bookmarkStart w:id="35" w:name="_Toc238637886"/>
+      <w:bookmarkStart w:id="35" w:name="_Toc230707899"/>
+      <w:bookmarkStart w:id="36" w:name="_Toc238637886"/>
       <w:r>
         <w:t>5</w:t>
       </w:r>
@@ -28040,8 +27917,8 @@
         </w:rPr>
         <w:t>Логика играња потеза</w:t>
       </w:r>
-      <w:bookmarkEnd w:id="34"/>
       <w:bookmarkEnd w:id="35"/>
+      <w:bookmarkEnd w:id="36"/>
     </w:p>
     <w:p>
       <w:pPr>
@@ -28282,8 +28159,8 @@
           <w:lang w:val="sr-Cyrl-RS"/>
         </w:rPr>
       </w:pPr>
-      <w:bookmarkStart w:id="36" w:name="_Toc230707900"/>
-      <w:bookmarkStart w:id="37" w:name="_Toc238637887"/>
+      <w:bookmarkStart w:id="37" w:name="_Toc230707900"/>
+      <w:bookmarkStart w:id="38" w:name="_Toc238637887"/>
       <w:r>
         <w:rPr>
           <w:lang w:val="sr-Cyrl-RS"/>
@@ -28308,8 +28185,8 @@
         </w:rPr>
         <w:t>Специјални супер потез (9 поља одједном)</w:t>
       </w:r>
-      <w:bookmarkEnd w:id="36"/>
       <w:bookmarkEnd w:id="37"/>
+      <w:bookmarkEnd w:id="38"/>
     </w:p>
     <w:p>
       <w:pPr>
@@ -28538,8 +28415,8 @@
       <w:pPr>
         <w:pStyle w:val="11heading"/>
       </w:pPr>
-      <w:bookmarkStart w:id="38" w:name="_Toc230707901"/>
-      <w:bookmarkStart w:id="39" w:name="_Toc238637888"/>
+      <w:bookmarkStart w:id="39" w:name="_Toc230707901"/>
+      <w:bookmarkStart w:id="40" w:name="_Toc238637888"/>
       <w:r>
         <w:t>5</w:t>
       </w:r>
@@ -28561,8 +28438,8 @@
       <w:r>
         <w:t xml:space="preserve"> преузимање контроле</w:t>
       </w:r>
-      <w:bookmarkEnd w:id="38"/>
       <w:bookmarkEnd w:id="39"/>
+      <w:bookmarkEnd w:id="40"/>
     </w:p>
     <w:p>
       <w:pPr>
@@ -29199,7 +29076,7 @@
           <w:lang w:val="sr-Cyrl-RS"/>
         </w:rPr>
       </w:pPr>
-      <w:bookmarkStart w:id="40" w:name="_Toc238637889"/>
+      <w:bookmarkStart w:id="41" w:name="_Toc238637889"/>
       <w:r>
         <w:t>5</w:t>
       </w:r>
@@ -29221,7 +29098,7 @@
         </w:rPr>
         <w:t>Бележење тока игре у документ</w:t>
       </w:r>
-      <w:bookmarkEnd w:id="40"/>
+      <w:bookmarkEnd w:id="41"/>
     </w:p>
     <w:p>
       <w:pPr>
@@ -29375,7 +29252,7 @@
           <w:szCs w:val="24"/>
         </w:rPr>
       </w:pPr>
-      <w:bookmarkStart w:id="41" w:name="_Toc238637890"/>
+      <w:bookmarkStart w:id="42" w:name="_Toc238637890"/>
       <w:r>
         <w:rPr>
           <w:rFonts w:ascii="Aptos" w:hAnsi="Aptos"/>
@@ -29404,7 +29281,7 @@
         </w:rPr>
         <w:t>решења</w:t>
       </w:r>
-      <w:bookmarkEnd w:id="41"/>
+      <w:bookmarkEnd w:id="42"/>
     </w:p>
     <w:p>
       <w:pPr>
@@ -29414,7 +29291,7 @@
           <w:lang w:val="sr-Cyrl-RS"/>
         </w:rPr>
       </w:pPr>
-      <w:bookmarkStart w:id="42" w:name="_Toc238637891"/>
+      <w:bookmarkStart w:id="43" w:name="_Toc238637891"/>
       <w:r>
         <w:rPr>
           <w:lang w:val="sr-Cyrl-RS"/>
@@ -29430,7 +29307,7 @@
         </w:rPr>
         <w:t>Покретање и повезивање</w:t>
       </w:r>
-      <w:bookmarkEnd w:id="42"/>
+      <w:bookmarkEnd w:id="43"/>
     </w:p>
     <w:p>
       <w:pPr>
@@ -30106,7 +29983,7 @@
           <w:lang w:val="sr-Cyrl-RS"/>
         </w:rPr>
       </w:pPr>
-      <w:bookmarkStart w:id="43" w:name="_Toc238637892"/>
+      <w:bookmarkStart w:id="44" w:name="_Toc238637892"/>
       <w:r>
         <w:rPr>
           <w:lang w:val="sr-Cyrl-RS"/>
@@ -30137,7 +30014,7 @@
         </w:rPr>
         <w:t>Постављање подморница и припрема игре</w:t>
       </w:r>
-      <w:bookmarkEnd w:id="43"/>
+      <w:bookmarkEnd w:id="44"/>
     </w:p>
     <w:p>
       <w:pPr>
@@ -30497,7 +30374,7 @@
           <w:lang w:val="sr-Cyrl-RS"/>
         </w:rPr>
       </w:pPr>
-      <w:bookmarkStart w:id="44" w:name="_Toc238637893"/>
+      <w:bookmarkStart w:id="45" w:name="_Toc238637893"/>
       <w:r>
         <w:rPr>
           <w:lang w:val="sr-Cyrl-RS"/>
@@ -30528,7 +30405,7 @@
         </w:rPr>
         <w:t>Ток игре и комуникација</w:t>
       </w:r>
-      <w:bookmarkEnd w:id="44"/>
+      <w:bookmarkEnd w:id="45"/>
     </w:p>
     <w:p>
       <w:pPr>
@@ -31036,7 +30913,7 @@
           <w:lang w:val="sr-Cyrl-RS"/>
         </w:rPr>
       </w:pPr>
-      <w:bookmarkStart w:id="45" w:name="_Toc238637894"/>
+      <w:bookmarkStart w:id="46" w:name="_Toc238637894"/>
       <w:r>
         <w:rPr>
           <w:lang w:val="sr-Cyrl-RS"/>
@@ -31077,7 +30954,7 @@
       <w:r>
         <w:t>)</w:t>
       </w:r>
-      <w:bookmarkEnd w:id="45"/>
+      <w:bookmarkEnd w:id="46"/>
     </w:p>
     <w:p>
       <w:pPr>
@@ -31507,7 +31384,7 @@
           <w:lang w:val="sr-Cyrl-RS"/>
         </w:rPr>
       </w:pPr>
-      <w:bookmarkStart w:id="46" w:name="_Toc238637895"/>
+      <w:bookmarkStart w:id="47" w:name="_Toc238637895"/>
       <w:r>
         <w:rPr>
           <w:lang w:val="sr-Cyrl-RS"/>
@@ -31538,7 +31415,7 @@
         </w:rPr>
         <w:t>Крај игре и нова игра</w:t>
       </w:r>
-      <w:bookmarkEnd w:id="46"/>
+      <w:bookmarkEnd w:id="47"/>
     </w:p>
     <w:p>
       <w:pPr>
@@ -31949,7 +31826,7 @@
           <w:lang w:val="sr-Cyrl-RS"/>
         </w:rPr>
       </w:pPr>
-      <w:bookmarkStart w:id="47" w:name="_Toc238637896"/>
+      <w:bookmarkStart w:id="48" w:name="_Toc238637896"/>
       <w:r>
         <w:rPr>
           <w:rFonts w:ascii="Aptos" w:hAnsi="Aptos"/>
@@ -31960,7 +31837,7 @@
         <w:lastRenderedPageBreak/>
         <w:t>Закључак</w:t>
       </w:r>
-      <w:bookmarkEnd w:id="47"/>
+      <w:bookmarkEnd w:id="48"/>
     </w:p>
     <w:p>
       <w:pPr>
@@ -32070,7 +31947,7 @@
           <w:lang w:val="sr-Cyrl-RS"/>
         </w:rPr>
       </w:pPr>
-      <w:bookmarkStart w:id="48" w:name="_Toc238637897"/>
+      <w:bookmarkStart w:id="49" w:name="_Toc238637897"/>
       <w:r>
         <w:rPr>
           <w:lang w:val="sr-Cyrl-RS"/>
@@ -32113,7 +31990,7 @@
         </w:rPr>
         <w:t xml:space="preserve"> софтверског решења</w:t>
       </w:r>
-      <w:bookmarkEnd w:id="48"/>
+      <w:bookmarkEnd w:id="49"/>
     </w:p>
     <w:p>
       <w:pPr>
@@ -32300,7 +32177,7 @@
           <w:lang w:val="sr-Cyrl-RS"/>
         </w:rPr>
       </w:pPr>
-      <w:bookmarkStart w:id="49" w:name="_Toc238637898"/>
+      <w:bookmarkStart w:id="50" w:name="_Toc238637898"/>
       <w:r>
         <w:rPr>
           <w:rFonts w:ascii="Aptos" w:hAnsi="Aptos" w:cs="Arial"/>
@@ -32312,7 +32189,7 @@
         <w:lastRenderedPageBreak/>
         <w:t>Литература</w:t>
       </w:r>
-      <w:bookmarkEnd w:id="49"/>
+      <w:bookmarkEnd w:id="50"/>
     </w:p>
     <w:p>
       <w:pPr>
@@ -32321,14 +32198,14 @@
           <w:rFonts w:ascii="Times New Roman" w:hAnsi="Times New Roman" w:cs="Times New Roman"/>
         </w:rPr>
       </w:pPr>
-      <w:bookmarkStart w:id="50" w:name="ref1"/>
+      <w:bookmarkStart w:id="51" w:name="ref1"/>
       <w:r>
         <w:rPr>
           <w:rFonts w:ascii="Times New Roman" w:hAnsi="Times New Roman" w:cs="Times New Roman"/>
         </w:rPr>
         <w:t xml:space="preserve">[1] </w:t>
       </w:r>
-      <w:bookmarkEnd w:id="50"/>
+      <w:bookmarkEnd w:id="51"/>
       <w:r>
         <w:rPr>
           <w:rFonts w:ascii="Times New Roman" w:hAnsi="Times New Roman" w:cs="Times New Roman"/>
@@ -32341,7 +32218,7 @@
         </w:rPr>
         <w:br/>
       </w:r>
-      <w:bookmarkStart w:id="51" w:name="ref2"/>
+      <w:bookmarkStart w:id="52" w:name="ref2"/>
       <w:r>
         <w:rPr>
           <w:rFonts w:ascii="Times New Roman" w:hAnsi="Times New Roman" w:cs="Times New Roman"/>
@@ -32354,7 +32231,7 @@
         </w:rPr>
         <w:t xml:space="preserve">[2] </w:t>
       </w:r>
-      <w:bookmarkEnd w:id="51"/>
+      <w:bookmarkEnd w:id="52"/>
       <w:r>
         <w:rPr>
           <w:rFonts w:ascii="Times New Roman" w:hAnsi="Times New Roman" w:cs="Times New Roman"/>
@@ -32388,7 +32265,7 @@
         </w:rPr>
         <w:br/>
       </w:r>
-      <w:bookmarkStart w:id="52" w:name="ref3"/>
+      <w:bookmarkStart w:id="53" w:name="ref3"/>
       <w:r>
         <w:rPr>
           <w:rStyle w:val="Strong"/>
@@ -32488,8 +32365,8 @@
         </w:rPr>
         <w:t>2026).</w:t>
       </w:r>
-      <w:bookmarkStart w:id="53" w:name="ref4"/>
-      <w:bookmarkEnd w:id="52"/>
+      <w:bookmarkStart w:id="54" w:name="ref4"/>
+      <w:bookmarkEnd w:id="53"/>
       <w:r>
         <w:rPr>
           <w:rFonts w:ascii="Times New Roman" w:hAnsi="Times New Roman" w:cs="Times New Roman"/>
@@ -32508,8 +32385,8 @@
         </w:rPr>
         <w:t>[4] J. Skeet, C# in Depth, 4th ed. Shelter Island, NY: Manning Publications, 2019.</w:t>
       </w:r>
-      <w:bookmarkStart w:id="54" w:name="ref5"/>
-      <w:bookmarkEnd w:id="53"/>
+      <w:bookmarkStart w:id="55" w:name="ref5"/>
+      <w:bookmarkEnd w:id="54"/>
       <w:r>
         <w:rPr>
           <w:rFonts w:ascii="Times New Roman" w:hAnsi="Times New Roman" w:cs="Times New Roman"/>
@@ -32594,8 +32471,8 @@
         </w:rPr>
         <w:t>2026).</w:t>
       </w:r>
-      <w:bookmarkStart w:id="55" w:name="ref6"/>
-      <w:bookmarkEnd w:id="54"/>
+      <w:bookmarkStart w:id="56" w:name="ref6"/>
+      <w:bookmarkEnd w:id="55"/>
       <w:r>
         <w:rPr>
           <w:rFonts w:ascii="Times New Roman" w:hAnsi="Times New Roman" w:cs="Times New Roman"/>
@@ -32680,8 +32557,8 @@
         </w:rPr>
         <w:t>2026).</w:t>
       </w:r>
-      <w:bookmarkStart w:id="56" w:name="ref7"/>
-      <w:bookmarkEnd w:id="55"/>
+      <w:bookmarkStart w:id="57" w:name="ref7"/>
+      <w:bookmarkEnd w:id="56"/>
       <w:r>
         <w:rPr>
           <w:rFonts w:ascii="Times New Roman" w:hAnsi="Times New Roman" w:cs="Times New Roman"/>
@@ -32767,8 +32644,8 @@
         </w:rPr>
         <w:t>2026).</w:t>
       </w:r>
-      <w:bookmarkStart w:id="57" w:name="ref8"/>
-      <w:bookmarkEnd w:id="56"/>
+      <w:bookmarkStart w:id="58" w:name="ref8"/>
+      <w:bookmarkEnd w:id="57"/>
       <w:r>
         <w:rPr>
           <w:rFonts w:ascii="Times New Roman" w:hAnsi="Times New Roman" w:cs="Times New Roman"/>
@@ -32865,7 +32742,7 @@
         </w:rPr>
         <w:t xml:space="preserve"> 2026).</w:t>
       </w:r>
-      <w:bookmarkEnd w:id="57"/>
+      <w:bookmarkEnd w:id="58"/>
       <w:r>
         <w:rPr>
           <w:rFonts w:ascii="Times New Roman" w:hAnsi="Times New Roman" w:cs="Times New Roman"/>
@@ -32878,7 +32755,7 @@
         </w:rPr>
         <w:br/>
       </w:r>
-      <w:bookmarkStart w:id="58" w:name="ref9"/>
+      <w:bookmarkStart w:id="59" w:name="ref9"/>
       <w:r>
         <w:rPr>
           <w:rFonts w:ascii="Times New Roman" w:hAnsi="Times New Roman" w:cs="Times New Roman"/>
@@ -32959,8 +32836,8 @@
         </w:rPr>
         <w:t>(приступљено: јул 2026).</w:t>
       </w:r>
-      <w:bookmarkStart w:id="59" w:name="ref10"/>
-      <w:bookmarkEnd w:id="58"/>
+      <w:bookmarkStart w:id="60" w:name="ref10"/>
+      <w:bookmarkEnd w:id="59"/>
       <w:r>
         <w:rPr>
           <w:rFonts w:ascii="Times New Roman" w:hAnsi="Times New Roman" w:cs="Times New Roman"/>
@@ -33054,7 +32931,7 @@
         </w:rPr>
         <w:t>риступљено: јул 2026).</w:t>
       </w:r>
-      <w:bookmarkEnd w:id="59"/>
+      <w:bookmarkEnd w:id="60"/>
       <w:r>
         <w:rPr>
           <w:rFonts w:ascii="Times New Roman" w:hAnsi="Times New Roman" w:cs="Times New Roman"/>
@@ -33067,7 +32944,7 @@
         </w:rPr>
         <w:br/>
       </w:r>
-      <w:bookmarkStart w:id="60" w:name="ref11"/>
+      <w:bookmarkStart w:id="61" w:name="ref11"/>
       <w:r>
         <w:rPr>
           <w:rFonts w:ascii="Times New Roman" w:hAnsi="Times New Roman" w:cs="Times New Roman"/>
@@ -33140,8 +33017,8 @@
         </w:rPr>
         <w:t>(приступљено: јул 2026).</w:t>
       </w:r>
-      <w:bookmarkStart w:id="61" w:name="ref12"/>
-      <w:bookmarkEnd w:id="60"/>
+      <w:bookmarkStart w:id="62" w:name="ref12"/>
+      <w:bookmarkEnd w:id="61"/>
       <w:r>
         <w:rPr>
           <w:rFonts w:ascii="Times New Roman" w:hAnsi="Times New Roman" w:cs="Times New Roman"/>
@@ -33250,7 +33127,7 @@
         </w:rPr>
         <w:t xml:space="preserve"> 2026).</w:t>
       </w:r>
-      <w:bookmarkEnd w:id="61"/>
+      <w:bookmarkEnd w:id="62"/>
       <w:r>
         <w:rPr>
           <w:rFonts w:ascii="Times New Roman" w:eastAsia="Batang" w:hAnsi="Times New Roman" w:cs="Times New Roman"/>
@@ -33283,7 +33160,7 @@
           <w:lang w:val="sr-Latn-RS"/>
         </w:rPr>
       </w:pPr>
-      <w:bookmarkStart w:id="62" w:name="_Toc238637899"/>
+      <w:bookmarkStart w:id="63" w:name="_Toc238637899"/>
       <w:r>
         <w:rPr>
           <w:rFonts w:ascii="Aptos" w:hAnsi="Aptos"/>
@@ -33294,7 +33171,7 @@
         <w:lastRenderedPageBreak/>
         <w:t>Подаци о кандидату</w:t>
       </w:r>
-      <w:bookmarkEnd w:id="62"/>
+      <w:bookmarkEnd w:id="63"/>
     </w:p>
     <w:p>
       <w:pPr>
@@ -33518,8 +33395,6 @@
         </w:rPr>
         <w:t>9,29.</w:t>
       </w:r>
-      <w:bookmarkStart w:id="63" w:name="_GoBack"/>
-      <w:bookmarkEnd w:id="63"/>
     </w:p>
     <w:sectPr>
       <w:footerReference w:type="default" r:id="rId58"/>
@@ -34035,7 +33910,7 @@
         <w:szCs w:val="20"/>
         <w:lang w:val="sr-Latn-RS"/>
       </w:rPr>
-      <w:t>22</w:t>
+      <w:t>2</w:t>
     </w:r>
     <w:r>
       <w:rPr>
@@ -42744,7 +42619,7 @@
 </file>
 
 <file path=customXml/itemProps1.xml><?xml version="1.0" encoding="utf-8"?>
-<ds:datastoreItem xmlns:ds="http://schemas.openxmlformats.org/officeDocument/2006/customXml" ds:itemID="{43CC12DC-C2BD-4997-A1AC-3CC057B6408E}">
+<ds:datastoreItem xmlns:ds="http://schemas.openxmlformats.org/officeDocument/2006/customXml" ds:itemID="{0D263975-15C8-4F00-A61A-7C8ACC817B8D}">
   <ds:schemaRefs>
     <ds:schemaRef ds:uri="http://schemas.openxmlformats.org/officeDocument/2006/bibliography"/>
   </ds:schemaRefs>

--- a/dokumentacija/MB_PR_33_2022_Katarina_Veljkovic_Bsch_Rad.docx
+++ b/dokumentacija/MB_PR_33_2022_Katarina_Veljkovic_Bsch_Rad.docx
@@ -65,7 +65,7 @@
                 <v:shape id="_x0000_i1025" type="#_x0000_t75" alt="" style="width:63.6pt;height:65.4pt;mso-width-percent:0;mso-height-percent:0;mso-width-percent:0;mso-height-percent:0" o:ole="" fillcolor="window">
                   <v:imagedata r:id="rId8" o:title=""/>
                 </v:shape>
-                <o:OLEObject Type="Embed" ProgID="CorelDraw.Graphic.7" ShapeID="_x0000_i1025" DrawAspect="Content" ObjectID="_1849269649" r:id="rId9"/>
+                <o:OLEObject Type="Embed" ProgID="CorelDraw.Graphic.7" ShapeID="_x0000_i1025" DrawAspect="Content" ObjectID="_1849276042" r:id="rId9"/>
               </w:object>
             </w:r>
           </w:p>
@@ -1101,7 +1101,27 @@
                 <w:szCs w:val="18"/>
                 <w:lang w:val="sr-Cyrl-RS"/>
               </w:rPr>
-              <w:t>Ван. п</w:t>
+              <w:t>Ван</w:t>
+            </w:r>
+            <w:r>
+              <w:rPr>
+                <w:rFonts w:ascii="Arial" w:hAnsi="Arial" w:cs="Arial"/>
+                <w:b/>
+                <w:sz w:val="18"/>
+                <w:szCs w:val="18"/>
+                <w:lang w:val="sr-Cyrl-RS"/>
+              </w:rPr>
+              <w:t>р</w:t>
+            </w:r>
+            <w:r>
+              <w:rPr>
+                <w:rFonts w:ascii="Arial" w:hAnsi="Arial" w:cs="Arial"/>
+                <w:b/>
+                <w:sz w:val="18"/>
+                <w:szCs w:val="18"/>
+                <w:lang w:val="sr-Cyrl-RS"/>
+              </w:rPr>
+              <w:t>. п</w:t>
             </w:r>
             <w:r>
               <w:rPr>
@@ -6119,7 +6139,27 @@
                 <w:szCs w:val="24"/>
                 <w:lang w:val="sr-Cyrl-RS"/>
               </w:rPr>
-              <w:t>Ван. проф</w:t>
+              <w:t>Ван</w:t>
+            </w:r>
+            <w:r>
+              <w:rPr>
+                <w:rFonts w:ascii="Arial" w:hAnsi="Arial"/>
+                <w:b/>
+                <w:sz w:val="24"/>
+                <w:szCs w:val="24"/>
+                <w:lang w:val="sr-Cyrl-RS"/>
+              </w:rPr>
+              <w:t>р</w:t>
+            </w:r>
+            <w:r>
+              <w:rPr>
+                <w:rFonts w:ascii="Arial" w:hAnsi="Arial"/>
+                <w:b/>
+                <w:sz w:val="24"/>
+                <w:szCs w:val="24"/>
+                <w:lang w:val="sr-Cyrl-RS"/>
+              </w:rPr>
+              <w:t>. проф</w:t>
             </w:r>
             <w:r>
               <w:rPr>
@@ -7354,6 +7394,7 @@
           <w:docPartUnique/>
         </w:docPartObj>
       </w:sdtPr>
+      <w:sdtEndPr/>
       <w:sdtContent>
         <w:p>
           <w:pPr>
@@ -7398,7 +7439,7 @@
             </w:rPr>
             <w:fldChar w:fldCharType="separate"/>
           </w:r>
-          <w:hyperlink w:anchor="_Toc238637854" w:history="1">
+          <w:hyperlink w:anchor="_Toc238662606" w:history="1">
             <w:r>
               <w:rPr>
                 <w:rStyle w:val="Hyperlink"/>
@@ -7435,7 +7476,7 @@
               <w:rPr>
                 <w:webHidden/>
               </w:rPr>
-              <w:instrText xml:space="preserve"> PAGEREF _Toc238637854 \h </w:instrText>
+              <w:instrText xml:space="preserve"> PAGEREF _Toc238662606 \h </w:instrText>
             </w:r>
             <w:r>
               <w:rPr>
@@ -7471,7 +7512,7 @@
               <w:bCs w:val="0"/>
             </w:rPr>
           </w:pPr>
-          <w:hyperlink w:anchor="_Toc238637855" w:history="1">
+          <w:hyperlink w:anchor="_Toc238662607" w:history="1">
             <w:r>
               <w:rPr>
                 <w:rStyle w:val="Hyperlink"/>
@@ -7508,7 +7549,7 @@
               <w:rPr>
                 <w:webHidden/>
               </w:rPr>
-              <w:instrText xml:space="preserve"> PAGEREF _Toc238637855 \h </w:instrText>
+              <w:instrText xml:space="preserve"> PAGEREF _Toc238662607 \h </w:instrText>
             </w:r>
             <w:r>
               <w:rPr>
@@ -7542,7 +7583,7 @@
               <w:rFonts w:asciiTheme="minorHAnsi" w:eastAsiaTheme="minorEastAsia" w:hAnsiTheme="minorHAnsi" w:cstheme="minorBidi"/>
             </w:rPr>
           </w:pPr>
-          <w:hyperlink w:anchor="_Toc238637856" w:history="1">
+          <w:hyperlink w:anchor="_Toc238662608" w:history="1">
             <w:r>
               <w:rPr>
                 <w:rStyle w:val="Hyperlink"/>
@@ -7591,7 +7632,7 @@
               <w:rPr>
                 <w:webHidden/>
               </w:rPr>
-              <w:instrText xml:space="preserve"> PAGEREF _Toc238637856 \h </w:instrText>
+              <w:instrText xml:space="preserve"> PAGEREF _Toc238662608 \h </w:instrText>
             </w:r>
             <w:r>
               <w:rPr>
@@ -7625,7 +7666,7 @@
               <w:rFonts w:asciiTheme="minorHAnsi" w:eastAsiaTheme="minorEastAsia" w:hAnsiTheme="minorHAnsi" w:cstheme="minorBidi"/>
             </w:rPr>
           </w:pPr>
-          <w:hyperlink w:anchor="_Toc238637857" w:history="1">
+          <w:hyperlink w:anchor="_Toc238662609" w:history="1">
             <w:r>
               <w:rPr>
                 <w:rStyle w:val="Hyperlink"/>
@@ -7662,7 +7703,7 @@
               <w:rPr>
                 <w:webHidden/>
               </w:rPr>
-              <w:instrText xml:space="preserve"> PAGEREF _Toc238637857 \h </w:instrText>
+              <w:instrText xml:space="preserve"> PAGEREF _Toc238662609 \h </w:instrText>
             </w:r>
             <w:r>
               <w:rPr>
@@ -7696,7 +7737,7 @@
               <w:rFonts w:asciiTheme="minorHAnsi" w:eastAsiaTheme="minorEastAsia" w:hAnsiTheme="minorHAnsi" w:cstheme="minorBidi"/>
             </w:rPr>
           </w:pPr>
-          <w:hyperlink w:anchor="_Toc238637858" w:history="1">
+          <w:hyperlink w:anchor="_Toc238662610" w:history="1">
             <w:r>
               <w:rPr>
                 <w:rStyle w:val="Hyperlink"/>
@@ -7733,7 +7774,7 @@
               <w:rPr>
                 <w:webHidden/>
               </w:rPr>
-              <w:instrText xml:space="preserve"> PAGEREF _Toc238637858 \h </w:instrText>
+              <w:instrText xml:space="preserve"> PAGEREF _Toc238662610 \h </w:instrText>
             </w:r>
             <w:r>
               <w:rPr>
@@ -7767,7 +7808,7 @@
               <w:rFonts w:asciiTheme="minorHAnsi" w:eastAsiaTheme="minorEastAsia" w:hAnsiTheme="minorHAnsi" w:cstheme="minorBidi"/>
             </w:rPr>
           </w:pPr>
-          <w:hyperlink w:anchor="_Toc238637859" w:history="1">
+          <w:hyperlink w:anchor="_Toc238662611" w:history="1">
             <w:r>
               <w:rPr>
                 <w:rStyle w:val="Hyperlink"/>
@@ -7797,73 +7838,7 @@
               <w:rPr>
                 <w:webHidden/>
               </w:rPr>
-              <w:instrText xml:space="preserve"> PAGEREF _Toc238637859 \h </w:instrText>
-            </w:r>
-            <w:r>
-              <w:rPr>
-                <w:webHidden/>
-              </w:rPr>
-            </w:r>
-            <w:r>
-              <w:rPr>
-                <w:webHidden/>
-              </w:rPr>
-              <w:fldChar w:fldCharType="separate"/>
-            </w:r>
-            <w:r>
-              <w:rPr>
-                <w:webHidden/>
-              </w:rPr>
-              <w:t>5</w:t>
-            </w:r>
-            <w:r>
-              <w:rPr>
-                <w:webHidden/>
-              </w:rPr>
-              <w:fldChar w:fldCharType="end"/>
-            </w:r>
-          </w:hyperlink>
-          <w:bookmarkStart w:id="0" w:name="_GoBack"/>
-          <w:bookmarkEnd w:id="0"/>
-        </w:p>
-        <w:p>
-          <w:pPr>
-            <w:pStyle w:val="TOC3"/>
-            <w:rPr>
-              <w:rFonts w:asciiTheme="minorHAnsi" w:eastAsiaTheme="minorEastAsia" w:hAnsiTheme="minorHAnsi" w:cstheme="minorBidi"/>
-            </w:rPr>
-          </w:pPr>
-          <w:hyperlink w:anchor="_Toc238637860" w:history="1">
-            <w:r>
-              <w:rPr>
-                <w:rStyle w:val="Hyperlink"/>
-              </w:rPr>
-              <w:t>2.2</w:t>
-            </w:r>
-            <w:r>
-              <w:rPr>
-                <w:rStyle w:val="Hyperlink"/>
-                <w:lang w:val="sr-Cyrl-RS"/>
-              </w:rPr>
-              <w:t xml:space="preserve"> Криптографска заштита порука: AES-256</w:t>
-            </w:r>
-            <w:r>
-              <w:rPr>
-                <w:webHidden/>
-              </w:rPr>
-              <w:tab/>
-            </w:r>
-            <w:r>
-              <w:rPr>
-                <w:webHidden/>
-              </w:rPr>
-              <w:fldChar w:fldCharType="begin"/>
-            </w:r>
-            <w:r>
-              <w:rPr>
-                <w:webHidden/>
-              </w:rPr>
-              <w:instrText xml:space="preserve"> PAGEREF _Toc238637860 \h </w:instrText>
+              <w:instrText xml:space="preserve"> PAGEREF _Toc238662611 \h </w:instrText>
             </w:r>
             <w:r>
               <w:rPr>
@@ -7897,19 +7872,19 @@
               <w:rFonts w:asciiTheme="minorHAnsi" w:eastAsiaTheme="minorEastAsia" w:hAnsiTheme="minorHAnsi" w:cstheme="minorBidi"/>
             </w:rPr>
           </w:pPr>
-          <w:hyperlink w:anchor="_Toc238637861" w:history="1">
+          <w:hyperlink w:anchor="_Toc238662612" w:history="1">
+            <w:r>
+              <w:rPr>
+                <w:rStyle w:val="Hyperlink"/>
+              </w:rPr>
+              <w:t>2.2</w:t>
+            </w:r>
             <w:r>
               <w:rPr>
                 <w:rStyle w:val="Hyperlink"/>
                 <w:lang w:val="sr-Cyrl-RS"/>
               </w:rPr>
-              <w:t xml:space="preserve">2.2.1 </w:t>
-            </w:r>
-            <w:r>
-              <w:rPr>
-                <w:rStyle w:val="Hyperlink"/>
-              </w:rPr>
-              <w:t>Принцип рада AES алгоритма</w:t>
+              <w:t xml:space="preserve"> Криптографска заштита порука: AES-256</w:t>
             </w:r>
             <w:r>
               <w:rPr>
@@ -7927,7 +7902,7 @@
               <w:rPr>
                 <w:webHidden/>
               </w:rPr>
-              <w:instrText xml:space="preserve"> PAGEREF _Toc238637861 \h </w:instrText>
+              <w:instrText xml:space="preserve"> PAGEREF _Toc238662612 \h </w:instrText>
             </w:r>
             <w:r>
               <w:rPr>
@@ -7961,12 +7936,76 @@
               <w:rFonts w:asciiTheme="minorHAnsi" w:eastAsiaTheme="minorEastAsia" w:hAnsiTheme="minorHAnsi" w:cstheme="minorBidi"/>
             </w:rPr>
           </w:pPr>
-          <w:hyperlink w:anchor="_Toc238637862" w:history="1">
+          <w:hyperlink w:anchor="_Toc238662613" w:history="1">
             <w:r>
               <w:rPr>
                 <w:rStyle w:val="Hyperlink"/>
                 <w:lang w:val="sr-Cyrl-RS"/>
               </w:rPr>
+              <w:t xml:space="preserve">2.2.1 </w:t>
+            </w:r>
+            <w:r>
+              <w:rPr>
+                <w:rStyle w:val="Hyperlink"/>
+              </w:rPr>
+              <w:t>Принцип рада AES алгоритма</w:t>
+            </w:r>
+            <w:r>
+              <w:rPr>
+                <w:webHidden/>
+              </w:rPr>
+              <w:tab/>
+            </w:r>
+            <w:r>
+              <w:rPr>
+                <w:webHidden/>
+              </w:rPr>
+              <w:fldChar w:fldCharType="begin"/>
+            </w:r>
+            <w:r>
+              <w:rPr>
+                <w:webHidden/>
+              </w:rPr>
+              <w:instrText xml:space="preserve"> PAGEREF _Toc238662613 \h </w:instrText>
+            </w:r>
+            <w:r>
+              <w:rPr>
+                <w:webHidden/>
+              </w:rPr>
+            </w:r>
+            <w:r>
+              <w:rPr>
+                <w:webHidden/>
+              </w:rPr>
+              <w:fldChar w:fldCharType="separate"/>
+            </w:r>
+            <w:r>
+              <w:rPr>
+                <w:webHidden/>
+              </w:rPr>
+              <w:t>5</w:t>
+            </w:r>
+            <w:r>
+              <w:rPr>
+                <w:webHidden/>
+              </w:rPr>
+              <w:fldChar w:fldCharType="end"/>
+            </w:r>
+          </w:hyperlink>
+        </w:p>
+        <w:p>
+          <w:pPr>
+            <w:pStyle w:val="TOC3"/>
+            <w:rPr>
+              <w:rFonts w:asciiTheme="minorHAnsi" w:eastAsiaTheme="minorEastAsia" w:hAnsiTheme="minorHAnsi" w:cstheme="minorBidi"/>
+            </w:rPr>
+          </w:pPr>
+          <w:hyperlink w:anchor="_Toc238662614" w:history="1">
+            <w:r>
+              <w:rPr>
+                <w:rStyle w:val="Hyperlink"/>
+                <w:lang w:val="sr-Cyrl-RS"/>
+              </w:rPr>
               <w:t xml:space="preserve">2.2.2 </w:t>
             </w:r>
             <w:r>
@@ -7991,7 +8030,7 @@
               <w:rPr>
                 <w:webHidden/>
               </w:rPr>
-              <w:instrText xml:space="preserve"> PAGEREF _Toc238637862 \h </w:instrText>
+              <w:instrText xml:space="preserve"> PAGEREF _Toc238662614 \h </w:instrText>
             </w:r>
             <w:r>
               <w:rPr>
@@ -8027,7 +8066,7 @@
               <w:bCs w:val="0"/>
             </w:rPr>
           </w:pPr>
-          <w:hyperlink w:anchor="_Toc238637863" w:history="1">
+          <w:hyperlink w:anchor="_Toc238662615" w:history="1">
             <w:r>
               <w:rPr>
                 <w:rStyle w:val="Hyperlink"/>
@@ -8064,7 +8103,7 @@
               <w:rPr>
                 <w:webHidden/>
               </w:rPr>
-              <w:instrText xml:space="preserve"> PAGEREF _Toc238637863 \h </w:instrText>
+              <w:instrText xml:space="preserve"> PAGEREF _Toc238662615 \h </w:instrText>
             </w:r>
             <w:r>
               <w:rPr>
@@ -8098,7 +8137,7 @@
               <w:rFonts w:asciiTheme="minorHAnsi" w:eastAsiaTheme="minorEastAsia" w:hAnsiTheme="minorHAnsi" w:cstheme="minorBidi"/>
             </w:rPr>
           </w:pPr>
-          <w:hyperlink w:anchor="_Toc238637864" w:history="1">
+          <w:hyperlink w:anchor="_Toc238662616" w:history="1">
             <w:r>
               <w:rPr>
                 <w:rStyle w:val="Hyperlink"/>
@@ -8121,7 +8160,7 @@
               <w:rPr>
                 <w:webHidden/>
               </w:rPr>
-              <w:instrText xml:space="preserve"> PAGEREF _Toc238637864 \h </w:instrText>
+              <w:instrText xml:space="preserve"> PAGEREF _Toc238662616 \h </w:instrText>
             </w:r>
             <w:r>
               <w:rPr>
@@ -8155,7 +8194,7 @@
               <w:rFonts w:asciiTheme="minorHAnsi" w:eastAsiaTheme="minorEastAsia" w:hAnsiTheme="minorHAnsi" w:cstheme="minorBidi"/>
             </w:rPr>
           </w:pPr>
-          <w:hyperlink w:anchor="_Toc238637865" w:history="1">
+          <w:hyperlink w:anchor="_Toc238662617" w:history="1">
             <w:r>
               <w:rPr>
                 <w:rStyle w:val="Hyperlink"/>
@@ -8178,7 +8217,7 @@
               <w:rPr>
                 <w:webHidden/>
               </w:rPr>
-              <w:instrText xml:space="preserve"> PAGEREF _Toc238637865 \h </w:instrText>
+              <w:instrText xml:space="preserve"> PAGEREF _Toc238662617 \h </w:instrText>
             </w:r>
             <w:r>
               <w:rPr>
@@ -8212,7 +8251,7 @@
               <w:rFonts w:asciiTheme="minorHAnsi" w:eastAsiaTheme="minorEastAsia" w:hAnsiTheme="minorHAnsi" w:cstheme="minorBidi"/>
             </w:rPr>
           </w:pPr>
-          <w:hyperlink w:anchor="_Toc238637866" w:history="1">
+          <w:hyperlink w:anchor="_Toc238662618" w:history="1">
             <w:r>
               <w:rPr>
                 <w:rStyle w:val="Hyperlink"/>
@@ -8235,7 +8274,7 @@
               <w:rPr>
                 <w:webHidden/>
               </w:rPr>
-              <w:instrText xml:space="preserve"> PAGEREF _Toc238637866 \h </w:instrText>
+              <w:instrText xml:space="preserve"> PAGEREF _Toc238662618 \h </w:instrText>
             </w:r>
             <w:r>
               <w:rPr>
@@ -8271,7 +8310,7 @@
               <w:bCs w:val="0"/>
             </w:rPr>
           </w:pPr>
-          <w:hyperlink w:anchor="_Toc238637867" w:history="1">
+          <w:hyperlink w:anchor="_Toc238662619" w:history="1">
             <w:r>
               <w:rPr>
                 <w:rStyle w:val="Hyperlink"/>
@@ -8309,7 +8348,7 @@
               <w:rPr>
                 <w:webHidden/>
               </w:rPr>
-              <w:instrText xml:space="preserve"> PAGEREF _Toc238637867 \h </w:instrText>
+              <w:instrText xml:space="preserve"> PAGEREF _Toc238662619 \h </w:instrText>
             </w:r>
             <w:r>
               <w:rPr>
@@ -8343,7 +8382,7 @@
               <w:rFonts w:asciiTheme="minorHAnsi" w:eastAsiaTheme="minorEastAsia" w:hAnsiTheme="minorHAnsi" w:cstheme="minorBidi"/>
             </w:rPr>
           </w:pPr>
-          <w:hyperlink w:anchor="_Toc238637868" w:history="1">
+          <w:hyperlink w:anchor="_Toc238662620" w:history="1">
             <w:r>
               <w:rPr>
                 <w:rStyle w:val="Hyperlink"/>
@@ -8373,7 +8412,7 @@
               <w:rPr>
                 <w:webHidden/>
               </w:rPr>
-              <w:instrText xml:space="preserve"> PAGEREF _Toc238637868 \h </w:instrText>
+              <w:instrText xml:space="preserve"> PAGEREF _Toc238662620 \h </w:instrText>
             </w:r>
             <w:r>
               <w:rPr>
@@ -8407,7 +8446,7 @@
               <w:rFonts w:asciiTheme="minorHAnsi" w:eastAsiaTheme="minorEastAsia" w:hAnsiTheme="minorHAnsi" w:cstheme="minorBidi"/>
             </w:rPr>
           </w:pPr>
-          <w:hyperlink w:anchor="_Toc238637869" w:history="1">
+          <w:hyperlink w:anchor="_Toc238662621" w:history="1">
             <w:r>
               <w:rPr>
                 <w:rStyle w:val="Hyperlink"/>
@@ -8431,7 +8470,7 @@
               <w:rPr>
                 <w:webHidden/>
               </w:rPr>
-              <w:instrText xml:space="preserve"> PAGEREF _Toc238637869 \h </w:instrText>
+              <w:instrText xml:space="preserve"> PAGEREF _Toc238662621 \h </w:instrText>
             </w:r>
             <w:r>
               <w:rPr>
@@ -8465,7 +8504,7 @@
               <w:rFonts w:asciiTheme="minorHAnsi" w:eastAsiaTheme="minorEastAsia" w:hAnsiTheme="minorHAnsi" w:cstheme="minorBidi"/>
             </w:rPr>
           </w:pPr>
-          <w:hyperlink w:anchor="_Toc238637870" w:history="1">
+          <w:hyperlink w:anchor="_Toc238662622" w:history="1">
             <w:r>
               <w:rPr>
                 <w:rStyle w:val="Hyperlink"/>
@@ -8489,7 +8528,7 @@
               <w:rPr>
                 <w:webHidden/>
               </w:rPr>
-              <w:instrText xml:space="preserve"> PAGEREF _Toc238637870 \h </w:instrText>
+              <w:instrText xml:space="preserve"> PAGEREF _Toc238662622 \h </w:instrText>
             </w:r>
             <w:r>
               <w:rPr>
@@ -8523,7 +8562,7 @@
               <w:rFonts w:asciiTheme="minorHAnsi" w:eastAsiaTheme="minorEastAsia" w:hAnsiTheme="minorHAnsi" w:cstheme="minorBidi"/>
             </w:rPr>
           </w:pPr>
-          <w:hyperlink w:anchor="_Toc238637871" w:history="1">
+          <w:hyperlink w:anchor="_Toc238662623" w:history="1">
             <w:r>
               <w:rPr>
                 <w:rStyle w:val="Hyperlink"/>
@@ -8553,7 +8592,7 @@
               <w:rPr>
                 <w:webHidden/>
               </w:rPr>
-              <w:instrText xml:space="preserve"> PAGEREF _Toc238637871 \h </w:instrText>
+              <w:instrText xml:space="preserve"> PAGEREF _Toc238662623 \h </w:instrText>
             </w:r>
             <w:r>
               <w:rPr>
@@ -8587,7 +8626,7 @@
               <w:rFonts w:asciiTheme="minorHAnsi" w:eastAsiaTheme="minorEastAsia" w:hAnsiTheme="minorHAnsi" w:cstheme="minorBidi"/>
             </w:rPr>
           </w:pPr>
-          <w:hyperlink w:anchor="_Toc238637872" w:history="1">
+          <w:hyperlink w:anchor="_Toc238662624" w:history="1">
             <w:r>
               <w:rPr>
                 <w:rStyle w:val="Hyperlink"/>
@@ -8617,7 +8656,7 @@
               <w:rPr>
                 <w:webHidden/>
               </w:rPr>
-              <w:instrText xml:space="preserve"> PAGEREF _Toc238637872 \h </w:instrText>
+              <w:instrText xml:space="preserve"> PAGEREF _Toc238662624 \h </w:instrText>
             </w:r>
             <w:r>
               <w:rPr>
@@ -8651,7 +8690,7 @@
               <w:rFonts w:asciiTheme="minorHAnsi" w:eastAsiaTheme="minorEastAsia" w:hAnsiTheme="minorHAnsi" w:cstheme="minorBidi"/>
             </w:rPr>
           </w:pPr>
-          <w:hyperlink w:anchor="_Toc238637873" w:history="1">
+          <w:hyperlink w:anchor="_Toc238662625" w:history="1">
             <w:r>
               <w:rPr>
                 <w:rStyle w:val="Hyperlink"/>
@@ -8681,7 +8720,7 @@
               <w:rPr>
                 <w:webHidden/>
               </w:rPr>
-              <w:instrText xml:space="preserve"> PAGEREF _Toc238637873 \h </w:instrText>
+              <w:instrText xml:space="preserve"> PAGEREF _Toc238662625 \h </w:instrText>
             </w:r>
             <w:r>
               <w:rPr>
@@ -8715,7 +8754,7 @@
               <w:rFonts w:asciiTheme="minorHAnsi" w:eastAsiaTheme="minorEastAsia" w:hAnsiTheme="minorHAnsi" w:cstheme="minorBidi"/>
             </w:rPr>
           </w:pPr>
-          <w:hyperlink w:anchor="_Toc238637874" w:history="1">
+          <w:hyperlink w:anchor="_Toc238662626" w:history="1">
             <w:r>
               <w:rPr>
                 <w:rStyle w:val="Hyperlink"/>
@@ -8758,7 +8797,7 @@
               <w:rPr>
                 <w:webHidden/>
               </w:rPr>
-              <w:instrText xml:space="preserve"> PAGEREF _Toc238637874 \h </w:instrText>
+              <w:instrText xml:space="preserve"> PAGEREF _Toc238662626 \h </w:instrText>
             </w:r>
             <w:r>
               <w:rPr>
@@ -8792,7 +8831,7 @@
               <w:rFonts w:asciiTheme="minorHAnsi" w:eastAsiaTheme="minorEastAsia" w:hAnsiTheme="minorHAnsi" w:cstheme="minorBidi"/>
             </w:rPr>
           </w:pPr>
-          <w:hyperlink w:anchor="_Toc238637875" w:history="1">
+          <w:hyperlink w:anchor="_Toc238662627" w:history="1">
             <w:r>
               <w:rPr>
                 <w:rStyle w:val="Hyperlink"/>
@@ -8822,7 +8861,7 @@
               <w:rPr>
                 <w:webHidden/>
               </w:rPr>
-              <w:instrText xml:space="preserve"> PAGEREF _Toc238637875 \h </w:instrText>
+              <w:instrText xml:space="preserve"> PAGEREF _Toc238662627 \h </w:instrText>
             </w:r>
             <w:r>
               <w:rPr>
@@ -8856,7 +8895,7 @@
               <w:rFonts w:asciiTheme="minorHAnsi" w:eastAsiaTheme="minorEastAsia" w:hAnsiTheme="minorHAnsi" w:cstheme="minorBidi"/>
             </w:rPr>
           </w:pPr>
-          <w:hyperlink w:anchor="_Toc238637876" w:history="1">
+          <w:hyperlink w:anchor="_Toc238662628" w:history="1">
             <w:r>
               <w:rPr>
                 <w:rStyle w:val="Hyperlink"/>
@@ -8886,7 +8925,7 @@
               <w:rPr>
                 <w:webHidden/>
               </w:rPr>
-              <w:instrText xml:space="preserve"> PAGEREF _Toc238637876 \h </w:instrText>
+              <w:instrText xml:space="preserve"> PAGEREF _Toc238662628 \h </w:instrText>
             </w:r>
             <w:r>
               <w:rPr>
@@ -8922,7 +8961,7 @@
               <w:bCs w:val="0"/>
             </w:rPr>
           </w:pPr>
-          <w:hyperlink w:anchor="_Toc238637877" w:history="1">
+          <w:hyperlink w:anchor="_Toc238662629" w:history="1">
             <w:r>
               <w:rPr>
                 <w:rStyle w:val="Hyperlink"/>
@@ -8961,7 +9000,7 @@
               <w:rPr>
                 <w:webHidden/>
               </w:rPr>
-              <w:instrText xml:space="preserve"> PAGEREF _Toc238637877 \h </w:instrText>
+              <w:instrText xml:space="preserve"> PAGEREF _Toc238662629 \h </w:instrText>
             </w:r>
             <w:r>
               <w:rPr>
@@ -8995,7 +9034,7 @@
               <w:rFonts w:asciiTheme="minorHAnsi" w:eastAsiaTheme="minorEastAsia" w:hAnsiTheme="minorHAnsi" w:cstheme="minorBidi"/>
             </w:rPr>
           </w:pPr>
-          <w:hyperlink w:anchor="_Toc238637878" w:history="1">
+          <w:hyperlink w:anchor="_Toc238662630" w:history="1">
             <w:r>
               <w:rPr>
                 <w:rStyle w:val="Hyperlink"/>
@@ -9025,7 +9064,7 @@
               <w:rPr>
                 <w:webHidden/>
               </w:rPr>
-              <w:instrText xml:space="preserve"> PAGEREF _Toc238637878 \h </w:instrText>
+              <w:instrText xml:space="preserve"> PAGEREF _Toc238662630 \h </w:instrText>
             </w:r>
             <w:r>
               <w:rPr>
@@ -9059,7 +9098,7 @@
               <w:rFonts w:asciiTheme="minorHAnsi" w:eastAsiaTheme="minorEastAsia" w:hAnsiTheme="minorHAnsi" w:cstheme="minorBidi"/>
             </w:rPr>
           </w:pPr>
-          <w:hyperlink w:anchor="_Toc238637879" w:history="1">
+          <w:hyperlink w:anchor="_Toc238662631" w:history="1">
             <w:r>
               <w:rPr>
                 <w:rStyle w:val="Hyperlink"/>
@@ -9083,7 +9122,7 @@
               <w:rPr>
                 <w:webHidden/>
               </w:rPr>
-              <w:instrText xml:space="preserve"> PAGEREF _Toc238637879 \h </w:instrText>
+              <w:instrText xml:space="preserve"> PAGEREF _Toc238662631 \h </w:instrText>
             </w:r>
             <w:r>
               <w:rPr>
@@ -9117,7 +9156,7 @@
               <w:rFonts w:asciiTheme="minorHAnsi" w:eastAsiaTheme="minorEastAsia" w:hAnsiTheme="minorHAnsi" w:cstheme="minorBidi"/>
             </w:rPr>
           </w:pPr>
-          <w:hyperlink w:anchor="_Toc238637880" w:history="1">
+          <w:hyperlink w:anchor="_Toc238662632" w:history="1">
             <w:r>
               <w:rPr>
                 <w:rStyle w:val="Hyperlink"/>
@@ -9154,7 +9193,7 @@
               <w:rPr>
                 <w:webHidden/>
               </w:rPr>
-              <w:instrText xml:space="preserve"> PAGEREF _Toc238637880 \h </w:instrText>
+              <w:instrText xml:space="preserve"> PAGEREF _Toc238662632 \h </w:instrText>
             </w:r>
             <w:r>
               <w:rPr>
@@ -9188,7 +9227,7 @@
               <w:rFonts w:asciiTheme="minorHAnsi" w:eastAsiaTheme="minorEastAsia" w:hAnsiTheme="minorHAnsi" w:cstheme="minorBidi"/>
             </w:rPr>
           </w:pPr>
-          <w:hyperlink w:anchor="_Toc238637881" w:history="1">
+          <w:hyperlink w:anchor="_Toc238662633" w:history="1">
             <w:r>
               <w:rPr>
                 <w:rStyle w:val="Hyperlink"/>
@@ -9225,7 +9264,7 @@
               <w:rPr>
                 <w:webHidden/>
               </w:rPr>
-              <w:instrText xml:space="preserve"> PAGEREF _Toc238637881 \h </w:instrText>
+              <w:instrText xml:space="preserve"> PAGEREF _Toc238662633 \h </w:instrText>
             </w:r>
             <w:r>
               <w:rPr>
@@ -9259,7 +9298,7 @@
               <w:rFonts w:asciiTheme="minorHAnsi" w:eastAsiaTheme="minorEastAsia" w:hAnsiTheme="minorHAnsi" w:cstheme="minorBidi"/>
             </w:rPr>
           </w:pPr>
-          <w:hyperlink w:anchor="_Toc238637882" w:history="1">
+          <w:hyperlink w:anchor="_Toc238662634" w:history="1">
             <w:r>
               <w:rPr>
                 <w:rStyle w:val="Hyperlink"/>
@@ -9296,7 +9335,7 @@
               <w:rPr>
                 <w:webHidden/>
               </w:rPr>
-              <w:instrText xml:space="preserve"> PAGEREF _Toc238637882 \h </w:instrText>
+              <w:instrText xml:space="preserve"> PAGEREF _Toc238662634 \h </w:instrText>
             </w:r>
             <w:r>
               <w:rPr>
@@ -9330,7 +9369,7 @@
               <w:rFonts w:asciiTheme="minorHAnsi" w:eastAsiaTheme="minorEastAsia" w:hAnsiTheme="minorHAnsi" w:cstheme="minorBidi"/>
             </w:rPr>
           </w:pPr>
-          <w:hyperlink w:anchor="_Toc238637883" w:history="1">
+          <w:hyperlink w:anchor="_Toc238662635" w:history="1">
             <w:r>
               <w:rPr>
                 <w:rStyle w:val="Hyperlink"/>
@@ -9373,7 +9412,7 @@
               <w:rPr>
                 <w:webHidden/>
               </w:rPr>
-              <w:instrText xml:space="preserve"> PAGEREF _Toc238637883 \h </w:instrText>
+              <w:instrText xml:space="preserve"> PAGEREF _Toc238662635 \h </w:instrText>
             </w:r>
             <w:r>
               <w:rPr>
@@ -9407,7 +9446,7 @@
               <w:rFonts w:asciiTheme="minorHAnsi" w:eastAsiaTheme="minorEastAsia" w:hAnsiTheme="minorHAnsi" w:cstheme="minorBidi"/>
             </w:rPr>
           </w:pPr>
-          <w:hyperlink w:anchor="_Toc238637884" w:history="1">
+          <w:hyperlink w:anchor="_Toc238662636" w:history="1">
             <w:r>
               <w:rPr>
                 <w:rStyle w:val="Hyperlink"/>
@@ -9431,7 +9470,7 @@
               <w:rPr>
                 <w:webHidden/>
               </w:rPr>
-              <w:instrText xml:space="preserve"> PAGEREF _Toc238637884 \h </w:instrText>
+              <w:instrText xml:space="preserve"> PAGEREF _Toc238662636 \h </w:instrText>
             </w:r>
             <w:r>
               <w:rPr>
@@ -9465,7 +9504,7 @@
               <w:rFonts w:asciiTheme="minorHAnsi" w:eastAsiaTheme="minorEastAsia" w:hAnsiTheme="minorHAnsi" w:cstheme="minorBidi"/>
             </w:rPr>
           </w:pPr>
-          <w:hyperlink w:anchor="_Toc238637885" w:history="1">
+          <w:hyperlink w:anchor="_Toc238662637" w:history="1">
             <w:r>
               <w:rPr>
                 <w:rStyle w:val="Hyperlink"/>
@@ -9495,7 +9534,7 @@
               <w:rPr>
                 <w:webHidden/>
               </w:rPr>
-              <w:instrText xml:space="preserve"> PAGEREF _Toc238637885 \h </w:instrText>
+              <w:instrText xml:space="preserve"> PAGEREF _Toc238662637 \h </w:instrText>
             </w:r>
             <w:r>
               <w:rPr>
@@ -9529,7 +9568,7 @@
               <w:rFonts w:asciiTheme="minorHAnsi" w:eastAsiaTheme="minorEastAsia" w:hAnsiTheme="minorHAnsi" w:cstheme="minorBidi"/>
             </w:rPr>
           </w:pPr>
-          <w:hyperlink w:anchor="_Toc238637886" w:history="1">
+          <w:hyperlink w:anchor="_Toc238662638" w:history="1">
             <w:r>
               <w:rPr>
                 <w:rStyle w:val="Hyperlink"/>
@@ -9559,7 +9598,7 @@
               <w:rPr>
                 <w:webHidden/>
               </w:rPr>
-              <w:instrText xml:space="preserve"> PAGEREF _Toc238637886 \h </w:instrText>
+              <w:instrText xml:space="preserve"> PAGEREF _Toc238662638 \h </w:instrText>
             </w:r>
             <w:r>
               <w:rPr>
@@ -9593,7 +9632,7 @@
               <w:rFonts w:asciiTheme="minorHAnsi" w:eastAsiaTheme="minorEastAsia" w:hAnsiTheme="minorHAnsi" w:cstheme="minorBidi"/>
             </w:rPr>
           </w:pPr>
-          <w:hyperlink w:anchor="_Toc238637887" w:history="1">
+          <w:hyperlink w:anchor="_Toc238662639" w:history="1">
             <w:r>
               <w:rPr>
                 <w:rStyle w:val="Hyperlink"/>
@@ -9617,7 +9656,7 @@
               <w:rPr>
                 <w:webHidden/>
               </w:rPr>
-              <w:instrText xml:space="preserve"> PAGEREF _Toc238637887 \h </w:instrText>
+              <w:instrText xml:space="preserve"> PAGEREF _Toc238662639 \h </w:instrText>
             </w:r>
             <w:r>
               <w:rPr>
@@ -9651,7 +9690,7 @@
               <w:rFonts w:asciiTheme="minorHAnsi" w:eastAsiaTheme="minorEastAsia" w:hAnsiTheme="minorHAnsi" w:cstheme="minorBidi"/>
             </w:rPr>
           </w:pPr>
-          <w:hyperlink w:anchor="_Toc238637888" w:history="1">
+          <w:hyperlink w:anchor="_Toc238662640" w:history="1">
             <w:r>
               <w:rPr>
                 <w:rStyle w:val="Hyperlink"/>
@@ -9687,7 +9726,7 @@
               <w:rPr>
                 <w:webHidden/>
               </w:rPr>
-              <w:instrText xml:space="preserve"> PAGEREF _Toc238637888 \h </w:instrText>
+              <w:instrText xml:space="preserve"> PAGEREF _Toc238662640 \h </w:instrText>
             </w:r>
             <w:r>
               <w:rPr>
@@ -9721,7 +9760,7 @@
               <w:rFonts w:asciiTheme="minorHAnsi" w:eastAsiaTheme="minorEastAsia" w:hAnsiTheme="minorHAnsi" w:cstheme="minorBidi"/>
             </w:rPr>
           </w:pPr>
-          <w:hyperlink w:anchor="_Toc238637889" w:history="1">
+          <w:hyperlink w:anchor="_Toc238662641" w:history="1">
             <w:r>
               <w:rPr>
                 <w:rStyle w:val="Hyperlink"/>
@@ -9764,7 +9803,7 @@
               <w:rPr>
                 <w:webHidden/>
               </w:rPr>
-              <w:instrText xml:space="preserve"> PAGEREF _Toc238637889 \h </w:instrText>
+              <w:instrText xml:space="preserve"> PAGEREF _Toc238662641 \h </w:instrText>
             </w:r>
             <w:r>
               <w:rPr>
@@ -9800,7 +9839,7 @@
               <w:bCs w:val="0"/>
             </w:rPr>
           </w:pPr>
-          <w:hyperlink w:anchor="_Toc238637890" w:history="1">
+          <w:hyperlink w:anchor="_Toc238662642" w:history="1">
             <w:r>
               <w:rPr>
                 <w:rStyle w:val="Hyperlink"/>
@@ -9838,7 +9877,7 @@
               <w:rPr>
                 <w:webHidden/>
               </w:rPr>
-              <w:instrText xml:space="preserve"> PAGEREF _Toc238637890 \h </w:instrText>
+              <w:instrText xml:space="preserve"> PAGEREF _Toc238662642 \h </w:instrText>
             </w:r>
             <w:r>
               <w:rPr>
@@ -9872,7 +9911,7 @@
               <w:rFonts w:asciiTheme="minorHAnsi" w:eastAsiaTheme="minorEastAsia" w:hAnsiTheme="minorHAnsi" w:cstheme="minorBidi"/>
             </w:rPr>
           </w:pPr>
-          <w:hyperlink w:anchor="_Toc238637891" w:history="1">
+          <w:hyperlink w:anchor="_Toc238662643" w:history="1">
             <w:r>
               <w:rPr>
                 <w:rStyle w:val="Hyperlink"/>
@@ -9909,7 +9948,7 @@
               <w:rPr>
                 <w:webHidden/>
               </w:rPr>
-              <w:instrText xml:space="preserve"> PAGEREF _Toc238637891 \h </w:instrText>
+              <w:instrText xml:space="preserve"> PAGEREF _Toc238662643 \h </w:instrText>
             </w:r>
             <w:r>
               <w:rPr>
@@ -9943,7 +9982,7 @@
               <w:rFonts w:asciiTheme="minorHAnsi" w:eastAsiaTheme="minorEastAsia" w:hAnsiTheme="minorHAnsi" w:cstheme="minorBidi"/>
             </w:rPr>
           </w:pPr>
-          <w:hyperlink w:anchor="_Toc238637892" w:history="1">
+          <w:hyperlink w:anchor="_Toc238662644" w:history="1">
             <w:r>
               <w:rPr>
                 <w:rStyle w:val="Hyperlink"/>
@@ -9967,7 +10006,7 @@
               <w:rPr>
                 <w:webHidden/>
               </w:rPr>
-              <w:instrText xml:space="preserve"> PAGEREF _Toc238637892 \h </w:instrText>
+              <w:instrText xml:space="preserve"> PAGEREF _Toc238662644 \h </w:instrText>
             </w:r>
             <w:r>
               <w:rPr>
@@ -10001,7 +10040,7 @@
               <w:rFonts w:asciiTheme="minorHAnsi" w:eastAsiaTheme="minorEastAsia" w:hAnsiTheme="minorHAnsi" w:cstheme="minorBidi"/>
             </w:rPr>
           </w:pPr>
-          <w:hyperlink w:anchor="_Toc238637893" w:history="1">
+          <w:hyperlink w:anchor="_Toc238662645" w:history="1">
             <w:r>
               <w:rPr>
                 <w:rStyle w:val="Hyperlink"/>
@@ -10025,7 +10064,7 @@
               <w:rPr>
                 <w:webHidden/>
               </w:rPr>
-              <w:instrText xml:space="preserve"> PAGEREF _Toc238637893 \h </w:instrText>
+              <w:instrText xml:space="preserve"> PAGEREF _Toc238662645 \h </w:instrText>
             </w:r>
             <w:r>
               <w:rPr>
@@ -10059,7 +10098,7 @@
               <w:rFonts w:asciiTheme="minorHAnsi" w:eastAsiaTheme="minorEastAsia" w:hAnsiTheme="minorHAnsi" w:cstheme="minorBidi"/>
             </w:rPr>
           </w:pPr>
-          <w:hyperlink w:anchor="_Toc238637894" w:history="1">
+          <w:hyperlink w:anchor="_Toc238662646" w:history="1">
             <w:r>
               <w:rPr>
                 <w:rStyle w:val="Hyperlink"/>
@@ -10089,7 +10128,7 @@
               <w:rPr>
                 <w:webHidden/>
               </w:rPr>
-              <w:instrText xml:space="preserve"> PAGEREF _Toc238637894 \h </w:instrText>
+              <w:instrText xml:space="preserve"> PAGEREF _Toc238662646 \h </w:instrText>
             </w:r>
             <w:r>
               <w:rPr>
@@ -10123,7 +10162,7 @@
               <w:rFonts w:asciiTheme="minorHAnsi" w:eastAsiaTheme="minorEastAsia" w:hAnsiTheme="minorHAnsi" w:cstheme="minorBidi"/>
             </w:rPr>
           </w:pPr>
-          <w:hyperlink w:anchor="_Toc238637895" w:history="1">
+          <w:hyperlink w:anchor="_Toc238662647" w:history="1">
             <w:r>
               <w:rPr>
                 <w:rStyle w:val="Hyperlink"/>
@@ -10147,7 +10186,7 @@
               <w:rPr>
                 <w:webHidden/>
               </w:rPr>
-              <w:instrText xml:space="preserve"> PAGEREF _Toc238637895 \h </w:instrText>
+              <w:instrText xml:space="preserve"> PAGEREF _Toc238662647 \h </w:instrText>
             </w:r>
             <w:r>
               <w:rPr>
@@ -10183,7 +10222,7 @@
               <w:bCs w:val="0"/>
             </w:rPr>
           </w:pPr>
-          <w:hyperlink w:anchor="_Toc238637896" w:history="1">
+          <w:hyperlink w:anchor="_Toc238662648" w:history="1">
             <w:r>
               <w:rPr>
                 <w:rStyle w:val="Hyperlink"/>
@@ -10222,7 +10261,7 @@
               <w:rPr>
                 <w:webHidden/>
               </w:rPr>
-              <w:instrText xml:space="preserve"> PAGEREF _Toc238637896 \h </w:instrText>
+              <w:instrText xml:space="preserve"> PAGEREF _Toc238662648 \h </w:instrText>
             </w:r>
             <w:r>
               <w:rPr>
@@ -10256,7 +10295,7 @@
               <w:rFonts w:asciiTheme="minorHAnsi" w:eastAsiaTheme="minorEastAsia" w:hAnsiTheme="minorHAnsi" w:cstheme="minorBidi"/>
             </w:rPr>
           </w:pPr>
-          <w:hyperlink w:anchor="_Toc238637897" w:history="1">
+          <w:hyperlink w:anchor="_Toc238662649" w:history="1">
             <w:r>
               <w:rPr>
                 <w:rStyle w:val="Hyperlink"/>
@@ -10280,7 +10319,7 @@
               <w:rPr>
                 <w:webHidden/>
               </w:rPr>
-              <w:instrText xml:space="preserve"> PAGEREF _Toc238637897 \h </w:instrText>
+              <w:instrText xml:space="preserve"> PAGEREF _Toc238662649 \h </w:instrText>
             </w:r>
             <w:r>
               <w:rPr>
@@ -10316,7 +10355,7 @@
               <w:bCs w:val="0"/>
             </w:rPr>
           </w:pPr>
-          <w:hyperlink w:anchor="_Toc238637898" w:history="1">
+          <w:hyperlink w:anchor="_Toc238662650" w:history="1">
             <w:r>
               <w:rPr>
                 <w:rStyle w:val="Hyperlink"/>
@@ -10341,7 +10380,7 @@
               <w:rPr>
                 <w:webHidden/>
               </w:rPr>
-              <w:instrText xml:space="preserve"> PAGEREF _Toc238637898 \h </w:instrText>
+              <w:instrText xml:space="preserve"> PAGEREF _Toc238662650 \h </w:instrText>
             </w:r>
             <w:r>
               <w:rPr>
@@ -10377,7 +10416,7 @@
               <w:bCs w:val="0"/>
             </w:rPr>
           </w:pPr>
-          <w:hyperlink w:anchor="_Toc238637899" w:history="1">
+          <w:hyperlink w:anchor="_Toc238662651" w:history="1">
             <w:r>
               <w:rPr>
                 <w:rStyle w:val="Hyperlink"/>
@@ -10401,7 +10440,7 @@
               <w:rPr>
                 <w:webHidden/>
               </w:rPr>
-              <w:instrText xml:space="preserve"> PAGEREF _Toc238637899 \h </w:instrText>
+              <w:instrText xml:space="preserve"> PAGEREF _Toc238662651 \h </w:instrText>
             </w:r>
             <w:r>
               <w:rPr>
@@ -10478,7 +10517,7 @@
           <w:szCs w:val="24"/>
         </w:rPr>
       </w:pPr>
-      <w:bookmarkStart w:id="1" w:name="_Toc238637854"/>
+      <w:bookmarkStart w:id="0" w:name="_Toc238662606"/>
       <w:r>
         <w:rPr>
           <w:rFonts w:ascii="Aptos" w:hAnsi="Aptos"/>
@@ -10488,7 +10527,7 @@
         <w:lastRenderedPageBreak/>
         <w:t>Увод</w:t>
       </w:r>
-      <w:bookmarkEnd w:id="1"/>
+      <w:bookmarkEnd w:id="0"/>
     </w:p>
     <w:p>
       <w:pPr>
@@ -10851,12 +10890,12 @@
         <w:pStyle w:val="H1stil"/>
         <w:spacing w:line="360" w:lineRule="auto"/>
       </w:pPr>
-      <w:bookmarkStart w:id="2" w:name="_Toc238637855"/>
+      <w:bookmarkStart w:id="1" w:name="_Toc238662607"/>
       <w:r>
         <w:lastRenderedPageBreak/>
         <w:t>Теоријске основе рада</w:t>
       </w:r>
-      <w:bookmarkEnd w:id="2"/>
+      <w:bookmarkEnd w:id="1"/>
     </w:p>
     <w:p>
       <w:pPr>
@@ -10896,7 +10935,7 @@
           <w:lang w:val="sr-Cyrl-RS"/>
         </w:rPr>
       </w:pPr>
-      <w:bookmarkStart w:id="3" w:name="_Toc238637856"/>
+      <w:bookmarkStart w:id="2" w:name="_Toc238662608"/>
       <w:r>
         <w:t>2</w:t>
       </w:r>
@@ -10921,7 +10960,7 @@
       <w:r>
         <w:t>UDP</w:t>
       </w:r>
-      <w:bookmarkEnd w:id="3"/>
+      <w:bookmarkEnd w:id="2"/>
     </w:p>
     <w:p>
       <w:pPr>
@@ -11000,7 +11039,7 @@
           <w:lang w:val="sr-Cyrl-RS"/>
         </w:rPr>
       </w:pPr>
-      <w:bookmarkStart w:id="4" w:name="_Toc238637857"/>
+      <w:bookmarkStart w:id="3" w:name="_Toc238662609"/>
       <w:r>
         <w:rPr>
           <w:lang w:val="sr-Cyrl-RS"/>
@@ -11022,7 +11061,7 @@
         </w:rPr>
         <w:t>(User Datagram Protocol)</w:t>
       </w:r>
-      <w:bookmarkEnd w:id="4"/>
+      <w:bookmarkEnd w:id="3"/>
     </w:p>
     <w:p>
       <w:pPr>
@@ -11087,7 +11126,14 @@
           <w:rFonts w:ascii="Aptos" w:hAnsi="Aptos" w:cs="Calibri"/>
           <w:lang w:val="sr-Cyrl-RS"/>
         </w:rPr>
-        <w:t>датаграмима</w:t>
+        <w:t>датаграм</w:t>
+      </w:r>
+      <w:r>
+        <w:rPr>
+          <w:rFonts w:ascii="Aptos" w:hAnsi="Aptos" w:cs="Calibri"/>
+          <w:lang w:val="sr-Cyrl-RS"/>
+        </w:rPr>
+        <w:t>а</w:t>
       </w:r>
       <w:r>
         <w:rPr>
@@ -11207,6 +11253,16 @@
     <w:p>
       <w:pPr>
         <w:pStyle w:val="ListParagraph"/>
+        <w:jc w:val="both"/>
+        <w:rPr>
+          <w:rFonts w:ascii="Aptos" w:hAnsi="Aptos" w:cs="Calibri"/>
+          <w:lang w:val="sr-Cyrl-RS"/>
+        </w:rPr>
+      </w:pPr>
+    </w:p>
+    <w:p>
+      <w:pPr>
+        <w:pStyle w:val="ListParagraph"/>
         <w:numPr>
           <w:ilvl w:val="0"/>
           <w:numId w:val="42"/>
@@ -11242,7 +11298,7 @@
           <w:lang w:val="sr-Cyrl-RS"/>
         </w:rPr>
       </w:pPr>
-      <w:bookmarkStart w:id="5" w:name="_Toc238637858"/>
+      <w:bookmarkStart w:id="4" w:name="_Toc238662610"/>
       <w:r>
         <w:rPr>
           <w:lang w:val="sr-Cyrl-RS"/>
@@ -11258,7 +11314,7 @@
         </w:rPr>
         <w:t>(Transmission Control Protocol)</w:t>
       </w:r>
-      <w:bookmarkEnd w:id="5"/>
+      <w:bookmarkEnd w:id="4"/>
     </w:p>
     <w:p>
       <w:pPr>
@@ -11288,7 +11344,16 @@
           <w:rFonts w:ascii="Aptos" w:hAnsi="Aptos" w:cs="Calibri"/>
           <w:lang w:val="sr-Cyrl-RS"/>
         </w:rPr>
-        <w:t>), поуздан протокол који обезбеђује испоруку података без губитака и у тачно утврђеном редоследу.</w:t>
+        <w:t xml:space="preserve">), поуздан протокол који обезбеђује испоруку података без губитака и у тачно утврђеном </w:t>
+      </w:r>
+      <w:bookmarkStart w:id="5" w:name="_GoBack"/>
+      <w:bookmarkEnd w:id="5"/>
+      <w:r>
+        <w:rPr>
+          <w:rFonts w:ascii="Aptos" w:hAnsi="Aptos" w:cs="Calibri"/>
+          <w:lang w:val="sr-Cyrl-RS"/>
+        </w:rPr>
+        <w:t>редоследу.</w:t>
       </w:r>
     </w:p>
     <w:p>
@@ -11380,6 +11445,16 @@
     <w:p>
       <w:pPr>
         <w:pStyle w:val="ListParagraph"/>
+        <w:jc w:val="both"/>
+        <w:rPr>
+          <w:rFonts w:ascii="Aptos" w:hAnsi="Aptos" w:cs="Calibri"/>
+          <w:lang w:val="sr-Cyrl-RS"/>
+        </w:rPr>
+      </w:pPr>
+    </w:p>
+    <w:p>
+      <w:pPr>
+        <w:pStyle w:val="ListParagraph"/>
         <w:numPr>
           <w:ilvl w:val="0"/>
           <w:numId w:val="43"/>
@@ -11431,20 +11506,42 @@
           <w:rFonts w:ascii="Aptos" w:hAnsi="Aptos" w:cs="Calibri"/>
           <w:lang w:val="sr-Cyrl-RS"/>
         </w:rPr>
-        <w:t xml:space="preserve"> (HTTP/</w:t>
+        <w:t xml:space="preserve"> </w:t>
       </w:r>
       <w:r>
         <w:rPr>
           <w:rFonts w:ascii="Aptos" w:hAnsi="Aptos" w:cs="Calibri"/>
           <w:lang w:val="sr-Cyrl-RS"/>
         </w:rPr>
-        <w:t>HTTPS), пренос фајлова (FTP), слање поште</w:t>
+        <w:lastRenderedPageBreak/>
+        <w:t>(HTTP/</w:t>
       </w:r>
       <w:r>
         <w:rPr>
           <w:rFonts w:ascii="Aptos" w:hAnsi="Aptos" w:cs="Calibri"/>
           <w:lang w:val="sr-Cyrl-RS"/>
         </w:rPr>
+        <w:t xml:space="preserve">HTTPS), пренос фајлова (FTP), слање </w:t>
+      </w:r>
+      <w:r>
+        <w:rPr>
+          <w:rFonts w:ascii="Aptos" w:hAnsi="Aptos" w:cs="Calibri"/>
+          <w:lang w:val="sr-Cyrl-RS"/>
+        </w:rPr>
+        <w:t>е-</w:t>
+      </w:r>
+      <w:r>
+        <w:rPr>
+          <w:rFonts w:ascii="Aptos" w:hAnsi="Aptos" w:cs="Calibri"/>
+          <w:lang w:val="sr-Cyrl-RS"/>
+        </w:rPr>
+        <w:t>поште</w:t>
+      </w:r>
+      <w:r>
+        <w:rPr>
+          <w:rFonts w:ascii="Aptos" w:hAnsi="Aptos" w:cs="Calibri"/>
+          <w:lang w:val="sr-Cyrl-RS"/>
+        </w:rPr>
         <w:t xml:space="preserve"> (SMTP) и размену кључних</w:t>
       </w:r>
       <w:r>
@@ -11459,15 +11556,7 @@
           <w:rFonts w:ascii="Aptos" w:hAnsi="Aptos" w:cs="Calibri"/>
           <w:lang w:val="sr-Cyrl-RS"/>
         </w:rPr>
-        <w:t xml:space="preserve"> мрежним играма (као што је слање гађања и промена табли у </w:t>
-      </w:r>
-      <w:r>
-        <w:rPr>
-          <w:rFonts w:ascii="Aptos" w:hAnsi="Aptos" w:cs="Calibri"/>
-          <w:lang w:val="sr-Cyrl-RS"/>
-        </w:rPr>
-        <w:lastRenderedPageBreak/>
-        <w:t>игри „Потапање подморница“, где губитак или погрешан редослед једног потеза потпуно руши регуларност партије).</w:t>
+        <w:t xml:space="preserve"> мрежним играма (као што је слање гађања и промена табли у игри „Потапање подморница“, где губитак или погрешан редослед једног потеза потпуно руши регуларност партије).</w:t>
       </w:r>
     </w:p>
     <w:p>
@@ -11476,7 +11565,7 @@
         <w:ind w:left="0" w:firstLine="360"/>
         <w:jc w:val="both"/>
       </w:pPr>
-      <w:bookmarkStart w:id="6" w:name="_Toc238637859"/>
+      <w:bookmarkStart w:id="6" w:name="_Toc238662611"/>
       <w:r>
         <w:rPr>
           <w:lang w:val="sr-Cyrl-RS"/>
@@ -11500,7 +11589,7 @@
     </w:p>
     <w:tbl>
       <w:tblPr>
-        <w:tblW w:w="10463" w:type="dxa"/>
+        <w:tblW w:w="8985" w:type="dxa"/>
         <w:jc w:val="center"/>
         <w:tblCellSpacing w:w="15" w:type="dxa"/>
         <w:tblCellMar>
@@ -11510,13 +11599,13 @@
         <w:tblLook w:val="04A0" w:firstRow="1" w:lastRow="0" w:firstColumn="1" w:lastColumn="0" w:noHBand="0" w:noVBand="1"/>
       </w:tblPr>
       <w:tblGrid>
-        <w:gridCol w:w="2613"/>
-        <w:gridCol w:w="3850"/>
-        <w:gridCol w:w="4000"/>
+        <w:gridCol w:w="2310"/>
+        <w:gridCol w:w="3296"/>
+        <w:gridCol w:w="3379"/>
       </w:tblGrid>
       <w:tr>
         <w:trPr>
-          <w:trHeight w:val="448"/>
+          <w:trHeight w:val="405"/>
           <w:tblHeader/>
           <w:tblCellSpacing w:w="15" w:type="dxa"/>
           <w:jc w:val="center"/>
@@ -11546,7 +11635,6 @@
               <w:rPr>
                 <w:rFonts w:ascii="Aptos" w:eastAsia="Times New Roman" w:hAnsi="Aptos" w:cs="Times New Roman"/>
                 <w:color w:val="1F1F1F"/>
-                <w:sz w:val="24"/>
                 <w:szCs w:val="24"/>
               </w:rPr>
             </w:pPr>
@@ -11556,7 +11644,6 @@
                 <w:b/>
                 <w:bCs/>
                 <w:color w:val="1F1F1F"/>
-                <w:sz w:val="24"/>
                 <w:szCs w:val="24"/>
                 <w:bdr w:val="none" w:sz="0" w:space="0" w:color="auto" w:frame="1"/>
               </w:rPr>
@@ -11589,7 +11676,6 @@
               <w:rPr>
                 <w:rFonts w:ascii="Aptos" w:eastAsia="Times New Roman" w:hAnsi="Aptos" w:cs="Times New Roman"/>
                 <w:color w:val="1F1F1F"/>
-                <w:sz w:val="24"/>
                 <w:szCs w:val="24"/>
               </w:rPr>
             </w:pPr>
@@ -11599,7 +11685,6 @@
                 <w:b/>
                 <w:bCs/>
                 <w:color w:val="1F1F1F"/>
-                <w:sz w:val="24"/>
                 <w:szCs w:val="24"/>
                 <w:bdr w:val="none" w:sz="0" w:space="0" w:color="auto" w:frame="1"/>
               </w:rPr>
@@ -11632,7 +11717,6 @@
               <w:rPr>
                 <w:rFonts w:ascii="Aptos" w:eastAsia="Times New Roman" w:hAnsi="Aptos" w:cs="Times New Roman"/>
                 <w:color w:val="1F1F1F"/>
-                <w:sz w:val="24"/>
                 <w:szCs w:val="24"/>
               </w:rPr>
             </w:pPr>
@@ -11642,7 +11726,6 @@
                 <w:b/>
                 <w:bCs/>
                 <w:color w:val="1F1F1F"/>
-                <w:sz w:val="24"/>
                 <w:szCs w:val="24"/>
                 <w:bdr w:val="none" w:sz="0" w:space="0" w:color="auto" w:frame="1"/>
               </w:rPr>
@@ -11653,7 +11736,7 @@
       </w:tr>
       <w:tr>
         <w:trPr>
-          <w:trHeight w:val="681"/>
+          <w:trHeight w:val="617"/>
           <w:tblCellSpacing w:w="15" w:type="dxa"/>
           <w:jc w:val="center"/>
         </w:trPr>
@@ -11682,7 +11765,6 @@
               <w:rPr>
                 <w:rFonts w:ascii="Aptos" w:eastAsia="Times New Roman" w:hAnsi="Aptos" w:cs="Times New Roman"/>
                 <w:color w:val="1F1F1F"/>
-                <w:sz w:val="24"/>
                 <w:szCs w:val="24"/>
               </w:rPr>
             </w:pPr>
@@ -11692,7 +11774,6 @@
                 <w:b/>
                 <w:bCs/>
                 <w:color w:val="1F1F1F"/>
-                <w:sz w:val="24"/>
                 <w:szCs w:val="24"/>
                 <w:bdr w:val="none" w:sz="0" w:space="0" w:color="auto" w:frame="1"/>
               </w:rPr>
@@ -11725,7 +11806,6 @@
               <w:rPr>
                 <w:rFonts w:ascii="Aptos" w:eastAsia="Times New Roman" w:hAnsi="Aptos" w:cs="Times New Roman"/>
                 <w:color w:val="1F1F1F"/>
-                <w:sz w:val="24"/>
                 <w:szCs w:val="24"/>
               </w:rPr>
             </w:pPr>
@@ -11733,7 +11813,6 @@
               <w:rPr>
                 <w:rFonts w:ascii="Aptos" w:eastAsia="Times New Roman" w:hAnsi="Aptos" w:cs="Times New Roman"/>
                 <w:color w:val="1F1F1F"/>
-                <w:sz w:val="24"/>
                 <w:szCs w:val="24"/>
                 <w:bdr w:val="none" w:sz="0" w:space="0" w:color="auto" w:frame="1"/>
               </w:rPr>
@@ -11766,7 +11845,6 @@
               <w:rPr>
                 <w:rFonts w:ascii="Aptos" w:eastAsia="Times New Roman" w:hAnsi="Aptos" w:cs="Times New Roman"/>
                 <w:color w:val="1F1F1F"/>
-                <w:sz w:val="24"/>
                 <w:szCs w:val="24"/>
               </w:rPr>
             </w:pPr>
@@ -11774,7 +11852,6 @@
               <w:rPr>
                 <w:rFonts w:ascii="Aptos" w:eastAsia="Times New Roman" w:hAnsi="Aptos" w:cs="Times New Roman"/>
                 <w:color w:val="1F1F1F"/>
-                <w:sz w:val="24"/>
                 <w:szCs w:val="24"/>
                 <w:bdr w:val="none" w:sz="0" w:space="0" w:color="auto" w:frame="1"/>
               </w:rPr>
@@ -11785,7 +11862,7 @@
       </w:tr>
       <w:tr>
         <w:trPr>
-          <w:trHeight w:val="448"/>
+          <w:trHeight w:val="405"/>
           <w:tblCellSpacing w:w="15" w:type="dxa"/>
           <w:jc w:val="center"/>
         </w:trPr>
@@ -11814,7 +11891,6 @@
               <w:rPr>
                 <w:rFonts w:ascii="Aptos" w:eastAsia="Times New Roman" w:hAnsi="Aptos" w:cs="Times New Roman"/>
                 <w:color w:val="1F1F1F"/>
-                <w:sz w:val="24"/>
                 <w:szCs w:val="24"/>
               </w:rPr>
             </w:pPr>
@@ -11824,7 +11900,6 @@
                 <w:b/>
                 <w:bCs/>
                 <w:color w:val="1F1F1F"/>
-                <w:sz w:val="24"/>
                 <w:szCs w:val="24"/>
                 <w:bdr w:val="none" w:sz="0" w:space="0" w:color="auto" w:frame="1"/>
               </w:rPr>
@@ -11857,7 +11932,6 @@
               <w:rPr>
                 <w:rFonts w:ascii="Aptos" w:eastAsia="Times New Roman" w:hAnsi="Aptos" w:cs="Times New Roman"/>
                 <w:color w:val="1F1F1F"/>
-                <w:sz w:val="24"/>
                 <w:szCs w:val="24"/>
               </w:rPr>
             </w:pPr>
@@ -11865,7 +11939,6 @@
               <w:rPr>
                 <w:rFonts w:ascii="Aptos" w:eastAsia="Times New Roman" w:hAnsi="Aptos" w:cs="Times New Roman"/>
                 <w:color w:val="1F1F1F"/>
-                <w:sz w:val="24"/>
                 <w:szCs w:val="24"/>
                 <w:bdr w:val="none" w:sz="0" w:space="0" w:color="auto" w:frame="1"/>
               </w:rPr>
@@ -11898,7 +11971,6 @@
               <w:rPr>
                 <w:rFonts w:ascii="Aptos" w:eastAsia="Times New Roman" w:hAnsi="Aptos" w:cs="Times New Roman"/>
                 <w:color w:val="1F1F1F"/>
-                <w:sz w:val="24"/>
                 <w:szCs w:val="24"/>
               </w:rPr>
             </w:pPr>
@@ -11906,28 +11978,17 @@
               <w:rPr>
                 <w:rFonts w:ascii="Aptos" w:eastAsia="Times New Roman" w:hAnsi="Aptos" w:cs="Times New Roman"/>
                 <w:color w:val="1F1F1F"/>
-                <w:sz w:val="24"/>
                 <w:szCs w:val="24"/>
                 <w:bdr w:val="none" w:sz="0" w:space="0" w:color="auto" w:frame="1"/>
               </w:rPr>
-              <w:t xml:space="preserve">Ниска (не гарантује испоруку, </w:t>
-            </w:r>
-            <w:r>
-              <w:rPr>
-                <w:rFonts w:ascii="Aptos" w:eastAsia="Times New Roman" w:hAnsi="Aptos" w:cs="Times New Roman"/>
-                <w:color w:val="1F1F1F"/>
-                <w:sz w:val="24"/>
-                <w:szCs w:val="24"/>
-                <w:bdr w:val="none" w:sz="0" w:space="0" w:color="auto" w:frame="1"/>
-              </w:rPr>
-              <w:t>нити редослед)</w:t>
+              <w:t>Ниска (не гарантује испоруку, нити редослед)</w:t>
             </w:r>
           </w:p>
         </w:tc>
       </w:tr>
       <w:tr>
         <w:trPr>
-          <w:trHeight w:val="672"/>
+          <w:trHeight w:val="608"/>
           <w:tblCellSpacing w:w="15" w:type="dxa"/>
           <w:jc w:val="center"/>
         </w:trPr>
@@ -11956,7 +12017,6 @@
               <w:rPr>
                 <w:rFonts w:ascii="Aptos" w:eastAsia="Times New Roman" w:hAnsi="Aptos" w:cs="Times New Roman"/>
                 <w:color w:val="1F1F1F"/>
-                <w:sz w:val="24"/>
                 <w:szCs w:val="24"/>
               </w:rPr>
             </w:pPr>
@@ -11966,7 +12026,6 @@
                 <w:b/>
                 <w:bCs/>
                 <w:color w:val="1F1F1F"/>
-                <w:sz w:val="24"/>
                 <w:szCs w:val="24"/>
                 <w:bdr w:val="none" w:sz="0" w:space="0" w:color="auto" w:frame="1"/>
               </w:rPr>
@@ -11999,7 +12058,6 @@
               <w:rPr>
                 <w:rFonts w:ascii="Aptos" w:eastAsia="Times New Roman" w:hAnsi="Aptos" w:cs="Times New Roman"/>
                 <w:color w:val="1F1F1F"/>
-                <w:sz w:val="24"/>
                 <w:szCs w:val="24"/>
               </w:rPr>
             </w:pPr>
@@ -12007,7 +12065,6 @@
               <w:rPr>
                 <w:rFonts w:ascii="Aptos" w:eastAsia="Times New Roman" w:hAnsi="Aptos" w:cs="Times New Roman"/>
                 <w:color w:val="1F1F1F"/>
-                <w:sz w:val="24"/>
                 <w:szCs w:val="24"/>
                 <w:bdr w:val="none" w:sz="0" w:space="0" w:color="auto" w:frame="1"/>
               </w:rPr>
@@ -12040,7 +12097,6 @@
               <w:rPr>
                 <w:rFonts w:ascii="Aptos" w:eastAsia="Times New Roman" w:hAnsi="Aptos" w:cs="Times New Roman"/>
                 <w:color w:val="1F1F1F"/>
-                <w:sz w:val="24"/>
                 <w:szCs w:val="24"/>
               </w:rPr>
             </w:pPr>
@@ -12048,7 +12104,6 @@
               <w:rPr>
                 <w:rFonts w:ascii="Aptos" w:eastAsia="Times New Roman" w:hAnsi="Aptos" w:cs="Times New Roman"/>
                 <w:color w:val="1F1F1F"/>
-                <w:sz w:val="24"/>
                 <w:szCs w:val="24"/>
                 <w:bdr w:val="none" w:sz="0" w:space="0" w:color="auto" w:frame="1"/>
               </w:rPr>
@@ -12059,7 +12114,7 @@
       </w:tr>
       <w:tr>
         <w:trPr>
-          <w:trHeight w:val="681"/>
+          <w:trHeight w:val="617"/>
           <w:tblCellSpacing w:w="15" w:type="dxa"/>
           <w:jc w:val="center"/>
         </w:trPr>
@@ -12088,7 +12143,6 @@
               <w:rPr>
                 <w:rFonts w:ascii="Aptos" w:eastAsia="Times New Roman" w:hAnsi="Aptos" w:cs="Times New Roman"/>
                 <w:color w:val="1F1F1F"/>
-                <w:sz w:val="24"/>
                 <w:szCs w:val="24"/>
               </w:rPr>
             </w:pPr>
@@ -12098,7 +12152,6 @@
                 <w:b/>
                 <w:bCs/>
                 <w:color w:val="1F1F1F"/>
-                <w:sz w:val="24"/>
                 <w:szCs w:val="24"/>
                 <w:bdr w:val="none" w:sz="0" w:space="0" w:color="auto" w:frame="1"/>
               </w:rPr>
@@ -12131,7 +12184,6 @@
               <w:rPr>
                 <w:rFonts w:ascii="Aptos" w:eastAsia="Times New Roman" w:hAnsi="Aptos" w:cs="Times New Roman"/>
                 <w:color w:val="1F1F1F"/>
-                <w:sz w:val="24"/>
                 <w:szCs w:val="24"/>
               </w:rPr>
             </w:pPr>
@@ -12139,7 +12191,6 @@
               <w:rPr>
                 <w:rFonts w:ascii="Aptos" w:eastAsia="Times New Roman" w:hAnsi="Aptos" w:cs="Times New Roman"/>
                 <w:color w:val="1F1F1F"/>
-                <w:sz w:val="24"/>
                 <w:szCs w:val="24"/>
                 <w:bdr w:val="none" w:sz="0" w:space="0" w:color="auto" w:frame="1"/>
               </w:rPr>
@@ -12172,7 +12223,6 @@
               <w:rPr>
                 <w:rFonts w:ascii="Aptos" w:eastAsia="Times New Roman" w:hAnsi="Aptos" w:cs="Times New Roman"/>
                 <w:color w:val="1F1F1F"/>
-                <w:sz w:val="24"/>
                 <w:szCs w:val="24"/>
               </w:rPr>
             </w:pPr>
@@ -12180,7 +12230,6 @@
               <w:rPr>
                 <w:rFonts w:ascii="Aptos" w:eastAsia="Times New Roman" w:hAnsi="Aptos" w:cs="Times New Roman"/>
                 <w:color w:val="1F1F1F"/>
-                <w:sz w:val="24"/>
                 <w:szCs w:val="24"/>
                 <w:bdr w:val="none" w:sz="0" w:space="0" w:color="auto" w:frame="1"/>
               </w:rPr>
@@ -12190,7 +12239,6 @@
               <w:rPr>
                 <w:rFonts w:ascii="Aptos" w:eastAsia="Times New Roman" w:hAnsi="Aptos" w:cs="Times New Roman"/>
                 <w:color w:val="1F1F1F"/>
-                <w:sz w:val="24"/>
                 <w:szCs w:val="24"/>
                 <w:bdr w:val="none" w:sz="0" w:space="0" w:color="auto" w:frame="1"/>
               </w:rPr>
@@ -12200,7 +12248,6 @@
               <w:rPr>
                 <w:rFonts w:ascii="Aptos" w:eastAsia="Times New Roman" w:hAnsi="Aptos" w:cs="Times New Roman"/>
                 <w:color w:val="1F1F1F"/>
-                <w:sz w:val="24"/>
                 <w:szCs w:val="24"/>
                 <w:bdr w:val="none" w:sz="0" w:space="0" w:color="auto" w:frame="1"/>
               </w:rPr>
@@ -12211,7 +12258,7 @@
       </w:tr>
       <w:tr>
         <w:trPr>
-          <w:trHeight w:val="448"/>
+          <w:trHeight w:val="405"/>
           <w:tblCellSpacing w:w="15" w:type="dxa"/>
           <w:jc w:val="center"/>
         </w:trPr>
@@ -12240,7 +12287,6 @@
               <w:rPr>
                 <w:rFonts w:ascii="Aptos" w:eastAsia="Times New Roman" w:hAnsi="Aptos" w:cs="Times New Roman"/>
                 <w:color w:val="1F1F1F"/>
-                <w:sz w:val="24"/>
                 <w:szCs w:val="24"/>
               </w:rPr>
             </w:pPr>
@@ -12250,7 +12296,6 @@
                 <w:b/>
                 <w:bCs/>
                 <w:color w:val="1F1F1F"/>
-                <w:sz w:val="24"/>
                 <w:szCs w:val="24"/>
                 <w:bdr w:val="none" w:sz="0" w:space="0" w:color="auto" w:frame="1"/>
               </w:rPr>
@@ -12283,7 +12328,6 @@
               <w:rPr>
                 <w:rFonts w:ascii="Aptos" w:eastAsia="Times New Roman" w:hAnsi="Aptos" w:cs="Times New Roman"/>
                 <w:color w:val="1F1F1F"/>
-                <w:sz w:val="24"/>
                 <w:szCs w:val="24"/>
               </w:rPr>
             </w:pPr>
@@ -12291,7 +12335,6 @@
               <w:rPr>
                 <w:rFonts w:ascii="Aptos" w:eastAsia="Times New Roman" w:hAnsi="Aptos" w:cs="Times New Roman"/>
                 <w:color w:val="1F1F1F"/>
-                <w:sz w:val="24"/>
                 <w:szCs w:val="24"/>
                 <w:bdr w:val="none" w:sz="0" w:space="0" w:color="auto" w:frame="1"/>
               </w:rPr>
@@ -12324,7 +12367,6 @@
               <w:rPr>
                 <w:rFonts w:ascii="Aptos" w:eastAsia="Times New Roman" w:hAnsi="Aptos" w:cs="Times New Roman"/>
                 <w:color w:val="1F1F1F"/>
-                <w:sz w:val="24"/>
                 <w:szCs w:val="24"/>
               </w:rPr>
             </w:pPr>
@@ -12332,7 +12374,6 @@
               <w:rPr>
                 <w:rFonts w:ascii="Aptos" w:eastAsia="Times New Roman" w:hAnsi="Aptos" w:cs="Times New Roman"/>
                 <w:color w:val="1F1F1F"/>
-                <w:sz w:val="24"/>
                 <w:szCs w:val="24"/>
                 <w:bdr w:val="none" w:sz="0" w:space="0" w:color="auto" w:frame="1"/>
               </w:rPr>
@@ -12417,7 +12458,7 @@
           <w:lang w:val="sr-Cyrl-RS"/>
         </w:rPr>
       </w:pPr>
-      <w:bookmarkStart w:id="7" w:name="_Toc238637860"/>
+      <w:bookmarkStart w:id="7" w:name="_Toc238662612"/>
       <w:r>
         <w:t>2</w:t>
       </w:r>
@@ -12535,7 +12576,7 @@
           <w:lang w:val="sr-Cyrl-RS"/>
         </w:rPr>
       </w:pPr>
-      <w:bookmarkStart w:id="8" w:name="_Toc238637861"/>
+      <w:bookmarkStart w:id="8" w:name="_Toc238662613"/>
       <w:r>
         <w:rPr>
           <w:lang w:val="sr-Cyrl-RS"/>
@@ -12687,10 +12728,18 @@
       <w:r>
         <w:rPr>
           <w:rFonts w:ascii="Aptos" w:hAnsi="Aptos" w:cs="Calibri"/>
+          <w:i/>
           <w:lang w:val="sr-Cyrl-RS"/>
         </w:rPr>
         <w:lastRenderedPageBreak/>
-        <w:t xml:space="preserve">SubBytes (Замена бајтова): Нелинеарна замена сваког бајта независно, коришћењем пређених вредности из фиксне S-кутије (енгл. </w:t>
+        <w:t>SubBytes</w:t>
+      </w:r>
+      <w:r>
+        <w:rPr>
+          <w:rFonts w:ascii="Aptos" w:hAnsi="Aptos" w:cs="Calibri"/>
+          <w:lang w:val="sr-Cyrl-RS"/>
+        </w:rPr>
+        <w:t xml:space="preserve"> (Замена бајтова): Нелинеарна замена сваког бајта независно, коришћењем пређених вредности из фиксне S-кутије (енгл. </w:t>
       </w:r>
       <w:r>
         <w:rPr>
@@ -12724,9 +12773,17 @@
       <w:r>
         <w:rPr>
           <w:rFonts w:ascii="Aptos" w:hAnsi="Aptos" w:cs="Calibri"/>
-          <w:lang w:val="sr-Cyrl-RS"/>
-        </w:rPr>
-        <w:t>ShiftRows (По</w:t>
+          <w:i/>
+          <w:lang w:val="sr-Cyrl-RS"/>
+        </w:rPr>
+        <w:t>ShiftRows</w:t>
+      </w:r>
+      <w:r>
+        <w:rPr>
+          <w:rFonts w:ascii="Aptos" w:hAnsi="Aptos" w:cs="Calibri"/>
+          <w:lang w:val="sr-Cyrl-RS"/>
+        </w:rPr>
+        <w:t xml:space="preserve"> (По</w:t>
       </w:r>
       <w:r>
         <w:rPr>
@@ -12759,9 +12816,17 @@
       <w:r>
         <w:rPr>
           <w:rFonts w:ascii="Aptos" w:hAnsi="Aptos" w:cs="Calibri"/>
-          <w:lang w:val="sr-Cyrl-RS"/>
-        </w:rPr>
-        <w:t>MixColumns (Мешање колона): Операција мешања података у оквиру сваке колоне појединачно помоћу ма</w:t>
+          <w:i/>
+          <w:lang w:val="sr-Cyrl-RS"/>
+        </w:rPr>
+        <w:t>MixColumns</w:t>
+      </w:r>
+      <w:r>
+        <w:rPr>
+          <w:rFonts w:ascii="Aptos" w:hAnsi="Aptos" w:cs="Calibri"/>
+          <w:lang w:val="sr-Cyrl-RS"/>
+        </w:rPr>
+        <w:t xml:space="preserve"> (Мешање колона): Операција мешања података у оквиру сваке колоне појединачно помоћу ма</w:t>
       </w:r>
       <w:r>
         <w:rPr>
@@ -12801,9 +12866,17 @@
       <w:r>
         <w:rPr>
           <w:rFonts w:ascii="Aptos" w:hAnsi="Aptos" w:cs="Calibri"/>
-          <w:lang w:val="sr-Cyrl-RS"/>
-        </w:rPr>
-        <w:t>AddRoundKey (Додавање кључа): Кључ специфичан за текућу рунду (изведен из главног кључа кроз процес ширења кључа — Key Expansion) комбинује се са матрицом података помоћу логичке операције XOR.</w:t>
+          <w:i/>
+          <w:lang w:val="sr-Cyrl-RS"/>
+        </w:rPr>
+        <w:t>AddRoundKey</w:t>
+      </w:r>
+      <w:r>
+        <w:rPr>
+          <w:rFonts w:ascii="Aptos" w:hAnsi="Aptos" w:cs="Calibri"/>
+          <w:lang w:val="sr-Cyrl-RS"/>
+        </w:rPr>
+        <w:t xml:space="preserve"> (Додавање кључа): Кључ специфичан за текућу рунду (изведен из главног кључа кроз процес ширења кључа — Key Expansion) комбинује се са матрицом података помоћу логичке операције XOR.</w:t>
       </w:r>
     </w:p>
     <w:p>
@@ -12886,6 +12959,13 @@
         </w:rPr>
         <w:t xml:space="preserve"> како би успешно реконструисао оригиналну поруку.</w:t>
       </w:r>
+      <w:r>
+        <w:rPr>
+          <w:rFonts w:ascii="Aptos" w:hAnsi="Aptos" w:cs="Calibri"/>
+          <w:lang w:val="sr-Cyrl-RS"/>
+        </w:rPr>
+        <w:br/>
+      </w:r>
     </w:p>
     <w:p>
       <w:pPr>
@@ -12933,7 +13013,7 @@
           <w:lang w:val="sr-Cyrl-RS"/>
         </w:rPr>
       </w:pPr>
-      <w:bookmarkStart w:id="9" w:name="_Toc238637862"/>
+      <w:bookmarkStart w:id="9" w:name="_Toc238662614"/>
       <w:r>
         <w:rPr>
           <w:lang w:val="sr-Cyrl-RS"/>
@@ -13038,6 +13118,18 @@
     <w:p>
       <w:pPr>
         <w:pStyle w:val="ListParagraph"/>
+        <w:ind w:left="1440"/>
+        <w:jc w:val="both"/>
+        <w:rPr>
+          <w:rFonts w:ascii="Aptos" w:hAnsi="Aptos" w:cs="Calibri"/>
+          <w:b/>
+          <w:lang w:val="sr-Cyrl-RS"/>
+        </w:rPr>
+      </w:pPr>
+    </w:p>
+    <w:p>
+      <w:pPr>
+        <w:pStyle w:val="ListParagraph"/>
         <w:numPr>
           <w:ilvl w:val="0"/>
           <w:numId w:val="46"/>
@@ -13117,15 +13209,6 @@
     </w:p>
     <w:p>
       <w:pPr>
-        <w:jc w:val="both"/>
-        <w:rPr>
-          <w:rFonts w:ascii="Aptos" w:hAnsi="Aptos" w:cs="Calibri"/>
-          <w:lang w:val="sr-Cyrl-RS"/>
-        </w:rPr>
-      </w:pPr>
-    </w:p>
-    <w:p>
-      <w:pPr>
         <w:pStyle w:val="11heading"/>
       </w:pPr>
     </w:p>
@@ -13152,7 +13235,7 @@
           <w:sz w:val="40"/>
         </w:rPr>
       </w:pPr>
-      <w:bookmarkStart w:id="10" w:name="_Toc238637863"/>
+      <w:bookmarkStart w:id="10" w:name="_Toc238662615"/>
       <w:r>
         <w:rPr>
           <w:rFonts w:ascii="Aptos" w:hAnsi="Aptos"/>
@@ -13202,7 +13285,7 @@
         <w:pStyle w:val="11heading"/>
         <w:spacing w:line="360" w:lineRule="auto"/>
       </w:pPr>
-      <w:bookmarkStart w:id="11" w:name="_Toc238637864"/>
+      <w:bookmarkStart w:id="11" w:name="_Toc238662616"/>
       <w:r>
         <w:t>3</w:t>
       </w:r>
@@ -13403,7 +13486,45 @@
         <w:rPr>
           <w:rFonts w:ascii="Aptos" w:hAnsi="Aptos"/>
         </w:rPr>
-        <w:t>је изабран за почетну фазу регистрације и откривања због свог бесконекционог карактера и минималног протоколарног кашњења, ослањајући се на класичне теоријске поставк</w:t>
+        <w:t>је изабран за почетну фазу регистрације и откривања</w:t>
+      </w:r>
+      <w:r>
+        <w:rPr>
+          <w:rFonts w:ascii="Aptos" w:hAnsi="Aptos"/>
+          <w:lang w:val="sr-Cyrl-RS"/>
+        </w:rPr>
+        <w:t xml:space="preserve"> играча</w:t>
+      </w:r>
+      <w:r>
+        <w:rPr>
+          <w:rFonts w:ascii="Aptos" w:hAnsi="Aptos"/>
+        </w:rPr>
+        <w:t xml:space="preserve"> због свог бескон</w:t>
+      </w:r>
+      <w:r>
+        <w:rPr>
+          <w:rFonts w:ascii="Aptos" w:hAnsi="Aptos"/>
+        </w:rPr>
+        <w:t xml:space="preserve">екционог карактера и минималног </w:t>
+      </w:r>
+      <w:r>
+        <w:rPr>
+          <w:rFonts w:ascii="Aptos" w:hAnsi="Aptos"/>
+        </w:rPr>
+        <w:t>кашњења</w:t>
+      </w:r>
+      <w:r>
+        <w:rPr>
+          <w:rFonts w:ascii="Aptos" w:hAnsi="Aptos"/>
+          <w:lang w:val="sr-Cyrl-RS"/>
+        </w:rPr>
+        <w:t xml:space="preserve"> у испоруци пакета</w:t>
+      </w:r>
+      <w:r>
+        <w:rPr>
+          <w:rFonts w:ascii="Aptos" w:hAnsi="Aptos"/>
+        </w:rPr>
+        <w:t>, ослањајући се на класичне теоријске поставк</w:t>
       </w:r>
       <w:r>
         <w:rPr>
@@ -13415,7 +13536,20 @@
         <w:rPr>
           <w:rFonts w:ascii="Aptos" w:hAnsi="Aptos"/>
         </w:rPr>
-        <w:t>. Клијенти шаљу почетне информације за пријаву у виду UDP датаграма, што омогућава брзу детекцију присутних корисника.</w:t>
+        <w:t>. Клијенти шаљу почетне информације за пријаву</w:t>
+      </w:r>
+      <w:r>
+        <w:rPr>
+          <w:rFonts w:ascii="Aptos" w:hAnsi="Aptos"/>
+          <w:lang w:val="sr-Cyrl-RS"/>
+        </w:rPr>
+        <w:t xml:space="preserve"> играча</w:t>
+      </w:r>
+      <w:r>
+        <w:rPr>
+          <w:rFonts w:ascii="Aptos" w:hAnsi="Aptos"/>
+        </w:rPr>
+        <w:t xml:space="preserve"> у виду UDP датаграма, што омогућава брзу детекцију присутних корисника.</w:t>
       </w:r>
     </w:p>
     <w:p>
@@ -13465,7 +13599,7 @@
       <w:r>
         <w:t xml:space="preserve"> </w:t>
       </w:r>
-      <w:bookmarkStart w:id="12" w:name="_Toc238637865"/>
+      <w:bookmarkStart w:id="12" w:name="_Toc238662617"/>
       <w:r>
         <w:t>3</w:t>
       </w:r>
@@ -13527,7 +13661,19 @@
         <w:rPr>
           <w:rFonts w:ascii="Aptos" w:hAnsi="Aptos"/>
         </w:rPr>
-        <w:t xml:space="preserve"> примењен је као стандард за симетрично шифровање целокупног мрежног саобраћаја након успостављања TCP везе. Сви осетљиви подаци, укључујући команде за гађање, координате подморница и синхронизацију стања игре, шифрују се пре слања кроз мрежни стрип, чиме се онемогућава прислушкивање или злонамерна измен</w:t>
+        <w:t xml:space="preserve"> примењен је као стандард за симетрично шифровање целокупног мрежног саобраћаја након успостављања TCP везе. Сви осетљиви подаци, укључујући команде за гађање, координате подморница и синхронизацију стања игре, шифру</w:t>
+      </w:r>
+      <w:r>
+        <w:rPr>
+          <w:rFonts w:ascii="Aptos" w:hAnsi="Aptos"/>
+        </w:rPr>
+        <w:t>ју се пре слања кроз мрежу</w:t>
+      </w:r>
+      <w:r>
+        <w:rPr>
+          <w:rFonts w:ascii="Aptos" w:hAnsi="Aptos"/>
+        </w:rPr>
+        <w:t>, чиме се онемогућава прислушкивање или злонамерна измен</w:t>
       </w:r>
       <w:r>
         <w:rPr>
@@ -13717,7 +13863,7 @@
         <w:pStyle w:val="11heading"/>
         <w:spacing w:line="360" w:lineRule="auto"/>
       </w:pPr>
-      <w:bookmarkStart w:id="13" w:name="_Toc238637866"/>
+      <w:bookmarkStart w:id="13" w:name="_Toc238662618"/>
       <w:r>
         <w:t>3</w:t>
       </w:r>
@@ -13893,7 +14039,20 @@
         <w:rPr>
           <w:rFonts w:ascii="Aptos" w:hAnsi="Aptos"/>
         </w:rPr>
-        <w:t xml:space="preserve"> платформа употребљена за хостовање заједничког репозиторијума и симултану сарадњу чланова тима. Ово је омогућило паралелан развој клијентских функционалности и сервера, вођење чисте историје измена кроз комитове, као и сигурно спајање делова кода без ризика од конфликата.</w:t>
+        <w:t xml:space="preserve"> платформа употребљена за</w:t>
+      </w:r>
+      <w:r>
+        <w:rPr>
+          <w:rFonts w:ascii="Aptos" w:hAnsi="Aptos"/>
+          <w:lang w:val="sr-Cyrl-RS"/>
+        </w:rPr>
+        <w:t xml:space="preserve"> хостовање</w:t>
+      </w:r>
+      <w:r>
+        <w:rPr>
+          <w:rFonts w:ascii="Aptos" w:hAnsi="Aptos"/>
+        </w:rPr>
+        <w:t>. Ово је омогућило паралелан развој клијентских функционалности и сервера, вођење чисте историје измена кроз комитове, као и сигурно спајање делова кода без ризика од конфликата.</w:t>
       </w:r>
     </w:p>
     <w:p>
@@ -13906,7 +14065,7 @@
           <w:szCs w:val="24"/>
         </w:rPr>
       </w:pPr>
-      <w:bookmarkStart w:id="14" w:name="_Toc238637867"/>
+      <w:bookmarkStart w:id="14" w:name="_Toc238662619"/>
       <w:r>
         <w:rPr>
           <w:rFonts w:ascii="Aptos" w:hAnsi="Aptos"/>
@@ -14099,7 +14258,7 @@
           <w:lang w:val="sr-Cyrl-RS"/>
         </w:rPr>
       </w:pPr>
-      <w:bookmarkStart w:id="15" w:name="_Toc238637868"/>
+      <w:bookmarkStart w:id="15" w:name="_Toc238662620"/>
       <w:r>
         <w:t>4</w:t>
       </w:r>
@@ -14276,7 +14435,7 @@
           <w:lang w:val="sr-Cyrl-RS"/>
         </w:rPr>
       </w:pPr>
-      <w:bookmarkStart w:id="16" w:name="_Toc238637869"/>
+      <w:bookmarkStart w:id="16" w:name="_Toc238662621"/>
       <w:r>
         <w:rPr>
           <w:lang w:val="sr-Cyrl-RS"/>
@@ -14525,7 +14684,7 @@
           <w:lang w:val="sr-Cyrl-RS"/>
         </w:rPr>
       </w:pPr>
-      <w:bookmarkStart w:id="17" w:name="_Toc238637870"/>
+      <w:bookmarkStart w:id="17" w:name="_Toc238662622"/>
       <w:r>
         <w:rPr>
           <w:lang w:val="sr-Cyrl-RS"/>
@@ -15151,7 +15310,7 @@
           <w:lang w:val="sr-Cyrl-RS"/>
         </w:rPr>
       </w:pPr>
-      <w:bookmarkStart w:id="18" w:name="_Toc238637871"/>
+      <w:bookmarkStart w:id="18" w:name="_Toc238662623"/>
       <w:r>
         <w:t>4</w:t>
       </w:r>
@@ -15329,7 +15488,7 @@
           <w:lang w:val="sr-Cyrl-RS"/>
         </w:rPr>
       </w:pPr>
-      <w:bookmarkStart w:id="19" w:name="_Toc238637872"/>
+      <w:bookmarkStart w:id="19" w:name="_Toc238662624"/>
       <w:r>
         <w:t>4</w:t>
       </w:r>
@@ -15359,8 +15518,8 @@
           <w:lang w:val="en-US" w:eastAsia="en-US"/>
         </w:rPr>
         <w:drawing>
-          <wp:inline distT="0" distB="0" distL="0" distR="0" wp14:anchorId="078E5943" wp14:editId="10ED0979">
-            <wp:extent cx="5716092" cy="3396343"/>
+          <wp:inline distT="0" distB="0" distL="0" distR="0" wp14:anchorId="078E5943" wp14:editId="0C3CB7C0">
+            <wp:extent cx="5506694" cy="3143250"/>
             <wp:effectExtent l="0" t="0" r="0" b="0"/>
             <wp:docPr id="3" name="Picture 3"/>
             <wp:cNvGraphicFramePr>
@@ -15388,7 +15547,7 @@
                   <pic:spPr>
                     <a:xfrm>
                       <a:off x="0" y="0"/>
-                      <a:ext cx="5845649" cy="3473322"/>
+                      <a:ext cx="5690982" cy="3248443"/>
                     </a:xfrm>
                     <a:prstGeom prst="rect">
                       <a:avLst/>
@@ -15456,6 +15615,7 @@
     <w:p>
       <w:pPr>
         <w:pStyle w:val="normalno"/>
+        <w:spacing w:line="360" w:lineRule="auto"/>
         <w:ind w:left="0" w:firstLine="0"/>
         <w:rPr>
           <w:lang w:val="sr-Cyrl-RS"/>
@@ -15473,14 +15633,6 @@
         </w:rPr>
         <w:t>је подељен на три целине:</w:t>
       </w:r>
-    </w:p>
-    <w:p>
-      <w:pPr>
-        <w:pStyle w:val="normalno"/>
-        <w:rPr>
-          <w:lang w:val="sr-Cyrl-RS"/>
-        </w:rPr>
-      </w:pPr>
     </w:p>
     <w:p>
       <w:pPr>
@@ -15489,6 +15641,7 @@
           <w:ilvl w:val="0"/>
           <w:numId w:val="19"/>
         </w:numPr>
+        <w:spacing w:line="360" w:lineRule="auto"/>
         <w:rPr>
           <w:lang w:val="sr-Cyrl-RS"/>
         </w:rPr>
@@ -15500,15 +15653,6 @@
         </w:rPr>
         <w:t>Клијентска страна</w:t>
       </w:r>
-    </w:p>
-    <w:p>
-      <w:pPr>
-        <w:pStyle w:val="normalno"/>
-        <w:ind w:left="644" w:firstLine="0"/>
-        <w:rPr>
-          <w:lang w:val="sr-Cyrl-RS"/>
-        </w:rPr>
-      </w:pPr>
     </w:p>
     <w:p>
       <w:pPr>
@@ -15598,6 +15742,7 @@
           <w:ilvl w:val="0"/>
           <w:numId w:val="19"/>
         </w:numPr>
+        <w:spacing w:line="360" w:lineRule="auto"/>
         <w:rPr>
           <w:lang w:val="sr-Cyrl-RS"/>
         </w:rPr>
@@ -15609,15 +15754,6 @@
         </w:rPr>
         <w:t>Заједнички слој</w:t>
       </w:r>
-    </w:p>
-    <w:p>
-      <w:pPr>
-        <w:pStyle w:val="normalno"/>
-        <w:ind w:left="644" w:firstLine="0"/>
-        <w:rPr>
-          <w:lang w:val="sr-Cyrl-RS"/>
-        </w:rPr>
-      </w:pPr>
     </w:p>
     <w:p>
       <w:pPr>
@@ -15649,7 +15785,6 @@
         <w:rPr>
           <w:lang w:val="sr-Cyrl-RS"/>
         </w:rPr>
-        <w:lastRenderedPageBreak/>
         <w:t>класу Poruka (серијализација/</w:t>
       </w:r>
       <w:r>
@@ -15712,6 +15847,7 @@
           <w:ilvl w:val="0"/>
           <w:numId w:val="19"/>
         </w:numPr>
+        <w:spacing w:line="360" w:lineRule="auto"/>
         <w:rPr>
           <w:b/>
           <w:lang w:val="sr-Cyrl-RS"/>
@@ -15724,15 +15860,6 @@
         </w:rPr>
         <w:t>Серверска страна</w:t>
       </w:r>
-    </w:p>
-    <w:p>
-      <w:pPr>
-        <w:pStyle w:val="normalno"/>
-        <w:ind w:left="0" w:firstLine="0"/>
-        <w:rPr>
-          <w:lang w:val="sr-Cyrl-RS"/>
-        </w:rPr>
-      </w:pPr>
     </w:p>
     <w:p>
       <w:pPr>
@@ -15844,7 +15971,7 @@
           <w:lang w:val="sr-Cyrl-RS"/>
         </w:rPr>
       </w:pPr>
-      <w:bookmarkStart w:id="20" w:name="_Toc238637873"/>
+      <w:bookmarkStart w:id="20" w:name="_Toc238662625"/>
       <w:r>
         <w:t>4</w:t>
       </w:r>
@@ -16256,7 +16383,7 @@
           <w:lang w:val="sr-Cyrl-RS"/>
         </w:rPr>
       </w:pPr>
-      <w:bookmarkStart w:id="21" w:name="_Toc238637874"/>
+      <w:bookmarkStart w:id="21" w:name="_Toc238662626"/>
       <w:r>
         <w:t>4</w:t>
       </w:r>
@@ -16294,9 +16421,9 @@
           <w:lang w:val="en-US" w:eastAsia="en-US"/>
         </w:rPr>
         <w:drawing>
-          <wp:inline distT="0" distB="0" distL="0" distR="0" wp14:anchorId="2B554D42" wp14:editId="2005DA38">
-            <wp:extent cx="3796145" cy="4594274"/>
-            <wp:effectExtent l="0" t="0" r="0" b="0"/>
+          <wp:inline distT="0" distB="0" distL="0" distR="0" wp14:anchorId="2B554D42" wp14:editId="3AE4D07A">
+            <wp:extent cx="4281439" cy="5181600"/>
+            <wp:effectExtent l="0" t="0" r="5080" b="0"/>
             <wp:docPr id="4" name="Picture 4"/>
             <wp:cNvGraphicFramePr>
               <a:graphicFrameLocks xmlns:a="http://schemas.openxmlformats.org/drawingml/2006/main" noChangeAspect="1"/>
@@ -16323,7 +16450,7 @@
                   <pic:spPr>
                     <a:xfrm>
                       <a:off x="0" y="0"/>
-                      <a:ext cx="3828708" cy="4633683"/>
+                      <a:ext cx="4342074" cy="5254983"/>
                     </a:xfrm>
                     <a:prstGeom prst="rect">
                       <a:avLst/>
@@ -16790,7 +16917,7 @@
         </w:rPr>
         <w:br/>
       </w:r>
-      <w:bookmarkStart w:id="22" w:name="_Toc238637875"/>
+      <w:bookmarkStart w:id="22" w:name="_Toc238662627"/>
       <w:r>
         <w:t>4</w:t>
       </w:r>
@@ -16915,7 +17042,7 @@
           <w:lang w:val="sr-Cyrl-RS"/>
         </w:rPr>
       </w:pPr>
-      <w:bookmarkStart w:id="23" w:name="_Toc238637876"/>
+      <w:bookmarkStart w:id="23" w:name="_Toc238662628"/>
       <w:r>
         <w:t>4</w:t>
       </w:r>
@@ -17086,7 +17213,7 @@
           <w:rFonts w:ascii="Aptos" w:hAnsi="Aptos"/>
         </w:rPr>
       </w:pPr>
-      <w:bookmarkStart w:id="24" w:name="_Toc238637877"/>
+      <w:bookmarkStart w:id="24" w:name="_Toc238662629"/>
       <w:r>
         <w:rPr>
           <w:rFonts w:ascii="Aptos" w:hAnsi="Aptos" w:cs="Arial"/>
@@ -17118,7 +17245,7 @@
           <w:lang w:val="sr-Cyrl-RS"/>
         </w:rPr>
       </w:pPr>
-      <w:bookmarkStart w:id="25" w:name="_Toc238637878"/>
+      <w:bookmarkStart w:id="25" w:name="_Toc238662630"/>
       <w:r>
         <w:t>5</w:t>
       </w:r>
@@ -17303,7 +17430,7 @@
           <w:lang w:val="sr-Cyrl-RS"/>
         </w:rPr>
       </w:pPr>
-      <w:bookmarkStart w:id="26" w:name="_Toc238637879"/>
+      <w:bookmarkStart w:id="26" w:name="_Toc238662631"/>
       <w:r>
         <w:rPr>
           <w:lang w:val="sr-Cyrl-RS"/>
@@ -17374,7 +17501,7 @@
           <w:lang w:val="sr-Cyrl-RS"/>
         </w:rPr>
       </w:pPr>
-      <w:bookmarkStart w:id="27" w:name="_Toc238637880"/>
+      <w:bookmarkStart w:id="27" w:name="_Toc238662632"/>
       <w:bookmarkStart w:id="28" w:name="_Toc230707894"/>
       <w:r>
         <w:rPr>
@@ -17496,7 +17623,7 @@
           <w:lang w:val="sr-Cyrl-RS"/>
         </w:rPr>
       </w:pPr>
-      <w:bookmarkStart w:id="29" w:name="_Toc238637881"/>
+      <w:bookmarkStart w:id="29" w:name="_Toc238662633"/>
       <w:r>
         <w:rPr>
           <w:lang w:val="sr-Cyrl-RS"/>
@@ -19016,7 +19143,7 @@
           <w:lang w:val="sr-Cyrl-RS"/>
         </w:rPr>
       </w:pPr>
-      <w:bookmarkStart w:id="30" w:name="_Toc238637882"/>
+      <w:bookmarkStart w:id="30" w:name="_Toc238662634"/>
       <w:r>
         <w:rPr>
           <w:lang w:val="sr-Cyrl-RS"/>
@@ -23153,7 +23280,7 @@
           <w:lang w:val="sr-Cyrl-RS"/>
         </w:rPr>
       </w:pPr>
-      <w:bookmarkStart w:id="31" w:name="_Toc238637883"/>
+      <w:bookmarkStart w:id="31" w:name="_Toc238662635"/>
       <w:r>
         <w:t>5</w:t>
       </w:r>
@@ -23279,7 +23406,7 @@
           <w:lang w:val="sr-Cyrl-RS"/>
         </w:rPr>
       </w:pPr>
-      <w:bookmarkStart w:id="32" w:name="_Toc238637884"/>
+      <w:bookmarkStart w:id="32" w:name="_Toc238662636"/>
       <w:r>
         <w:rPr>
           <w:lang w:val="sr-Cyrl-RS"/>
@@ -23409,7 +23536,7 @@
         </w:rPr>
       </w:pPr>
       <w:bookmarkStart w:id="33" w:name="_Toc230707898"/>
-      <w:bookmarkStart w:id="34" w:name="_Toc238637885"/>
+      <w:bookmarkStart w:id="34" w:name="_Toc238662637"/>
       <w:r>
         <w:t>5</w:t>
       </w:r>
@@ -27901,7 +28028,7 @@
         </w:rPr>
       </w:pPr>
       <w:bookmarkStart w:id="35" w:name="_Toc230707899"/>
-      <w:bookmarkStart w:id="36" w:name="_Toc238637886"/>
+      <w:bookmarkStart w:id="36" w:name="_Toc238662638"/>
       <w:r>
         <w:t>5</w:t>
       </w:r>
@@ -28160,7 +28287,7 @@
         </w:rPr>
       </w:pPr>
       <w:bookmarkStart w:id="37" w:name="_Toc230707900"/>
-      <w:bookmarkStart w:id="38" w:name="_Toc238637887"/>
+      <w:bookmarkStart w:id="38" w:name="_Toc238662639"/>
       <w:r>
         <w:rPr>
           <w:lang w:val="sr-Cyrl-RS"/>
@@ -28416,7 +28543,7 @@
         <w:pStyle w:val="11heading"/>
       </w:pPr>
       <w:bookmarkStart w:id="39" w:name="_Toc230707901"/>
-      <w:bookmarkStart w:id="40" w:name="_Toc238637888"/>
+      <w:bookmarkStart w:id="40" w:name="_Toc238662640"/>
       <w:r>
         <w:t>5</w:t>
       </w:r>
@@ -29076,7 +29203,7 @@
           <w:lang w:val="sr-Cyrl-RS"/>
         </w:rPr>
       </w:pPr>
-      <w:bookmarkStart w:id="41" w:name="_Toc238637889"/>
+      <w:bookmarkStart w:id="41" w:name="_Toc238662641"/>
       <w:r>
         <w:t>5</w:t>
       </w:r>
@@ -29252,7 +29379,7 @@
           <w:szCs w:val="24"/>
         </w:rPr>
       </w:pPr>
-      <w:bookmarkStart w:id="42" w:name="_Toc238637890"/>
+      <w:bookmarkStart w:id="42" w:name="_Toc238662642"/>
       <w:r>
         <w:rPr>
           <w:rFonts w:ascii="Aptos" w:hAnsi="Aptos"/>
@@ -29291,7 +29418,7 @@
           <w:lang w:val="sr-Cyrl-RS"/>
         </w:rPr>
       </w:pPr>
-      <w:bookmarkStart w:id="43" w:name="_Toc238637891"/>
+      <w:bookmarkStart w:id="43" w:name="_Toc238662643"/>
       <w:r>
         <w:rPr>
           <w:lang w:val="sr-Cyrl-RS"/>
@@ -29983,7 +30110,7 @@
           <w:lang w:val="sr-Cyrl-RS"/>
         </w:rPr>
       </w:pPr>
-      <w:bookmarkStart w:id="44" w:name="_Toc238637892"/>
+      <w:bookmarkStart w:id="44" w:name="_Toc238662644"/>
       <w:r>
         <w:rPr>
           <w:lang w:val="sr-Cyrl-RS"/>
@@ -30374,7 +30501,7 @@
           <w:lang w:val="sr-Cyrl-RS"/>
         </w:rPr>
       </w:pPr>
-      <w:bookmarkStart w:id="45" w:name="_Toc238637893"/>
+      <w:bookmarkStart w:id="45" w:name="_Toc238662645"/>
       <w:r>
         <w:rPr>
           <w:lang w:val="sr-Cyrl-RS"/>
@@ -30913,7 +31040,7 @@
           <w:lang w:val="sr-Cyrl-RS"/>
         </w:rPr>
       </w:pPr>
-      <w:bookmarkStart w:id="46" w:name="_Toc238637894"/>
+      <w:bookmarkStart w:id="46" w:name="_Toc238662646"/>
       <w:r>
         <w:rPr>
           <w:lang w:val="sr-Cyrl-RS"/>
@@ -31384,7 +31511,7 @@
           <w:lang w:val="sr-Cyrl-RS"/>
         </w:rPr>
       </w:pPr>
-      <w:bookmarkStart w:id="47" w:name="_Toc238637895"/>
+      <w:bookmarkStart w:id="47" w:name="_Toc238662647"/>
       <w:r>
         <w:rPr>
           <w:lang w:val="sr-Cyrl-RS"/>
@@ -31826,7 +31953,7 @@
           <w:lang w:val="sr-Cyrl-RS"/>
         </w:rPr>
       </w:pPr>
-      <w:bookmarkStart w:id="48" w:name="_Toc238637896"/>
+      <w:bookmarkStart w:id="48" w:name="_Toc238662648"/>
       <w:r>
         <w:rPr>
           <w:rFonts w:ascii="Aptos" w:hAnsi="Aptos"/>
@@ -31947,7 +32074,7 @@
           <w:lang w:val="sr-Cyrl-RS"/>
         </w:rPr>
       </w:pPr>
-      <w:bookmarkStart w:id="49" w:name="_Toc238637897"/>
+      <w:bookmarkStart w:id="49" w:name="_Toc238662649"/>
       <w:r>
         <w:rPr>
           <w:lang w:val="sr-Cyrl-RS"/>
@@ -32177,7 +32304,7 @@
           <w:lang w:val="sr-Cyrl-RS"/>
         </w:rPr>
       </w:pPr>
-      <w:bookmarkStart w:id="50" w:name="_Toc238637898"/>
+      <w:bookmarkStart w:id="50" w:name="_Toc238662650"/>
       <w:r>
         <w:rPr>
           <w:rFonts w:ascii="Aptos" w:hAnsi="Aptos" w:cs="Arial"/>
@@ -33160,7 +33287,7 @@
           <w:lang w:val="sr-Latn-RS"/>
         </w:rPr>
       </w:pPr>
-      <w:bookmarkStart w:id="63" w:name="_Toc238637899"/>
+      <w:bookmarkStart w:id="63" w:name="_Toc238662651"/>
       <w:r>
         <w:rPr>
           <w:rFonts w:ascii="Aptos" w:hAnsi="Aptos"/>
@@ -33910,7 +34037,7 @@
         <w:szCs w:val="20"/>
         <w:lang w:val="sr-Latn-RS"/>
       </w:rPr>
-      <w:t>2</w:t>
+      <w:t>5</w:t>
     </w:r>
     <w:r>
       <w:rPr>
@@ -42619,7 +42746,7 @@
 </file>
 
 <file path=customXml/itemProps1.xml><?xml version="1.0" encoding="utf-8"?>
-<ds:datastoreItem xmlns:ds="http://schemas.openxmlformats.org/officeDocument/2006/customXml" ds:itemID="{0D263975-15C8-4F00-A61A-7C8ACC817B8D}">
+<ds:datastoreItem xmlns:ds="http://schemas.openxmlformats.org/officeDocument/2006/customXml" ds:itemID="{7B1B6DAC-882C-46DE-A75D-42226FE4DBE6}">
   <ds:schemaRefs>
     <ds:schemaRef ds:uri="http://schemas.openxmlformats.org/officeDocument/2006/bibliography"/>
   </ds:schemaRefs>

--- a/dokumentacija/MB_PR_33_2022_Katarina_Veljkovic_Bsch_Rad.docx
+++ b/dokumentacija/MB_PR_33_2022_Katarina_Veljkovic_Bsch_Rad.docx
@@ -62,10 +62,10 @@
                   <v:path o:extrusionok="f" gradientshapeok="t" o:connecttype="rect"/>
                   <o:lock v:ext="edit" aspectratio="t"/>
                 </v:shapetype>
-                <v:shape id="_x0000_i1025" type="#_x0000_t75" alt="" style="width:63.6pt;height:65.4pt;mso-width-percent:0;mso-height-percent:0;mso-width-percent:0;mso-height-percent:0" o:ole="" fillcolor="window">
+                <v:shape id="_x0000_i1025" type="#_x0000_t75" alt="" style="width:64pt;height:65pt;mso-width-percent:0;mso-height-percent:0;mso-width-percent:0;mso-height-percent:0" o:ole="" fillcolor="window">
                   <v:imagedata r:id="rId8" o:title=""/>
                 </v:shape>
-                <o:OLEObject Type="Embed" ProgID="CorelDraw.Graphic.7" ShapeID="_x0000_i1025" DrawAspect="Content" ObjectID="_1849276042" r:id="rId9"/>
+                <o:OLEObject Type="Embed" ProgID="CorelDraw.Graphic.7" ShapeID="_x0000_i1025" DrawAspect="Content" ObjectID="_1849342472" r:id="rId9"/>
               </w:object>
             </w:r>
           </w:p>
@@ -2182,7 +2182,7 @@
                 <w:rFonts w:ascii="Arial" w:hAnsi="Arial" w:cs="Arial"/>
                 <w:sz w:val="18"/>
                 <w:szCs w:val="18"/>
-                <w:lang w:val="sr-Cyrl-CS"/>
+                <w:lang w:val="sr-Cyrl-RS"/>
               </w:rPr>
             </w:pPr>
             <w:r>
@@ -2190,9 +2190,9 @@
                 <w:rFonts w:ascii="Arial" w:hAnsi="Arial" w:cs="Arial"/>
                 <w:sz w:val="18"/>
                 <w:szCs w:val="18"/>
-                <w:lang w:val="sr-Cyrl-CS"/>
-              </w:rPr>
-              <w:t>Рачунарска техника</w:t>
+                <w:lang w:val="sr-Cyrl-RS"/>
+              </w:rPr>
+              <w:t>Примењено софтверско инжењерство</w:t>
             </w:r>
           </w:p>
         </w:tc>
@@ -4713,7 +4713,7 @@
                 <w:sz w:val="18"/>
                 <w:szCs w:val="18"/>
               </w:rPr>
-              <w:t>Computer Engineering, Engineering of Computer Based Systems</w:t>
+              <w:t>Applied software engineering</w:t>
             </w:r>
           </w:p>
         </w:tc>
@@ -11344,16 +11344,7 @@
           <w:rFonts w:ascii="Aptos" w:hAnsi="Aptos" w:cs="Calibri"/>
           <w:lang w:val="sr-Cyrl-RS"/>
         </w:rPr>
-        <w:t xml:space="preserve">), поуздан протокол који обезбеђује испоруку података без губитака и у тачно утврђеном </w:t>
-      </w:r>
-      <w:bookmarkStart w:id="5" w:name="_GoBack"/>
-      <w:bookmarkEnd w:id="5"/>
-      <w:r>
-        <w:rPr>
-          <w:rFonts w:ascii="Aptos" w:hAnsi="Aptos" w:cs="Calibri"/>
-          <w:lang w:val="sr-Cyrl-RS"/>
-        </w:rPr>
-        <w:t>редоследу.</w:t>
+        <w:t>), поуздан протокол који обезбеђује испоруку података без губитака и у тачно утврђеном редоследу.</w:t>
       </w:r>
     </w:p>
     <w:p>
@@ -11565,7 +11556,7 @@
         <w:ind w:left="0" w:firstLine="360"/>
         <w:jc w:val="both"/>
       </w:pPr>
-      <w:bookmarkStart w:id="6" w:name="_Toc238662611"/>
+      <w:bookmarkStart w:id="5" w:name="_Toc238662611"/>
       <w:r>
         <w:rPr>
           <w:lang w:val="sr-Cyrl-RS"/>
@@ -11575,7 +11566,7 @@
       <w:r>
         <w:t>Сличнoсти и разлике између TCP и UDP</w:t>
       </w:r>
-      <w:bookmarkEnd w:id="6"/>
+      <w:bookmarkEnd w:id="5"/>
     </w:p>
     <w:p>
       <w:pPr>
@@ -12458,7 +12449,7 @@
           <w:lang w:val="sr-Cyrl-RS"/>
         </w:rPr>
       </w:pPr>
-      <w:bookmarkStart w:id="7" w:name="_Toc238662612"/>
+      <w:bookmarkStart w:id="6" w:name="_Toc238662612"/>
       <w:r>
         <w:t>2</w:t>
       </w:r>
@@ -12477,7 +12468,7 @@
         </w:rPr>
         <w:t>Криптографска заштита порука: AES-256</w:t>
       </w:r>
-      <w:bookmarkEnd w:id="7"/>
+      <w:bookmarkEnd w:id="6"/>
     </w:p>
     <w:p>
       <w:pPr>
@@ -12576,7 +12567,7 @@
           <w:lang w:val="sr-Cyrl-RS"/>
         </w:rPr>
       </w:pPr>
-      <w:bookmarkStart w:id="8" w:name="_Toc238662613"/>
+      <w:bookmarkStart w:id="7" w:name="_Toc238662613"/>
       <w:r>
         <w:rPr>
           <w:lang w:val="sr-Cyrl-RS"/>
@@ -12586,7 +12577,7 @@
       <w:r>
         <w:t>Принцип рада AES алгоритма</w:t>
       </w:r>
-      <w:bookmarkEnd w:id="8"/>
+      <w:bookmarkEnd w:id="7"/>
     </w:p>
     <w:p>
       <w:pPr>
@@ -13013,7 +13004,7 @@
           <w:lang w:val="sr-Cyrl-RS"/>
         </w:rPr>
       </w:pPr>
-      <w:bookmarkStart w:id="9" w:name="_Toc238662614"/>
+      <w:bookmarkStart w:id="8" w:name="_Toc238662614"/>
       <w:r>
         <w:rPr>
           <w:lang w:val="sr-Cyrl-RS"/>
@@ -13026,7 +13017,7 @@
       <w:r>
         <w:t>мане AES алгоритма</w:t>
       </w:r>
-      <w:bookmarkEnd w:id="9"/>
+      <w:bookmarkEnd w:id="8"/>
     </w:p>
     <w:p>
       <w:pPr>
@@ -13235,7 +13226,7 @@
           <w:sz w:val="40"/>
         </w:rPr>
       </w:pPr>
-      <w:bookmarkStart w:id="10" w:name="_Toc238662615"/>
+      <w:bookmarkStart w:id="9" w:name="_Toc238662615"/>
       <w:r>
         <w:rPr>
           <w:rFonts w:ascii="Aptos" w:hAnsi="Aptos"/>
@@ -13244,7 +13235,7 @@
         <w:lastRenderedPageBreak/>
         <w:t>Опис коришћених технологија и алата</w:t>
       </w:r>
-      <w:bookmarkEnd w:id="10"/>
+      <w:bookmarkEnd w:id="9"/>
     </w:p>
     <w:p>
       <w:pPr>
@@ -13285,14 +13276,14 @@
         <w:pStyle w:val="11heading"/>
         <w:spacing w:line="360" w:lineRule="auto"/>
       </w:pPr>
-      <w:bookmarkStart w:id="11" w:name="_Toc238662616"/>
+      <w:bookmarkStart w:id="10" w:name="_Toc238662616"/>
       <w:r>
         <w:t>3</w:t>
       </w:r>
       <w:r>
         <w:t>.1. Технологије серверске стране</w:t>
       </w:r>
-      <w:bookmarkEnd w:id="11"/>
+      <w:bookmarkEnd w:id="10"/>
     </w:p>
     <w:p>
       <w:pPr>
@@ -13599,14 +13590,14 @@
       <w:r>
         <w:t xml:space="preserve"> </w:t>
       </w:r>
-      <w:bookmarkStart w:id="12" w:name="_Toc238662617"/>
+      <w:bookmarkStart w:id="11" w:name="_Toc238662617"/>
       <w:r>
         <w:t>3</w:t>
       </w:r>
       <w:r>
         <w:t>.2. Криптографска заштита и апликативни протокол</w:t>
       </w:r>
-      <w:bookmarkEnd w:id="12"/>
+      <w:bookmarkEnd w:id="11"/>
     </w:p>
     <w:p>
       <w:pPr>
@@ -13863,14 +13854,14 @@
         <w:pStyle w:val="11heading"/>
         <w:spacing w:line="360" w:lineRule="auto"/>
       </w:pPr>
-      <w:bookmarkStart w:id="13" w:name="_Toc238662618"/>
+      <w:bookmarkStart w:id="12" w:name="_Toc238662618"/>
       <w:r>
         <w:t>3</w:t>
       </w:r>
       <w:r>
         <w:t>.3. Алати и окружење</w:t>
       </w:r>
-      <w:bookmarkEnd w:id="13"/>
+      <w:bookmarkEnd w:id="12"/>
     </w:p>
     <w:p>
       <w:pPr>
@@ -14065,7 +14056,7 @@
           <w:szCs w:val="24"/>
         </w:rPr>
       </w:pPr>
-      <w:bookmarkStart w:id="14" w:name="_Toc238662619"/>
+      <w:bookmarkStart w:id="13" w:name="_Toc238662619"/>
       <w:r>
         <w:rPr>
           <w:rFonts w:ascii="Aptos" w:hAnsi="Aptos"/>
@@ -14076,7 +14067,7 @@
         <w:lastRenderedPageBreak/>
         <w:t>Мрежна игра „Потапање подморница“</w:t>
       </w:r>
-      <w:bookmarkEnd w:id="14"/>
+      <w:bookmarkEnd w:id="13"/>
     </w:p>
     <w:p>
       <w:pPr>
@@ -14258,7 +14249,7 @@
           <w:lang w:val="sr-Cyrl-RS"/>
         </w:rPr>
       </w:pPr>
-      <w:bookmarkStart w:id="15" w:name="_Toc238662620"/>
+      <w:bookmarkStart w:id="14" w:name="_Toc238662620"/>
       <w:r>
         <w:t>4</w:t>
       </w:r>
@@ -14271,7 +14262,7 @@
         </w:rPr>
         <w:t>1 Дијаграм случаја употребе игре</w:t>
       </w:r>
-      <w:bookmarkEnd w:id="15"/>
+      <w:bookmarkEnd w:id="14"/>
     </w:p>
     <w:p>
       <w:pPr>
@@ -14435,7 +14426,7 @@
           <w:lang w:val="sr-Cyrl-RS"/>
         </w:rPr>
       </w:pPr>
-      <w:bookmarkStart w:id="16" w:name="_Toc238662621"/>
+      <w:bookmarkStart w:id="15" w:name="_Toc238662621"/>
       <w:r>
         <w:rPr>
           <w:lang w:val="sr-Cyrl-RS"/>
@@ -14448,7 +14439,7 @@
         </w:rPr>
         <w:t>.1.1 Актери система</w:t>
       </w:r>
-      <w:bookmarkEnd w:id="16"/>
+      <w:bookmarkEnd w:id="15"/>
     </w:p>
     <w:p>
       <w:pPr>
@@ -14684,7 +14675,7 @@
           <w:lang w:val="sr-Cyrl-RS"/>
         </w:rPr>
       </w:pPr>
-      <w:bookmarkStart w:id="17" w:name="_Toc238662622"/>
+      <w:bookmarkStart w:id="16" w:name="_Toc238662622"/>
       <w:r>
         <w:rPr>
           <w:lang w:val="sr-Cyrl-RS"/>
@@ -14697,7 +14688,7 @@
         </w:rPr>
         <w:t>.1.2 Случајеви употребе</w:t>
       </w:r>
-      <w:bookmarkEnd w:id="17"/>
+      <w:bookmarkEnd w:id="16"/>
     </w:p>
     <w:p>
       <w:pPr>
@@ -15310,7 +15301,7 @@
           <w:lang w:val="sr-Cyrl-RS"/>
         </w:rPr>
       </w:pPr>
-      <w:bookmarkStart w:id="18" w:name="_Toc238662623"/>
+      <w:bookmarkStart w:id="17" w:name="_Toc238662623"/>
       <w:r>
         <w:t>4</w:t>
       </w:r>
@@ -15323,7 +15314,7 @@
         </w:rPr>
         <w:t xml:space="preserve"> Дизајн система мрежне игре</w:t>
       </w:r>
-      <w:bookmarkEnd w:id="18"/>
+      <w:bookmarkEnd w:id="17"/>
     </w:p>
     <w:p>
       <w:pPr>
@@ -15488,7 +15479,7 @@
           <w:lang w:val="sr-Cyrl-RS"/>
         </w:rPr>
       </w:pPr>
-      <w:bookmarkStart w:id="19" w:name="_Toc238662624"/>
+      <w:bookmarkStart w:id="18" w:name="_Toc238662624"/>
       <w:r>
         <w:t>4</w:t>
       </w:r>
@@ -15501,7 +15492,7 @@
         </w:rPr>
         <w:t xml:space="preserve"> Компонентни дизајн</w:t>
       </w:r>
-      <w:bookmarkEnd w:id="19"/>
+      <w:bookmarkEnd w:id="18"/>
     </w:p>
     <w:p>
       <w:pPr>
@@ -15971,7 +15962,7 @@
           <w:lang w:val="sr-Cyrl-RS"/>
         </w:rPr>
       </w:pPr>
-      <w:bookmarkStart w:id="20" w:name="_Toc238662625"/>
+      <w:bookmarkStart w:id="19" w:name="_Toc238662625"/>
       <w:r>
         <w:t>4</w:t>
       </w:r>
@@ -15990,7 +15981,7 @@
         </w:rPr>
         <w:t xml:space="preserve"> Комуникациони дизајн</w:t>
       </w:r>
-      <w:bookmarkEnd w:id="20"/>
+      <w:bookmarkEnd w:id="19"/>
     </w:p>
     <w:p>
       <w:pPr>
@@ -16383,7 +16374,7 @@
           <w:lang w:val="sr-Cyrl-RS"/>
         </w:rPr>
       </w:pPr>
-      <w:bookmarkStart w:id="21" w:name="_Toc238662626"/>
+      <w:bookmarkStart w:id="20" w:name="_Toc238662626"/>
       <w:r>
         <w:t>4</w:t>
       </w:r>
@@ -16405,7 +16396,7 @@
         </w:rPr>
         <w:t xml:space="preserve"> Секвенца кључних сценарија</w:t>
       </w:r>
-      <w:bookmarkEnd w:id="21"/>
+      <w:bookmarkEnd w:id="20"/>
     </w:p>
     <w:p>
       <w:pPr>
@@ -16917,7 +16908,7 @@
         </w:rPr>
         <w:br/>
       </w:r>
-      <w:bookmarkStart w:id="22" w:name="_Toc238662627"/>
+      <w:bookmarkStart w:id="21" w:name="_Toc238662627"/>
       <w:r>
         <w:t>4</w:t>
       </w:r>
@@ -16936,7 +16927,7 @@
         </w:rPr>
         <w:t>4 Дизајн одговорности и контрола стања</w:t>
       </w:r>
-      <w:bookmarkEnd w:id="22"/>
+      <w:bookmarkEnd w:id="21"/>
     </w:p>
     <w:p>
       <w:pPr>
@@ -17042,7 +17033,7 @@
           <w:lang w:val="sr-Cyrl-RS"/>
         </w:rPr>
       </w:pPr>
-      <w:bookmarkStart w:id="23" w:name="_Toc238662628"/>
+      <w:bookmarkStart w:id="22" w:name="_Toc238662628"/>
       <w:r>
         <w:t>4</w:t>
       </w:r>
@@ -17061,7 +17052,7 @@
         </w:rPr>
         <w:t>5 Дизајнерске предности изабраног решења</w:t>
       </w:r>
-      <w:bookmarkEnd w:id="23"/>
+      <w:bookmarkEnd w:id="22"/>
     </w:p>
     <w:p>
       <w:pPr>
@@ -17213,7 +17204,7 @@
           <w:rFonts w:ascii="Aptos" w:hAnsi="Aptos"/>
         </w:rPr>
       </w:pPr>
-      <w:bookmarkStart w:id="24" w:name="_Toc238662629"/>
+      <w:bookmarkStart w:id="23" w:name="_Toc238662629"/>
       <w:r>
         <w:rPr>
           <w:rFonts w:ascii="Aptos" w:hAnsi="Aptos" w:cs="Arial"/>
@@ -17235,7 +17226,7 @@
         </w:rPr>
         <w:t xml:space="preserve"> игре</w:t>
       </w:r>
-      <w:bookmarkEnd w:id="24"/>
+      <w:bookmarkEnd w:id="23"/>
     </w:p>
     <w:p>
       <w:pPr>
@@ -17245,7 +17236,7 @@
           <w:lang w:val="sr-Cyrl-RS"/>
         </w:rPr>
       </w:pPr>
-      <w:bookmarkStart w:id="25" w:name="_Toc238662630"/>
+      <w:bookmarkStart w:id="24" w:name="_Toc238662630"/>
       <w:r>
         <w:t>5</w:t>
       </w:r>
@@ -17258,7 +17249,7 @@
         </w:rPr>
         <w:t>Архитектура решења</w:t>
       </w:r>
-      <w:bookmarkEnd w:id="25"/>
+      <w:bookmarkEnd w:id="24"/>
     </w:p>
     <w:p>
       <w:pPr>
@@ -17430,7 +17421,7 @@
           <w:lang w:val="sr-Cyrl-RS"/>
         </w:rPr>
       </w:pPr>
-      <w:bookmarkStart w:id="26" w:name="_Toc238662631"/>
+      <w:bookmarkStart w:id="25" w:name="_Toc238662631"/>
       <w:r>
         <w:rPr>
           <w:lang w:val="sr-Cyrl-RS"/>
@@ -17461,7 +17452,7 @@
         </w:rPr>
         <w:t>Структура података и заједнички модели</w:t>
       </w:r>
-      <w:bookmarkEnd w:id="26"/>
+      <w:bookmarkEnd w:id="25"/>
     </w:p>
     <w:p>
       <w:pPr>
@@ -17501,8 +17492,8 @@
           <w:lang w:val="sr-Cyrl-RS"/>
         </w:rPr>
       </w:pPr>
-      <w:bookmarkStart w:id="27" w:name="_Toc238662632"/>
-      <w:bookmarkStart w:id="28" w:name="_Toc230707894"/>
+      <w:bookmarkStart w:id="26" w:name="_Toc238662632"/>
+      <w:bookmarkStart w:id="27" w:name="_Toc230707894"/>
       <w:r>
         <w:rPr>
           <w:lang w:val="sr-Cyrl-RS"/>
@@ -17524,9 +17515,9 @@
         </w:rPr>
         <w:t>и структурирање флоте</w:t>
       </w:r>
-      <w:bookmarkEnd w:id="27"/>
-    </w:p>
-    <w:bookmarkEnd w:id="28"/>
+      <w:bookmarkEnd w:id="26"/>
+    </w:p>
+    <w:bookmarkEnd w:id="27"/>
     <w:p>
       <w:pPr>
         <w:jc w:val="both"/>
@@ -17623,7 +17614,7 @@
           <w:lang w:val="sr-Cyrl-RS"/>
         </w:rPr>
       </w:pPr>
-      <w:bookmarkStart w:id="29" w:name="_Toc238662633"/>
+      <w:bookmarkStart w:id="28" w:name="_Toc238662633"/>
       <w:r>
         <w:rPr>
           <w:lang w:val="sr-Cyrl-RS"/>
@@ -17645,7 +17636,7 @@
         </w:rPr>
         <w:t>и управљање меморијским стањем</w:t>
       </w:r>
-      <w:bookmarkEnd w:id="29"/>
+      <w:bookmarkEnd w:id="28"/>
       <w:r>
         <w:rPr>
           <w:lang w:val="sr-Cyrl-RS"/>
@@ -19143,7 +19134,7 @@
           <w:lang w:val="sr-Cyrl-RS"/>
         </w:rPr>
       </w:pPr>
-      <w:bookmarkStart w:id="30" w:name="_Toc238662634"/>
+      <w:bookmarkStart w:id="29" w:name="_Toc238662634"/>
       <w:r>
         <w:rPr>
           <w:lang w:val="sr-Cyrl-RS"/>
@@ -19165,7 +19156,7 @@
         </w:rPr>
         <w:t>као апликативни мрежни протокол</w:t>
       </w:r>
-      <w:bookmarkEnd w:id="30"/>
+      <w:bookmarkEnd w:id="29"/>
     </w:p>
     <w:p>
       <w:pPr>
@@ -23280,7 +23271,7 @@
           <w:lang w:val="sr-Cyrl-RS"/>
         </w:rPr>
       </w:pPr>
-      <w:bookmarkStart w:id="31" w:name="_Toc238662635"/>
+      <w:bookmarkStart w:id="30" w:name="_Toc238662635"/>
       <w:r>
         <w:t>5</w:t>
       </w:r>
@@ -23305,7 +23296,7 @@
         </w:rPr>
         <w:t>специфичности)</w:t>
       </w:r>
-      <w:bookmarkEnd w:id="31"/>
+      <w:bookmarkEnd w:id="30"/>
     </w:p>
     <w:p>
       <w:pPr>
@@ -23406,7 +23397,7 @@
           <w:lang w:val="sr-Cyrl-RS"/>
         </w:rPr>
       </w:pPr>
-      <w:bookmarkStart w:id="32" w:name="_Toc238662636"/>
+      <w:bookmarkStart w:id="31" w:name="_Toc238662636"/>
       <w:r>
         <w:rPr>
           <w:lang w:val="sr-Cyrl-RS"/>
@@ -23437,7 +23428,7 @@
         </w:rPr>
         <w:t>Логика иницијализације и регистрације играча</w:t>
       </w:r>
-      <w:bookmarkEnd w:id="32"/>
+      <w:bookmarkEnd w:id="31"/>
     </w:p>
     <w:p>
       <w:pPr>
@@ -23535,8 +23526,8 @@
           <w:lang w:val="sr-Cyrl-RS"/>
         </w:rPr>
       </w:pPr>
-      <w:bookmarkStart w:id="33" w:name="_Toc230707898"/>
-      <w:bookmarkStart w:id="34" w:name="_Toc238662637"/>
+      <w:bookmarkStart w:id="32" w:name="_Toc230707898"/>
+      <w:bookmarkStart w:id="33" w:name="_Toc238662637"/>
       <w:r>
         <w:t>5</w:t>
       </w:r>
@@ -23552,8 +23543,8 @@
         </w:rPr>
         <w:t>Валидација и правила постављања подморница</w:t>
       </w:r>
+      <w:bookmarkEnd w:id="32"/>
       <w:bookmarkEnd w:id="33"/>
-      <w:bookmarkEnd w:id="34"/>
     </w:p>
     <w:p>
       <w:pPr>
@@ -28027,8 +28018,8 @@
           <w:lang w:val="sr-Cyrl-RS"/>
         </w:rPr>
       </w:pPr>
-      <w:bookmarkStart w:id="35" w:name="_Toc230707899"/>
-      <w:bookmarkStart w:id="36" w:name="_Toc238662638"/>
+      <w:bookmarkStart w:id="34" w:name="_Toc230707899"/>
+      <w:bookmarkStart w:id="35" w:name="_Toc238662638"/>
       <w:r>
         <w:t>5</w:t>
       </w:r>
@@ -28044,8 +28035,8 @@
         </w:rPr>
         <w:t>Логика играња потеза</w:t>
       </w:r>
+      <w:bookmarkEnd w:id="34"/>
       <w:bookmarkEnd w:id="35"/>
-      <w:bookmarkEnd w:id="36"/>
     </w:p>
     <w:p>
       <w:pPr>
@@ -28286,8 +28277,8 @@
           <w:lang w:val="sr-Cyrl-RS"/>
         </w:rPr>
       </w:pPr>
-      <w:bookmarkStart w:id="37" w:name="_Toc230707900"/>
-      <w:bookmarkStart w:id="38" w:name="_Toc238662639"/>
+      <w:bookmarkStart w:id="36" w:name="_Toc230707900"/>
+      <w:bookmarkStart w:id="37" w:name="_Toc238662639"/>
       <w:r>
         <w:rPr>
           <w:lang w:val="sr-Cyrl-RS"/>
@@ -28312,8 +28303,8 @@
         </w:rPr>
         <w:t>Специјални супер потез (9 поља одједном)</w:t>
       </w:r>
+      <w:bookmarkEnd w:id="36"/>
       <w:bookmarkEnd w:id="37"/>
-      <w:bookmarkEnd w:id="38"/>
     </w:p>
     <w:p>
       <w:pPr>
@@ -28542,8 +28533,8 @@
       <w:pPr>
         <w:pStyle w:val="11heading"/>
       </w:pPr>
-      <w:bookmarkStart w:id="39" w:name="_Toc230707901"/>
-      <w:bookmarkStart w:id="40" w:name="_Toc238662640"/>
+      <w:bookmarkStart w:id="38" w:name="_Toc230707901"/>
+      <w:bookmarkStart w:id="39" w:name="_Toc238662640"/>
       <w:r>
         <w:t>5</w:t>
       </w:r>
@@ -28565,8 +28556,8 @@
       <w:r>
         <w:t xml:space="preserve"> преузимање контроле</w:t>
       </w:r>
+      <w:bookmarkEnd w:id="38"/>
       <w:bookmarkEnd w:id="39"/>
-      <w:bookmarkEnd w:id="40"/>
     </w:p>
     <w:p>
       <w:pPr>
@@ -29203,7 +29194,7 @@
           <w:lang w:val="sr-Cyrl-RS"/>
         </w:rPr>
       </w:pPr>
-      <w:bookmarkStart w:id="41" w:name="_Toc238662641"/>
+      <w:bookmarkStart w:id="40" w:name="_Toc238662641"/>
       <w:r>
         <w:t>5</w:t>
       </w:r>
@@ -29225,7 +29216,7 @@
         </w:rPr>
         <w:t>Бележење тока игре у документ</w:t>
       </w:r>
-      <w:bookmarkEnd w:id="41"/>
+      <w:bookmarkEnd w:id="40"/>
     </w:p>
     <w:p>
       <w:pPr>
@@ -29379,7 +29370,7 @@
           <w:szCs w:val="24"/>
         </w:rPr>
       </w:pPr>
-      <w:bookmarkStart w:id="42" w:name="_Toc238662642"/>
+      <w:bookmarkStart w:id="41" w:name="_Toc238662642"/>
       <w:r>
         <w:rPr>
           <w:rFonts w:ascii="Aptos" w:hAnsi="Aptos"/>
@@ -29408,7 +29399,7 @@
         </w:rPr>
         <w:t>решења</w:t>
       </w:r>
-      <w:bookmarkEnd w:id="42"/>
+      <w:bookmarkEnd w:id="41"/>
     </w:p>
     <w:p>
       <w:pPr>
@@ -29418,7 +29409,7 @@
           <w:lang w:val="sr-Cyrl-RS"/>
         </w:rPr>
       </w:pPr>
-      <w:bookmarkStart w:id="43" w:name="_Toc238662643"/>
+      <w:bookmarkStart w:id="42" w:name="_Toc238662643"/>
       <w:r>
         <w:rPr>
           <w:lang w:val="sr-Cyrl-RS"/>
@@ -29434,7 +29425,7 @@
         </w:rPr>
         <w:t>Покретање и повезивање</w:t>
       </w:r>
-      <w:bookmarkEnd w:id="43"/>
+      <w:bookmarkEnd w:id="42"/>
     </w:p>
     <w:p>
       <w:pPr>
@@ -30110,7 +30101,7 @@
           <w:lang w:val="sr-Cyrl-RS"/>
         </w:rPr>
       </w:pPr>
-      <w:bookmarkStart w:id="44" w:name="_Toc238662644"/>
+      <w:bookmarkStart w:id="43" w:name="_Toc238662644"/>
       <w:r>
         <w:rPr>
           <w:lang w:val="sr-Cyrl-RS"/>
@@ -30141,7 +30132,7 @@
         </w:rPr>
         <w:t>Постављање подморница и припрема игре</w:t>
       </w:r>
-      <w:bookmarkEnd w:id="44"/>
+      <w:bookmarkEnd w:id="43"/>
     </w:p>
     <w:p>
       <w:pPr>
@@ -30501,7 +30492,7 @@
           <w:lang w:val="sr-Cyrl-RS"/>
         </w:rPr>
       </w:pPr>
-      <w:bookmarkStart w:id="45" w:name="_Toc238662645"/>
+      <w:bookmarkStart w:id="44" w:name="_Toc238662645"/>
       <w:r>
         <w:rPr>
           <w:lang w:val="sr-Cyrl-RS"/>
@@ -30532,7 +30523,7 @@
         </w:rPr>
         <w:t>Ток игре и комуникација</w:t>
       </w:r>
-      <w:bookmarkEnd w:id="45"/>
+      <w:bookmarkEnd w:id="44"/>
     </w:p>
     <w:p>
       <w:pPr>
@@ -31040,7 +31031,7 @@
           <w:lang w:val="sr-Cyrl-RS"/>
         </w:rPr>
       </w:pPr>
-      <w:bookmarkStart w:id="46" w:name="_Toc238662646"/>
+      <w:bookmarkStart w:id="45" w:name="_Toc238662646"/>
       <w:r>
         <w:rPr>
           <w:lang w:val="sr-Cyrl-RS"/>
@@ -31081,7 +31072,7 @@
       <w:r>
         <w:t>)</w:t>
       </w:r>
-      <w:bookmarkEnd w:id="46"/>
+      <w:bookmarkEnd w:id="45"/>
     </w:p>
     <w:p>
       <w:pPr>
@@ -31511,7 +31502,7 @@
           <w:lang w:val="sr-Cyrl-RS"/>
         </w:rPr>
       </w:pPr>
-      <w:bookmarkStart w:id="47" w:name="_Toc238662647"/>
+      <w:bookmarkStart w:id="46" w:name="_Toc238662647"/>
       <w:r>
         <w:rPr>
           <w:lang w:val="sr-Cyrl-RS"/>
@@ -31542,7 +31533,7 @@
         </w:rPr>
         <w:t>Крај игре и нова игра</w:t>
       </w:r>
-      <w:bookmarkEnd w:id="47"/>
+      <w:bookmarkEnd w:id="46"/>
     </w:p>
     <w:p>
       <w:pPr>
@@ -31953,7 +31944,7 @@
           <w:lang w:val="sr-Cyrl-RS"/>
         </w:rPr>
       </w:pPr>
-      <w:bookmarkStart w:id="48" w:name="_Toc238662648"/>
+      <w:bookmarkStart w:id="47" w:name="_Toc238662648"/>
       <w:r>
         <w:rPr>
           <w:rFonts w:ascii="Aptos" w:hAnsi="Aptos"/>
@@ -31964,7 +31955,7 @@
         <w:lastRenderedPageBreak/>
         <w:t>Закључак</w:t>
       </w:r>
-      <w:bookmarkEnd w:id="48"/>
+      <w:bookmarkEnd w:id="47"/>
     </w:p>
     <w:p>
       <w:pPr>
@@ -32074,7 +32065,7 @@
           <w:lang w:val="sr-Cyrl-RS"/>
         </w:rPr>
       </w:pPr>
-      <w:bookmarkStart w:id="49" w:name="_Toc238662649"/>
+      <w:bookmarkStart w:id="48" w:name="_Toc238662649"/>
       <w:r>
         <w:rPr>
           <w:lang w:val="sr-Cyrl-RS"/>
@@ -32117,7 +32108,7 @@
         </w:rPr>
         <w:t xml:space="preserve"> софтверског решења</w:t>
       </w:r>
-      <w:bookmarkEnd w:id="49"/>
+      <w:bookmarkEnd w:id="48"/>
     </w:p>
     <w:p>
       <w:pPr>
@@ -32304,7 +32295,7 @@
           <w:lang w:val="sr-Cyrl-RS"/>
         </w:rPr>
       </w:pPr>
-      <w:bookmarkStart w:id="50" w:name="_Toc238662650"/>
+      <w:bookmarkStart w:id="49" w:name="_Toc238662650"/>
       <w:r>
         <w:rPr>
           <w:rFonts w:ascii="Aptos" w:hAnsi="Aptos" w:cs="Arial"/>
@@ -32316,49 +32307,49 @@
         <w:lastRenderedPageBreak/>
         <w:t>Литература</w:t>
       </w:r>
+      <w:bookmarkEnd w:id="49"/>
+    </w:p>
+    <w:p>
+      <w:pPr>
+        <w:spacing w:before="240" w:line="276" w:lineRule="auto"/>
+        <w:rPr>
+          <w:rFonts w:ascii="Times New Roman" w:hAnsi="Times New Roman" w:cs="Times New Roman"/>
+        </w:rPr>
+      </w:pPr>
+      <w:bookmarkStart w:id="50" w:name="ref1"/>
+      <w:r>
+        <w:rPr>
+          <w:rFonts w:ascii="Times New Roman" w:hAnsi="Times New Roman" w:cs="Times New Roman"/>
+        </w:rPr>
+        <w:t xml:space="preserve">[1] </w:t>
+      </w:r>
       <w:bookmarkEnd w:id="50"/>
-    </w:p>
-    <w:p>
-      <w:pPr>
-        <w:spacing w:before="240" w:line="276" w:lineRule="auto"/>
+      <w:r>
         <w:rPr>
           <w:rFonts w:ascii="Times New Roman" w:hAnsi="Times New Roman" w:cs="Times New Roman"/>
         </w:rPr>
-      </w:pPr>
-      <w:bookmarkStart w:id="51" w:name="ref1"/>
+        <w:t>W. Stallings, Data and Computer Communications, 10th ed. Boston, MA: Pearson, 2014.</w:t>
+      </w:r>
       <w:r>
         <w:rPr>
           <w:rFonts w:ascii="Times New Roman" w:hAnsi="Times New Roman" w:cs="Times New Roman"/>
         </w:rPr>
-        <w:t xml:space="preserve">[1] </w:t>
+        <w:br/>
+      </w:r>
+      <w:bookmarkStart w:id="51" w:name="ref2"/>
+      <w:r>
+        <w:rPr>
+          <w:rFonts w:ascii="Times New Roman" w:hAnsi="Times New Roman" w:cs="Times New Roman"/>
+        </w:rPr>
+        <w:br/>
+      </w:r>
+      <w:r>
+        <w:rPr>
+          <w:rFonts w:ascii="Times New Roman" w:hAnsi="Times New Roman" w:cs="Times New Roman"/>
+        </w:rPr>
+        <w:t xml:space="preserve">[2] </w:t>
       </w:r>
       <w:bookmarkEnd w:id="51"/>
-      <w:r>
-        <w:rPr>
-          <w:rFonts w:ascii="Times New Roman" w:hAnsi="Times New Roman" w:cs="Times New Roman"/>
-        </w:rPr>
-        <w:t>W. Stallings, Data and Computer Communications, 10th ed. Boston, MA: Pearson, 2014.</w:t>
-      </w:r>
-      <w:r>
-        <w:rPr>
-          <w:rFonts w:ascii="Times New Roman" w:hAnsi="Times New Roman" w:cs="Times New Roman"/>
-        </w:rPr>
-        <w:br/>
-      </w:r>
-      <w:bookmarkStart w:id="52" w:name="ref2"/>
-      <w:r>
-        <w:rPr>
-          <w:rFonts w:ascii="Times New Roman" w:hAnsi="Times New Roman" w:cs="Times New Roman"/>
-        </w:rPr>
-        <w:br/>
-      </w:r>
-      <w:r>
-        <w:rPr>
-          <w:rFonts w:ascii="Times New Roman" w:hAnsi="Times New Roman" w:cs="Times New Roman"/>
-        </w:rPr>
-        <w:t xml:space="preserve">[2] </w:t>
-      </w:r>
-      <w:bookmarkEnd w:id="52"/>
       <w:r>
         <w:rPr>
           <w:rFonts w:ascii="Times New Roman" w:hAnsi="Times New Roman" w:cs="Times New Roman"/>
@@ -32392,7 +32383,7 @@
         </w:rPr>
         <w:br/>
       </w:r>
-      <w:bookmarkStart w:id="53" w:name="ref3"/>
+      <w:bookmarkStart w:id="52" w:name="ref3"/>
       <w:r>
         <w:rPr>
           <w:rStyle w:val="Strong"/>
@@ -32492,28 +32483,28 @@
         </w:rPr>
         <w:t>2026).</w:t>
       </w:r>
-      <w:bookmarkStart w:id="54" w:name="ref4"/>
+      <w:bookmarkStart w:id="53" w:name="ref4"/>
+      <w:bookmarkEnd w:id="52"/>
+      <w:r>
+        <w:rPr>
+          <w:rFonts w:ascii="Times New Roman" w:hAnsi="Times New Roman" w:cs="Times New Roman"/>
+        </w:rPr>
+        <w:br/>
+      </w:r>
+      <w:r>
+        <w:rPr>
+          <w:rFonts w:ascii="Times New Roman" w:hAnsi="Times New Roman" w:cs="Times New Roman"/>
+        </w:rPr>
+        <w:br/>
+      </w:r>
+      <w:r>
+        <w:rPr>
+          <w:rFonts w:ascii="Times New Roman" w:hAnsi="Times New Roman" w:cs="Times New Roman"/>
+        </w:rPr>
+        <w:t>[4] J. Skeet, C# in Depth, 4th ed. Shelter Island, NY: Manning Publications, 2019.</w:t>
+      </w:r>
+      <w:bookmarkStart w:id="54" w:name="ref5"/>
       <w:bookmarkEnd w:id="53"/>
-      <w:r>
-        <w:rPr>
-          <w:rFonts w:ascii="Times New Roman" w:hAnsi="Times New Roman" w:cs="Times New Roman"/>
-        </w:rPr>
-        <w:br/>
-      </w:r>
-      <w:r>
-        <w:rPr>
-          <w:rFonts w:ascii="Times New Roman" w:hAnsi="Times New Roman" w:cs="Times New Roman"/>
-        </w:rPr>
-        <w:br/>
-      </w:r>
-      <w:r>
-        <w:rPr>
-          <w:rFonts w:ascii="Times New Roman" w:hAnsi="Times New Roman" w:cs="Times New Roman"/>
-        </w:rPr>
-        <w:t>[4] J. Skeet, C# in Depth, 4th ed. Shelter Island, NY: Manning Publications, 2019.</w:t>
-      </w:r>
-      <w:bookmarkStart w:id="55" w:name="ref5"/>
-      <w:bookmarkEnd w:id="54"/>
       <w:r>
         <w:rPr>
           <w:rFonts w:ascii="Times New Roman" w:hAnsi="Times New Roman" w:cs="Times New Roman"/>
@@ -32598,8 +32589,8 @@
         </w:rPr>
         <w:t>2026).</w:t>
       </w:r>
-      <w:bookmarkStart w:id="56" w:name="ref6"/>
-      <w:bookmarkEnd w:id="55"/>
+      <w:bookmarkStart w:id="55" w:name="ref6"/>
+      <w:bookmarkEnd w:id="54"/>
       <w:r>
         <w:rPr>
           <w:rFonts w:ascii="Times New Roman" w:hAnsi="Times New Roman" w:cs="Times New Roman"/>
@@ -32684,8 +32675,8 @@
         </w:rPr>
         <w:t>2026).</w:t>
       </w:r>
-      <w:bookmarkStart w:id="57" w:name="ref7"/>
-      <w:bookmarkEnd w:id="56"/>
+      <w:bookmarkStart w:id="56" w:name="ref7"/>
+      <w:bookmarkEnd w:id="55"/>
       <w:r>
         <w:rPr>
           <w:rFonts w:ascii="Times New Roman" w:hAnsi="Times New Roman" w:cs="Times New Roman"/>
@@ -32771,8 +32762,8 @@
         </w:rPr>
         <w:t>2026).</w:t>
       </w:r>
-      <w:bookmarkStart w:id="58" w:name="ref8"/>
-      <w:bookmarkEnd w:id="57"/>
+      <w:bookmarkStart w:id="57" w:name="ref8"/>
+      <w:bookmarkEnd w:id="56"/>
       <w:r>
         <w:rPr>
           <w:rFonts w:ascii="Times New Roman" w:hAnsi="Times New Roman" w:cs="Times New Roman"/>
@@ -32869,7 +32860,7 @@
         </w:rPr>
         <w:t xml:space="preserve"> 2026).</w:t>
       </w:r>
-      <w:bookmarkEnd w:id="58"/>
+      <w:bookmarkEnd w:id="57"/>
       <w:r>
         <w:rPr>
           <w:rFonts w:ascii="Times New Roman" w:hAnsi="Times New Roman" w:cs="Times New Roman"/>
@@ -32882,7 +32873,7 @@
         </w:rPr>
         <w:br/>
       </w:r>
-      <w:bookmarkStart w:id="59" w:name="ref9"/>
+      <w:bookmarkStart w:id="58" w:name="ref9"/>
       <w:r>
         <w:rPr>
           <w:rFonts w:ascii="Times New Roman" w:hAnsi="Times New Roman" w:cs="Times New Roman"/>
@@ -32963,8 +32954,8 @@
         </w:rPr>
         <w:t>(приступљено: јул 2026).</w:t>
       </w:r>
-      <w:bookmarkStart w:id="60" w:name="ref10"/>
-      <w:bookmarkEnd w:id="59"/>
+      <w:bookmarkStart w:id="59" w:name="ref10"/>
+      <w:bookmarkEnd w:id="58"/>
       <w:r>
         <w:rPr>
           <w:rFonts w:ascii="Times New Roman" w:hAnsi="Times New Roman" w:cs="Times New Roman"/>
@@ -33058,7 +33049,7 @@
         </w:rPr>
         <w:t>риступљено: јул 2026).</w:t>
       </w:r>
-      <w:bookmarkEnd w:id="60"/>
+      <w:bookmarkEnd w:id="59"/>
       <w:r>
         <w:rPr>
           <w:rFonts w:ascii="Times New Roman" w:hAnsi="Times New Roman" w:cs="Times New Roman"/>
@@ -33071,7 +33062,7 @@
         </w:rPr>
         <w:br/>
       </w:r>
-      <w:bookmarkStart w:id="61" w:name="ref11"/>
+      <w:bookmarkStart w:id="60" w:name="ref11"/>
       <w:r>
         <w:rPr>
           <w:rFonts w:ascii="Times New Roman" w:hAnsi="Times New Roman" w:cs="Times New Roman"/>
@@ -33144,8 +33135,8 @@
         </w:rPr>
         <w:t>(приступљено: јул 2026).</w:t>
       </w:r>
-      <w:bookmarkStart w:id="62" w:name="ref12"/>
-      <w:bookmarkEnd w:id="61"/>
+      <w:bookmarkStart w:id="61" w:name="ref12"/>
+      <w:bookmarkEnd w:id="60"/>
       <w:r>
         <w:rPr>
           <w:rFonts w:ascii="Times New Roman" w:hAnsi="Times New Roman" w:cs="Times New Roman"/>
@@ -33254,7 +33245,7 @@
         </w:rPr>
         <w:t xml:space="preserve"> 2026).</w:t>
       </w:r>
-      <w:bookmarkEnd w:id="62"/>
+      <w:bookmarkEnd w:id="61"/>
       <w:r>
         <w:rPr>
           <w:rFonts w:ascii="Times New Roman" w:eastAsia="Batang" w:hAnsi="Times New Roman" w:cs="Times New Roman"/>
@@ -33287,7 +33278,7 @@
           <w:lang w:val="sr-Latn-RS"/>
         </w:rPr>
       </w:pPr>
-      <w:bookmarkStart w:id="63" w:name="_Toc238662651"/>
+      <w:bookmarkStart w:id="62" w:name="_Toc238662651"/>
       <w:r>
         <w:rPr>
           <w:rFonts w:ascii="Aptos" w:hAnsi="Aptos"/>
@@ -33298,7 +33289,7 @@
         <w:lastRenderedPageBreak/>
         <w:t>Подаци о кандидату</w:t>
       </w:r>
-      <w:bookmarkEnd w:id="63"/>
+      <w:bookmarkEnd w:id="62"/>
     </w:p>
     <w:p>
       <w:pPr>
@@ -33440,7 +33431,33 @@
           <w:color w:val="000000"/>
           <w:lang w:val="sr-Cyrl-RS"/>
         </w:rPr>
-        <w:t>Поред редовног школовања, завршила је Нижу музичку школу „Коста Манојловић“ у Смедереву са одличним успехом. Активно се бави јапанским џиу-џицуом, носилац је црног појаса 1. дан и остварила је запажене резултате на домаћим и међународним такмичењима.</w:t>
+        <w:t xml:space="preserve">Поред редовног школовања, завршила је Нижу музичку школу „Коста Манојловић“ у Смедереву са одличним успехом. Активно </w:t>
+      </w:r>
+      <w:bookmarkStart w:id="63" w:name="_GoBack"/>
+      <w:bookmarkEnd w:id="63"/>
+      <w:r>
+        <w:rPr>
+          <w:rFonts w:ascii="Aptos" w:hAnsi="Aptos" w:cs="Arial"/>
+          <w:color w:val="000000"/>
+          <w:lang w:val="sr-Cyrl-RS"/>
+        </w:rPr>
+        <w:t>се бави јапанским џиу-џицу</w:t>
+      </w:r>
+      <w:r>
+        <w:rPr>
+          <w:rFonts w:ascii="Aptos" w:hAnsi="Aptos" w:cs="Arial"/>
+          <w:color w:val="000000"/>
+          <w:lang w:val="sr-Cyrl-RS"/>
+        </w:rPr>
+        <w:t>ом, носилац је црног појаса 1. Д</w:t>
+      </w:r>
+      <w:r>
+        <w:rPr>
+          <w:rFonts w:ascii="Aptos" w:hAnsi="Aptos" w:cs="Arial"/>
+          <w:color w:val="000000"/>
+          <w:lang w:val="sr-Cyrl-RS"/>
+        </w:rPr>
+        <w:t>ан и остварила је запажене резултате на домаћим и међународним такмичењима.</w:t>
       </w:r>
     </w:p>
     <w:p>
@@ -34037,7 +34054,7 @@
         <w:szCs w:val="20"/>
         <w:lang w:val="sr-Latn-RS"/>
       </w:rPr>
-      <w:t>5</w:t>
+      <w:t>22</w:t>
     </w:r>
     <w:r>
       <w:rPr>
@@ -34263,7 +34280,7 @@
         <w:szCs w:val="20"/>
         <w:lang w:val="sr-Latn-RS"/>
       </w:rPr>
-      <w:t>30</w:t>
+      <w:t>28</w:t>
     </w:r>
     <w:r>
       <w:rPr>
@@ -42746,7 +42763,7 @@
 </file>
 
 <file path=customXml/itemProps1.xml><?xml version="1.0" encoding="utf-8"?>
-<ds:datastoreItem xmlns:ds="http://schemas.openxmlformats.org/officeDocument/2006/customXml" ds:itemID="{7B1B6DAC-882C-46DE-A75D-42226FE4DBE6}">
+<ds:datastoreItem xmlns:ds="http://schemas.openxmlformats.org/officeDocument/2006/customXml" ds:itemID="{8A834FB1-BBF9-4D6D-9590-5BE44FBA9A7D}">
   <ds:schemaRefs>
     <ds:schemaRef ds:uri="http://schemas.openxmlformats.org/officeDocument/2006/bibliography"/>
   </ds:schemaRefs>
